--- a/00-首页/题组Word/第一轮·综合套卷/第一轮综合卷09-学生版.docx
+++ b/00-首页/题组Word/第一轮·综合套卷/第一轮综合卷09-学生版.docx
@@ -2,7 +2,7 @@
 <file path=word/document.xml><?xml version="1.0" encoding="utf-8"?>
 <w:document xmlns:w="http://schemas.openxmlformats.org/wordprocessingml/2006/main" xmlns:m="http://schemas.openxmlformats.org/officeDocument/2006/math" xmlns:r="http://schemas.openxmlformats.org/officeDocument/2006/relationships" xmlns:o="urn:schemas-microsoft-com:office:office" xmlns:v="urn:schemas-microsoft-com:vml" xmlns:w10="urn:schemas-microsoft-com:office:word" xmlns:a="http://schemas.openxmlformats.org/drawingml/2006/main" xmlns:pic="http://schemas.openxmlformats.org/drawingml/2006/picture" xmlns:wp="http://schemas.openxmlformats.org/drawingml/2006/wordprocessingDrawing">
   <w:body>
-    <w:bookmarkStart w:id="63" w:name="第一轮综合练习-第09卷"/>
+    <w:bookmarkStart w:id="60" w:name="第一轮综合练习-第09卷"/>
     <w:p>
       <w:pPr>
         <w:pStyle w:val="Heading1"/>
@@ -50,7 +50,7 @@
         </w:pict>
       </w:r>
     </w:p>
-    <w:bookmarkStart w:id="62" w:name="题目"/>
+    <w:bookmarkStart w:id="59" w:name="题目"/>
     <w:p>
       <w:pPr>
         <w:pStyle w:val="Heading2"/>
@@ -2253,786 +2253,220 @@
         <w:rPr>
           <w:rFonts w:hint="eastAsia" w:ascii="Times New Roman" w:hAnsi="Times New Roman" w:eastAsia="FangSong" w:cs="Times New Roman"/>
         </w:rPr>
-        <w:t>我们所处的世界</w:t>
-      </w:r>
-      <w:r>
-        <w:rPr>
-          <w:rFonts w:hint="eastAsia" w:ascii="Times New Roman" w:hAnsi="Times New Roman" w:eastAsia="Times New Roman" w:cs="Times New Roman"/>
-        </w:rPr>
-        <w:t>,</w:t>
-      </w:r>
-      <w:r>
-        <w:rPr>
-          <w:rFonts w:ascii="Times New Roman" w:hAnsi="Times New Roman" w:eastAsia="Times New Roman" w:cs="Times New Roman"/>
-        </w:rPr>
-        <w:t xml:space="preserve"> </w:t>
-      </w:r>
-      <w:r>
-        <w:rPr>
-          <w:rFonts w:hint="eastAsia" w:ascii="Times New Roman" w:hAnsi="Times New Roman" w:eastAsia="FangSong" w:cs="Times New Roman"/>
-        </w:rPr>
-        <w:t xml:space="preserve">原子核外电子的排布是由</w:t>
-      </w:r>
-      <w:r>
-        <w:rPr>
-          <w:rFonts w:ascii="Times New Roman" w:hAnsi="Times New Roman" w:eastAsia="Times New Roman" w:cs="Times New Roman"/>
-        </w:rPr>
-        <w:t xml:space="preserve"> 4 </w:t>
-      </w:r>
-      <w:r>
-        <w:rPr>
-          <w:rFonts w:hint="eastAsia" w:ascii="Times New Roman" w:hAnsi="Times New Roman" w:eastAsia="FangSong" w:cs="Times New Roman"/>
-        </w:rPr>
-        <w:t>个量子数决定的</w:t>
-      </w:r>
-      <w:r>
-        <w:rPr>
-          <w:rFonts w:hint="eastAsia" w:ascii="Times New Roman" w:hAnsi="Times New Roman" w:eastAsia="Times New Roman" w:cs="Times New Roman"/>
-        </w:rPr>
-        <w:t>,</w:t>
-      </w:r>
-      <w:r>
-        <w:rPr>
-          <w:rFonts w:ascii="Times New Roman" w:hAnsi="Times New Roman" w:eastAsia="Times New Roman" w:cs="Times New Roman"/>
-        </w:rPr>
-        <w:t xml:space="preserve"> </w:t>
-      </w:r>
-      <w:r>
-        <w:rPr>
-          <w:rFonts w:hint="eastAsia" w:ascii="Times New Roman" w:hAnsi="Times New Roman" w:eastAsia="FangSong" w:cs="Times New Roman"/>
-        </w:rPr>
-        <w:t>各个量子数的取值如下</w:t>
-      </w:r>
-      <w:r>
-        <w:rPr>
-          <w:rFonts w:hint="eastAsia" w:ascii="Times New Roman" w:hAnsi="Times New Roman" w:eastAsia="Times New Roman" w:cs="Times New Roman"/>
-        </w:rPr>
-        <w:t>:</w:t>
-      </w:r>
-      <w:r>
-        <w:rPr>
-          <w:rFonts w:ascii="Times New Roman" w:hAnsi="Times New Roman" w:eastAsia="Times New Roman" w:cs="Times New Roman"/>
-        </w:rPr>
-        <w:t xml:space="preserve"> </w:t>
-      </w:r>
-      <m:oMath>
-        <m:oMathPr>
+        <w:t>假设在别的星球上发现一些物料</w:t>
+      </w:r>
+      <w:r>
+        <w:rPr>
+          <w:rFonts w:hint="eastAsia" w:ascii="Times New Roman" w:hAnsi="Times New Roman" w:eastAsia="Times New Roman" w:cs="Times New Roman"/>
+        </w:rPr>
+        <w:t>，</w:t>
+      </w:r>
+      <w:r>
+        <w:rPr>
+          <w:rFonts w:hint="eastAsia" w:ascii="Times New Roman" w:hAnsi="Times New Roman" w:eastAsia="FangSong" w:cs="Times New Roman"/>
+        </w:rPr>
+        <w:t>它们服从下列量子数的限制</w:t>
+      </w:r>
+      <w:r>
+        <w:rPr>
+          <w:rFonts w:hint="eastAsia" w:ascii="Times New Roman" w:hAnsi="Times New Roman" w:eastAsia="Times New Roman" w:cs="Times New Roman"/>
+        </w:rPr>
+        <w:t>：</w:t>
+      </w:r>
+    </w:p>
+    <w:p>
+      <w:pPr>
+        <w:pStyle w:val="BodyText"/>
+      </w:pPr>
+      <m:oMathPara>
+        <m:oMathParaPr>
+          <m:jc m:val="center"/>
           <m:ctrlPr>
             <w:rPr>
               <w:sz w:val="28"/>
               <w:szCs w:val="28"/>
             </w:rPr>
           </m:ctrlPr>
-        </m:oMathPr>
-        <m:r>
-          <m:t>n</m:t>
-        </m:r>
-        <m:r>
-          <m:rPr>
-            <m:sty m:val="p"/>
-          </m:rPr>
-          <m:t>=</m:t>
-        </m:r>
-        <m:r>
-          <m:t>1</m:t>
-        </m:r>
-        <m:r>
-          <m:rPr>
-            <m:sty m:val="p"/>
-          </m:rPr>
-          <m:t>,</m:t>
-        </m:r>
-        <m:r>
-          <m:t>2</m:t>
-        </m:r>
-        <m:r>
-          <m:rPr>
-            <m:sty m:val="p"/>
-          </m:rPr>
-          <m:t>,</m:t>
-        </m:r>
-        <m:r>
-          <m:t>3</m:t>
-        </m:r>
-        <m:r>
-          <m:rPr>
-            <m:sty m:val="p"/>
-          </m:rPr>
-          <m:t>,</m:t>
-        </m:r>
-        <m:r>
-          <m:t>4</m:t>
-        </m:r>
-        <m:r>
-          <m:rPr>
-            <m:sty m:val="p"/>
-          </m:rPr>
-          <m:t>,</m:t>
-        </m:r>
-        <m:r>
-          <m:t>5</m:t>
-        </m:r>
-        <m:r>
-          <m:rPr>
-            <m:sty m:val="p"/>
-          </m:rPr>
-          <m:t>,</m:t>
-        </m:r>
-        <m:r>
-          <m:rPr>
-            <m:sty m:val="p"/>
-          </m:rPr>
-          <m:t>…</m:t>
-        </m:r>
-      </m:oMath>
-      <w:r>
-        <w:rPr>
-          <w:rFonts w:ascii="Times New Roman" w:hAnsi="Times New Roman" w:eastAsia="Times New Roman" w:cs="Times New Roman"/>
-        </w:rPr>
-        <w:t xml:space="preserve"> </w:t>
-      </w:r>
-      <w:r>
-        <w:rPr>
-          <w:rFonts w:ascii="Times New Roman" w:hAnsi="Times New Roman" w:eastAsia="Times New Roman" w:cs="Times New Roman"/>
-        </w:rPr>
-        <w:t xml:space="preserve">;</w:t>
-      </w:r>
-      <w:r>
-        <w:rPr>
-          <w:rFonts w:ascii="Times New Roman" w:hAnsi="Times New Roman" w:eastAsia="Times New Roman" w:cs="Times New Roman"/>
-        </w:rPr>
-        <w:t xml:space="preserve"> </w:t>
-      </w:r>
-      <m:oMath>
-        <m:oMathPr>
-          <m:ctrlPr>
-            <w:rPr>
-              <w:sz w:val="28"/>
-              <w:szCs w:val="28"/>
-            </w:rPr>
-          </m:ctrlPr>
-        </m:oMathPr>
-        <m:r>
-          <m:t>l</m:t>
-        </m:r>
-        <m:r>
-          <m:rPr>
-            <m:sty m:val="p"/>
-          </m:rPr>
-          <m:t>=</m:t>
-        </m:r>
-        <m:r>
-          <m:t>0</m:t>
-        </m:r>
-        <m:r>
-          <m:rPr>
-            <m:sty m:val="p"/>
-          </m:rPr>
-          <m:t>,</m:t>
-        </m:r>
-        <m:r>
-          <m:t>1</m:t>
-        </m:r>
-        <m:r>
-          <m:rPr>
-            <m:sty m:val="p"/>
-          </m:rPr>
-          <m:t>,</m:t>
-        </m:r>
-        <m:r>
-          <m:t>2</m:t>
-        </m:r>
-        <m:r>
-          <m:rPr>
-            <m:sty m:val="p"/>
-          </m:rPr>
-          <m:t>,</m:t>
-        </m:r>
-        <m:r>
-          <m:t>3</m:t>
-        </m:r>
-        <m:r>
-          <m:rPr>
-            <m:sty m:val="p"/>
-          </m:rPr>
-          <m:t>,</m:t>
-        </m:r>
-        <m:r>
-          <m:rPr>
-            <m:sty m:val="p"/>
-          </m:rPr>
-          <m:t>…</m:t>
-        </m:r>
-        <m:r>
-          <m:rPr>
-            <m:sty m:val="p"/>
-          </m:rPr>
-          <m:t>,</m:t>
-        </m:r>
-        <m:r>
-          <m:t>n</m:t>
-        </m:r>
-        <m:r>
-          <m:rPr>
-            <m:sty m:val="p"/>
-          </m:rPr>
-          <m:t>−</m:t>
-        </m:r>
-        <m:r>
-          <m:t>1</m:t>
-        </m:r>
-      </m:oMath>
-      <w:r>
-        <w:rPr>
-          <w:rFonts w:ascii="Times New Roman" w:hAnsi="Times New Roman" w:eastAsia="Times New Roman" w:cs="Times New Roman"/>
-        </w:rPr>
-        <w:t xml:space="preserve"> </w:t>
-      </w:r>
-      <w:r>
-        <w:rPr>
-          <w:rFonts w:ascii="Times New Roman" w:hAnsi="Times New Roman" w:eastAsia="Times New Roman" w:cs="Times New Roman"/>
-        </w:rPr>
-        <w:t xml:space="preserve">;</w:t>
-      </w:r>
-      <w:r>
-        <w:rPr>
-          <w:rFonts w:ascii="Times New Roman" w:hAnsi="Times New Roman" w:eastAsia="Times New Roman" w:cs="Times New Roman"/>
-        </w:rPr>
-        <w:t xml:space="preserve"> </w:t>
-      </w:r>
-      <m:oMath>
-        <m:oMathPr>
-          <m:ctrlPr>
-            <w:rPr>
-              <w:sz w:val="28"/>
-              <w:szCs w:val="28"/>
-            </w:rPr>
-          </m:ctrlPr>
-        </m:oMathPr>
-        <m:r>
-          <m:t>m</m:t>
-        </m:r>
-        <m:r>
-          <m:rPr>
-            <m:sty m:val="p"/>
-          </m:rPr>
-          <m:t>=</m:t>
-        </m:r>
-        <m:r>
-          <m:t>0</m:t>
-        </m:r>
-        <m:r>
-          <m:rPr>
-            <m:sty m:val="p"/>
-          </m:rPr>
-          <m:t>,</m:t>
-        </m:r>
-        <m:r>
-          <m:rPr>
-            <m:sty m:val="p"/>
-          </m:rPr>
-          <m:t>±</m:t>
-        </m:r>
-        <m:r>
-          <m:t>1</m:t>
-        </m:r>
-        <m:r>
-          <m:rPr>
-            <m:sty m:val="p"/>
-          </m:rPr>
-          <m:t>,</m:t>
-        </m:r>
-        <m:r>
-          <m:rPr>
-            <m:sty m:val="p"/>
-          </m:rPr>
-          <m:t>±</m:t>
-        </m:r>
-        <m:r>
-          <m:t>2</m:t>
-        </m:r>
-        <m:r>
-          <m:rPr>
-            <m:sty m:val="p"/>
-          </m:rPr>
-          <m:t>,</m:t>
-        </m:r>
-        <m:r>
-          <m:rPr>
-            <m:sty m:val="p"/>
-          </m:rPr>
-          <m:t>±</m:t>
-        </m:r>
-        <m:r>
-          <m:t>3</m:t>
-        </m:r>
-        <m:r>
-          <m:rPr>
-            <m:sty m:val="p"/>
-          </m:rPr>
-          <m:t>,</m:t>
-        </m:r>
-        <m:r>
-          <m:rPr>
-            <m:sty m:val="p"/>
-          </m:rPr>
-          <m:t>…</m:t>
-        </m:r>
-        <m:r>
-          <m:rPr>
-            <m:sty m:val="p"/>
-          </m:rPr>
-          <m:t>,</m:t>
-        </m:r>
-        <m:r>
-          <m:rPr>
-            <m:sty m:val="p"/>
-          </m:rPr>
-          <m:t>±</m:t>
-        </m:r>
-        <m:r>
-          <m:t>1</m:t>
-        </m:r>
-      </m:oMath>
-      <w:r>
-        <w:rPr>
-          <w:rFonts w:ascii="Times New Roman" w:hAnsi="Times New Roman" w:eastAsia="Times New Roman" w:cs="Times New Roman"/>
-        </w:rPr>
-        <w:t xml:space="preserve"> </w:t>
-      </w:r>
-      <w:r>
-        <w:rPr>
-          <w:rFonts w:ascii="Times New Roman" w:hAnsi="Times New Roman" w:eastAsia="Times New Roman" w:cs="Times New Roman"/>
-        </w:rPr>
-        <w:t xml:space="preserve">;</w:t>
-      </w:r>
-      <w:r>
-        <w:rPr>
-          <w:rFonts w:ascii="Times New Roman" w:hAnsi="Times New Roman" w:eastAsia="Times New Roman" w:cs="Times New Roman"/>
-        </w:rPr>
-        <w:t xml:space="preserve"> </w:t>
-      </w:r>
-      <m:oMath>
-        <m:oMathPr>
-          <m:ctrlPr>
-            <w:rPr>
-              <w:sz w:val="28"/>
-              <w:szCs w:val="28"/>
-            </w:rPr>
-          </m:ctrlPr>
-        </m:oMathPr>
-        <m:sSub>
-          <m:e>
-            <m:r>
-              <m:t>m</m:t>
-            </m:r>
-          </m:e>
-          <m:sub>
-            <m:r>
-              <m:t>s</m:t>
-            </m:r>
-          </m:sub>
-        </m:sSub>
-        <m:r>
-          <m:rPr>
-            <m:sty m:val="p"/>
-          </m:rPr>
-          <m:t>=</m:t>
-        </m:r>
-        <m:r>
-          <m:rPr>
-            <m:sty m:val="p"/>
-          </m:rPr>
-          <m:t>±</m:t>
-        </m:r>
-        <m:f>
-          <m:fPr>
-            <m:type m:val="bar"/>
-          </m:fPr>
-          <m:num>
-            <m:r>
-              <m:t>1</m:t>
-            </m:r>
-          </m:num>
-          <m:den>
-            <m:r>
-              <m:t>2</m:t>
-            </m:r>
-          </m:den>
-        </m:f>
-      </m:oMath>
-      <w:r>
-        <w:rPr>
-          <w:rFonts w:ascii="Times New Roman" w:hAnsi="Times New Roman" w:eastAsia="Times New Roman" w:cs="Times New Roman"/>
-        </w:rPr>
-        <w:t xml:space="preserve"> </w:t>
-      </w:r>
-      <w:r>
-        <w:rPr>
-          <w:rFonts w:hint="eastAsia" w:ascii="Times New Roman" w:hAnsi="Times New Roman" w:eastAsia="Times New Roman" w:cs="Times New Roman"/>
-        </w:rPr>
-        <w:t>。</w:t>
-      </w:r>
-      <w:r>
-        <w:rPr>
-          <w:rFonts w:hint="eastAsia" w:ascii="Times New Roman" w:hAnsi="Times New Roman" w:eastAsia="FangSong" w:cs="Times New Roman"/>
-        </w:rPr>
-        <w:t>若有一个</w:t>
-      </w:r>
-      <w:r>
-        <w:rPr>
-          <w:rFonts w:hint="eastAsia" w:ascii="Times New Roman" w:hAnsi="Times New Roman" w:eastAsia="Times New Roman" w:cs="Times New Roman"/>
-        </w:rPr>
-        <w:t>“</w:t>
-      </w:r>
-      <w:r>
-        <w:rPr>
-          <w:rFonts w:hint="eastAsia" w:ascii="Times New Roman" w:hAnsi="Times New Roman" w:eastAsia="FangSong" w:cs="Times New Roman"/>
-        </w:rPr>
-        <w:t>世界</w:t>
-      </w:r>
-      <w:r>
-        <w:rPr>
-          <w:rFonts w:hint="eastAsia" w:ascii="Times New Roman" w:hAnsi="Times New Roman" w:eastAsia="Times New Roman" w:cs="Times New Roman"/>
-        </w:rPr>
-        <w:t>”</w:t>
-      </w:r>
-      <w:r>
-        <w:rPr>
-          <w:rFonts w:hint="eastAsia" w:ascii="Times New Roman" w:hAnsi="Times New Roman" w:eastAsia="FangSong" w:cs="Times New Roman"/>
-        </w:rPr>
-        <w:t>各个量子数的取值如下</w:t>
-      </w:r>
-      <w:r>
-        <w:rPr>
-          <w:rFonts w:hint="eastAsia" w:ascii="Times New Roman" w:hAnsi="Times New Roman" w:eastAsia="Times New Roman" w:cs="Times New Roman"/>
-        </w:rPr>
-        <w:t>:</w:t>
-      </w:r>
-      <w:r>
-        <w:rPr>
-          <w:rFonts w:ascii="Times New Roman" w:hAnsi="Times New Roman" w:eastAsia="Times New Roman" w:cs="Times New Roman"/>
-        </w:rPr>
-        <w:t xml:space="preserve"> </w:t>
-      </w:r>
-      <m:oMath>
-        <m:oMathPr>
-          <m:ctrlPr>
-            <w:rPr>
-              <w:sz w:val="28"/>
-              <w:szCs w:val="28"/>
-            </w:rPr>
-          </m:ctrlPr>
-        </m:oMathPr>
-        <m:r>
-          <m:t>n</m:t>
-        </m:r>
-        <m:r>
-          <m:rPr>
-            <m:sty m:val="p"/>
-          </m:rPr>
-          <m:t>=</m:t>
-        </m:r>
-        <m:r>
-          <m:t>1</m:t>
-        </m:r>
-        <m:r>
-          <m:rPr>
-            <m:sty m:val="p"/>
-          </m:rPr>
-          <m:t>,</m:t>
-        </m:r>
-        <m:r>
-          <m:t>2</m:t>
-        </m:r>
-        <m:r>
-          <m:rPr>
-            <m:sty m:val="p"/>
-          </m:rPr>
-          <m:t>,</m:t>
-        </m:r>
-        <m:r>
-          <m:t>3</m:t>
-        </m:r>
-        <m:r>
-          <m:rPr>
-            <m:sty m:val="p"/>
-          </m:rPr>
-          <m:t>,</m:t>
-        </m:r>
-        <m:r>
-          <m:t>4</m:t>
-        </m:r>
-        <m:r>
-          <m:rPr>
-            <m:sty m:val="p"/>
-          </m:rPr>
-          <m:t>,</m:t>
-        </m:r>
-        <m:r>
-          <m:t>5</m:t>
-        </m:r>
-        <m:r>
-          <m:rPr>
-            <m:sty m:val="p"/>
-          </m:rPr>
-          <m:t>,</m:t>
-        </m:r>
-        <m:r>
-          <m:rPr>
-            <m:sty m:val="p"/>
-          </m:rPr>
-          <m:t>…</m:t>
-        </m:r>
-      </m:oMath>
-      <w:r>
-        <w:rPr>
-          <w:rFonts w:ascii="Times New Roman" w:hAnsi="Times New Roman" w:eastAsia="Times New Roman" w:cs="Times New Roman"/>
-        </w:rPr>
-        <w:t xml:space="preserve"> </w:t>
-      </w:r>
-      <w:r>
-        <w:rPr>
-          <w:rFonts w:ascii="Times New Roman" w:hAnsi="Times New Roman" w:eastAsia="Times New Roman" w:cs="Times New Roman"/>
-        </w:rPr>
-        <w:t xml:space="preserve">;</w:t>
-      </w:r>
-      <w:r>
-        <w:rPr>
-          <w:rFonts w:ascii="Times New Roman" w:hAnsi="Times New Roman" w:eastAsia="Times New Roman" w:cs="Times New Roman"/>
-        </w:rPr>
-        <w:t xml:space="preserve"> </w:t>
-      </w:r>
-      <m:oMath>
-        <m:oMathPr>
-          <m:ctrlPr>
-            <w:rPr>
-              <w:sz w:val="28"/>
-              <w:szCs w:val="28"/>
-            </w:rPr>
-          </m:ctrlPr>
-        </m:oMathPr>
-        <m:r>
-          <m:t>l</m:t>
-        </m:r>
-        <m:r>
-          <m:rPr>
-            <m:sty m:val="p"/>
-          </m:rPr>
-          <m:t>=</m:t>
-        </m:r>
-        <m:r>
-          <m:t>1</m:t>
-        </m:r>
-        <m:r>
-          <m:rPr>
-            <m:sty m:val="p"/>
-          </m:rPr>
-          <m:t>,</m:t>
-        </m:r>
-        <m:r>
-          <m:t>2</m:t>
-        </m:r>
-        <m:r>
-          <m:rPr>
-            <m:sty m:val="p"/>
-          </m:rPr>
-          <m:t>,</m:t>
-        </m:r>
-        <m:r>
-          <m:t>3</m:t>
-        </m:r>
-        <m:r>
-          <m:rPr>
-            <m:sty m:val="p"/>
-          </m:rPr>
-          <m:t>,</m:t>
-        </m:r>
-        <m:r>
-          <m:rPr>
-            <m:sty m:val="p"/>
-          </m:rPr>
-          <m:t>…</m:t>
-        </m:r>
-        <m:r>
-          <m:rPr>
-            <m:sty m:val="p"/>
-          </m:rPr>
-          <m:t>,</m:t>
-        </m:r>
-        <m:r>
-          <m:t>n</m:t>
-        </m:r>
-      </m:oMath>
-      <w:r>
-        <w:rPr>
-          <w:rFonts w:ascii="Times New Roman" w:hAnsi="Times New Roman" w:eastAsia="Times New Roman" w:cs="Times New Roman"/>
-        </w:rPr>
-        <w:t xml:space="preserve"> </w:t>
-      </w:r>
-      <w:r>
-        <w:rPr>
-          <w:rFonts w:ascii="Times New Roman" w:hAnsi="Times New Roman" w:eastAsia="Times New Roman" w:cs="Times New Roman"/>
-        </w:rPr>
-        <w:t xml:space="preserve">;</w:t>
-      </w:r>
-      <w:r>
-        <w:rPr>
-          <w:rFonts w:ascii="Times New Roman" w:hAnsi="Times New Roman" w:eastAsia="Times New Roman" w:cs="Times New Roman"/>
-        </w:rPr>
-        <w:t xml:space="preserve"> </w:t>
-      </w:r>
-      <m:oMath>
-        <m:r>
-          <m:t>m</m:t>
-        </m:r>
-        <m:r>
-          <m:rPr>
-            <m:sty m:val="p"/>
-          </m:rPr>
-          <m:t>=</m:t>
-        </m:r>
-        <m:r>
-          <m:rPr>
-            <m:sty m:val="p"/>
-          </m:rPr>
-          <m:t>±</m:t>
-        </m:r>
-        <m:r>
-          <m:t>l</m:t>
-        </m:r>
-      </m:oMath>
-      <w:r>
-        <w:rPr>
-          <w:rFonts w:ascii="Times New Roman" w:hAnsi="Times New Roman" w:eastAsia="Times New Roman" w:cs="Times New Roman"/>
-        </w:rPr>
-        <w:t xml:space="preserve"> </w:t>
-      </w:r>
-      <w:r>
-        <w:rPr>
-          <w:rFonts w:ascii="Times New Roman" w:hAnsi="Times New Roman" w:eastAsia="Times New Roman" w:cs="Times New Roman"/>
-        </w:rPr>
-        <w:t xml:space="preserve">;</w:t>
-      </w:r>
-      <w:r>
-        <w:rPr>
-          <w:rFonts w:ascii="Times New Roman" w:hAnsi="Times New Roman" w:eastAsia="Times New Roman" w:cs="Times New Roman"/>
-        </w:rPr>
-        <w:t xml:space="preserve"> </w:t>
-      </w:r>
-      <m:oMath>
-        <m:oMathPr>
-          <m:ctrlPr>
-            <w:rPr>
-              <w:sz w:val="28"/>
-              <w:szCs w:val="28"/>
-            </w:rPr>
-          </m:ctrlPr>
-        </m:oMathPr>
-        <m:sSub>
-          <m:e>
-            <m:r>
-              <m:t>m</m:t>
-            </m:r>
-          </m:e>
-          <m:sub>
-            <m:r>
-              <m:t>s</m:t>
-            </m:r>
-          </m:sub>
-        </m:sSub>
-        <m:r>
-          <m:rPr>
-            <m:sty m:val="p"/>
-          </m:rPr>
-          <m:t>=</m:t>
-        </m:r>
-        <m:r>
-          <m:rPr>
-            <m:sty m:val="p"/>
-          </m:rPr>
-          <m:t>±</m:t>
-        </m:r>
-        <m:f>
-          <m:fPr>
-            <m:type m:val="bar"/>
-          </m:fPr>
-          <m:num>
-            <m:r>
-              <m:t>1</m:t>
-            </m:r>
-          </m:num>
-          <m:den>
-            <m:r>
-              <m:t>2</m:t>
-            </m:r>
-          </m:den>
-        </m:f>
-      </m:oMath>
-      <w:r>
-        <w:rPr>
-          <w:rFonts w:ascii="Times New Roman" w:hAnsi="Times New Roman" w:eastAsia="Times New Roman" w:cs="Times New Roman"/>
-        </w:rPr>
-        <w:t xml:space="preserve"> </w:t>
-      </w:r>
-      <w:r>
-        <w:rPr>
-          <w:rFonts w:ascii="Times New Roman" w:hAnsi="Times New Roman" w:eastAsia="Times New Roman" w:cs="Times New Roman"/>
-        </w:rPr>
-        <w:t xml:space="preserve">,</w:t>
-      </w:r>
-      <w:r>
-        <w:rPr>
-          <w:rFonts w:ascii="Times New Roman" w:hAnsi="Times New Roman" w:eastAsia="Times New Roman" w:cs="Times New Roman"/>
-        </w:rPr>
-        <w:t xml:space="preserve"> </w:t>
-      </w:r>
-      <m:oMath>
-        <m:r>
-          <m:rPr>
-            <m:sty m:val="p"/>
-          </m:rPr>
-          <m:t>±</m:t>
-        </m:r>
-        <m:f>
-          <m:fPr>
-            <m:type m:val="bar"/>
-          </m:fPr>
-          <m:num>
-            <m:r>
-              <m:t>3</m:t>
-            </m:r>
-          </m:num>
-          <m:den>
-            <m:r>
-              <m:t>2</m:t>
-            </m:r>
-          </m:den>
-        </m:f>
-      </m:oMath>
-      <w:r>
-        <w:rPr>
-          <w:rFonts w:ascii="Times New Roman" w:hAnsi="Times New Roman" w:eastAsia="Times New Roman" w:cs="Times New Roman"/>
-        </w:rPr>
-        <w:t xml:space="preserve"> </w:t>
-      </w:r>
-      <w:r>
-        <w:rPr>
-          <w:rFonts w:hint="eastAsia" w:ascii="Times New Roman" w:hAnsi="Times New Roman" w:eastAsia="Times New Roman" w:cs="Times New Roman"/>
-        </w:rPr>
-        <w:t>。</w:t>
-      </w:r>
-      <w:r>
-        <w:rPr>
-          <w:rFonts w:hint="eastAsia" w:ascii="Times New Roman" w:hAnsi="Times New Roman" w:eastAsia="FangSong" w:cs="Times New Roman"/>
-        </w:rPr>
-        <w:t>这时</w:t>
-      </w:r>
-      <w:r>
-        <w:rPr>
-          <w:rFonts w:hint="eastAsia" w:ascii="Times New Roman" w:hAnsi="Times New Roman" w:eastAsia="Times New Roman" w:cs="Times New Roman"/>
-        </w:rPr>
-        <w:t>:</w:t>
+        </m:oMathParaPr>
+        <m:oMath>
+          <m:r>
+            <m:t>n</m:t>
+          </m:r>
+          <m:r>
+            <m:rPr>
+              <m:sty m:val="p"/>
+            </m:rPr>
+            <m:t>&gt;</m:t>
+          </m:r>
+          <m:r>
+            <m:t>0</m:t>
+          </m:r>
+          <m:r>
+            <m:rPr>
+              <m:sty m:val="p"/>
+            </m:rPr>
+            <m:t>,</m:t>
+          </m:r>
+          <m:r>
+            <m:t>l</m:t>
+          </m:r>
+          <m:r>
+            <m:rPr>
+              <m:sty m:val="p"/>
+            </m:rPr>
+            <m:t>+</m:t>
+          </m:r>
+          <m:r>
+            <m:t>1</m:t>
+          </m:r>
+          <m:r>
+            <m:rPr>
+              <m:sty m:val="p"/>
+            </m:rPr>
+            <m:t>≤</m:t>
+          </m:r>
+          <m:r>
+            <m:t>n</m:t>
+          </m:r>
+          <m:r>
+            <m:rPr>
+              <m:sty m:val="p"/>
+            </m:rPr>
+            <m:t>,</m:t>
+          </m:r>
+          <m:r>
+            <m:t>m</m:t>
+          </m:r>
+          <m:r>
+            <m:rPr>
+              <m:sty m:val="p"/>
+            </m:rPr>
+            <m:t>=</m:t>
+          </m:r>
+          <m:r>
+            <m:rPr>
+              <m:sty m:val="p"/>
+            </m:rPr>
+            <m:t>±</m:t>
+          </m:r>
+          <m:r>
+            <m:t>l</m:t>
+          </m:r>
+          <m:r>
+            <m:rPr>
+              <m:sty m:val="p"/>
+            </m:rPr>
+            <m:t>,</m:t>
+          </m:r>
+          <m:sSub>
+            <m:e>
+              <m:r>
+                <m:t>m</m:t>
+              </m:r>
+            </m:e>
+            <m:sub>
+              <m:r>
+                <m:t>s</m:t>
+              </m:r>
+            </m:sub>
+          </m:sSub>
+          <m:r>
+            <m:rPr>
+              <m:sty m:val="p"/>
+            </m:rPr>
+            <m:t>=</m:t>
+          </m:r>
+          <m:r>
+            <m:rPr>
+              <m:sty m:val="p"/>
+            </m:rPr>
+            <m:t>+</m:t>
+          </m:r>
+          <m:f>
+            <m:fPr>
+              <m:type m:val="bar"/>
+            </m:fPr>
+            <m:num>
+              <m:r>
+                <m:t>1</m:t>
+              </m:r>
+            </m:num>
+            <m:den>
+              <m:r>
+                <m:t>2</m:t>
+              </m:r>
+            </m:den>
+          </m:f>
+        </m:oMath>
+      </m:oMathPara>
+    </w:p>
+    <w:p>
+      <w:pPr>
+        <w:pStyle w:val="FirstParagraph"/>
+      </w:pPr>
+      <w:r>
+        <w:rPr>
+          <w:rFonts w:hint="eastAsia" w:ascii="Times New Roman" w:hAnsi="Times New Roman" w:eastAsia="FangSong" w:cs="Times New Roman"/>
+        </w:rPr>
+        <w:t>假设洪特规则仍然适用</w:t>
+      </w:r>
+      <w:r>
+        <w:rPr>
+          <w:rFonts w:hint="eastAsia" w:ascii="Times New Roman" w:hAnsi="Times New Roman" w:eastAsia="Times New Roman" w:cs="Times New Roman"/>
+        </w:rPr>
+        <w:t>，</w:t>
+      </w:r>
+      <w:r>
+        <w:rPr>
+          <w:rFonts w:hint="eastAsia" w:ascii="Times New Roman" w:hAnsi="Times New Roman" w:eastAsia="FangSong" w:cs="Times New Roman"/>
+        </w:rPr>
+        <w:t>则</w:t>
+      </w:r>
+    </w:p>
+    <w:p>
+      <w:pPr>
+        <w:pStyle w:val="BodyText"/>
+      </w:pPr>
+      <w:r>
+        <w:rPr>
+          <w:rFonts w:ascii="Times New Roman" w:hAnsi="Times New Roman" w:eastAsia="Times New Roman" w:cs="Times New Roman"/>
+        </w:rPr>
+        <w:t xml:space="preserve">8-1 </w:t>
+      </w:r>
+      <w:r>
+        <w:rPr>
+          <w:rFonts w:hint="eastAsia" w:ascii="Times New Roman" w:hAnsi="Times New Roman" w:eastAsia="FangSong" w:cs="Times New Roman"/>
+        </w:rPr>
+        <w:t>在该星球上前三种惰性气体的原子序数应当是多少</w:t>
+      </w:r>
+      <w:r>
+        <w:rPr>
+          <w:rFonts w:hint="eastAsia" w:ascii="Times New Roman" w:hAnsi="Times New Roman" w:eastAsia="Times New Roman" w:cs="Times New Roman"/>
+        </w:rPr>
+        <w:t>?</w:t>
+      </w:r>
+    </w:p>
+    <w:p>
+      <w:pPr>
+        <w:pStyle w:val="BodyText"/>
+      </w:pPr>
+      <w:r>
+        <w:rPr>
+          <w:rFonts w:ascii="Times New Roman" w:hAnsi="Times New Roman" w:eastAsia="Times New Roman" w:cs="Times New Roman"/>
+        </w:rPr>
+        <w:t xml:space="preserve">8-2 </w:t>
+      </w:r>
+      <w:r>
+        <w:rPr>
+          <w:rFonts w:hint="eastAsia" w:ascii="Times New Roman" w:hAnsi="Times New Roman" w:eastAsia="FangSong" w:cs="Times New Roman"/>
+        </w:rPr>
+        <w:t>前三种卤素的原子序数应当是多少</w:t>
+      </w:r>
+      <w:r>
+        <w:rPr>
+          <w:rFonts w:hint="eastAsia" w:ascii="Times New Roman" w:hAnsi="Times New Roman" w:eastAsia="Times New Roman" w:cs="Times New Roman"/>
+        </w:rPr>
+        <w:t>?</w:t>
       </w:r>
     </w:p>
     <w:p>
@@ -3077,379 +2511,15 @@
       </w:pPr>
       <w:r>
         <w:rPr>
-          <w:rFonts w:hint="eastAsia" w:ascii="Times New Roman" w:hAnsi="Times New Roman" w:eastAsia="FangSong" w:cs="Times New Roman"/>
-        </w:rPr>
-        <w:t>若有一个</w:t>
-      </w:r>
-      <w:r>
-        <w:rPr>
-          <w:rFonts w:hint="eastAsia" w:ascii="Times New Roman" w:hAnsi="Times New Roman" w:eastAsia="Times New Roman" w:cs="Times New Roman"/>
-        </w:rPr>
-        <w:t>“</w:t>
-      </w:r>
-      <w:r>
-        <w:rPr>
-          <w:rFonts w:hint="eastAsia" w:ascii="Times New Roman" w:hAnsi="Times New Roman" w:eastAsia="FangSong" w:cs="Times New Roman"/>
-        </w:rPr>
-        <w:t>世界</w:t>
-      </w:r>
-      <w:r>
-        <w:rPr>
-          <w:rFonts w:hint="eastAsia" w:ascii="Times New Roman" w:hAnsi="Times New Roman" w:eastAsia="Times New Roman" w:cs="Times New Roman"/>
-        </w:rPr>
-        <w:t>”</w:t>
-      </w:r>
-      <w:r>
-        <w:rPr>
-          <w:rFonts w:hint="eastAsia" w:ascii="Times New Roman" w:hAnsi="Times New Roman" w:eastAsia="FangSong" w:cs="Times New Roman"/>
-        </w:rPr>
-        <w:t>各个量子数的取值如下</w:t>
-      </w:r>
-      <w:r>
-        <w:rPr>
-          <w:rFonts w:hint="eastAsia" w:ascii="Times New Roman" w:hAnsi="Times New Roman" w:eastAsia="Times New Roman" w:cs="Times New Roman"/>
-        </w:rPr>
-        <w:t>：</w:t>
-      </w:r>
-      <w:r>
-        <w:rPr>
-          <w:rFonts w:ascii="Times New Roman" w:hAnsi="Times New Roman" w:eastAsia="Times New Roman" w:cs="Times New Roman"/>
-        </w:rPr>
-        <w:t xml:space="preserve"> </w:t>
-      </w:r>
-      <m:oMath>
-        <m:oMathPr>
-          <m:ctrlPr>
-            <w:rPr>
-              <w:sz w:val="28"/>
-              <w:szCs w:val="28"/>
-            </w:rPr>
-          </m:ctrlPr>
-        </m:oMathPr>
-        <m:r>
-          <m:t>n</m:t>
-        </m:r>
-        <m:r>
-          <m:rPr>
-            <m:sty m:val="p"/>
-          </m:rPr>
-          <m:t>=</m:t>
-        </m:r>
-        <m:r>
-          <m:t>1</m:t>
-        </m:r>
-        <m:r>
-          <m:rPr>
-            <m:sty m:val="p"/>
-          </m:rPr>
-          <m:t>,</m:t>
-        </m:r>
-        <m:r>
-          <m:t>2</m:t>
-        </m:r>
-        <m:r>
-          <m:rPr>
-            <m:sty m:val="p"/>
-          </m:rPr>
-          <m:t>,</m:t>
-        </m:r>
-        <m:r>
-          <m:t>3</m:t>
-        </m:r>
-        <m:r>
-          <m:rPr>
-            <m:sty m:val="p"/>
-          </m:rPr>
-          <m:t>,</m:t>
-        </m:r>
-        <m:r>
-          <m:t>4</m:t>
-        </m:r>
-        <m:r>
-          <m:rPr>
-            <m:sty m:val="p"/>
-          </m:rPr>
-          <m:t>,</m:t>
-        </m:r>
-        <m:r>
-          <m:t>5</m:t>
-        </m:r>
-        <m:r>
-          <m:rPr>
-            <m:sty m:val="p"/>
-          </m:rPr>
-          <m:t>,</m:t>
-        </m:r>
-        <m:r>
-          <m:rPr>
-            <m:sty m:val="p"/>
-          </m:rPr>
-          <m:t>…</m:t>
-        </m:r>
-      </m:oMath>
-      <w:r>
-        <w:rPr>
-          <w:rFonts w:ascii="Times New Roman" w:hAnsi="Times New Roman" w:eastAsia="Times New Roman" w:cs="Times New Roman"/>
-        </w:rPr>
-        <w:t xml:space="preserve"> </w:t>
-      </w:r>
-      <w:r>
-        <w:rPr>
-          <w:rFonts w:ascii="Times New Roman" w:hAnsi="Times New Roman" w:eastAsia="Times New Roman" w:cs="Times New Roman"/>
-        </w:rPr>
-        <w:t xml:space="preserve">;</w:t>
-      </w:r>
-      <w:r>
-        <w:rPr>
-          <w:rFonts w:ascii="Times New Roman" w:hAnsi="Times New Roman" w:eastAsia="Times New Roman" w:cs="Times New Roman"/>
-        </w:rPr>
-        <w:t xml:space="preserve"> </w:t>
-      </w:r>
-      <m:oMath>
-        <m:oMathPr>
-          <m:ctrlPr>
-            <w:rPr>
-              <w:sz w:val="28"/>
-              <w:szCs w:val="28"/>
-            </w:rPr>
-          </m:ctrlPr>
-        </m:oMathPr>
-        <m:r>
-          <m:t>l</m:t>
-        </m:r>
-        <m:r>
-          <m:rPr>
-            <m:sty m:val="p"/>
-          </m:rPr>
-          <m:t>=</m:t>
-        </m:r>
-        <m:r>
-          <m:t>0</m:t>
-        </m:r>
-        <m:r>
-          <m:rPr>
-            <m:sty m:val="p"/>
-          </m:rPr>
-          <m:t>,</m:t>
-        </m:r>
-        <m:r>
-          <m:t>1</m:t>
-        </m:r>
-        <m:r>
-          <m:rPr>
-            <m:sty m:val="p"/>
-          </m:rPr>
-          <m:t>,</m:t>
-        </m:r>
-        <m:r>
-          <m:t>2</m:t>
-        </m:r>
-        <m:r>
-          <m:rPr>
-            <m:sty m:val="p"/>
-          </m:rPr>
-          <m:t>,</m:t>
-        </m:r>
-        <m:r>
-          <m:rPr>
-            <m:sty m:val="p"/>
-          </m:rPr>
-          <m:t>…</m:t>
-        </m:r>
-        <m:r>
-          <m:rPr>
-            <m:sty m:val="p"/>
-          </m:rPr>
-          <m:t>,</m:t>
-        </m:r>
-        <m:r>
-          <m:t>n</m:t>
-        </m:r>
-        <m:r>
-          <m:rPr>
-            <m:sty m:val="p"/>
-          </m:rPr>
-          <m:t>−</m:t>
-        </m:r>
-        <m:r>
-          <m:t>1</m:t>
-        </m:r>
-      </m:oMath>
-      <w:r>
-        <w:rPr>
-          <w:rFonts w:ascii="Times New Roman" w:hAnsi="Times New Roman" w:eastAsia="Times New Roman" w:cs="Times New Roman"/>
-        </w:rPr>
-        <w:t xml:space="preserve"> </w:t>
-      </w:r>
-      <w:r>
-        <w:rPr>
-          <w:rFonts w:ascii="Times New Roman" w:hAnsi="Times New Roman" w:eastAsia="Times New Roman" w:cs="Times New Roman"/>
-        </w:rPr>
-        <w:t xml:space="preserve">;</w:t>
-      </w:r>
-      <w:r>
-        <w:rPr>
-          <w:rFonts w:ascii="Times New Roman" w:hAnsi="Times New Roman" w:eastAsia="Times New Roman" w:cs="Times New Roman"/>
-        </w:rPr>
-        <w:t xml:space="preserve"> </w:t>
-      </w:r>
-      <m:oMath>
-        <m:oMathPr>
-          <m:ctrlPr>
-            <w:rPr>
-              <w:sz w:val="28"/>
-              <w:szCs w:val="28"/>
-            </w:rPr>
-          </m:ctrlPr>
-        </m:oMathPr>
-        <m:r>
-          <m:t>m</m:t>
-        </m:r>
-        <m:r>
-          <m:rPr>
-            <m:sty m:val="p"/>
-          </m:rPr>
-          <m:t>=</m:t>
-        </m:r>
-        <m:r>
-          <m:t>0</m:t>
-        </m:r>
-        <m:r>
-          <m:rPr>
-            <m:sty m:val="p"/>
-          </m:rPr>
-          <m:t>,</m:t>
-        </m:r>
-        <m:r>
-          <m:rPr>
-            <m:sty m:val="p"/>
-          </m:rPr>
-          <m:t>±</m:t>
-        </m:r>
-        <m:r>
-          <m:t>1</m:t>
-        </m:r>
-        <m:r>
-          <m:rPr>
-            <m:sty m:val="p"/>
-          </m:rPr>
-          <m:t>,</m:t>
-        </m:r>
-        <m:r>
-          <m:rPr>
-            <m:sty m:val="p"/>
-          </m:rPr>
-          <m:t>±</m:t>
-        </m:r>
-        <m:r>
-          <m:t>2</m:t>
-        </m:r>
-        <m:r>
-          <m:rPr>
-            <m:sty m:val="p"/>
-          </m:rPr>
-          <m:t>,</m:t>
-        </m:r>
-        <m:r>
-          <m:rPr>
-            <m:sty m:val="p"/>
-          </m:rPr>
-          <m:t>…</m:t>
-        </m:r>
-        <m:r>
-          <m:rPr>
-            <m:sty m:val="p"/>
-          </m:rPr>
-          <m:t>,</m:t>
-        </m:r>
-        <m:r>
-          <m:rPr>
-            <m:sty m:val="p"/>
-          </m:rPr>
-          <m:t>±</m:t>
-        </m:r>
-        <m:r>
-          <m:t>l</m:t>
-        </m:r>
-      </m:oMath>
-      <w:r>
-        <w:rPr>
-          <w:rFonts w:ascii="Times New Roman" w:hAnsi="Times New Roman" w:eastAsia="Times New Roman" w:cs="Times New Roman"/>
-        </w:rPr>
-        <w:t xml:space="preserve"> </w:t>
-      </w:r>
-      <w:r>
-        <w:rPr>
-          <w:rFonts w:ascii="Times New Roman" w:hAnsi="Times New Roman" w:eastAsia="Times New Roman" w:cs="Times New Roman"/>
-        </w:rPr>
-        <w:t xml:space="preserve">;</w:t>
-      </w:r>
-      <w:r>
-        <w:rPr>
-          <w:rFonts w:ascii="Times New Roman" w:hAnsi="Times New Roman" w:eastAsia="Times New Roman" w:cs="Times New Roman"/>
-        </w:rPr>
-        <w:t xml:space="preserve"> </w:t>
-      </w:r>
-      <m:oMath>
-        <m:sSub>
-          <m:e>
-            <m:r>
-              <m:t>m</m:t>
-            </m:r>
-          </m:e>
-          <m:sub>
-            <m:r>
-              <m:t>s</m:t>
-            </m:r>
-          </m:sub>
-        </m:sSub>
-      </m:oMath>
-      <w:r>
-        <w:rPr>
-          <w:rFonts w:ascii="Times New Roman" w:hAnsi="Times New Roman" w:eastAsia="Times New Roman" w:cs="Times New Roman"/>
-        </w:rPr>
-        <w:t xml:space="preserve"> </w:t>
-      </w:r>
-      <w:r>
-        <w:rPr>
-          <w:rFonts w:hint="eastAsia" w:ascii="Times New Roman" w:hAnsi="Times New Roman" w:eastAsia="FangSong" w:cs="Times New Roman"/>
-        </w:rPr>
-        <w:t xml:space="preserve">的最大值为</w:t>
-      </w:r>
-      <w:r>
-        <w:rPr>
-          <w:rFonts w:ascii="Times New Roman" w:hAnsi="Times New Roman" w:eastAsia="Times New Roman" w:cs="Times New Roman"/>
-        </w:rPr>
-        <w:t xml:space="preserve"> </w:t>
-      </w:r>
-      <m:oMath>
-        <m:r>
-          <m:rPr>
-            <m:sty m:val="p"/>
-          </m:rPr>
-          <m:t>±</m:t>
-        </m:r>
-        <m:f>
-          <m:fPr>
-            <m:type m:val="bar"/>
-          </m:fPr>
-          <m:num>
-            <m:r>
-              <m:t>3</m:t>
-            </m:r>
-          </m:num>
-          <m:den>
-            <m:r>
-              <m:t>2</m:t>
-            </m:r>
-          </m:den>
-        </m:f>
-      </m:oMath>
-      <w:r>
-        <w:rPr>
-          <w:rFonts w:ascii="Times New Roman" w:hAnsi="Times New Roman" w:eastAsia="Times New Roman" w:cs="Times New Roman"/>
-        </w:rPr>
-        <w:t xml:space="preserve"> </w:t>
+          <w:rFonts w:hint="eastAsia" w:ascii="Times New Roman" w:hAnsi="Times New Roman" w:eastAsia="Times New Roman" w:cs="Times New Roman"/>
+        </w:rPr>
+        <w:t>X-</w:t>
+      </w:r>
+      <w:r>
+        <w:rPr>
+          <w:rFonts w:hint="eastAsia" w:ascii="Times New Roman" w:hAnsi="Times New Roman" w:eastAsia="FangSong" w:cs="Times New Roman"/>
+        </w:rPr>
+        <w:t>射线衍射实验表明</w:t>
       </w:r>
       <w:r>
         <w:rPr>
@@ -3461,13 +2531,241 @@
         <w:rPr>
           <w:rFonts w:hint="eastAsia" w:ascii="Times New Roman" w:hAnsi="Times New Roman" w:eastAsia="FangSong" w:cs="Times New Roman"/>
         </w:rPr>
-        <w:t>这时</w:t>
-      </w:r>
-      <w:r>
-        <w:rPr>
-          <w:rFonts w:hint="eastAsia" w:ascii="Times New Roman" w:hAnsi="Times New Roman" w:eastAsia="Times New Roman" w:cs="Times New Roman"/>
-        </w:rPr>
-        <w:t>：</w:t>
+        <w:t>合金</w:t>
+      </w:r>
+      <w:r>
+        <w:rPr>
+          <w:rFonts w:ascii="Times New Roman" w:hAnsi="Times New Roman" w:eastAsia="Times New Roman" w:cs="Times New Roman"/>
+        </w:rPr>
+        <w:t xml:space="preserve"> Cr-Al </w:t>
+      </w:r>
+      <w:r>
+        <w:rPr>
+          <w:rFonts w:hint="eastAsia" w:ascii="Times New Roman" w:hAnsi="Times New Roman" w:eastAsia="FangSong" w:cs="Times New Roman"/>
+        </w:rPr>
+        <w:t>晶体</w:t>
+      </w:r>
+      <w:r>
+        <w:rPr>
+          <w:rFonts w:hint="eastAsia" w:ascii="Times New Roman" w:hAnsi="Times New Roman" w:eastAsia="Times New Roman" w:cs="Times New Roman"/>
+        </w:rPr>
+        <w:t>(</w:t>
+      </w:r>
+      <w:r>
+        <w:rPr>
+          <w:rFonts w:hint="eastAsia" w:ascii="Times New Roman" w:hAnsi="Times New Roman" w:eastAsia="FangSong" w:cs="Times New Roman"/>
+        </w:rPr>
+        <w:t>有序</w:t>
+      </w:r>
+      <w:r>
+        <w:rPr>
+          <w:rFonts w:hint="eastAsia" w:ascii="Times New Roman" w:hAnsi="Times New Roman" w:eastAsia="Times New Roman" w:cs="Times New Roman"/>
+        </w:rPr>
+        <w:t>)</w:t>
+      </w:r>
+      <w:r>
+        <w:rPr>
+          <w:rFonts w:hint="eastAsia" w:ascii="Times New Roman" w:hAnsi="Times New Roman" w:eastAsia="FangSong" w:cs="Times New Roman"/>
+        </w:rPr>
+        <w:t>属四方晶系</w:t>
+      </w:r>
+      <w:r>
+        <w:rPr>
+          <w:rFonts w:hint="eastAsia" w:ascii="Times New Roman" w:hAnsi="Times New Roman" w:eastAsia="Times New Roman" w:cs="Times New Roman"/>
+        </w:rPr>
+        <w:t>，</w:t>
+      </w:r>
+      <w:r>
+        <w:rPr>
+          <w:rFonts w:hint="eastAsia" w:ascii="Times New Roman" w:hAnsi="Times New Roman" w:eastAsia="FangSong" w:cs="Times New Roman"/>
+        </w:rPr>
+        <w:t>呈层型结构</w:t>
+      </w:r>
+      <w:r>
+        <w:rPr>
+          <w:rFonts w:hint="eastAsia" w:ascii="Times New Roman" w:hAnsi="Times New Roman" w:eastAsia="Times New Roman" w:cs="Times New Roman"/>
+        </w:rPr>
+        <w:t>，</w:t>
+      </w:r>
+      <w:r>
+        <w:rPr>
+          <w:rFonts w:hint="eastAsia" w:ascii="Times New Roman" w:hAnsi="Times New Roman" w:eastAsia="FangSong" w:cs="Times New Roman"/>
+        </w:rPr>
+        <w:t>每一层只有</w:t>
+      </w:r>
+      <w:r>
+        <w:rPr>
+          <w:rFonts w:hint="eastAsia" w:ascii="Times New Roman" w:hAnsi="Times New Roman" w:eastAsia="Times New Roman" w:cs="Times New Roman"/>
+        </w:rPr>
+        <w:t>(</w:t>
+      </w:r>
+      <w:r>
+        <w:rPr>
+          <w:rFonts w:hint="eastAsia" w:ascii="Times New Roman" w:hAnsi="Times New Roman" w:eastAsia="FangSong" w:cs="Times New Roman"/>
+        </w:rPr>
+        <w:t>排列相似的</w:t>
+      </w:r>
+      <w:r>
+        <w:rPr>
+          <w:rFonts w:hint="eastAsia" w:ascii="Times New Roman" w:hAnsi="Times New Roman" w:eastAsia="Times New Roman" w:cs="Times New Roman"/>
+        </w:rPr>
+        <w:t>)Cr</w:t>
+      </w:r>
+      <w:r>
+        <w:rPr>
+          <w:rFonts w:ascii="Times New Roman" w:hAnsi="Times New Roman" w:eastAsia="Times New Roman" w:cs="Times New Roman"/>
+        </w:rPr>
+        <w:t xml:space="preserve"> </w:t>
+      </w:r>
+      <w:r>
+        <w:rPr>
+          <w:rFonts w:hint="eastAsia" w:ascii="Times New Roman" w:hAnsi="Times New Roman" w:eastAsia="FangSong" w:cs="Times New Roman"/>
+        </w:rPr>
+        <w:t xml:space="preserve">或</w:t>
+      </w:r>
+      <w:r>
+        <w:rPr>
+          <w:rFonts w:ascii="Times New Roman" w:hAnsi="Times New Roman" w:eastAsia="Times New Roman" w:cs="Times New Roman"/>
+        </w:rPr>
+        <w:t xml:space="preserve"> Al </w:t>
+      </w:r>
+      <w:r>
+        <w:rPr>
+          <w:rFonts w:hint="eastAsia" w:ascii="Times New Roman" w:hAnsi="Times New Roman" w:eastAsia="FangSong" w:cs="Times New Roman"/>
+        </w:rPr>
+        <w:t>组成</w:t>
+      </w:r>
+      <w:r>
+        <w:rPr>
+          <w:rFonts w:hint="eastAsia" w:ascii="Times New Roman" w:hAnsi="Times New Roman" w:eastAsia="Times New Roman" w:cs="Times New Roman"/>
+        </w:rPr>
+        <w:t>；</w:t>
+      </w:r>
+      <w:r>
+        <w:rPr>
+          <w:rFonts w:hint="eastAsia" w:ascii="Times New Roman" w:hAnsi="Times New Roman" w:eastAsia="FangSong" w:cs="Times New Roman"/>
+        </w:rPr>
+        <w:t>晶体沿</w:t>
+      </w:r>
+      <w:r>
+        <w:rPr>
+          <w:rFonts w:ascii="Times New Roman" w:hAnsi="Times New Roman" w:eastAsia="Times New Roman" w:cs="Times New Roman"/>
+        </w:rPr>
+        <w:t xml:space="preserve"> c </w:t>
+      </w:r>
+      <w:r>
+        <w:rPr>
+          <w:rFonts w:hint="eastAsia" w:ascii="Times New Roman" w:hAnsi="Times New Roman" w:eastAsia="FangSong" w:cs="Times New Roman"/>
+        </w:rPr>
+        <w:t>轴</w:t>
+      </w:r>
+      <w:r>
+        <w:rPr>
+          <w:rFonts w:hint="eastAsia" w:ascii="Times New Roman" w:hAnsi="Times New Roman" w:eastAsia="Times New Roman" w:cs="Times New Roman"/>
+        </w:rPr>
+        <w:t>(</w:t>
+      </w:r>
+      <w:r>
+        <w:rPr>
+          <w:rFonts w:hint="eastAsia" w:ascii="Times New Roman" w:hAnsi="Times New Roman" w:eastAsia="FangSong" w:cs="Times New Roman"/>
+        </w:rPr>
+        <w:t>垂直于堆积层</w:t>
+      </w:r>
+      <w:r>
+        <w:rPr>
+          <w:rFonts w:hint="eastAsia" w:ascii="Times New Roman" w:hAnsi="Times New Roman" w:eastAsia="Times New Roman" w:cs="Times New Roman"/>
+        </w:rPr>
+        <w:t>)</w:t>
+      </w:r>
+      <w:r>
+        <w:rPr>
+          <w:rFonts w:hint="eastAsia" w:ascii="Times New Roman" w:hAnsi="Times New Roman" w:eastAsia="FangSong" w:cs="Times New Roman"/>
+        </w:rPr>
+        <w:t>的投影图如下</w:t>
+      </w:r>
+      <w:r>
+        <w:rPr>
+          <w:rFonts w:hint="eastAsia" w:ascii="Times New Roman" w:hAnsi="Times New Roman" w:eastAsia="Times New Roman" w:cs="Times New Roman"/>
+        </w:rPr>
+        <w:t>，</w:t>
+      </w:r>
+      <w:r>
+        <w:rPr>
+          <w:rFonts w:hint="eastAsia" w:ascii="Times New Roman" w:hAnsi="Times New Roman" w:eastAsia="FangSong" w:cs="Times New Roman"/>
+        </w:rPr>
+        <w:t>以</w:t>
+      </w:r>
+      <w:r>
+        <w:rPr>
+          <w:rFonts w:ascii="Times New Roman" w:hAnsi="Times New Roman" w:eastAsia="Times New Roman" w:cs="Times New Roman"/>
+        </w:rPr>
+        <w:t xml:space="preserve"> A、B </w:t>
+      </w:r>
+      <w:r>
+        <w:rPr>
+          <w:rFonts w:hint="eastAsia" w:ascii="Times New Roman" w:hAnsi="Times New Roman" w:eastAsia="FangSong" w:cs="Times New Roman"/>
+        </w:rPr>
+        <w:t xml:space="preserve">表示</w:t>
+      </w:r>
+      <w:r>
+        <w:rPr>
+          <w:rFonts w:ascii="Times New Roman" w:hAnsi="Times New Roman" w:eastAsia="Times New Roman" w:cs="Times New Roman"/>
+        </w:rPr>
+        <w:t xml:space="preserve"> Al </w:t>
+      </w:r>
+      <w:r>
+        <w:rPr>
+          <w:rFonts w:hint="eastAsia" w:ascii="Times New Roman" w:hAnsi="Times New Roman" w:eastAsia="FangSong" w:cs="Times New Roman"/>
+        </w:rPr>
+        <w:t>层</w:t>
+      </w:r>
+      <w:r>
+        <w:rPr>
+          <w:rFonts w:hint="eastAsia" w:ascii="Times New Roman" w:hAnsi="Times New Roman" w:eastAsia="Times New Roman" w:cs="Times New Roman"/>
+        </w:rPr>
+        <w:t>，a，b</w:t>
+      </w:r>
+      <w:r>
+        <w:rPr>
+          <w:rFonts w:ascii="Times New Roman" w:hAnsi="Times New Roman" w:eastAsia="Times New Roman" w:cs="Times New Roman"/>
+        </w:rPr>
+        <w:t xml:space="preserve"> </w:t>
+      </w:r>
+      <w:r>
+        <w:rPr>
+          <w:rFonts w:hint="eastAsia" w:ascii="Times New Roman" w:hAnsi="Times New Roman" w:eastAsia="FangSong" w:cs="Times New Roman"/>
+        </w:rPr>
+        <w:t xml:space="preserve">表示</w:t>
+      </w:r>
+      <w:r>
+        <w:rPr>
+          <w:rFonts w:ascii="Times New Roman" w:hAnsi="Times New Roman" w:eastAsia="Times New Roman" w:cs="Times New Roman"/>
+        </w:rPr>
+        <w:t xml:space="preserve"> Cr </w:t>
+      </w:r>
+      <w:r>
+        <w:rPr>
+          <w:rFonts w:hint="eastAsia" w:ascii="Times New Roman" w:hAnsi="Times New Roman" w:eastAsia="FangSong" w:cs="Times New Roman"/>
+        </w:rPr>
+        <w:t>层</w:t>
+      </w:r>
+      <w:r>
+        <w:rPr>
+          <w:rFonts w:hint="eastAsia" w:ascii="Times New Roman" w:hAnsi="Times New Roman" w:eastAsia="Times New Roman" w:cs="Times New Roman"/>
+        </w:rPr>
+        <w:t>，</w:t>
+      </w:r>
+      <w:r>
+        <w:rPr>
+          <w:rFonts w:hint="eastAsia" w:ascii="Times New Roman" w:hAnsi="Times New Roman" w:eastAsia="FangSong" w:cs="Times New Roman"/>
+        </w:rPr>
+        <w:t>则该四方层型结构的堆积方式为</w:t>
+      </w:r>
+      <w:r>
+        <w:rPr>
+          <w:rFonts w:hint="eastAsia" w:ascii="Times New Roman" w:hAnsi="Times New Roman" w:eastAsia="Times New Roman" w:cs="Times New Roman"/>
+        </w:rPr>
+        <w:t>…AbaBabAbaBabA…。</w:t>
       </w:r>
     </w:p>
     <w:p>
@@ -3481,7 +2779,7 @@
       </w:r>
     </w:p>
     <w:bookmarkEnd w:id="15"/>
-    <w:bookmarkStart w:id="16" w:name="第9题"/>
+    <w:bookmarkStart w:id="19" w:name="第9题"/>
     <w:p>
       <w:pPr>
         <w:pStyle w:val="Heading3"/>
@@ -3498,305 +2796,6 @@
           <w:rFonts w:hint="eastAsia" w:ascii="Times New Roman" w:hAnsi="Times New Roman" w:eastAsia="Times New Roman" w:cs="Times New Roman"/>
         </w:rPr>
         <w:t>9</w:t>
-      </w:r>
-      <w:r>
-        <w:rPr>
-          <w:rFonts w:hint="eastAsia" w:ascii="Times New Roman" w:hAnsi="Times New Roman" w:eastAsia="SimHei" w:cs="Times New Roman"/>
-        </w:rPr>
-        <w:t>题</w:t>
-      </w:r>
-    </w:p>
-    <w:p>
-      <w:pPr>
-        <w:pStyle w:val="FirstParagraph"/>
-      </w:pPr>
-      <w:r>
-        <w:rPr>
-          <w:rFonts w:hint="eastAsia" w:ascii="Times New Roman" w:hAnsi="Times New Roman" w:eastAsia="Times New Roman" w:cs="Times New Roman"/>
-        </w:rPr>
-        <w:t>X-</w:t>
-      </w:r>
-      <w:r>
-        <w:rPr>
-          <w:rFonts w:hint="eastAsia" w:ascii="Times New Roman" w:hAnsi="Times New Roman" w:eastAsia="FangSong" w:cs="Times New Roman"/>
-        </w:rPr>
-        <w:t>射线衍射实验表明</w:t>
-      </w:r>
-      <w:r>
-        <w:rPr>
-          <w:rFonts w:hint="eastAsia" w:ascii="Times New Roman" w:hAnsi="Times New Roman" w:eastAsia="Times New Roman" w:cs="Times New Roman"/>
-        </w:rPr>
-        <w:t>，</w:t>
-      </w:r>
-      <w:r>
-        <w:rPr>
-          <w:rFonts w:hint="eastAsia" w:ascii="Times New Roman" w:hAnsi="Times New Roman" w:eastAsia="FangSong" w:cs="Times New Roman"/>
-        </w:rPr>
-        <w:t>合金</w:t>
-      </w:r>
-      <w:r>
-        <w:rPr>
-          <w:rFonts w:ascii="Times New Roman" w:hAnsi="Times New Roman" w:eastAsia="Times New Roman" w:cs="Times New Roman"/>
-        </w:rPr>
-        <w:t xml:space="preserve"> Cr-Al </w:t>
-      </w:r>
-      <w:r>
-        <w:rPr>
-          <w:rFonts w:hint="eastAsia" w:ascii="Times New Roman" w:hAnsi="Times New Roman" w:eastAsia="FangSong" w:cs="Times New Roman"/>
-        </w:rPr>
-        <w:t>晶体</w:t>
-      </w:r>
-      <w:r>
-        <w:rPr>
-          <w:rFonts w:hint="eastAsia" w:ascii="Times New Roman" w:hAnsi="Times New Roman" w:eastAsia="Times New Roman" w:cs="Times New Roman"/>
-        </w:rPr>
-        <w:t>(</w:t>
-      </w:r>
-      <w:r>
-        <w:rPr>
-          <w:rFonts w:hint="eastAsia" w:ascii="Times New Roman" w:hAnsi="Times New Roman" w:eastAsia="FangSong" w:cs="Times New Roman"/>
-        </w:rPr>
-        <w:t>有序</w:t>
-      </w:r>
-      <w:r>
-        <w:rPr>
-          <w:rFonts w:hint="eastAsia" w:ascii="Times New Roman" w:hAnsi="Times New Roman" w:eastAsia="Times New Roman" w:cs="Times New Roman"/>
-        </w:rPr>
-        <w:t>)</w:t>
-      </w:r>
-      <w:r>
-        <w:rPr>
-          <w:rFonts w:hint="eastAsia" w:ascii="Times New Roman" w:hAnsi="Times New Roman" w:eastAsia="FangSong" w:cs="Times New Roman"/>
-        </w:rPr>
-        <w:t>属四方晶系</w:t>
-      </w:r>
-      <w:r>
-        <w:rPr>
-          <w:rFonts w:hint="eastAsia" w:ascii="Times New Roman" w:hAnsi="Times New Roman" w:eastAsia="Times New Roman" w:cs="Times New Roman"/>
-        </w:rPr>
-        <w:t>，</w:t>
-      </w:r>
-      <w:r>
-        <w:rPr>
-          <w:rFonts w:hint="eastAsia" w:ascii="Times New Roman" w:hAnsi="Times New Roman" w:eastAsia="FangSong" w:cs="Times New Roman"/>
-        </w:rPr>
-        <w:t>呈层型结构</w:t>
-      </w:r>
-      <w:r>
-        <w:rPr>
-          <w:rFonts w:hint="eastAsia" w:ascii="Times New Roman" w:hAnsi="Times New Roman" w:eastAsia="Times New Roman" w:cs="Times New Roman"/>
-        </w:rPr>
-        <w:t>，</w:t>
-      </w:r>
-      <w:r>
-        <w:rPr>
-          <w:rFonts w:hint="eastAsia" w:ascii="Times New Roman" w:hAnsi="Times New Roman" w:eastAsia="FangSong" w:cs="Times New Roman"/>
-        </w:rPr>
-        <w:t>每一层只有</w:t>
-      </w:r>
-      <w:r>
-        <w:rPr>
-          <w:rFonts w:hint="eastAsia" w:ascii="Times New Roman" w:hAnsi="Times New Roman" w:eastAsia="Times New Roman" w:cs="Times New Roman"/>
-        </w:rPr>
-        <w:t>(</w:t>
-      </w:r>
-      <w:r>
-        <w:rPr>
-          <w:rFonts w:hint="eastAsia" w:ascii="Times New Roman" w:hAnsi="Times New Roman" w:eastAsia="FangSong" w:cs="Times New Roman"/>
-        </w:rPr>
-        <w:t>排列相似的</w:t>
-      </w:r>
-      <w:r>
-        <w:rPr>
-          <w:rFonts w:hint="eastAsia" w:ascii="Times New Roman" w:hAnsi="Times New Roman" w:eastAsia="Times New Roman" w:cs="Times New Roman"/>
-        </w:rPr>
-        <w:t>)Cr</w:t>
-      </w:r>
-      <w:r>
-        <w:rPr>
-          <w:rFonts w:ascii="Times New Roman" w:hAnsi="Times New Roman" w:eastAsia="Times New Roman" w:cs="Times New Roman"/>
-        </w:rPr>
-        <w:t xml:space="preserve"> </w:t>
-      </w:r>
-      <w:r>
-        <w:rPr>
-          <w:rFonts w:hint="eastAsia" w:ascii="Times New Roman" w:hAnsi="Times New Roman" w:eastAsia="FangSong" w:cs="Times New Roman"/>
-        </w:rPr>
-        <w:t xml:space="preserve">或</w:t>
-      </w:r>
-      <w:r>
-        <w:rPr>
-          <w:rFonts w:ascii="Times New Roman" w:hAnsi="Times New Roman" w:eastAsia="Times New Roman" w:cs="Times New Roman"/>
-        </w:rPr>
-        <w:t xml:space="preserve"> Al </w:t>
-      </w:r>
-      <w:r>
-        <w:rPr>
-          <w:rFonts w:hint="eastAsia" w:ascii="Times New Roman" w:hAnsi="Times New Roman" w:eastAsia="FangSong" w:cs="Times New Roman"/>
-        </w:rPr>
-        <w:t>组成</w:t>
-      </w:r>
-      <w:r>
-        <w:rPr>
-          <w:rFonts w:hint="eastAsia" w:ascii="Times New Roman" w:hAnsi="Times New Roman" w:eastAsia="Times New Roman" w:cs="Times New Roman"/>
-        </w:rPr>
-        <w:t>；</w:t>
-      </w:r>
-      <w:r>
-        <w:rPr>
-          <w:rFonts w:hint="eastAsia" w:ascii="Times New Roman" w:hAnsi="Times New Roman" w:eastAsia="FangSong" w:cs="Times New Roman"/>
-        </w:rPr>
-        <w:t>晶体沿</w:t>
-      </w:r>
-      <w:r>
-        <w:rPr>
-          <w:rFonts w:ascii="Times New Roman" w:hAnsi="Times New Roman" w:eastAsia="Times New Roman" w:cs="Times New Roman"/>
-        </w:rPr>
-        <w:t xml:space="preserve"> c </w:t>
-      </w:r>
-      <w:r>
-        <w:rPr>
-          <w:rFonts w:hint="eastAsia" w:ascii="Times New Roman" w:hAnsi="Times New Roman" w:eastAsia="FangSong" w:cs="Times New Roman"/>
-        </w:rPr>
-        <w:t>轴</w:t>
-      </w:r>
-      <w:r>
-        <w:rPr>
-          <w:rFonts w:hint="eastAsia" w:ascii="Times New Roman" w:hAnsi="Times New Roman" w:eastAsia="Times New Roman" w:cs="Times New Roman"/>
-        </w:rPr>
-        <w:t>(</w:t>
-      </w:r>
-      <w:r>
-        <w:rPr>
-          <w:rFonts w:hint="eastAsia" w:ascii="Times New Roman" w:hAnsi="Times New Roman" w:eastAsia="FangSong" w:cs="Times New Roman"/>
-        </w:rPr>
-        <w:t>垂直于堆积层</w:t>
-      </w:r>
-      <w:r>
-        <w:rPr>
-          <w:rFonts w:hint="eastAsia" w:ascii="Times New Roman" w:hAnsi="Times New Roman" w:eastAsia="Times New Roman" w:cs="Times New Roman"/>
-        </w:rPr>
-        <w:t>)</w:t>
-      </w:r>
-      <w:r>
-        <w:rPr>
-          <w:rFonts w:hint="eastAsia" w:ascii="Times New Roman" w:hAnsi="Times New Roman" w:eastAsia="FangSong" w:cs="Times New Roman"/>
-        </w:rPr>
-        <w:t>的投影图如下</w:t>
-      </w:r>
-      <w:r>
-        <w:rPr>
-          <w:rFonts w:hint="eastAsia" w:ascii="Times New Roman" w:hAnsi="Times New Roman" w:eastAsia="Times New Roman" w:cs="Times New Roman"/>
-        </w:rPr>
-        <w:t>，</w:t>
-      </w:r>
-      <w:r>
-        <w:rPr>
-          <w:rFonts w:hint="eastAsia" w:ascii="Times New Roman" w:hAnsi="Times New Roman" w:eastAsia="FangSong" w:cs="Times New Roman"/>
-        </w:rPr>
-        <w:t>以</w:t>
-      </w:r>
-      <w:r>
-        <w:rPr>
-          <w:rFonts w:ascii="Times New Roman" w:hAnsi="Times New Roman" w:eastAsia="Times New Roman" w:cs="Times New Roman"/>
-        </w:rPr>
-        <w:t xml:space="preserve"> A、B </w:t>
-      </w:r>
-      <w:r>
-        <w:rPr>
-          <w:rFonts w:hint="eastAsia" w:ascii="Times New Roman" w:hAnsi="Times New Roman" w:eastAsia="FangSong" w:cs="Times New Roman"/>
-        </w:rPr>
-        <w:t xml:space="preserve">表示</w:t>
-      </w:r>
-      <w:r>
-        <w:rPr>
-          <w:rFonts w:ascii="Times New Roman" w:hAnsi="Times New Roman" w:eastAsia="Times New Roman" w:cs="Times New Roman"/>
-        </w:rPr>
-        <w:t xml:space="preserve"> Al </w:t>
-      </w:r>
-      <w:r>
-        <w:rPr>
-          <w:rFonts w:hint="eastAsia" w:ascii="Times New Roman" w:hAnsi="Times New Roman" w:eastAsia="FangSong" w:cs="Times New Roman"/>
-        </w:rPr>
-        <w:t>层</w:t>
-      </w:r>
-      <w:r>
-        <w:rPr>
-          <w:rFonts w:hint="eastAsia" w:ascii="Times New Roman" w:hAnsi="Times New Roman" w:eastAsia="Times New Roman" w:cs="Times New Roman"/>
-        </w:rPr>
-        <w:t>，a，b</w:t>
-      </w:r>
-      <w:r>
-        <w:rPr>
-          <w:rFonts w:ascii="Times New Roman" w:hAnsi="Times New Roman" w:eastAsia="Times New Roman" w:cs="Times New Roman"/>
-        </w:rPr>
-        <w:t xml:space="preserve"> </w:t>
-      </w:r>
-      <w:r>
-        <w:rPr>
-          <w:rFonts w:hint="eastAsia" w:ascii="Times New Roman" w:hAnsi="Times New Roman" w:eastAsia="FangSong" w:cs="Times New Roman"/>
-        </w:rPr>
-        <w:t xml:space="preserve">表示</w:t>
-      </w:r>
-      <w:r>
-        <w:rPr>
-          <w:rFonts w:ascii="Times New Roman" w:hAnsi="Times New Roman" w:eastAsia="Times New Roman" w:cs="Times New Roman"/>
-        </w:rPr>
-        <w:t xml:space="preserve"> Cr </w:t>
-      </w:r>
-      <w:r>
-        <w:rPr>
-          <w:rFonts w:hint="eastAsia" w:ascii="Times New Roman" w:hAnsi="Times New Roman" w:eastAsia="FangSong" w:cs="Times New Roman"/>
-        </w:rPr>
-        <w:t>层</w:t>
-      </w:r>
-      <w:r>
-        <w:rPr>
-          <w:rFonts w:hint="eastAsia" w:ascii="Times New Roman" w:hAnsi="Times New Roman" w:eastAsia="Times New Roman" w:cs="Times New Roman"/>
-        </w:rPr>
-        <w:t>，</w:t>
-      </w:r>
-      <w:r>
-        <w:rPr>
-          <w:rFonts w:hint="eastAsia" w:ascii="Times New Roman" w:hAnsi="Times New Roman" w:eastAsia="FangSong" w:cs="Times New Roman"/>
-        </w:rPr>
-        <w:t>则该四方层型结构的堆积方式为</w:t>
-      </w:r>
-      <w:r>
-        <w:rPr>
-          <w:rFonts w:hint="eastAsia" w:ascii="Times New Roman" w:hAnsi="Times New Roman" w:eastAsia="Times New Roman" w:cs="Times New Roman"/>
-        </w:rPr>
-        <w:t>…AbaBabAbaBabA…。</w:t>
-      </w:r>
-    </w:p>
-    <w:p>
-      <w:pPr>
-        <w:spacing w:before="160" w:after="80"/>
-      </w:pPr>
-      <w:r>
-        <w:pict>
-          <v:rect style="width:0;height:1.5pt" o:hralign="center" o:hrstd="t" o:hr="t"/>
-        </w:pict>
-      </w:r>
-    </w:p>
-    <w:bookmarkEnd w:id="16"/>
-    <w:bookmarkStart w:id="20" w:name="第10题"/>
-    <w:p>
-      <w:pPr>
-        <w:pStyle w:val="Heading3"/>
-        <w:spacing w:before="280" w:after="120"/>
-      </w:pPr>
-      <w:r>
-        <w:rPr>
-          <w:rFonts w:hint="eastAsia" w:ascii="Times New Roman" w:hAnsi="Times New Roman" w:eastAsia="SimHei" w:cs="Times New Roman"/>
-        </w:rPr>
-        <w:t>第</w:t>
-      </w:r>
-      <w:r>
-        <w:rPr>
-          <w:rFonts w:hint="eastAsia" w:ascii="Times New Roman" w:hAnsi="Times New Roman" w:eastAsia="Times New Roman" w:cs="Times New Roman"/>
-        </w:rPr>
-        <w:t>10</w:t>
       </w:r>
       <w:r>
         <w:rPr>
@@ -4973,18 +3972,18 @@
           <wp:inline>
             <wp:extent cx="3240000" cy="2511428"/>
             <wp:effectExtent b="0" l="0" r="0" t="0"/>
-            <wp:docPr descr="" title="" id="18" name="Picture"/>
+            <wp:docPr descr="" title="" id="17" name="Picture"/>
             <a:graphic>
               <a:graphicData uri="http://schemas.openxmlformats.org/drawingml/2006/picture">
                 <pic:pic>
                   <pic:nvPicPr>
-                    <pic:cNvPr descr="9fb135552b90ed2851f8a3cf5bc7327c24dbd5e14435e85eff51c4380050a224.jpg" id="19" name="Picture"/>
+                    <pic:cNvPr descr="9fb135552b90ed2851f8a3cf5bc7327c24dbd5e14435e85eff51c4380050a224.jpg" id="18" name="Picture"/>
                     <pic:cNvPicPr>
                       <a:picLocks noChangeArrowheads="1" noChangeAspect="1"/>
                     </pic:cNvPicPr>
                   </pic:nvPicPr>
                   <pic:blipFill>
-                    <a:blip r:embed="rId17"/>
+                    <a:blip r:embed="rId16"/>
                     <a:stretch>
                       <a:fillRect/>
                     </a:stretch>
@@ -5021,8 +4020,8 @@
         </w:pict>
       </w:r>
     </w:p>
-    <w:bookmarkEnd w:id="20"/>
-    <w:bookmarkStart w:id="27" w:name="第11题"/>
+    <w:bookmarkEnd w:id="19"/>
+    <w:bookmarkStart w:id="26" w:name="第10题"/>
     <w:p>
       <w:pPr>
         <w:pStyle w:val="Heading3"/>
@@ -5038,7 +4037,7 @@
         <w:rPr>
           <w:rFonts w:hint="eastAsia" w:ascii="Times New Roman" w:hAnsi="Times New Roman" w:eastAsia="Times New Roman" w:cs="Times New Roman"/>
         </w:rPr>
-        <w:t>11</w:t>
+        <w:t>10</w:t>
       </w:r>
       <w:r>
         <w:rPr>
@@ -5090,18 +4089,18 @@
           <wp:inline>
             <wp:extent cx="2520000" cy="3896109"/>
             <wp:effectExtent b="0" l="0" r="0" t="0"/>
-            <wp:docPr descr="" title="" id="22" name="Picture"/>
+            <wp:docPr descr="" title="" id="21" name="Picture"/>
             <a:graphic>
               <a:graphicData uri="http://schemas.openxmlformats.org/drawingml/2006/picture">
                 <pic:pic>
                   <pic:nvPicPr>
-                    <pic:cNvPr descr="e073606c06f1adb3b5e3a1331c88beacad7043ffe94f7bce9bf9426c5e7c9217.jpg" id="23" name="Picture"/>
+                    <pic:cNvPr descr="e073606c06f1adb3b5e3a1331c88beacad7043ffe94f7bce9bf9426c5e7c9217.jpg" id="22" name="Picture"/>
                     <pic:cNvPicPr>
                       <a:picLocks noChangeArrowheads="1" noChangeAspect="1"/>
                     </pic:cNvPicPr>
                   </pic:nvPicPr>
                   <pic:blipFill>
-                    <a:blip r:embed="rId21"/>
+                    <a:blip r:embed="rId20"/>
                     <a:stretch>
                       <a:fillRect/>
                     </a:stretch>
@@ -5142,18 +4141,18 @@
           <wp:inline>
             <wp:extent cx="1879600" cy="952500"/>
             <wp:effectExtent b="0" l="0" r="0" t="0"/>
-            <wp:docPr descr="" title="" id="25" name="Picture"/>
+            <wp:docPr descr="" title="" id="24" name="Picture"/>
             <a:graphic>
               <a:graphicData uri="http://schemas.openxmlformats.org/drawingml/2006/picture">
                 <pic:pic>
                   <pic:nvPicPr>
-                    <pic:cNvPr descr="1f4902109f059bd06abdd0aaeef3e053fc7f0eeccdc600b8af3234445b4cad91.jpg" id="26" name="Picture"/>
+                    <pic:cNvPr descr="1f4902109f059bd06abdd0aaeef3e053fc7f0eeccdc600b8af3234445b4cad91.jpg" id="25" name="Picture"/>
                     <pic:cNvPicPr>
                       <a:picLocks noChangeArrowheads="1" noChangeAspect="1"/>
                     </pic:cNvPicPr>
                   </pic:nvPicPr>
                   <pic:blipFill>
-                    <a:blip r:embed="rId24"/>
+                    <a:blip r:embed="rId23"/>
                     <a:stretch>
                       <a:fillRect/>
                     </a:stretch>
@@ -5190,8 +4189,8 @@
         </w:pict>
       </w:r>
     </w:p>
-    <w:bookmarkEnd w:id="27"/>
-    <w:bookmarkStart w:id="31" w:name="第12题"/>
+    <w:bookmarkEnd w:id="26"/>
+    <w:bookmarkStart w:id="30" w:name="第11题"/>
     <w:p>
       <w:pPr>
         <w:pStyle w:val="Heading3"/>
@@ -5207,7 +4206,7 @@
         <w:rPr>
           <w:rFonts w:hint="eastAsia" w:ascii="Times New Roman" w:hAnsi="Times New Roman" w:eastAsia="Times New Roman" w:cs="Times New Roman"/>
         </w:rPr>
-        <w:t>12</w:t>
+        <w:t>11</w:t>
       </w:r>
       <w:r>
         <w:rPr>
@@ -5462,18 +4461,18 @@
           <wp:inline>
             <wp:extent cx="3600000" cy="2413311"/>
             <wp:effectExtent b="0" l="0" r="0" t="0"/>
-            <wp:docPr descr="" title="" id="29" name="Picture"/>
+            <wp:docPr descr="" title="" id="28" name="Picture"/>
             <a:graphic>
               <a:graphicData uri="http://schemas.openxmlformats.org/drawingml/2006/picture">
                 <pic:pic>
                   <pic:nvPicPr>
-                    <pic:cNvPr descr="b1fa656d67e5cd3ee4a121290579fe766ebcb4e056d9ccb1787cda956c6cbfd9.jpg" id="30" name="Picture"/>
+                    <pic:cNvPr descr="b1fa656d67e5cd3ee4a121290579fe766ebcb4e056d9ccb1787cda956c6cbfd9.jpg" id="29" name="Picture"/>
                     <pic:cNvPicPr>
                       <a:picLocks noChangeArrowheads="1" noChangeAspect="1"/>
                     </pic:cNvPicPr>
                   </pic:nvPicPr>
                   <pic:blipFill>
-                    <a:blip r:embed="rId28"/>
+                    <a:blip r:embed="rId27"/>
                     <a:stretch>
                       <a:fillRect/>
                     </a:stretch>
@@ -5510,8 +4509,8 @@
         </w:pict>
       </w:r>
     </w:p>
-    <w:bookmarkEnd w:id="31"/>
-    <w:bookmarkStart w:id="35" w:name="第13题"/>
+    <w:bookmarkEnd w:id="30"/>
+    <w:bookmarkStart w:id="31" w:name="第12题"/>
     <w:p>
       <w:pPr>
         <w:pStyle w:val="Heading3"/>
@@ -5527,7 +4526,7 @@
         <w:rPr>
           <w:rFonts w:hint="eastAsia" w:ascii="Times New Roman" w:hAnsi="Times New Roman" w:eastAsia="Times New Roman" w:cs="Times New Roman"/>
         </w:rPr>
-        <w:t>13</w:t>
+        <w:t>12</w:t>
       </w:r>
       <w:r>
         <w:rPr>
@@ -5564,7 +4563,7 @@
         <w:rPr>
           <w:rFonts w:hint="eastAsia" w:ascii="Times New Roman" w:hAnsi="Times New Roman" w:eastAsia="FangSong" w:cs="Times New Roman"/>
         </w:rPr>
-        <w:t>本题中</w:t>
+        <w:t>近年来</w:t>
       </w:r>
       <w:r>
         <w:rPr>
@@ -5576,7 +4575,43 @@
         <w:rPr>
           <w:rFonts w:hint="eastAsia" w:ascii="Times New Roman" w:hAnsi="Times New Roman" w:eastAsia="FangSong" w:cs="Times New Roman"/>
         </w:rPr>
-        <w:t>你将对反位效应进行动力学解释</w:t>
+        <w:t>金属</w:t>
+      </w:r>
+      <w:r>
+        <w:rPr>
+          <w:rFonts w:hint="eastAsia" w:ascii="Times New Roman" w:hAnsi="Times New Roman" w:eastAsia="Times New Roman" w:cs="Times New Roman"/>
+        </w:rPr>
+        <w:t>-</w:t>
+      </w:r>
+      <w:r>
+        <w:rPr>
+          <w:rFonts w:hint="eastAsia" w:ascii="Times New Roman" w:hAnsi="Times New Roman" w:eastAsia="FangSong" w:cs="Times New Roman"/>
+        </w:rPr>
+        <w:t>有机框架结构</w:t>
+      </w:r>
+      <w:r>
+        <w:rPr>
+          <w:rFonts w:hint="eastAsia" w:ascii="Times New Roman" w:hAnsi="Times New Roman" w:eastAsia="Times New Roman" w:cs="Times New Roman"/>
+        </w:rPr>
+        <w:t>(Metal-organic</w:t>
+      </w:r>
+      <w:r>
+        <w:rPr>
+          <w:rFonts w:ascii="Times New Roman" w:hAnsi="Times New Roman" w:eastAsia="Times New Roman" w:cs="Times New Roman"/>
+        </w:rPr>
+        <w:t xml:space="preserve"> Framework, </w:t>
+      </w:r>
+      <w:r>
+        <w:rPr>
+          <w:rFonts w:hint="eastAsia" w:ascii="Times New Roman" w:hAnsi="Times New Roman" w:eastAsia="Times New Roman" w:cs="Times New Roman"/>
+        </w:rPr>
+        <w:t>MOF)</w:t>
+      </w:r>
+      <w:r>
+        <w:rPr>
+          <w:rFonts w:hint="eastAsia" w:ascii="Times New Roman" w:hAnsi="Times New Roman" w:eastAsia="FangSong" w:cs="Times New Roman"/>
+        </w:rPr>
+        <w:t>受到了化学家的广泛关注</w:t>
       </w:r>
       <w:r>
         <w:rPr>
@@ -5588,7 +4623,174 @@
         <w:rPr>
           <w:rFonts w:hint="eastAsia" w:ascii="Times New Roman" w:hAnsi="Times New Roman" w:eastAsia="FangSong" w:cs="Times New Roman"/>
         </w:rPr>
-        <w:t>如下图所示</w:t>
+        <w:t>某含有</w:t>
+      </w:r>
+      <w:r>
+        <w:rPr>
+          <w:rFonts w:ascii="Times New Roman" w:hAnsi="Times New Roman" w:eastAsia="Times New Roman" w:cs="Times New Roman"/>
+        </w:rPr>
+        <w:t xml:space="preserve"> Cr </w:t>
+      </w:r>
+      <w:r>
+        <w:rPr>
+          <w:rFonts w:hint="eastAsia" w:ascii="Times New Roman" w:hAnsi="Times New Roman" w:eastAsia="FangSong" w:cs="Times New Roman"/>
+        </w:rPr>
+        <w:t xml:space="preserve">和</w:t>
+      </w:r>
+      <w:r>
+        <w:rPr>
+          <w:rFonts w:ascii="Times New Roman" w:hAnsi="Times New Roman" w:eastAsia="Times New Roman" w:cs="Times New Roman"/>
+        </w:rPr>
+        <w:t xml:space="preserve"> Mn </w:t>
+      </w:r>
+      <w:r>
+        <w:rPr>
+          <w:rFonts w:hint="eastAsia" w:ascii="Times New Roman" w:hAnsi="Times New Roman" w:eastAsia="FangSong" w:cs="Times New Roman"/>
+        </w:rPr>
+        <w:t xml:space="preserve">元素的电中性</w:t>
+      </w:r>
+      <w:r>
+        <w:rPr>
+          <w:rFonts w:ascii="Times New Roman" w:hAnsi="Times New Roman" w:eastAsia="Times New Roman" w:cs="Times New Roman"/>
+        </w:rPr>
+        <w:t xml:space="preserve"> MOF </w:t>
+      </w:r>
+      <w:r>
+        <w:rPr>
+          <w:rFonts w:hint="eastAsia" w:ascii="Times New Roman" w:hAnsi="Times New Roman" w:eastAsia="FangSong" w:cs="Times New Roman"/>
+        </w:rPr>
+        <w:t xml:space="preserve">聚合物</w:t>
+      </w:r>
+      <w:r>
+        <w:rPr>
+          <w:rFonts w:ascii="Times New Roman" w:hAnsi="Times New Roman" w:eastAsia="Times New Roman" w:cs="Times New Roman"/>
+        </w:rPr>
+        <w:t xml:space="preserve"> A </w:t>
+      </w:r>
+      <w:r>
+        <w:rPr>
+          <w:rFonts w:hint="eastAsia" w:ascii="Times New Roman" w:hAnsi="Times New Roman" w:eastAsia="FangSong" w:cs="Times New Roman"/>
+        </w:rPr>
+        <w:t>可以认为是由二草酸根</w:t>
+      </w:r>
+      <w:r>
+        <w:rPr>
+          <w:rFonts w:hint="eastAsia" w:ascii="Times New Roman" w:hAnsi="Times New Roman" w:eastAsia="Times New Roman" w:cs="Times New Roman"/>
+        </w:rPr>
+        <w:t>-2,2’-</w:t>
+      </w:r>
+      <w:r>
+        <w:rPr>
+          <w:rFonts w:hint="eastAsia" w:ascii="Times New Roman" w:hAnsi="Times New Roman" w:eastAsia="FangSong" w:cs="Times New Roman"/>
+        </w:rPr>
+        <w:t>联吡啶合铬</w:t>
+      </w:r>
+      <w:r>
+        <w:rPr>
+          <w:rFonts w:hint="eastAsia" w:ascii="Times New Roman" w:hAnsi="Times New Roman" w:eastAsia="Times New Roman" w:cs="Times New Roman"/>
+        </w:rPr>
+        <w:t>(Ⅲ)</w:t>
+      </w:r>
+      <w:r>
+        <w:rPr>
+          <w:rFonts w:hint="eastAsia" w:ascii="Times New Roman" w:hAnsi="Times New Roman" w:eastAsia="FangSong" w:cs="Times New Roman"/>
+        </w:rPr>
+        <w:t>离子</w:t>
+      </w:r>
+      <w:r>
+        <w:rPr>
+          <w:rFonts w:ascii="Times New Roman" w:hAnsi="Times New Roman" w:eastAsia="Times New Roman" w:cs="Times New Roman"/>
+        </w:rPr>
+        <w:t xml:space="preserve"> B </w:t>
+      </w:r>
+      <w:r>
+        <w:rPr>
+          <w:rFonts w:hint="eastAsia" w:ascii="Times New Roman" w:hAnsi="Times New Roman" w:eastAsia="FangSong" w:cs="Times New Roman"/>
+        </w:rPr>
+        <w:t xml:space="preserve">和</w:t>
+      </w:r>
+      <w:r>
+        <w:rPr>
+          <w:rFonts w:ascii="Times New Roman" w:hAnsi="Times New Roman" w:eastAsia="Times New Roman" w:cs="Times New Roman"/>
+        </w:rPr>
+        <w:t xml:space="preserve"> </w:t>
+      </w:r>
+      <m:oMath>
+        <m:r>
+          <m:t>M</m:t>
+        </m:r>
+        <m:sSup>
+          <m:e>
+            <m:r>
+              <m:t>n</m:t>
+            </m:r>
+          </m:e>
+          <m:sup>
+            <m:r>
+              <m:t>2</m:t>
+            </m:r>
+            <m:r>
+              <m:rPr>
+                <m:sty m:val="p"/>
+              </m:rPr>
+              <m:t>+</m:t>
+            </m:r>
+          </m:sup>
+        </m:sSup>
+      </m:oMath>
+      <w:r>
+        <w:rPr>
+          <w:rFonts w:ascii="Times New Roman" w:hAnsi="Times New Roman" w:eastAsia="Times New Roman" w:cs="Times New Roman"/>
+        </w:rPr>
+        <w:t xml:space="preserve"> </w:t>
+      </w:r>
+      <w:r>
+        <w:rPr>
+          <w:rFonts w:hint="eastAsia" w:ascii="Times New Roman" w:hAnsi="Times New Roman" w:eastAsia="FangSong" w:cs="Times New Roman"/>
+        </w:rPr>
+        <w:t>组成的长链结构</w:t>
+      </w:r>
+      <w:r>
+        <w:rPr>
+          <w:rFonts w:hint="eastAsia" w:ascii="Times New Roman" w:hAnsi="Times New Roman" w:eastAsia="Times New Roman" w:cs="Times New Roman"/>
+        </w:rPr>
+        <w:t>。</w:t>
+      </w:r>
+      <w:r>
+        <w:rPr>
+          <w:rFonts w:hint="eastAsia" w:ascii="Times New Roman" w:hAnsi="Times New Roman" w:eastAsia="FangSong" w:cs="Times New Roman"/>
+        </w:rPr>
+        <w:t>其中</w:t>
+      </w:r>
+      <w:r>
+        <w:rPr>
+          <w:rFonts w:hint="eastAsia" w:ascii="Times New Roman" w:hAnsi="Times New Roman" w:eastAsia="Times New Roman" w:cs="Times New Roman"/>
+        </w:rPr>
+        <w:t>,Mn</w:t>
+      </w:r>
+      <w:r>
+        <w:rPr>
+          <w:rFonts w:ascii="Times New Roman" w:hAnsi="Times New Roman" w:eastAsia="Times New Roman" w:cs="Times New Roman"/>
+        </w:rPr>
+        <w:t xml:space="preserve"> </w:t>
+      </w:r>
+      <w:r>
+        <w:rPr>
+          <w:rFonts w:hint="eastAsia" w:ascii="Times New Roman" w:hAnsi="Times New Roman" w:eastAsia="FangSong" w:cs="Times New Roman"/>
+        </w:rPr>
+        <w:t xml:space="preserve">处于四方反棱柱的</w:t>
+      </w:r>
+      <w:r>
+        <w:rPr>
+          <w:rFonts w:ascii="Times New Roman" w:hAnsi="Times New Roman" w:eastAsia="Times New Roman" w:cs="Times New Roman"/>
+        </w:rPr>
+        <w:t xml:space="preserve"> 8 </w:t>
+      </w:r>
+      <w:r>
+        <w:rPr>
+          <w:rFonts w:hint="eastAsia" w:ascii="Times New Roman" w:hAnsi="Times New Roman" w:eastAsia="FangSong" w:cs="Times New Roman"/>
+        </w:rPr>
+        <w:t>配位环境</w:t>
       </w:r>
       <w:r>
         <w:rPr>
@@ -5600,7 +4802,436 @@
         <w:rPr>
           <w:rFonts w:hint="eastAsia" w:ascii="Times New Roman" w:hAnsi="Times New Roman" w:eastAsia="FangSong" w:cs="Times New Roman"/>
         </w:rPr>
-        <w:t>配合物</w:t>
+        <w:t>每个</w:t>
+      </w:r>
+      <w:r>
+        <w:rPr>
+          <w:rFonts w:ascii="Times New Roman" w:hAnsi="Times New Roman" w:eastAsia="Times New Roman" w:cs="Times New Roman"/>
+        </w:rPr>
+        <w:t xml:space="preserve"> Mn </w:t>
+      </w:r>
+      <w:r>
+        <w:rPr>
+          <w:rFonts w:hint="eastAsia" w:ascii="Times New Roman" w:hAnsi="Times New Roman" w:eastAsia="FangSong" w:cs="Times New Roman"/>
+        </w:rPr>
+        <w:t xml:space="preserve">的四方反棱柱结构桥连了</w:t>
+      </w:r>
+      <w:r>
+        <w:rPr>
+          <w:rFonts w:ascii="Times New Roman" w:hAnsi="Times New Roman" w:eastAsia="Times New Roman" w:cs="Times New Roman"/>
+        </w:rPr>
+        <w:t xml:space="preserve"> 4 </w:t>
+      </w:r>
+      <w:r>
+        <w:rPr>
+          <w:rFonts w:hint="eastAsia" w:ascii="Times New Roman" w:hAnsi="Times New Roman" w:eastAsia="FangSong" w:cs="Times New Roman"/>
+        </w:rPr>
+        <w:t xml:space="preserve">个</w:t>
+      </w:r>
+      <w:r>
+        <w:rPr>
+          <w:rFonts w:ascii="Times New Roman" w:hAnsi="Times New Roman" w:eastAsia="Times New Roman" w:cs="Times New Roman"/>
+        </w:rPr>
+        <w:t xml:space="preserve"> B </w:t>
+      </w:r>
+      <w:r>
+        <w:rPr>
+          <w:rFonts w:hint="eastAsia" w:ascii="Times New Roman" w:hAnsi="Times New Roman" w:eastAsia="FangSong" w:cs="Times New Roman"/>
+        </w:rPr>
+        <w:t>的单元</w:t>
+      </w:r>
+      <w:r>
+        <w:rPr>
+          <w:rFonts w:hint="eastAsia" w:ascii="Times New Roman" w:hAnsi="Times New Roman" w:eastAsia="Times New Roman" w:cs="Times New Roman"/>
+        </w:rPr>
+        <w:t>。</w:t>
+      </w:r>
+    </w:p>
+    <w:p>
+      <w:pPr>
+        <w:pStyle w:val="Compact"/>
+        <w:numPr>
+          <w:ilvl w:val="0"/>
+          <w:numId w:val="1006"/>
+        </w:numPr>
+      </w:pPr>
+      <w:r>
+        <w:rPr>
+          <w:rFonts w:hint="eastAsia" w:ascii="Times New Roman" w:hAnsi="Times New Roman" w:eastAsia="FangSong" w:cs="Times New Roman"/>
+        </w:rPr>
+        <w:t xml:space="preserve">画出</w:t>
+      </w:r>
+      <w:r>
+        <w:rPr>
+          <w:rFonts w:ascii="Times New Roman" w:hAnsi="Times New Roman" w:eastAsia="Times New Roman" w:cs="Times New Roman"/>
+        </w:rPr>
+        <w:t xml:space="preserve"> B </w:t>
+      </w:r>
+      <w:r>
+        <w:rPr>
+          <w:rFonts w:hint="eastAsia" w:ascii="Times New Roman" w:hAnsi="Times New Roman" w:eastAsia="FangSong" w:cs="Times New Roman"/>
+        </w:rPr>
+        <w:t>所有可能的同分异构体的结构</w:t>
+      </w:r>
+      <w:r>
+        <w:rPr>
+          <w:rFonts w:hint="eastAsia" w:ascii="Times New Roman" w:hAnsi="Times New Roman" w:eastAsia="Times New Roman" w:cs="Times New Roman"/>
+        </w:rPr>
+        <w:t>。</w:t>
+      </w:r>
+      <w:r>
+        <w:rPr>
+          <w:rFonts w:ascii="Times New Roman" w:hAnsi="Times New Roman" w:eastAsia="Times New Roman" w:cs="Times New Roman"/>
+        </w:rPr>
+        <w:br/>
+      </w:r>
+    </w:p>
+    <w:p>
+      <w:pPr>
+        <w:pStyle w:val="Compact"/>
+        <w:numPr>
+          <w:ilvl w:val="0"/>
+          <w:numId w:val="1006"/>
+        </w:numPr>
+      </w:pPr>
+      <w:r>
+        <w:rPr>
+          <w:rFonts w:hint="eastAsia" w:ascii="Times New Roman" w:hAnsi="Times New Roman" w:eastAsia="FangSong" w:cs="Times New Roman"/>
+        </w:rPr>
+        <w:t xml:space="preserve">简要绘制</w:t>
+      </w:r>
+      <w:r>
+        <w:rPr>
+          <w:rFonts w:ascii="Times New Roman" w:hAnsi="Times New Roman" w:eastAsia="Times New Roman" w:cs="Times New Roman"/>
+        </w:rPr>
+        <w:t xml:space="preserve"> A </w:t>
+      </w:r>
+      <w:r>
+        <w:rPr>
+          <w:rFonts w:hint="eastAsia" w:ascii="Times New Roman" w:hAnsi="Times New Roman" w:eastAsia="FangSong" w:cs="Times New Roman"/>
+        </w:rPr>
+        <w:t>的单元结构</w:t>
+      </w:r>
+      <w:r>
+        <w:rPr>
+          <w:rFonts w:hint="eastAsia" w:ascii="Times New Roman" w:hAnsi="Times New Roman" w:eastAsia="Times New Roman" w:cs="Times New Roman"/>
+        </w:rPr>
+        <w:t>,</w:t>
+      </w:r>
+      <w:r>
+        <w:rPr>
+          <w:rFonts w:ascii="Times New Roman" w:hAnsi="Times New Roman" w:eastAsia="Times New Roman" w:cs="Times New Roman"/>
+        </w:rPr>
+        <w:t xml:space="preserve"> </w:t>
+      </w:r>
+      <w:r>
+        <w:rPr>
+          <w:rFonts w:hint="eastAsia" w:ascii="Times New Roman" w:hAnsi="Times New Roman" w:eastAsia="FangSong" w:cs="Times New Roman"/>
+        </w:rPr>
+        <w:t>写出它的最简式以表示单元的化学组成</w:t>
+      </w:r>
+      <w:r>
+        <w:rPr>
+          <w:rFonts w:hint="eastAsia" w:ascii="Times New Roman" w:hAnsi="Times New Roman" w:eastAsia="Times New Roman" w:cs="Times New Roman"/>
+        </w:rPr>
+        <w:t>。</w:t>
+      </w:r>
+    </w:p>
+    <w:p>
+      <w:pPr>
+        <w:pStyle w:val="FirstParagraph"/>
+      </w:pPr>
+      <w:r>
+        <w:rPr>
+          <w:rFonts w:ascii="Times New Roman" w:hAnsi="Times New Roman" w:eastAsia="Times New Roman" w:cs="Times New Roman"/>
+        </w:rPr>
+        <w:t xml:space="preserve">(Inorganic Chemistry 35, No. 21 (1996): 6086–6092)</w:t>
+      </w:r>
+    </w:p>
+    <w:p>
+      <w:pPr>
+        <w:pStyle w:val="BodyText"/>
+      </w:pPr>
+      <w:r>
+        <w:rPr>
+          <w:rFonts w:hint="eastAsia" w:ascii="Times New Roman" w:hAnsi="Times New Roman" w:eastAsia="FangSong" w:cs="Times New Roman"/>
+          <w:b/>
+          <w:bCs/>
+        </w:rPr>
+        <w:t xml:space="preserve">来源</w:t>
+      </w:r>
+      <w:r>
+        <w:rPr>
+          <w:rFonts w:hint="eastAsia" w:ascii="Times New Roman" w:hAnsi="Times New Roman" w:eastAsia="Times New Roman" w:cs="Times New Roman"/>
+        </w:rPr>
+        <w:t>：</w:t>
+      </w:r>
+      <w:r>
+        <w:rPr>
+          <w:rFonts w:hint="eastAsia" w:ascii="Times New Roman" w:hAnsi="Times New Roman" w:eastAsia="FangSong" w:cs="Times New Roman"/>
+        </w:rPr>
+        <w:t>化学竞赛初赛讲义</w:t>
+      </w:r>
+      <w:r>
+        <w:rPr>
+          <w:rFonts w:ascii="Times New Roman" w:hAnsi="Times New Roman" w:eastAsia="Times New Roman" w:cs="Times New Roman"/>
+        </w:rPr>
+        <w:t xml:space="preserve"> </w:t>
+      </w:r>
+      <w:r>
+        <w:rPr>
+          <w:rFonts w:hint="eastAsia" w:ascii="Times New Roman" w:hAnsi="Times New Roman" w:eastAsia="FangSong" w:cs="Times New Roman"/>
+        </w:rPr>
+        <w:t>第</w:t>
+      </w:r>
+      <w:r>
+        <w:rPr>
+          <w:rFonts w:hint="eastAsia" w:ascii="Times New Roman" w:hAnsi="Times New Roman" w:eastAsia="Times New Roman" w:cs="Times New Roman"/>
+        </w:rPr>
+        <w:t>4</w:t>
+      </w:r>
+      <w:r>
+        <w:rPr>
+          <w:rFonts w:hint="eastAsia" w:ascii="Times New Roman" w:hAnsi="Times New Roman" w:eastAsia="FangSong" w:cs="Times New Roman"/>
+        </w:rPr>
+        <w:t>讲</w:t>
+      </w:r>
+      <w:r>
+        <w:rPr>
+          <w:rFonts w:ascii="Times New Roman" w:hAnsi="Times New Roman" w:eastAsia="Times New Roman" w:cs="Times New Roman"/>
+        </w:rPr>
+        <w:t xml:space="preserve"> </w:t>
+      </w:r>
+      <w:r>
+        <w:rPr>
+          <w:rFonts w:hint="eastAsia" w:ascii="Times New Roman" w:hAnsi="Times New Roman" w:eastAsia="FangSong" w:cs="Times New Roman"/>
+        </w:rPr>
+        <w:t>第</w:t>
+      </w:r>
+      <w:r>
+        <w:rPr>
+          <w:rFonts w:hint="eastAsia" w:ascii="Times New Roman" w:hAnsi="Times New Roman" w:eastAsia="Times New Roman" w:cs="Times New Roman"/>
+        </w:rPr>
+        <w:t>4</w:t>
+      </w:r>
+      <w:r>
+        <w:rPr>
+          <w:rFonts w:hint="eastAsia" w:ascii="Times New Roman" w:hAnsi="Times New Roman" w:eastAsia="FangSong" w:cs="Times New Roman"/>
+        </w:rPr>
+        <w:t>讲习题</w:t>
+      </w:r>
+    </w:p>
+    <w:p>
+      <w:pPr>
+        <w:spacing w:before="160" w:after="80"/>
+      </w:pPr>
+      <w:r>
+        <w:pict>
+          <v:rect style="width:0;height:1.5pt" o:hralign="center" o:hrstd="t" o:hr="t"/>
+        </w:pict>
+      </w:r>
+    </w:p>
+    <w:bookmarkEnd w:id="31"/>
+    <w:bookmarkStart w:id="32" w:name="第13题"/>
+    <w:p>
+      <w:pPr>
+        <w:pStyle w:val="Heading3"/>
+        <w:spacing w:before="280" w:after="120"/>
+      </w:pPr>
+      <w:r>
+        <w:rPr>
+          <w:rFonts w:hint="eastAsia" w:ascii="Times New Roman" w:hAnsi="Times New Roman" w:eastAsia="SimHei" w:cs="Times New Roman"/>
+        </w:rPr>
+        <w:t>第</w:t>
+      </w:r>
+      <w:r>
+        <w:rPr>
+          <w:rFonts w:hint="eastAsia" w:ascii="Times New Roman" w:hAnsi="Times New Roman" w:eastAsia="Times New Roman" w:cs="Times New Roman"/>
+        </w:rPr>
+        <w:t>13</w:t>
+      </w:r>
+      <w:r>
+        <w:rPr>
+          <w:rFonts w:hint="eastAsia" w:ascii="Times New Roman" w:hAnsi="Times New Roman" w:eastAsia="SimHei" w:cs="Times New Roman"/>
+        </w:rPr>
+        <w:t>题</w:t>
+      </w:r>
+    </w:p>
+    <w:p>
+      <w:pPr>
+        <w:pStyle w:val="FirstParagraph"/>
+      </w:pPr>
+      <w:r>
+        <w:rPr>
+          <w:rFonts w:hint="eastAsia" w:ascii="Times New Roman" w:hAnsi="Times New Roman" w:eastAsia="FangSong" w:cs="Times New Roman"/>
+          <w:b/>
+          <w:bCs/>
+        </w:rPr>
+        <w:t xml:space="preserve">题目</w:t>
+      </w:r>
+      <w:r>
+        <w:rPr>
+          <w:rFonts w:hint="eastAsia" w:ascii="Times New Roman" w:hAnsi="Times New Roman" w:eastAsia="Times New Roman" w:cs="Times New Roman"/>
+        </w:rPr>
+        <w:t xml:space="preserve">：</w:t>
+      </w:r>
+      <w:r>
+        <w:rPr>
+          <w:rFonts w:ascii="Times New Roman" w:hAnsi="Times New Roman" w:eastAsia="Times New Roman" w:cs="Times New Roman"/>
+        </w:rPr>
+        <w:t xml:space="preserve"> </w:t>
+      </w:r>
+      <w:r>
+        <w:rPr>
+          <w:rFonts w:hint="eastAsia" w:ascii="Times New Roman" w:hAnsi="Times New Roman" w:eastAsia="FangSong" w:cs="Times New Roman"/>
+        </w:rPr>
+        <w:t xml:space="preserve">在</w:t>
+      </w:r>
+      <w:r>
+        <w:rPr>
+          <w:rFonts w:ascii="Times New Roman" w:hAnsi="Times New Roman" w:eastAsia="Times New Roman" w:cs="Times New Roman"/>
+        </w:rPr>
+        <w:t xml:space="preserve"> </w:t>
+      </w:r>
+      <m:oMath>
+        <m:sSub>
+          <m:e>
+            <m:r>
+              <m:t>N</m:t>
+            </m:r>
+          </m:e>
+          <m:sub>
+            <m:r>
+              <m:t>2</m:t>
+            </m:r>
+          </m:sub>
+        </m:sSub>
+      </m:oMath>
+      <w:r>
+        <w:rPr>
+          <w:rFonts w:ascii="Times New Roman" w:hAnsi="Times New Roman" w:eastAsia="Times New Roman" w:cs="Times New Roman"/>
+        </w:rPr>
+        <w:t xml:space="preserve"> </w:t>
+      </w:r>
+      <w:r>
+        <w:rPr>
+          <w:rFonts w:hint="eastAsia" w:ascii="Times New Roman" w:hAnsi="Times New Roman" w:eastAsia="FangSong" w:cs="Times New Roman"/>
+        </w:rPr>
+        <w:t>气氛下</w:t>
+      </w:r>
+      <w:r>
+        <w:rPr>
+          <w:rFonts w:hint="eastAsia" w:ascii="Times New Roman" w:hAnsi="Times New Roman" w:eastAsia="Times New Roman" w:cs="Times New Roman"/>
+        </w:rPr>
+        <w:t>，0.235g</w:t>
+      </w:r>
+      <w:r>
+        <w:rPr>
+          <w:rFonts w:ascii="Times New Roman" w:hAnsi="Times New Roman" w:eastAsia="Times New Roman" w:cs="Times New Roman"/>
+        </w:rPr>
+        <w:t xml:space="preserve"> </w:t>
+      </w:r>
+      <w:r>
+        <w:rPr>
+          <w:rFonts w:hint="eastAsia" w:ascii="Times New Roman" w:hAnsi="Times New Roman" w:eastAsia="FangSong" w:cs="Times New Roman"/>
+        </w:rPr>
+        <w:t xml:space="preserve">金属</w:t>
+      </w:r>
+      <w:r>
+        <w:rPr>
+          <w:rFonts w:ascii="Times New Roman" w:hAnsi="Times New Roman" w:eastAsia="Times New Roman" w:cs="Times New Roman"/>
+        </w:rPr>
+        <w:t xml:space="preserve"> A </w:t>
+      </w:r>
+      <w:r>
+        <w:rPr>
+          <w:rFonts w:hint="eastAsia" w:ascii="Times New Roman" w:hAnsi="Times New Roman" w:eastAsia="FangSong" w:cs="Times New Roman"/>
+        </w:rPr>
+        <w:t xml:space="preserve">可恰好被</w:t>
+      </w:r>
+      <w:r>
+        <w:rPr>
+          <w:rFonts w:ascii="Times New Roman" w:hAnsi="Times New Roman" w:eastAsia="Times New Roman" w:cs="Times New Roman"/>
+        </w:rPr>
+        <w:t xml:space="preserve"> 2.93mL </w:t>
+      </w:r>
+      <w:r>
+        <w:rPr>
+          <w:rFonts w:hint="eastAsia" w:ascii="Times New Roman" w:hAnsi="Times New Roman" w:eastAsia="FangSong" w:cs="Times New Roman"/>
+        </w:rPr>
+        <w:t xml:space="preserve">密度为</w:t>
+      </w:r>
+      <w:r>
+        <w:rPr>
+          <w:rFonts w:ascii="Times New Roman" w:hAnsi="Times New Roman" w:eastAsia="Times New Roman" w:cs="Times New Roman"/>
+        </w:rPr>
+        <w:t xml:space="preserve"> 1.05g/mL </w:t>
+      </w:r>
+      <w:r>
+        <w:rPr>
+          <w:rFonts w:hint="eastAsia" w:ascii="Times New Roman" w:hAnsi="Times New Roman" w:eastAsia="FangSong" w:cs="Times New Roman"/>
+        </w:rPr>
+        <w:t xml:space="preserve">的</w:t>
+      </w:r>
+      <w:r>
+        <w:rPr>
+          <w:rFonts w:ascii="Times New Roman" w:hAnsi="Times New Roman" w:eastAsia="Times New Roman" w:cs="Times New Roman"/>
+        </w:rPr>
+        <w:t xml:space="preserve"> 10% </w:t>
+      </w:r>
+      <w:r>
+        <w:rPr>
+          <w:rFonts w:hint="eastAsia" w:ascii="Times New Roman" w:hAnsi="Times New Roman" w:eastAsia="FangSong" w:cs="Times New Roman"/>
+        </w:rPr>
+        <w:t>稀盐酸溶解</w:t>
+      </w:r>
+      <w:r>
+        <w:rPr>
+          <w:rFonts w:hint="eastAsia" w:ascii="Times New Roman" w:hAnsi="Times New Roman" w:eastAsia="Times New Roman" w:cs="Times New Roman"/>
+        </w:rPr>
+        <w:t>，</w:t>
+      </w:r>
+      <w:r>
+        <w:rPr>
+          <w:rFonts w:hint="eastAsia" w:ascii="Times New Roman" w:hAnsi="Times New Roman" w:eastAsia="FangSong" w:cs="Times New Roman"/>
+        </w:rPr>
+        <w:t>形成的微蓝绿色溶液含有盐</w:t>
+      </w:r>
+      <w:r>
+        <w:rPr>
+          <w:rFonts w:ascii="Times New Roman" w:hAnsi="Times New Roman" w:eastAsia="Times New Roman" w:cs="Times New Roman"/>
+        </w:rPr>
+        <w:t xml:space="preserve"> </w:t>
+      </w:r>
+      <w:r>
+        <w:rPr>
+          <w:rFonts w:hint="eastAsia" w:ascii="Times New Roman" w:hAnsi="Times New Roman" w:eastAsia="Times New Roman" w:cs="Times New Roman"/>
+        </w:rPr>
+        <w:t>B。</w:t>
+      </w:r>
+      <w:r>
+        <w:rPr>
+          <w:rFonts w:hint="eastAsia" w:ascii="Times New Roman" w:hAnsi="Times New Roman" w:eastAsia="FangSong" w:cs="Times New Roman"/>
+        </w:rPr>
+        <w:t>该溶液和</w:t>
+      </w:r>
+      <w:r>
+        <w:rPr>
+          <w:rFonts w:ascii="Times New Roman" w:hAnsi="Times New Roman" w:eastAsia="Times New Roman" w:cs="Times New Roman"/>
+        </w:rPr>
+        <w:t xml:space="preserve"> 15mL </w:t>
+      </w:r>
+      <w:r>
+        <w:rPr>
+          <w:rFonts w:hint="eastAsia" w:ascii="Times New Roman" w:hAnsi="Times New Roman" w:eastAsia="FangSong" w:cs="Times New Roman"/>
+        </w:rPr>
+        <w:t xml:space="preserve">含</w:t>
+      </w:r>
+      <w:r>
+        <w:rPr>
+          <w:rFonts w:ascii="Times New Roman" w:hAnsi="Times New Roman" w:eastAsia="Times New Roman" w:cs="Times New Roman"/>
+        </w:rPr>
+        <w:t xml:space="preserve"> 3.676g</w:t>
       </w:r>
       <w:r>
         <w:rPr>
@@ -5617,24 +5248,45 @@
             </w:rPr>
           </m:ctrlPr>
         </m:oMathPr>
+        <m:r>
+          <m:rPr>
+            <m:sty m:val="p"/>
+          </m:rPr>
+          <m:t>C</m:t>
+        </m:r>
+        <m:r>
+          <m:rPr>
+            <m:sty m:val="p"/>
+          </m:rPr>
+          <m:t>o</m:t>
+        </m:r>
+        <m:r>
+          <m:rPr>
+            <m:sty m:val="p"/>
+          </m:rPr>
+          <m:t>(</m:t>
+        </m:r>
+        <m:r>
+          <m:rPr>
+            <m:sty m:val="p"/>
+          </m:rPr>
+          <m:t>N</m:t>
+        </m:r>
         <m:sSub>
           <m:e>
             <m:r>
               <m:rPr>
                 <m:sty m:val="p"/>
               </m:rPr>
-              <m:t>M</m:t>
-            </m:r>
+              <m:t>O</m:t>
+            </m:r>
+          </m:e>
+          <m:sub>
             <m:r>
               <m:rPr>
                 <m:sty m:val="p"/>
               </m:rPr>
-              <m:t>L</m:t>
-            </m:r>
-          </m:e>
-          <m:sub>
-            <m:r>
-              <m:t>2</m:t>
+              <m:t>3</m:t>
             </m:r>
           </m:sub>
         </m:sSub>
@@ -5644,27 +5296,136 @@
               <m:rPr>
                 <m:sty m:val="p"/>
               </m:rPr>
-              <m:t>L</m:t>
+              <m:t>)</m:t>
             </m:r>
           </m:e>
           <m:sub>
-            <m:r>
-              <m:t>t</m:t>
-            </m:r>
-          </m:sub>
-        </m:sSub>
-        <m:sSub>
-          <m:e>
             <m:r>
               <m:rPr>
                 <m:sty m:val="p"/>
               </m:rPr>
-              <m:t>L</m:t>
+              <m:t>2</m:t>
+            </m:r>
+          </m:sub>
+        </m:sSub>
+        <m:r>
+          <m:rPr>
+            <m:sty m:val="p"/>
+          </m:rPr>
+          <m:t>⋅</m:t>
+        </m:r>
+        <m:r>
+          <m:rPr>
+            <m:sty m:val="p"/>
+          </m:rPr>
+          <m:t>6</m:t>
+        </m:r>
+        <m:sSub>
+          <m:e>
+            <m:r>
+              <m:rPr>
+                <m:sty m:val="p"/>
+              </m:rPr>
+              <m:t>H</m:t>
             </m:r>
           </m:e>
           <m:sub>
             <m:r>
-              <m:t>d</m:t>
+              <m:rPr>
+                <m:sty m:val="p"/>
+              </m:rPr>
+              <m:t>2</m:t>
+            </m:r>
+          </m:sub>
+        </m:sSub>
+        <m:r>
+          <m:rPr>
+            <m:sty m:val="p"/>
+          </m:rPr>
+          <m:t>O</m:t>
+        </m:r>
+      </m:oMath>
+      <w:r>
+        <w:rPr>
+          <w:rFonts w:ascii="Times New Roman" w:hAnsi="Times New Roman" w:eastAsia="Times New Roman" w:cs="Times New Roman"/>
+        </w:rPr>
+        <w:t xml:space="preserve"> </w:t>
+      </w:r>
+      <w:r>
+        <w:rPr>
+          <w:rFonts w:hint="eastAsia" w:ascii="Times New Roman" w:hAnsi="Times New Roman" w:eastAsia="FangSong" w:cs="Times New Roman"/>
+        </w:rPr>
+        <w:t>的溶液混合</w:t>
+      </w:r>
+      <w:r>
+        <w:rPr>
+          <w:rFonts w:hint="eastAsia" w:ascii="Times New Roman" w:hAnsi="Times New Roman" w:eastAsia="Times New Roman" w:cs="Times New Roman"/>
+        </w:rPr>
+        <w:t>，</w:t>
+      </w:r>
+      <w:r>
+        <w:rPr>
+          <w:rFonts w:hint="eastAsia" w:ascii="Times New Roman" w:hAnsi="Times New Roman" w:eastAsia="FangSong" w:cs="Times New Roman"/>
+        </w:rPr>
+        <w:t>再加稍过量的草酸铵即可以得到</w:t>
+      </w:r>
+      <w:r>
+        <w:rPr>
+          <w:rFonts w:ascii="Times New Roman" w:hAnsi="Times New Roman" w:eastAsia="Times New Roman" w:cs="Times New Roman"/>
+        </w:rPr>
+        <w:t xml:space="preserve"> 3.069g </w:t>
+      </w:r>
+      <w:r>
+        <w:rPr>
+          <w:rFonts w:hint="eastAsia" w:ascii="Times New Roman" w:hAnsi="Times New Roman" w:eastAsia="FangSong" w:cs="Times New Roman"/>
+        </w:rPr>
+        <w:t xml:space="preserve">橙黄色的沉淀</w:t>
+      </w:r>
+      <w:r>
+        <w:rPr>
+          <w:rFonts w:ascii="Times New Roman" w:hAnsi="Times New Roman" w:eastAsia="Times New Roman" w:cs="Times New Roman"/>
+        </w:rPr>
+        <w:t xml:space="preserve"> C。</w:t>
+      </w:r>
+    </w:p>
+    <w:p>
+      <w:pPr>
+        <w:pStyle w:val="BodyText"/>
+      </w:pPr>
+      <w:r>
+        <w:rPr>
+          <w:rFonts w:hint="eastAsia" w:ascii="Times New Roman" w:hAnsi="Times New Roman" w:eastAsia="FangSong" w:cs="Times New Roman"/>
+        </w:rPr>
+        <w:t xml:space="preserve">化合物</w:t>
+      </w:r>
+      <w:r>
+        <w:rPr>
+          <w:rFonts w:ascii="Times New Roman" w:hAnsi="Times New Roman" w:eastAsia="Times New Roman" w:cs="Times New Roman"/>
+        </w:rPr>
+        <w:t xml:space="preserve"> C </w:t>
+      </w:r>
+      <w:r>
+        <w:rPr>
+          <w:rFonts w:hint="eastAsia" w:ascii="Times New Roman" w:hAnsi="Times New Roman" w:eastAsia="FangSong" w:cs="Times New Roman"/>
+        </w:rPr>
+        <w:t xml:space="preserve">在</w:t>
+      </w:r>
+      <w:r>
+        <w:rPr>
+          <w:rFonts w:ascii="Times New Roman" w:hAnsi="Times New Roman" w:eastAsia="Times New Roman" w:cs="Times New Roman"/>
+        </w:rPr>
+        <w:t xml:space="preserve"> </w:t>
+      </w:r>
+      <m:oMath>
+        <m:sSub>
+          <m:e>
+            <m:r>
+              <m:t>O</m:t>
+            </m:r>
+          </m:e>
+          <m:sub>
+            <m:r>
+              <m:t>2</m:t>
             </m:r>
           </m:sub>
         </m:sSub>
@@ -5679,297 +5440,31 @@
         <w:rPr>
           <w:rFonts w:hint="eastAsia" w:ascii="Times New Roman" w:hAnsi="Times New Roman" w:eastAsia="FangSong" w:cs="Times New Roman"/>
         </w:rPr>
-        <w:t xml:space="preserve">和配体</w:t>
-      </w:r>
-      <w:r>
-        <w:rPr>
-          <w:rFonts w:ascii="Times New Roman" w:hAnsi="Times New Roman" w:eastAsia="Times New Roman" w:cs="Times New Roman"/>
-        </w:rPr>
-        <w:t xml:space="preserve"> </w:t>
-      </w:r>
-      <m:oMath>
-        <m:sSub>
-          <m:e>
-            <m:r>
-              <m:rPr>
-                <m:sty m:val="bi"/>
-              </m:rPr>
-              <m:t>L</m:t>
-            </m:r>
-          </m:e>
-          <m:sub>
-            <m:r>
-              <m:t>i</m:t>
-            </m:r>
-          </m:sub>
-        </m:sSub>
-      </m:oMath>
-      <w:r>
-        <w:rPr>
-          <w:rFonts w:ascii="Times New Roman" w:hAnsi="Times New Roman" w:eastAsia="Times New Roman" w:cs="Times New Roman"/>
-        </w:rPr>
-        <w:t xml:space="preserve"> </w:t>
-      </w:r>
-      <w:r>
-        <w:rPr>
-          <w:rFonts w:hint="eastAsia" w:ascii="Times New Roman" w:hAnsi="Times New Roman" w:eastAsia="FangSong" w:cs="Times New Roman"/>
-        </w:rPr>
-        <w:t>发生取代反应</w:t>
-      </w:r>
-      <w:r>
-        <w:rPr>
-          <w:rFonts w:hint="eastAsia" w:ascii="Times New Roman" w:hAnsi="Times New Roman" w:eastAsia="Times New Roman" w:cs="Times New Roman"/>
-        </w:rPr>
-        <w:t>，</w:t>
-      </w:r>
-      <w:r>
-        <w:rPr>
-          <w:rFonts w:hint="eastAsia" w:ascii="Times New Roman" w:hAnsi="Times New Roman" w:eastAsia="FangSong" w:cs="Times New Roman"/>
-        </w:rPr>
-        <w:t>其中</w:t>
-      </w:r>
-      <w:r>
-        <w:rPr>
-          <w:rFonts w:ascii="Times New Roman" w:hAnsi="Times New Roman" w:eastAsia="Times New Roman" w:cs="Times New Roman"/>
-        </w:rPr>
-        <w:t xml:space="preserve"> </w:t>
-      </w:r>
-      <m:oMath>
-        <m:sSub>
-          <m:e>
-            <m:r>
-              <m:rPr>
-                <m:sty m:val="bi"/>
-              </m:rPr>
-              <m:t>L</m:t>
-            </m:r>
-          </m:e>
-          <m:sub>
-            <m:r>
-              <m:t>t</m:t>
-            </m:r>
-          </m:sub>
-        </m:sSub>
-      </m:oMath>
-      <w:r>
-        <w:rPr>
-          <w:rFonts w:ascii="Times New Roman" w:hAnsi="Times New Roman" w:eastAsia="Times New Roman" w:cs="Times New Roman"/>
-        </w:rPr>
-        <w:t xml:space="preserve"> </w:t>
-      </w:r>
-      <w:r>
-        <w:rPr>
-          <w:rFonts w:hint="eastAsia" w:ascii="Times New Roman" w:hAnsi="Times New Roman" w:eastAsia="FangSong" w:cs="Times New Roman"/>
-        </w:rPr>
-        <w:t>是所谓反位效应特别强的配体</w:t>
-      </w:r>
-      <w:r>
-        <w:rPr>
-          <w:rFonts w:hint="eastAsia" w:ascii="Times New Roman" w:hAnsi="Times New Roman" w:eastAsia="Times New Roman" w:cs="Times New Roman"/>
-        </w:rPr>
-        <w:t>。</w:t>
-      </w:r>
-      <w:r>
-        <w:rPr>
-          <w:rFonts w:ascii="Times New Roman" w:hAnsi="Times New Roman" w:eastAsia="Times New Roman" w:cs="Times New Roman"/>
-        </w:rPr>
-        <w:t xml:space="preserve"> </w:t>
-      </w:r>
-      <m:oMath>
-        <m:sSub>
-          <m:e>
-            <m:r>
-              <m:rPr>
-                <m:sty m:val="bi"/>
-              </m:rPr>
-              <m:t>L</m:t>
-            </m:r>
-          </m:e>
-          <m:sub>
-            <m:r>
-              <m:t>t</m:t>
-            </m:r>
-          </m:sub>
-        </m:sSub>
-      </m:oMath>
-      <w:r>
-        <w:rPr>
-          <w:rFonts w:ascii="Times New Roman" w:hAnsi="Times New Roman" w:eastAsia="Times New Roman" w:cs="Times New Roman"/>
-        </w:rPr>
-        <w:t xml:space="preserve"> </w:t>
-      </w:r>
-      <w:r>
-        <w:rPr>
-          <w:rFonts w:hint="eastAsia" w:ascii="Times New Roman" w:hAnsi="Times New Roman" w:eastAsia="FangSong" w:cs="Times New Roman"/>
-        </w:rPr>
-        <w:t xml:space="preserve">位于</w:t>
-      </w:r>
-      <w:r>
-        <w:rPr>
-          <w:rFonts w:ascii="Times New Roman" w:hAnsi="Times New Roman" w:eastAsia="Times New Roman" w:cs="Times New Roman"/>
-        </w:rPr>
-        <w:t xml:space="preserve"> </w:t>
-      </w:r>
-      <m:oMath>
-        <m:sSub>
-          <m:e>
-            <m:r>
-              <m:rPr>
-                <m:sty m:val="bi"/>
-              </m:rPr>
-              <m:t>L</m:t>
-            </m:r>
-          </m:e>
-          <m:sub>
-            <m:r>
-              <m:t>d</m:t>
-            </m:r>
-          </m:sub>
-        </m:sSub>
-      </m:oMath>
-      <w:r>
-        <w:rPr>
-          <w:rFonts w:ascii="Times New Roman" w:hAnsi="Times New Roman" w:eastAsia="Times New Roman" w:cs="Times New Roman"/>
-        </w:rPr>
-        <w:t xml:space="preserve"> </w:t>
-      </w:r>
-      <w:r>
-        <w:rPr>
-          <w:rFonts w:hint="eastAsia" w:ascii="Times New Roman" w:hAnsi="Times New Roman" w:eastAsia="FangSong" w:cs="Times New Roman"/>
-        </w:rPr>
-        <w:t>的对位</w:t>
-      </w:r>
-      <w:r>
-        <w:rPr>
-          <w:rFonts w:hint="eastAsia" w:ascii="Times New Roman" w:hAnsi="Times New Roman" w:eastAsia="Times New Roman" w:cs="Times New Roman"/>
-        </w:rPr>
-        <w:t>。</w:t>
-      </w:r>
-      <w:r>
-        <w:rPr>
-          <w:rFonts w:hint="eastAsia" w:ascii="Times New Roman" w:hAnsi="Times New Roman" w:eastAsia="FangSong" w:cs="Times New Roman"/>
-        </w:rPr>
-        <w:t>该过程使用配合</w:t>
-      </w:r>
-      <w:r>
-        <w:rPr>
-          <w:rFonts w:hint="eastAsia" w:ascii="Times New Roman" w:hAnsi="Times New Roman" w:eastAsia="Times New Roman" w:cs="Times New Roman"/>
-        </w:rPr>
-        <w:t>-</w:t>
-      </w:r>
-      <w:r>
-        <w:rPr>
-          <w:rFonts w:hint="eastAsia" w:ascii="Times New Roman" w:hAnsi="Times New Roman" w:eastAsia="FangSong" w:cs="Times New Roman"/>
-        </w:rPr>
-        <w:t>解离机理</w:t>
-      </w:r>
-      <w:r>
-        <w:rPr>
-          <w:rFonts w:hint="eastAsia" w:ascii="Times New Roman" w:hAnsi="Times New Roman" w:eastAsia="Times New Roman" w:cs="Times New Roman"/>
-        </w:rPr>
-        <w:t>，</w:t>
-      </w:r>
-      <w:r>
-        <w:rPr>
-          <w:rFonts w:hint="eastAsia" w:ascii="Times New Roman" w:hAnsi="Times New Roman" w:eastAsia="FangSong" w:cs="Times New Roman"/>
-        </w:rPr>
-        <w:t>先形成三角双锥中间体</w:t>
-      </w:r>
-      <w:r>
-        <w:rPr>
-          <w:rFonts w:hint="eastAsia" w:ascii="Times New Roman" w:hAnsi="Times New Roman" w:eastAsia="Times New Roman" w:cs="Times New Roman"/>
-        </w:rPr>
-        <w:t>。</w:t>
-      </w:r>
-    </w:p>
-    <w:p>
-      <w:pPr>
-        <w:pStyle w:val="BodyText"/>
-      </w:pPr>
-      <w:r>
-        <w:rPr>
-          <w:rFonts w:hint="eastAsia" w:ascii="Times New Roman" w:hAnsi="Times New Roman" w:eastAsia="Times New Roman" w:cs="Times New Roman"/>
-        </w:rPr>
-        <w:t>（</w:t>
-      </w:r>
-      <w:r>
-        <w:rPr>
-          <w:rFonts w:hint="eastAsia" w:ascii="Times New Roman" w:hAnsi="Times New Roman" w:eastAsia="FangSong" w:cs="Times New Roman"/>
-        </w:rPr>
-        <w:t>注</w:t>
-      </w:r>
-      <w:r>
-        <w:rPr>
-          <w:rFonts w:hint="eastAsia" w:ascii="Times New Roman" w:hAnsi="Times New Roman" w:eastAsia="Times New Roman" w:cs="Times New Roman"/>
-        </w:rPr>
-        <w:t>：</w:t>
-      </w:r>
-      <w:r>
-        <w:rPr>
-          <w:rFonts w:hint="eastAsia" w:ascii="Times New Roman" w:hAnsi="Times New Roman" w:eastAsia="FangSong" w:cs="Times New Roman"/>
-        </w:rPr>
-        <w:t>原题含分子轨道图</w:t>
-      </w:r>
-      <w:r>
-        <w:rPr>
-          <w:rFonts w:hint="eastAsia" w:ascii="Times New Roman" w:hAnsi="Times New Roman" w:eastAsia="Times New Roman" w:cs="Times New Roman"/>
-        </w:rPr>
-        <w:t>，OCR</w:t>
-      </w:r>
-      <w:r>
-        <w:rPr>
-          <w:rFonts w:hint="eastAsia" w:ascii="Times New Roman" w:hAnsi="Times New Roman" w:eastAsia="FangSong" w:cs="Times New Roman"/>
-        </w:rPr>
-        <w:t>原文中为图片引用</w:t>
-      </w:r>
-      <w:r>
-        <w:rPr>
-          <w:rFonts w:hint="eastAsia" w:ascii="Times New Roman" w:hAnsi="Times New Roman" w:eastAsia="Times New Roman" w:cs="Times New Roman"/>
-        </w:rPr>
-        <w:t>）</w:t>
-      </w:r>
-    </w:p>
-    <w:p>
-      <w:pPr>
-        <w:pStyle w:val="BodyText"/>
-      </w:pPr>
-      <w:r>
-        <w:rPr>
-          <w:rFonts w:hint="eastAsia" w:ascii="Times New Roman" w:hAnsi="Times New Roman" w:eastAsia="FangSong" w:cs="Times New Roman"/>
-        </w:rPr>
-        <w:t xml:space="preserve">反位效应的动力学解释</w:t>
-      </w:r>
-    </w:p>
-    <w:p>
-      <w:pPr>
-        <w:pStyle w:val="BodyText"/>
-      </w:pPr>
-      <w:r>
-        <w:rPr>
-          <w:rFonts w:hint="eastAsia" w:ascii="Times New Roman" w:hAnsi="Times New Roman" w:eastAsia="FangSong" w:cs="Times New Roman"/>
-        </w:rPr>
-        <w:t>我们对反位效应存在的论证如下</w:t>
-      </w:r>
-      <w:r>
-        <w:rPr>
-          <w:rFonts w:hint="eastAsia" w:ascii="Times New Roman" w:hAnsi="Times New Roman" w:eastAsia="Times New Roman" w:cs="Times New Roman"/>
-        </w:rPr>
-        <w:t>：</w:t>
-      </w:r>
-    </w:p>
-    <w:p>
-      <w:pPr>
-        <w:pStyle w:val="Compact"/>
-        <w:numPr>
-          <w:ilvl w:val="0"/>
-          <w:numId w:val="1006"/>
-        </w:numPr>
-      </w:pPr>
-      <w:r>
-        <w:rPr>
-          <w:rFonts w:hint="eastAsia" w:ascii="Times New Roman" w:hAnsi="Times New Roman" w:eastAsia="FangSong" w:cs="Times New Roman"/>
-        </w:rPr>
-        <w:t>在三角双锥中间体中</w:t>
+        <w:t xml:space="preserve">气氛中的热重分析</w:t>
+      </w:r>
+      <w:r>
+        <w:rPr>
+          <w:rFonts w:ascii="Times New Roman" w:hAnsi="Times New Roman" w:eastAsia="Times New Roman" w:cs="Times New Roman"/>
+        </w:rPr>
+        <w:t xml:space="preserve"> (25℃ </w:t>
+      </w:r>
+      <w:r>
+        <w:rPr>
+          <w:rFonts w:hint="eastAsia" w:ascii="Times New Roman" w:hAnsi="Times New Roman" w:eastAsia="FangSong" w:cs="Times New Roman"/>
+        </w:rPr>
+        <w:t xml:space="preserve">到</w:t>
+      </w:r>
+      <w:r>
+        <w:rPr>
+          <w:rFonts w:ascii="Times New Roman" w:hAnsi="Times New Roman" w:eastAsia="Times New Roman" w:cs="Times New Roman"/>
+        </w:rPr>
+        <w:t xml:space="preserve"> 900℃) </w:t>
+      </w:r>
+      <w:r>
+        <w:rPr>
+          <w:rFonts w:hint="eastAsia" w:ascii="Times New Roman" w:hAnsi="Times New Roman" w:eastAsia="FangSong" w:cs="Times New Roman"/>
+        </w:rPr>
+        <w:t>表明</w:t>
       </w:r>
       <w:r>
         <w:rPr>
@@ -5983,49 +5478,23 @@
         </w:rPr>
         <w:t xml:space="preserve"> </w:t>
       </w:r>
-      <m:oMath>
-        <m:sSub>
-          <m:e>
-            <m:r>
-              <m:t>L</m:t>
-            </m:r>
-          </m:e>
-          <m:sub>
-            <m:r>
-              <m:t>d</m:t>
-            </m:r>
-          </m:sub>
-        </m:sSub>
-        <m:r>
-          <m:rPr>
-            <m:sty m:val="p"/>
-          </m:rPr>
-          <m:t>,</m:t>
-        </m:r>
-        <m:sSub>
-          <m:e>
-            <m:r>
-              <m:t>L</m:t>
-            </m:r>
-          </m:e>
-          <m:sub>
-            <m:r>
-              <m:t>t</m:t>
-            </m:r>
-          </m:sub>
-        </m:sSub>
-      </m:oMath>
-      <w:r>
-        <w:rPr>
-          <w:rFonts w:ascii="Times New Roman" w:hAnsi="Times New Roman" w:eastAsia="Times New Roman" w:cs="Times New Roman"/>
-        </w:rPr>
-        <w:t xml:space="preserve"> </w:t>
-      </w:r>
-      <w:r>
-        <w:rPr>
-          <w:rFonts w:hint="eastAsia" w:ascii="Times New Roman" w:hAnsi="Times New Roman" w:eastAsia="FangSong" w:cs="Times New Roman"/>
-        </w:rPr>
-        <w:t>要么位于相对的两个轴向位置</w:t>
+      <w:r>
+        <w:rPr>
+          <w:rFonts w:hint="eastAsia" w:ascii="Times New Roman" w:hAnsi="Times New Roman" w:eastAsia="FangSong" w:cs="Times New Roman"/>
+        </w:rPr>
+        <w:t xml:space="preserve">它受热失重分</w:t>
+      </w:r>
+      <w:r>
+        <w:rPr>
+          <w:rFonts w:ascii="Times New Roman" w:hAnsi="Times New Roman" w:eastAsia="Times New Roman" w:cs="Times New Roman"/>
+        </w:rPr>
+        <w:t xml:space="preserve"> 3 </w:t>
+      </w:r>
+      <w:r>
+        <w:rPr>
+          <w:rFonts w:hint="eastAsia" w:ascii="Times New Roman" w:hAnsi="Times New Roman" w:eastAsia="FangSong" w:cs="Times New Roman"/>
+        </w:rPr>
+        <w:t>个阶段</w:t>
       </w:r>
       <w:r>
         <w:rPr>
@@ -6043,747 +5512,55 @@
         <w:rPr>
           <w:rFonts w:hint="eastAsia" w:ascii="Times New Roman" w:hAnsi="Times New Roman" w:eastAsia="FangSong" w:cs="Times New Roman"/>
         </w:rPr>
-        <w:t>要么都位于赤道面</w:t>
-      </w:r>
-      <w:r>
-        <w:rPr>
-          <w:rFonts w:hint="eastAsia" w:ascii="Times New Roman" w:hAnsi="Times New Roman" w:eastAsia="Times New Roman" w:cs="Times New Roman"/>
-        </w:rPr>
-        <w:t>。</w:t>
-      </w:r>
-      <w:r>
-        <w:rPr>
-          <w:rFonts w:ascii="Times New Roman" w:hAnsi="Times New Roman" w:eastAsia="Times New Roman" w:cs="Times New Roman"/>
-        </w:rPr>
-        <w:br/>
-      </w:r>
-      <w:r>
-        <w:rPr>
-          <w:rFonts w:hint="eastAsia" w:ascii="Times New Roman" w:hAnsi="Times New Roman" w:eastAsia="Times New Roman" w:cs="Times New Roman"/>
-        </w:rPr>
-        <w:t>(2)</w:t>
-      </w:r>
-      <w:r>
-        <w:rPr>
-          <w:rFonts w:hint="eastAsia" w:ascii="Times New Roman" w:hAnsi="Times New Roman" w:eastAsia="FangSong" w:cs="Times New Roman"/>
-        </w:rPr>
-        <w:t>由于</w:t>
-      </w:r>
-      <w:r>
-        <w:rPr>
-          <w:rFonts w:ascii="Times New Roman" w:hAnsi="Times New Roman" w:eastAsia="Times New Roman" w:cs="Times New Roman"/>
-        </w:rPr>
-        <w:t xml:space="preserve"> </w:t>
-      </w:r>
-      <m:oMath>
-        <m:sSub>
-          <m:e>
-            <m:r>
-              <m:t>L</m:t>
-            </m:r>
-          </m:e>
-          <m:sub>
-            <m:r>
-              <m:t>i</m:t>
-            </m:r>
-          </m:sub>
-        </m:sSub>
-      </m:oMath>
-      <w:r>
-        <w:rPr>
-          <w:rFonts w:ascii="Times New Roman" w:hAnsi="Times New Roman" w:eastAsia="Times New Roman" w:cs="Times New Roman"/>
-        </w:rPr>
-        <w:t xml:space="preserve"> </w:t>
-      </w:r>
-      <w:r>
-        <w:rPr>
-          <w:rFonts w:hint="eastAsia" w:ascii="Times New Roman" w:hAnsi="Times New Roman" w:eastAsia="FangSong" w:cs="Times New Roman"/>
-        </w:rPr>
-        <w:t>的性质</w:t>
-      </w:r>
-      <w:r>
-        <w:rPr>
-          <w:rFonts w:hint="eastAsia" w:ascii="Times New Roman" w:hAnsi="Times New Roman" w:eastAsia="Times New Roman" w:cs="Times New Roman"/>
-        </w:rPr>
-        <w:t>，</w:t>
-      </w:r>
-      <w:r>
-        <w:rPr>
-          <w:rFonts w:hint="eastAsia" w:ascii="Times New Roman" w:hAnsi="Times New Roman" w:eastAsia="FangSong" w:cs="Times New Roman"/>
-        </w:rPr>
-        <w:t>它们应处于赤道面</w:t>
-      </w:r>
-      <w:r>
-        <w:rPr>
-          <w:rFonts w:hint="eastAsia" w:ascii="Times New Roman" w:hAnsi="Times New Roman" w:eastAsia="Times New Roman" w:cs="Times New Roman"/>
-        </w:rPr>
-        <w:t>，</w:t>
-      </w:r>
-      <w:r>
-        <w:rPr>
-          <w:rFonts w:hint="eastAsia" w:ascii="Times New Roman" w:hAnsi="Times New Roman" w:eastAsia="FangSong" w:cs="Times New Roman"/>
-        </w:rPr>
-        <w:t>此时</w:t>
-      </w:r>
-      <w:r>
-        <w:rPr>
-          <w:rFonts w:ascii="Times New Roman" w:hAnsi="Times New Roman" w:eastAsia="Times New Roman" w:cs="Times New Roman"/>
-        </w:rPr>
-        <w:t xml:space="preserve"> </w:t>
-      </w:r>
-      <m:oMath>
-        <m:sSub>
-          <m:e>
-            <m:r>
-              <m:t>L</m:t>
-            </m:r>
-          </m:e>
-          <m:sub>
-            <m:r>
-              <m:t>i</m:t>
-            </m:r>
-          </m:sub>
-        </m:sSub>
-      </m:oMath>
-      <w:r>
-        <w:rPr>
-          <w:rFonts w:ascii="Times New Roman" w:hAnsi="Times New Roman" w:eastAsia="Times New Roman" w:cs="Times New Roman"/>
-        </w:rPr>
-        <w:t xml:space="preserve"> </w:t>
-      </w:r>
-      <w:r>
-        <w:rPr>
-          <w:rFonts w:hint="eastAsia" w:ascii="Times New Roman" w:hAnsi="Times New Roman" w:eastAsia="FangSong" w:cs="Times New Roman"/>
-        </w:rPr>
-        <w:t>位于赤道面</w:t>
-      </w:r>
-      <w:r>
-        <w:rPr>
-          <w:rFonts w:hint="eastAsia" w:ascii="Times New Roman" w:hAnsi="Times New Roman" w:eastAsia="Times New Roman" w:cs="Times New Roman"/>
-        </w:rPr>
-        <w:t>。</w:t>
-      </w:r>
-      <w:r>
-        <w:rPr>
-          <w:rFonts w:ascii="Times New Roman" w:hAnsi="Times New Roman" w:eastAsia="Times New Roman" w:cs="Times New Roman"/>
-        </w:rPr>
-        <w:br/>
-      </w:r>
-    </w:p>
-    <w:p>
-      <w:pPr>
-        <w:pStyle w:val="Compact"/>
-        <w:numPr>
-          <w:ilvl w:val="0"/>
-          <w:numId w:val="1006"/>
-        </w:numPr>
-      </w:pPr>
-      <m:oMath>
-        <m:sSub>
-          <m:e>
-            <m:r>
-              <m:t>L</m:t>
-            </m:r>
-          </m:e>
-          <m:sub>
-            <m:r>
-              <m:t>t</m:t>
-            </m:r>
-          </m:sub>
-        </m:sSub>
-      </m:oMath>
-      <w:r>
-        <w:rPr>
-          <w:rFonts w:ascii="Times New Roman" w:hAnsi="Times New Roman" w:eastAsia="Times New Roman" w:cs="Times New Roman"/>
-        </w:rPr>
-        <w:t xml:space="preserve"> </w:t>
-      </w:r>
-      <w:r>
-        <w:rPr>
-          <w:rFonts w:hint="eastAsia" w:ascii="Times New Roman" w:hAnsi="Times New Roman" w:eastAsia="FangSong" w:cs="Times New Roman"/>
-        </w:rPr>
-        <w:t>是较强的配体</w:t>
-      </w:r>
-      <w:r>
-        <w:rPr>
-          <w:rFonts w:hint="eastAsia" w:ascii="Times New Roman" w:hAnsi="Times New Roman" w:eastAsia="Times New Roman" w:cs="Times New Roman"/>
-        </w:rPr>
-        <w:t>，</w:t>
-      </w:r>
-      <w:r>
-        <w:rPr>
-          <w:rFonts w:hint="eastAsia" w:ascii="Times New Roman" w:hAnsi="Times New Roman" w:eastAsia="FangSong" w:cs="Times New Roman"/>
-        </w:rPr>
-        <w:t>不应离去</w:t>
-      </w:r>
-      <w:r>
-        <w:rPr>
-          <w:rFonts w:hint="eastAsia" w:ascii="Times New Roman" w:hAnsi="Times New Roman" w:eastAsia="Times New Roman" w:cs="Times New Roman"/>
-        </w:rPr>
-        <w:t>；</w:t>
-      </w:r>
-      <w:r>
-        <w:rPr>
-          <w:rFonts w:hint="eastAsia" w:ascii="Times New Roman" w:hAnsi="Times New Roman" w:eastAsia="FangSong" w:cs="Times New Roman"/>
-        </w:rPr>
-        <w:t>此时令</w:t>
-      </w:r>
-      <w:r>
-        <w:rPr>
-          <w:rFonts w:ascii="Times New Roman" w:hAnsi="Times New Roman" w:eastAsia="Times New Roman" w:cs="Times New Roman"/>
-        </w:rPr>
-        <w:t xml:space="preserve"> </w:t>
-      </w:r>
-      <m:oMath>
-        <m:sSub>
-          <m:e>
-            <m:r>
-              <m:t>L</m:t>
-            </m:r>
-          </m:e>
-          <m:sub>
-            <m:r>
-              <m:t>d</m:t>
-            </m:r>
-          </m:sub>
-        </m:sSub>
-      </m:oMath>
-      <w:r>
-        <w:rPr>
-          <w:rFonts w:ascii="Times New Roman" w:hAnsi="Times New Roman" w:eastAsia="Times New Roman" w:cs="Times New Roman"/>
-        </w:rPr>
-        <w:t xml:space="preserve"> </w:t>
-      </w:r>
-      <w:r>
-        <w:rPr>
-          <w:rFonts w:hint="eastAsia" w:ascii="Times New Roman" w:hAnsi="Times New Roman" w:eastAsia="FangSong" w:cs="Times New Roman"/>
-        </w:rPr>
-        <w:t>离去较</w:t>
-      </w:r>
-      <w:r>
-        <w:rPr>
-          <w:rFonts w:hint="eastAsia" w:ascii="Times New Roman" w:hAnsi="Times New Roman" w:eastAsia="Times New Roman" w:cs="Times New Roman"/>
-        </w:rPr>
-        <w:t>L</w:t>
-      </w:r>
-      <w:r>
-        <w:rPr>
-          <w:rFonts w:hint="eastAsia" w:ascii="Times New Roman" w:hAnsi="Times New Roman" w:eastAsia="FangSong" w:cs="Times New Roman"/>
-        </w:rPr>
-        <w:t>离去好</w:t>
-      </w:r>
-      <w:r>
-        <w:rPr>
-          <w:rFonts w:hint="eastAsia" w:ascii="Times New Roman" w:hAnsi="Times New Roman" w:eastAsia="Times New Roman" w:cs="Times New Roman"/>
-        </w:rPr>
-        <w:t>。</w:t>
-      </w:r>
-    </w:p>
-    <w:p>
-      <w:pPr>
-        <w:pStyle w:val="FirstParagraph"/>
-      </w:pPr>
-      <w:r>
-        <w:rPr>
-          <w:rFonts w:hint="eastAsia" w:ascii="Times New Roman" w:hAnsi="Times New Roman" w:eastAsia="FangSong" w:cs="Times New Roman"/>
-        </w:rPr>
-        <w:t xml:space="preserve">请给出上述</w:t>
-      </w:r>
-      <w:r>
-        <w:rPr>
-          <w:rFonts w:ascii="Times New Roman" w:hAnsi="Times New Roman" w:eastAsia="Times New Roman" w:cs="Times New Roman"/>
-        </w:rPr>
-        <w:t xml:space="preserve"> 3 </w:t>
-      </w:r>
-      <w:r>
-        <w:rPr>
-          <w:rFonts w:hint="eastAsia" w:ascii="Times New Roman" w:hAnsi="Times New Roman" w:eastAsia="FangSong" w:cs="Times New Roman"/>
-        </w:rPr>
-        <w:t>句断言成立的原因</w:t>
-      </w:r>
-      <w:r>
-        <w:rPr>
-          <w:rFonts w:hint="eastAsia" w:ascii="Times New Roman" w:hAnsi="Times New Roman" w:eastAsia="Times New Roman" w:cs="Times New Roman"/>
-        </w:rPr>
-        <w:t>。</w:t>
-      </w:r>
-    </w:p>
-    <w:p>
-      <w:pPr>
-        <w:pStyle w:val="BodyText"/>
-      </w:pPr>
-      <w:r>
-        <w:rPr>
-          <w:rFonts w:ascii="Times New Roman" w:hAnsi="Times New Roman" w:eastAsia="Times New Roman" w:cs="Times New Roman"/>
-        </w:rPr>
-        <w:t xml:space="preserve">(Crabtree, Robert H. The Organometallic Chemistry of the Transition Metals. John Wiley &amp; Sons, 2009)</w:t>
-      </w:r>
-    </w:p>
-    <w:p>
-      <w:pPr>
-        <w:pStyle w:val="BodyText"/>
-      </w:pPr>
-      <w:r>
-        <w:rPr>
-          <w:rFonts w:hint="eastAsia" w:ascii="Times New Roman" w:hAnsi="Times New Roman" w:eastAsia="FangSong" w:cs="Times New Roman"/>
-          <w:b/>
-          <w:bCs/>
-        </w:rPr>
-        <w:t xml:space="preserve">来源</w:t>
-      </w:r>
-      <w:r>
-        <w:rPr>
-          <w:rFonts w:hint="eastAsia" w:ascii="Times New Roman" w:hAnsi="Times New Roman" w:eastAsia="Times New Roman" w:cs="Times New Roman"/>
-        </w:rPr>
-        <w:t>：</w:t>
-      </w:r>
-      <w:r>
-        <w:rPr>
-          <w:rFonts w:hint="eastAsia" w:ascii="Times New Roman" w:hAnsi="Times New Roman" w:eastAsia="FangSong" w:cs="Times New Roman"/>
-        </w:rPr>
-        <w:t>化学竞赛初赛讲义</w:t>
-      </w:r>
-      <w:r>
-        <w:rPr>
-          <w:rFonts w:ascii="Times New Roman" w:hAnsi="Times New Roman" w:eastAsia="Times New Roman" w:cs="Times New Roman"/>
-        </w:rPr>
-        <w:t xml:space="preserve"> </w:t>
-      </w:r>
-      <w:r>
-        <w:rPr>
-          <w:rFonts w:hint="eastAsia" w:ascii="Times New Roman" w:hAnsi="Times New Roman" w:eastAsia="FangSong" w:cs="Times New Roman"/>
-        </w:rPr>
-        <w:t>第</w:t>
-      </w:r>
-      <w:r>
-        <w:rPr>
-          <w:rFonts w:hint="eastAsia" w:ascii="Times New Roman" w:hAnsi="Times New Roman" w:eastAsia="Times New Roman" w:cs="Times New Roman"/>
-        </w:rPr>
-        <w:t>4</w:t>
-      </w:r>
-      <w:r>
-        <w:rPr>
-          <w:rFonts w:hint="eastAsia" w:ascii="Times New Roman" w:hAnsi="Times New Roman" w:eastAsia="FangSong" w:cs="Times New Roman"/>
-        </w:rPr>
-        <w:t>讲</w:t>
-      </w:r>
-      <w:r>
-        <w:rPr>
-          <w:rFonts w:ascii="Times New Roman" w:hAnsi="Times New Roman" w:eastAsia="Times New Roman" w:cs="Times New Roman"/>
-        </w:rPr>
-        <w:t xml:space="preserve"> </w:t>
-      </w:r>
-      <w:r>
-        <w:rPr>
-          <w:rFonts w:hint="eastAsia" w:ascii="Times New Roman" w:hAnsi="Times New Roman" w:eastAsia="FangSong" w:cs="Times New Roman"/>
-        </w:rPr>
-        <w:t>第</w:t>
-      </w:r>
-      <w:r>
-        <w:rPr>
-          <w:rFonts w:hint="eastAsia" w:ascii="Times New Roman" w:hAnsi="Times New Roman" w:eastAsia="Times New Roman" w:cs="Times New Roman"/>
-        </w:rPr>
-        <w:t>4</w:t>
-      </w:r>
-      <w:r>
-        <w:rPr>
-          <w:rFonts w:hint="eastAsia" w:ascii="Times New Roman" w:hAnsi="Times New Roman" w:eastAsia="FangSong" w:cs="Times New Roman"/>
-        </w:rPr>
-        <w:t>讲习题</w:t>
-      </w:r>
-    </w:p>
-    <w:p>
-      <w:pPr>
-        <w:pStyle w:val="BodyText"/>
-        <w:spacing w:before="160" w:after="80"/>
-        <w:jc w:val="center"/>
-      </w:pPr>
-      <w:r>
-        <w:rPr>
-          <w:rFonts w:ascii="Times New Roman" w:hAnsi="Times New Roman" w:eastAsia="Times New Roman" w:cs="Times New Roman"/>
-        </w:rPr>
-        <w:drawing>
-          <wp:inline>
-            <wp:extent cx="3600000" cy="2426086"/>
-            <wp:effectExtent b="0" l="0" r="0" t="0"/>
-            <wp:docPr descr="" title="" id="33" name="Picture"/>
-            <a:graphic>
-              <a:graphicData uri="http://schemas.openxmlformats.org/drawingml/2006/picture">
-                <pic:pic>
-                  <pic:nvPicPr>
-                    <pic:cNvPr descr="7937fa3a4ad6d5d9124ba067bca2710abd9c4ab591c0e70741f298f0452bda78.png" id="34" name="Picture"/>
-                    <pic:cNvPicPr>
-                      <a:picLocks noChangeArrowheads="1" noChangeAspect="1"/>
-                    </pic:cNvPicPr>
-                  </pic:nvPicPr>
-                  <pic:blipFill>
-                    <a:blip r:embed="rId32"/>
-                    <a:stretch>
-                      <a:fillRect/>
-                    </a:stretch>
-                  </pic:blipFill>
-                  <pic:spPr bwMode="auto">
-                    <a:xfrm>
-                      <a:off x="0" y="0"/>
-                      <a:ext cx="3600000" cy="2426086"/>
-                    </a:xfrm>
-                    <a:prstGeom prst="rect">
-                      <a:avLst/>
-                    </a:prstGeom>
-                    <a:noFill/>
-                    <a:ln w="9525">
-                      <a:noFill/>
-                      <a:headEnd/>
-                      <a:tailEnd/>
-                    </a:ln>
-                  </pic:spPr>
-                </pic:pic>
-              </a:graphicData>
-            </a:graphic>
-          </wp:inline>
-        </w:drawing>
-      </w:r>
-    </w:p>
-    <w:p>
-      <w:pPr>
-        <w:spacing w:before="160" w:after="80"/>
-      </w:pPr>
-      <w:r>
-        <w:pict>
-          <v:rect style="width:0;height:1.5pt" o:hralign="center" o:hrstd="t" o:hr="t"/>
-        </w:pict>
-      </w:r>
-    </w:p>
-    <w:bookmarkEnd w:id="35"/>
-    <w:bookmarkStart w:id="36" w:name="第14题"/>
-    <w:p>
-      <w:pPr>
-        <w:pStyle w:val="Heading3"/>
-        <w:spacing w:before="280" w:after="120"/>
-      </w:pPr>
-      <w:r>
-        <w:rPr>
-          <w:rFonts w:hint="eastAsia" w:ascii="Times New Roman" w:hAnsi="Times New Roman" w:eastAsia="SimHei" w:cs="Times New Roman"/>
-        </w:rPr>
-        <w:t>第</w:t>
-      </w:r>
-      <w:r>
-        <w:rPr>
-          <w:rFonts w:hint="eastAsia" w:ascii="Times New Roman" w:hAnsi="Times New Roman" w:eastAsia="Times New Roman" w:cs="Times New Roman"/>
-        </w:rPr>
-        <w:t>14</w:t>
-      </w:r>
-      <w:r>
-        <w:rPr>
-          <w:rFonts w:hint="eastAsia" w:ascii="Times New Roman" w:hAnsi="Times New Roman" w:eastAsia="SimHei" w:cs="Times New Roman"/>
-        </w:rPr>
-        <w:t>题</w:t>
-      </w:r>
-    </w:p>
-    <w:p>
-      <w:pPr>
-        <w:pStyle w:val="FirstParagraph"/>
-      </w:pPr>
-      <w:r>
-        <w:rPr>
-          <w:rFonts w:hint="eastAsia" w:ascii="Times New Roman" w:hAnsi="Times New Roman" w:eastAsia="FangSong" w:cs="Times New Roman"/>
-          <w:b/>
-          <w:bCs/>
-        </w:rPr>
-        <w:t xml:space="preserve">题目</w:t>
-      </w:r>
-      <w:r>
-        <w:rPr>
-          <w:rFonts w:hint="eastAsia" w:ascii="Times New Roman" w:hAnsi="Times New Roman" w:eastAsia="Times New Roman" w:cs="Times New Roman"/>
-        </w:rPr>
-        <w:t xml:space="preserve">：</w:t>
-      </w:r>
-      <w:r>
-        <w:rPr>
-          <w:rFonts w:ascii="Times New Roman" w:hAnsi="Times New Roman" w:eastAsia="Times New Roman" w:cs="Times New Roman"/>
-        </w:rPr>
-        <w:t xml:space="preserve"> </w:t>
-      </w:r>
-      <w:r>
-        <w:rPr>
-          <w:rFonts w:hint="eastAsia" w:ascii="Times New Roman" w:hAnsi="Times New Roman" w:eastAsia="FangSong" w:cs="Times New Roman"/>
-        </w:rPr>
-        <w:t>近年来</w:t>
-      </w:r>
-      <w:r>
-        <w:rPr>
-          <w:rFonts w:hint="eastAsia" w:ascii="Times New Roman" w:hAnsi="Times New Roman" w:eastAsia="Times New Roman" w:cs="Times New Roman"/>
-        </w:rPr>
-        <w:t>，</w:t>
-      </w:r>
-      <w:r>
-        <w:rPr>
-          <w:rFonts w:hint="eastAsia" w:ascii="Times New Roman" w:hAnsi="Times New Roman" w:eastAsia="FangSong" w:cs="Times New Roman"/>
-        </w:rPr>
-        <w:t>金属</w:t>
-      </w:r>
-      <w:r>
-        <w:rPr>
-          <w:rFonts w:hint="eastAsia" w:ascii="Times New Roman" w:hAnsi="Times New Roman" w:eastAsia="Times New Roman" w:cs="Times New Roman"/>
-        </w:rPr>
-        <w:t>-</w:t>
-      </w:r>
-      <w:r>
-        <w:rPr>
-          <w:rFonts w:hint="eastAsia" w:ascii="Times New Roman" w:hAnsi="Times New Roman" w:eastAsia="FangSong" w:cs="Times New Roman"/>
-        </w:rPr>
-        <w:t>有机框架结构</w:t>
-      </w:r>
-      <w:r>
-        <w:rPr>
-          <w:rFonts w:hint="eastAsia" w:ascii="Times New Roman" w:hAnsi="Times New Roman" w:eastAsia="Times New Roman" w:cs="Times New Roman"/>
-        </w:rPr>
-        <w:t>(Metal-organic</w:t>
-      </w:r>
-      <w:r>
-        <w:rPr>
-          <w:rFonts w:ascii="Times New Roman" w:hAnsi="Times New Roman" w:eastAsia="Times New Roman" w:cs="Times New Roman"/>
-        </w:rPr>
-        <w:t xml:space="preserve"> Framework, </w:t>
-      </w:r>
-      <w:r>
-        <w:rPr>
-          <w:rFonts w:hint="eastAsia" w:ascii="Times New Roman" w:hAnsi="Times New Roman" w:eastAsia="Times New Roman" w:cs="Times New Roman"/>
-        </w:rPr>
-        <w:t>MOF)</w:t>
-      </w:r>
-      <w:r>
-        <w:rPr>
-          <w:rFonts w:hint="eastAsia" w:ascii="Times New Roman" w:hAnsi="Times New Roman" w:eastAsia="FangSong" w:cs="Times New Roman"/>
-        </w:rPr>
-        <w:t>受到了化学家的广泛关注</w:t>
-      </w:r>
-      <w:r>
-        <w:rPr>
-          <w:rFonts w:hint="eastAsia" w:ascii="Times New Roman" w:hAnsi="Times New Roman" w:eastAsia="Times New Roman" w:cs="Times New Roman"/>
-        </w:rPr>
-        <w:t>。</w:t>
-      </w:r>
-      <w:r>
-        <w:rPr>
-          <w:rFonts w:hint="eastAsia" w:ascii="Times New Roman" w:hAnsi="Times New Roman" w:eastAsia="FangSong" w:cs="Times New Roman"/>
-        </w:rPr>
-        <w:t>某含有</w:t>
-      </w:r>
-      <w:r>
-        <w:rPr>
-          <w:rFonts w:ascii="Times New Roman" w:hAnsi="Times New Roman" w:eastAsia="Times New Roman" w:cs="Times New Roman"/>
-        </w:rPr>
-        <w:t xml:space="preserve"> Cr </w:t>
-      </w:r>
-      <w:r>
-        <w:rPr>
-          <w:rFonts w:hint="eastAsia" w:ascii="Times New Roman" w:hAnsi="Times New Roman" w:eastAsia="FangSong" w:cs="Times New Roman"/>
-        </w:rPr>
-        <w:t xml:space="preserve">和</w:t>
-      </w:r>
-      <w:r>
-        <w:rPr>
-          <w:rFonts w:ascii="Times New Roman" w:hAnsi="Times New Roman" w:eastAsia="Times New Roman" w:cs="Times New Roman"/>
-        </w:rPr>
-        <w:t xml:space="preserve"> Mn </w:t>
-      </w:r>
-      <w:r>
-        <w:rPr>
-          <w:rFonts w:hint="eastAsia" w:ascii="Times New Roman" w:hAnsi="Times New Roman" w:eastAsia="FangSong" w:cs="Times New Roman"/>
-        </w:rPr>
-        <w:t xml:space="preserve">元素的电中性</w:t>
-      </w:r>
-      <w:r>
-        <w:rPr>
-          <w:rFonts w:ascii="Times New Roman" w:hAnsi="Times New Roman" w:eastAsia="Times New Roman" w:cs="Times New Roman"/>
-        </w:rPr>
-        <w:t xml:space="preserve"> MOF </w:t>
-      </w:r>
-      <w:r>
-        <w:rPr>
-          <w:rFonts w:hint="eastAsia" w:ascii="Times New Roman" w:hAnsi="Times New Roman" w:eastAsia="FangSong" w:cs="Times New Roman"/>
-        </w:rPr>
-        <w:t xml:space="preserve">聚合物</w:t>
-      </w:r>
-      <w:r>
-        <w:rPr>
-          <w:rFonts w:ascii="Times New Roman" w:hAnsi="Times New Roman" w:eastAsia="Times New Roman" w:cs="Times New Roman"/>
-        </w:rPr>
-        <w:t xml:space="preserve"> A </w:t>
-      </w:r>
-      <w:r>
-        <w:rPr>
-          <w:rFonts w:hint="eastAsia" w:ascii="Times New Roman" w:hAnsi="Times New Roman" w:eastAsia="FangSong" w:cs="Times New Roman"/>
-        </w:rPr>
-        <w:t>可以认为是由二草酸根</w:t>
-      </w:r>
-      <w:r>
-        <w:rPr>
-          <w:rFonts w:hint="eastAsia" w:ascii="Times New Roman" w:hAnsi="Times New Roman" w:eastAsia="Times New Roman" w:cs="Times New Roman"/>
-        </w:rPr>
-        <w:t>-2,2’-</w:t>
-      </w:r>
-      <w:r>
-        <w:rPr>
-          <w:rFonts w:hint="eastAsia" w:ascii="Times New Roman" w:hAnsi="Times New Roman" w:eastAsia="FangSong" w:cs="Times New Roman"/>
-        </w:rPr>
-        <w:t>联吡啶合铬</w:t>
-      </w:r>
-      <w:r>
-        <w:rPr>
-          <w:rFonts w:hint="eastAsia" w:ascii="Times New Roman" w:hAnsi="Times New Roman" w:eastAsia="Times New Roman" w:cs="Times New Roman"/>
-        </w:rPr>
-        <w:t>(Ⅲ)</w:t>
-      </w:r>
-      <w:r>
-        <w:rPr>
-          <w:rFonts w:hint="eastAsia" w:ascii="Times New Roman" w:hAnsi="Times New Roman" w:eastAsia="FangSong" w:cs="Times New Roman"/>
-        </w:rPr>
-        <w:t>离子</w:t>
-      </w:r>
-      <w:r>
-        <w:rPr>
-          <w:rFonts w:ascii="Times New Roman" w:hAnsi="Times New Roman" w:eastAsia="Times New Roman" w:cs="Times New Roman"/>
-        </w:rPr>
-        <w:t xml:space="preserve"> B </w:t>
-      </w:r>
-      <w:r>
-        <w:rPr>
-          <w:rFonts w:hint="eastAsia" w:ascii="Times New Roman" w:hAnsi="Times New Roman" w:eastAsia="FangSong" w:cs="Times New Roman"/>
-        </w:rPr>
-        <w:t xml:space="preserve">和</w:t>
-      </w:r>
-      <w:r>
-        <w:rPr>
-          <w:rFonts w:ascii="Times New Roman" w:hAnsi="Times New Roman" w:eastAsia="Times New Roman" w:cs="Times New Roman"/>
-        </w:rPr>
-        <w:t xml:space="preserve"> </w:t>
-      </w:r>
-      <m:oMath>
-        <m:r>
-          <m:t>M</m:t>
-        </m:r>
-        <m:sSup>
-          <m:e>
-            <m:r>
-              <m:t>n</m:t>
-            </m:r>
-          </m:e>
-          <m:sup>
-            <m:r>
-              <m:t>2</m:t>
-            </m:r>
-            <m:r>
-              <m:rPr>
-                <m:sty m:val="p"/>
-              </m:rPr>
-              <m:t>+</m:t>
-            </m:r>
-          </m:sup>
-        </m:sSup>
-      </m:oMath>
-      <w:r>
-        <w:rPr>
-          <w:rFonts w:ascii="Times New Roman" w:hAnsi="Times New Roman" w:eastAsia="Times New Roman" w:cs="Times New Roman"/>
-        </w:rPr>
-        <w:t xml:space="preserve"> </w:t>
-      </w:r>
-      <w:r>
-        <w:rPr>
-          <w:rFonts w:hint="eastAsia" w:ascii="Times New Roman" w:hAnsi="Times New Roman" w:eastAsia="FangSong" w:cs="Times New Roman"/>
-        </w:rPr>
-        <w:t>组成的长链结构</w:t>
-      </w:r>
-      <w:r>
-        <w:rPr>
-          <w:rFonts w:hint="eastAsia" w:ascii="Times New Roman" w:hAnsi="Times New Roman" w:eastAsia="Times New Roman" w:cs="Times New Roman"/>
-        </w:rPr>
-        <w:t>。</w:t>
-      </w:r>
-      <w:r>
-        <w:rPr>
-          <w:rFonts w:hint="eastAsia" w:ascii="Times New Roman" w:hAnsi="Times New Roman" w:eastAsia="FangSong" w:cs="Times New Roman"/>
-        </w:rPr>
-        <w:t>其中</w:t>
-      </w:r>
-      <w:r>
-        <w:rPr>
-          <w:rFonts w:hint="eastAsia" w:ascii="Times New Roman" w:hAnsi="Times New Roman" w:eastAsia="Times New Roman" w:cs="Times New Roman"/>
-        </w:rPr>
-        <w:t>,Mn</w:t>
-      </w:r>
-      <w:r>
-        <w:rPr>
-          <w:rFonts w:ascii="Times New Roman" w:hAnsi="Times New Roman" w:eastAsia="Times New Roman" w:cs="Times New Roman"/>
-        </w:rPr>
-        <w:t xml:space="preserve"> </w:t>
-      </w:r>
-      <w:r>
-        <w:rPr>
-          <w:rFonts w:hint="eastAsia" w:ascii="Times New Roman" w:hAnsi="Times New Roman" w:eastAsia="FangSong" w:cs="Times New Roman"/>
-        </w:rPr>
-        <w:t xml:space="preserve">处于四方反棱柱的</w:t>
-      </w:r>
-      <w:r>
-        <w:rPr>
-          <w:rFonts w:ascii="Times New Roman" w:hAnsi="Times New Roman" w:eastAsia="Times New Roman" w:cs="Times New Roman"/>
-        </w:rPr>
-        <w:t xml:space="preserve"> 8 </w:t>
-      </w:r>
-      <w:r>
-        <w:rPr>
-          <w:rFonts w:hint="eastAsia" w:ascii="Times New Roman" w:hAnsi="Times New Roman" w:eastAsia="FangSong" w:cs="Times New Roman"/>
-        </w:rPr>
-        <w:t>配位环境</w:t>
-      </w:r>
-      <w:r>
-        <w:rPr>
-          <w:rFonts w:hint="eastAsia" w:ascii="Times New Roman" w:hAnsi="Times New Roman" w:eastAsia="Times New Roman" w:cs="Times New Roman"/>
-        </w:rPr>
-        <w:t>，</w:t>
-      </w:r>
-      <w:r>
-        <w:rPr>
-          <w:rFonts w:hint="eastAsia" w:ascii="Times New Roman" w:hAnsi="Times New Roman" w:eastAsia="FangSong" w:cs="Times New Roman"/>
-        </w:rPr>
-        <w:t>每个</w:t>
-      </w:r>
-      <w:r>
-        <w:rPr>
-          <w:rFonts w:ascii="Times New Roman" w:hAnsi="Times New Roman" w:eastAsia="Times New Roman" w:cs="Times New Roman"/>
-        </w:rPr>
-        <w:t xml:space="preserve"> Mn </w:t>
-      </w:r>
-      <w:r>
-        <w:rPr>
-          <w:rFonts w:hint="eastAsia" w:ascii="Times New Roman" w:hAnsi="Times New Roman" w:eastAsia="FangSong" w:cs="Times New Roman"/>
-        </w:rPr>
-        <w:t xml:space="preserve">的四方反棱柱结构桥连了</w:t>
-      </w:r>
-      <w:r>
-        <w:rPr>
-          <w:rFonts w:ascii="Times New Roman" w:hAnsi="Times New Roman" w:eastAsia="Times New Roman" w:cs="Times New Roman"/>
-        </w:rPr>
-        <w:t xml:space="preserve"> 4 </w:t>
-      </w:r>
-      <w:r>
-        <w:rPr>
-          <w:rFonts w:hint="eastAsia" w:ascii="Times New Roman" w:hAnsi="Times New Roman" w:eastAsia="FangSong" w:cs="Times New Roman"/>
-        </w:rPr>
-        <w:t xml:space="preserve">个</w:t>
-      </w:r>
-      <w:r>
-        <w:rPr>
-          <w:rFonts w:ascii="Times New Roman" w:hAnsi="Times New Roman" w:eastAsia="Times New Roman" w:cs="Times New Roman"/>
-        </w:rPr>
-        <w:t xml:space="preserve"> B </w:t>
-      </w:r>
-      <w:r>
-        <w:rPr>
-          <w:rFonts w:hint="eastAsia" w:ascii="Times New Roman" w:hAnsi="Times New Roman" w:eastAsia="FangSong" w:cs="Times New Roman"/>
-        </w:rPr>
-        <w:t>的单元</w:t>
+        <w:t xml:space="preserve">最后以</w:t>
+      </w:r>
+      <w:r>
+        <w:rPr>
+          <w:rFonts w:ascii="Times New Roman" w:hAnsi="Times New Roman" w:eastAsia="Times New Roman" w:cs="Times New Roman"/>
+        </w:rPr>
+        <w:t xml:space="preserve"> 57.3% </w:t>
+      </w:r>
+      <w:r>
+        <w:rPr>
+          <w:rFonts w:hint="eastAsia" w:ascii="Times New Roman" w:hAnsi="Times New Roman" w:eastAsia="FangSong" w:cs="Times New Roman"/>
+        </w:rPr>
+        <w:t xml:space="preserve">的总失重得到混合物</w:t>
+      </w:r>
+      <w:r>
+        <w:rPr>
+          <w:rFonts w:ascii="Times New Roman" w:hAnsi="Times New Roman" w:eastAsia="Times New Roman" w:cs="Times New Roman"/>
+        </w:rPr>
+        <w:t xml:space="preserve"> </w:t>
+      </w:r>
+      <w:r>
+        <w:rPr>
+          <w:rFonts w:hint="eastAsia" w:ascii="Times New Roman" w:hAnsi="Times New Roman" w:eastAsia="Times New Roman" w:cs="Times New Roman"/>
+        </w:rPr>
+        <w:t>G。</w:t>
+      </w:r>
+      <w:r>
+        <w:rPr>
+          <w:rFonts w:hint="eastAsia" w:ascii="Times New Roman" w:hAnsi="Times New Roman" w:eastAsia="FangSong" w:cs="Times New Roman"/>
+        </w:rPr>
+        <w:t>有趣的是</w:t>
+      </w:r>
+      <w:r>
+        <w:rPr>
+          <w:rFonts w:hint="eastAsia" w:ascii="Times New Roman" w:hAnsi="Times New Roman" w:eastAsia="Times New Roman" w:cs="Times New Roman"/>
+        </w:rPr>
+        <w:t>,</w:t>
+      </w:r>
+      <w:r>
+        <w:rPr>
+          <w:rFonts w:ascii="Times New Roman" w:hAnsi="Times New Roman" w:eastAsia="Times New Roman" w:cs="Times New Roman"/>
+        </w:rPr>
+        <w:t xml:space="preserve"> </w:t>
+      </w:r>
+      <w:r>
+        <w:rPr>
+          <w:rFonts w:hint="eastAsia" w:ascii="Times New Roman" w:hAnsi="Times New Roman" w:eastAsia="FangSong" w:cs="Times New Roman"/>
+        </w:rPr>
+        <w:t>有一个阶段发生了质量的增加</w:t>
       </w:r>
       <w:r>
         <w:rPr>
@@ -6804,19 +5581,19 @@
         <w:rPr>
           <w:rFonts w:hint="eastAsia" w:ascii="Times New Roman" w:hAnsi="Times New Roman" w:eastAsia="FangSong" w:cs="Times New Roman"/>
         </w:rPr>
-        <w:t xml:space="preserve">画出</w:t>
-      </w:r>
-      <w:r>
-        <w:rPr>
-          <w:rFonts w:ascii="Times New Roman" w:hAnsi="Times New Roman" w:eastAsia="Times New Roman" w:cs="Times New Roman"/>
-        </w:rPr>
-        <w:t xml:space="preserve"> B </w:t>
-      </w:r>
-      <w:r>
-        <w:rPr>
-          <w:rFonts w:hint="eastAsia" w:ascii="Times New Roman" w:hAnsi="Times New Roman" w:eastAsia="FangSong" w:cs="Times New Roman"/>
-        </w:rPr>
-        <w:t>所有可能的同分异构体的结构</w:t>
+        <w:t xml:space="preserve">推出化合物</w:t>
+      </w:r>
+      <w:r>
+        <w:rPr>
+          <w:rFonts w:ascii="Times New Roman" w:hAnsi="Times New Roman" w:eastAsia="Times New Roman" w:cs="Times New Roman"/>
+        </w:rPr>
+        <w:t xml:space="preserve"> A~C </w:t>
+      </w:r>
+      <w:r>
+        <w:rPr>
+          <w:rFonts w:hint="eastAsia" w:ascii="Times New Roman" w:hAnsi="Times New Roman" w:eastAsia="FangSong" w:cs="Times New Roman"/>
+        </w:rPr>
+        <w:t>的化学式</w:t>
       </w:r>
       <w:r>
         <w:rPr>
@@ -6843,43 +5620,37 @@
         <w:rPr>
           <w:rFonts w:hint="eastAsia" w:ascii="Times New Roman" w:hAnsi="Times New Roman" w:eastAsia="FangSong" w:cs="Times New Roman"/>
         </w:rPr>
-        <w:t xml:space="preserve">简要绘制</w:t>
-      </w:r>
-      <w:r>
-        <w:rPr>
-          <w:rFonts w:ascii="Times New Roman" w:hAnsi="Times New Roman" w:eastAsia="Times New Roman" w:cs="Times New Roman"/>
-        </w:rPr>
-        <w:t xml:space="preserve"> A </w:t>
-      </w:r>
-      <w:r>
-        <w:rPr>
-          <w:rFonts w:hint="eastAsia" w:ascii="Times New Roman" w:hAnsi="Times New Roman" w:eastAsia="FangSong" w:cs="Times New Roman"/>
-        </w:rPr>
-        <w:t>的单元结构</w:t>
-      </w:r>
-      <w:r>
-        <w:rPr>
-          <w:rFonts w:hint="eastAsia" w:ascii="Times New Roman" w:hAnsi="Times New Roman" w:eastAsia="Times New Roman" w:cs="Times New Roman"/>
-        </w:rPr>
-        <w:t>,</w:t>
-      </w:r>
-      <w:r>
-        <w:rPr>
-          <w:rFonts w:ascii="Times New Roman" w:hAnsi="Times New Roman" w:eastAsia="Times New Roman" w:cs="Times New Roman"/>
-        </w:rPr>
-        <w:t xml:space="preserve"> </w:t>
-      </w:r>
-      <w:r>
-        <w:rPr>
-          <w:rFonts w:hint="eastAsia" w:ascii="Times New Roman" w:hAnsi="Times New Roman" w:eastAsia="FangSong" w:cs="Times New Roman"/>
-        </w:rPr>
-        <w:t>写出它的最简式以表示单元的化学组成</w:t>
-      </w:r>
-      <w:r>
-        <w:rPr>
-          <w:rFonts w:hint="eastAsia" w:ascii="Times New Roman" w:hAnsi="Times New Roman" w:eastAsia="Times New Roman" w:cs="Times New Roman"/>
-        </w:rPr>
-        <w:t>。</w:t>
+        <w:t xml:space="preserve">求</w:t>
+      </w:r>
+      <w:r>
+        <w:rPr>
+          <w:rFonts w:ascii="Times New Roman" w:hAnsi="Times New Roman" w:eastAsia="Times New Roman" w:cs="Times New Roman"/>
+        </w:rPr>
+        <w:t xml:space="preserve"> G </w:t>
+      </w:r>
+      <w:r>
+        <w:rPr>
+          <w:rFonts w:hint="eastAsia" w:ascii="Times New Roman" w:hAnsi="Times New Roman" w:eastAsia="FangSong" w:cs="Times New Roman"/>
+        </w:rPr>
+        <w:t>的组成</w:t>
+      </w:r>
+      <w:r>
+        <w:rPr>
+          <w:rFonts w:hint="eastAsia" w:ascii="Times New Roman" w:hAnsi="Times New Roman" w:eastAsia="Times New Roman" w:cs="Times New Roman"/>
+        </w:rPr>
+        <w:t>(</w:t>
+      </w:r>
+      <w:r>
+        <w:rPr>
+          <w:rFonts w:hint="eastAsia" w:ascii="Times New Roman" w:hAnsi="Times New Roman" w:eastAsia="FangSong" w:cs="Times New Roman"/>
+        </w:rPr>
+        <w:t>质量分数</w:t>
+      </w:r>
+      <w:r>
+        <w:rPr>
+          <w:rFonts w:hint="eastAsia" w:ascii="Times New Roman" w:hAnsi="Times New Roman" w:eastAsia="Times New Roman" w:cs="Times New Roman"/>
+        </w:rPr>
+        <w:t>)。</w:t>
       </w:r>
     </w:p>
     <w:p>
@@ -6888,146 +5659,6 @@
       </w:pPr>
       <w:r>
         <w:rPr>
-          <w:rFonts w:ascii="Times New Roman" w:hAnsi="Times New Roman" w:eastAsia="Times New Roman" w:cs="Times New Roman"/>
-        </w:rPr>
-        <w:t xml:space="preserve">(Inorganic Chemistry 35, No. 21 (1996): 6086–6092)</w:t>
-      </w:r>
-    </w:p>
-    <w:p>
-      <w:pPr>
-        <w:pStyle w:val="BodyText"/>
-      </w:pPr>
-      <w:r>
-        <w:rPr>
-          <w:rFonts w:hint="eastAsia" w:ascii="Times New Roman" w:hAnsi="Times New Roman" w:eastAsia="FangSong" w:cs="Times New Roman"/>
-          <w:b/>
-          <w:bCs/>
-        </w:rPr>
-        <w:t xml:space="preserve">来源</w:t>
-      </w:r>
-      <w:r>
-        <w:rPr>
-          <w:rFonts w:hint="eastAsia" w:ascii="Times New Roman" w:hAnsi="Times New Roman" w:eastAsia="Times New Roman" w:cs="Times New Roman"/>
-        </w:rPr>
-        <w:t>：</w:t>
-      </w:r>
-      <w:r>
-        <w:rPr>
-          <w:rFonts w:hint="eastAsia" w:ascii="Times New Roman" w:hAnsi="Times New Roman" w:eastAsia="FangSong" w:cs="Times New Roman"/>
-        </w:rPr>
-        <w:t>化学竞赛初赛讲义</w:t>
-      </w:r>
-      <w:r>
-        <w:rPr>
-          <w:rFonts w:ascii="Times New Roman" w:hAnsi="Times New Roman" w:eastAsia="Times New Roman" w:cs="Times New Roman"/>
-        </w:rPr>
-        <w:t xml:space="preserve"> </w:t>
-      </w:r>
-      <w:r>
-        <w:rPr>
-          <w:rFonts w:hint="eastAsia" w:ascii="Times New Roman" w:hAnsi="Times New Roman" w:eastAsia="FangSong" w:cs="Times New Roman"/>
-        </w:rPr>
-        <w:t>第</w:t>
-      </w:r>
-      <w:r>
-        <w:rPr>
-          <w:rFonts w:hint="eastAsia" w:ascii="Times New Roman" w:hAnsi="Times New Roman" w:eastAsia="Times New Roman" w:cs="Times New Roman"/>
-        </w:rPr>
-        <w:t>4</w:t>
-      </w:r>
-      <w:r>
-        <w:rPr>
-          <w:rFonts w:hint="eastAsia" w:ascii="Times New Roman" w:hAnsi="Times New Roman" w:eastAsia="FangSong" w:cs="Times New Roman"/>
-        </w:rPr>
-        <w:t>讲</w:t>
-      </w:r>
-      <w:r>
-        <w:rPr>
-          <w:rFonts w:ascii="Times New Roman" w:hAnsi="Times New Roman" w:eastAsia="Times New Roman" w:cs="Times New Roman"/>
-        </w:rPr>
-        <w:t xml:space="preserve"> </w:t>
-      </w:r>
-      <w:r>
-        <w:rPr>
-          <w:rFonts w:hint="eastAsia" w:ascii="Times New Roman" w:hAnsi="Times New Roman" w:eastAsia="FangSong" w:cs="Times New Roman"/>
-        </w:rPr>
-        <w:t>第</w:t>
-      </w:r>
-      <w:r>
-        <w:rPr>
-          <w:rFonts w:hint="eastAsia" w:ascii="Times New Roman" w:hAnsi="Times New Roman" w:eastAsia="Times New Roman" w:cs="Times New Roman"/>
-        </w:rPr>
-        <w:t>4</w:t>
-      </w:r>
-      <w:r>
-        <w:rPr>
-          <w:rFonts w:hint="eastAsia" w:ascii="Times New Roman" w:hAnsi="Times New Roman" w:eastAsia="FangSong" w:cs="Times New Roman"/>
-        </w:rPr>
-        <w:t>讲习题</w:t>
-      </w:r>
-    </w:p>
-    <w:p>
-      <w:pPr>
-        <w:spacing w:before="160" w:after="80"/>
-      </w:pPr>
-      <w:r>
-        <w:pict>
-          <v:rect style="width:0;height:1.5pt" o:hralign="center" o:hrstd="t" o:hr="t"/>
-        </w:pict>
-      </w:r>
-    </w:p>
-    <w:bookmarkEnd w:id="36"/>
-    <w:bookmarkStart w:id="37" w:name="第15题"/>
-    <w:p>
-      <w:pPr>
-        <w:pStyle w:val="Heading3"/>
-        <w:spacing w:before="280" w:after="120"/>
-      </w:pPr>
-      <w:r>
-        <w:rPr>
-          <w:rFonts w:hint="eastAsia" w:ascii="Times New Roman" w:hAnsi="Times New Roman" w:eastAsia="SimHei" w:cs="Times New Roman"/>
-        </w:rPr>
-        <w:t>第</w:t>
-      </w:r>
-      <w:r>
-        <w:rPr>
-          <w:rFonts w:hint="eastAsia" w:ascii="Times New Roman" w:hAnsi="Times New Roman" w:eastAsia="Times New Roman" w:cs="Times New Roman"/>
-        </w:rPr>
-        <w:t>15</w:t>
-      </w:r>
-      <w:r>
-        <w:rPr>
-          <w:rFonts w:hint="eastAsia" w:ascii="Times New Roman" w:hAnsi="Times New Roman" w:eastAsia="SimHei" w:cs="Times New Roman"/>
-        </w:rPr>
-        <w:t>题</w:t>
-      </w:r>
-    </w:p>
-    <w:p>
-      <w:pPr>
-        <w:pStyle w:val="FirstParagraph"/>
-      </w:pPr>
-      <w:r>
-        <w:rPr>
-          <w:rFonts w:hint="eastAsia" w:ascii="Times New Roman" w:hAnsi="Times New Roman" w:eastAsia="FangSong" w:cs="Times New Roman"/>
-          <w:b/>
-          <w:bCs/>
-        </w:rPr>
-        <w:t xml:space="preserve">题目</w:t>
-      </w:r>
-      <w:r>
-        <w:rPr>
-          <w:rFonts w:hint="eastAsia" w:ascii="Times New Roman" w:hAnsi="Times New Roman" w:eastAsia="Times New Roman" w:cs="Times New Roman"/>
-        </w:rPr>
-        <w:t xml:space="preserve">：</w:t>
-      </w:r>
-      <w:r>
-        <w:rPr>
-          <w:rFonts w:ascii="Times New Roman" w:hAnsi="Times New Roman" w:eastAsia="Times New Roman" w:cs="Times New Roman"/>
-        </w:rPr>
-        <w:t xml:space="preserve"> </w:t>
-      </w:r>
-      <w:r>
-        <w:rPr>
           <w:rFonts w:hint="eastAsia" w:ascii="Times New Roman" w:hAnsi="Times New Roman" w:eastAsia="FangSong" w:cs="Times New Roman"/>
         </w:rPr>
         <w:t xml:space="preserve">在</w:t>
@@ -7036,13 +5667,67 @@
         <w:rPr>
           <w:rFonts w:ascii="Times New Roman" w:hAnsi="Times New Roman" w:eastAsia="Times New Roman" w:cs="Times New Roman"/>
         </w:rPr>
+        <w:t xml:space="preserve"> B </w:t>
+      </w:r>
+      <w:r>
+        <w:rPr>
+          <w:rFonts w:hint="eastAsia" w:ascii="Times New Roman" w:hAnsi="Times New Roman" w:eastAsia="FangSong" w:cs="Times New Roman"/>
+        </w:rPr>
+        <w:t>中加入硝酸钴后再加入大大过量的草酸铵</w:t>
+      </w:r>
+      <w:r>
+        <w:rPr>
+          <w:rFonts w:hint="eastAsia" w:ascii="Times New Roman" w:hAnsi="Times New Roman" w:eastAsia="Times New Roman" w:cs="Times New Roman"/>
+        </w:rPr>
+        <w:t>,</w:t>
+      </w:r>
+      <w:r>
+        <w:rPr>
+          <w:rFonts w:ascii="Times New Roman" w:hAnsi="Times New Roman" w:eastAsia="Times New Roman" w:cs="Times New Roman"/>
+        </w:rPr>
+        <w:t xml:space="preserve"> </w:t>
+      </w:r>
+      <w:r>
+        <w:rPr>
+          <w:rFonts w:hint="eastAsia" w:ascii="Times New Roman" w:hAnsi="Times New Roman" w:eastAsia="FangSong" w:cs="Times New Roman"/>
+        </w:rPr>
+        <w:t xml:space="preserve">则可以得到红色溶液</w:t>
+      </w:r>
+      <w:r>
+        <w:rPr>
+          <w:rFonts w:ascii="Times New Roman" w:hAnsi="Times New Roman" w:eastAsia="Times New Roman" w:cs="Times New Roman"/>
+        </w:rPr>
+        <w:t xml:space="preserve"> </w:t>
+      </w:r>
+      <w:r>
+        <w:rPr>
+          <w:rFonts w:hint="eastAsia" w:ascii="Times New Roman" w:hAnsi="Times New Roman" w:eastAsia="Times New Roman" w:cs="Times New Roman"/>
+        </w:rPr>
+        <w:t>D。</w:t>
+      </w:r>
+      <w:r>
+        <w:rPr>
+          <w:rFonts w:hint="eastAsia" w:ascii="Times New Roman" w:hAnsi="Times New Roman" w:eastAsia="FangSong" w:cs="Times New Roman"/>
+        </w:rPr>
+        <w:t>用</w:t>
+      </w:r>
+      <w:r>
+        <w:rPr>
+          <w:rFonts w:ascii="Times New Roman" w:hAnsi="Times New Roman" w:eastAsia="Times New Roman" w:cs="Times New Roman"/>
+        </w:rPr>
         <w:t xml:space="preserve"> </w:t>
       </w:r>
       <m:oMath>
+        <m:r>
+          <m:t>P</m:t>
+        </m:r>
+        <m:r>
+          <m:t>b</m:t>
+        </m:r>
         <m:sSub>
           <m:e>
             <m:r>
-              <m:t>N</m:t>
+              <m:t>O</m:t>
             </m:r>
           </m:e>
           <m:sub>
@@ -7062,354 +5747,31 @@
         <w:rPr>
           <w:rFonts w:hint="eastAsia" w:ascii="Times New Roman" w:hAnsi="Times New Roman" w:eastAsia="FangSong" w:cs="Times New Roman"/>
         </w:rPr>
-        <w:t>气氛下</w:t>
-      </w:r>
-      <w:r>
-        <w:rPr>
-          <w:rFonts w:hint="eastAsia" w:ascii="Times New Roman" w:hAnsi="Times New Roman" w:eastAsia="Times New Roman" w:cs="Times New Roman"/>
-        </w:rPr>
-        <w:t>，0.235g</w:t>
-      </w:r>
-      <w:r>
-        <w:rPr>
-          <w:rFonts w:ascii="Times New Roman" w:hAnsi="Times New Roman" w:eastAsia="Times New Roman" w:cs="Times New Roman"/>
-        </w:rPr>
-        <w:t xml:space="preserve"> </w:t>
-      </w:r>
-      <w:r>
-        <w:rPr>
-          <w:rFonts w:hint="eastAsia" w:ascii="Times New Roman" w:hAnsi="Times New Roman" w:eastAsia="FangSong" w:cs="Times New Roman"/>
-        </w:rPr>
-        <w:t xml:space="preserve">金属</w:t>
-      </w:r>
-      <w:r>
-        <w:rPr>
-          <w:rFonts w:ascii="Times New Roman" w:hAnsi="Times New Roman" w:eastAsia="Times New Roman" w:cs="Times New Roman"/>
-        </w:rPr>
-        <w:t xml:space="preserve"> A </w:t>
-      </w:r>
-      <w:r>
-        <w:rPr>
-          <w:rFonts w:hint="eastAsia" w:ascii="Times New Roman" w:hAnsi="Times New Roman" w:eastAsia="FangSong" w:cs="Times New Roman"/>
-        </w:rPr>
-        <w:t xml:space="preserve">可恰好被</w:t>
-      </w:r>
-      <w:r>
-        <w:rPr>
-          <w:rFonts w:ascii="Times New Roman" w:hAnsi="Times New Roman" w:eastAsia="Times New Roman" w:cs="Times New Roman"/>
-        </w:rPr>
-        <w:t xml:space="preserve"> 2.93mL </w:t>
-      </w:r>
-      <w:r>
-        <w:rPr>
-          <w:rFonts w:hint="eastAsia" w:ascii="Times New Roman" w:hAnsi="Times New Roman" w:eastAsia="FangSong" w:cs="Times New Roman"/>
-        </w:rPr>
-        <w:t xml:space="preserve">密度为</w:t>
-      </w:r>
-      <w:r>
-        <w:rPr>
-          <w:rFonts w:ascii="Times New Roman" w:hAnsi="Times New Roman" w:eastAsia="Times New Roman" w:cs="Times New Roman"/>
-        </w:rPr>
-        <w:t xml:space="preserve"> 1.05g/mL </w:t>
-      </w:r>
-      <w:r>
-        <w:rPr>
-          <w:rFonts w:hint="eastAsia" w:ascii="Times New Roman" w:hAnsi="Times New Roman" w:eastAsia="FangSong" w:cs="Times New Roman"/>
-        </w:rPr>
-        <w:t xml:space="preserve">的</w:t>
-      </w:r>
-      <w:r>
-        <w:rPr>
-          <w:rFonts w:ascii="Times New Roman" w:hAnsi="Times New Roman" w:eastAsia="Times New Roman" w:cs="Times New Roman"/>
-        </w:rPr>
-        <w:t xml:space="preserve"> 10% </w:t>
-      </w:r>
-      <w:r>
-        <w:rPr>
-          <w:rFonts w:hint="eastAsia" w:ascii="Times New Roman" w:hAnsi="Times New Roman" w:eastAsia="FangSong" w:cs="Times New Roman"/>
-        </w:rPr>
-        <w:t>稀盐酸溶解</w:t>
-      </w:r>
-      <w:r>
-        <w:rPr>
-          <w:rFonts w:hint="eastAsia" w:ascii="Times New Roman" w:hAnsi="Times New Roman" w:eastAsia="Times New Roman" w:cs="Times New Roman"/>
-        </w:rPr>
-        <w:t>，</w:t>
-      </w:r>
-      <w:r>
-        <w:rPr>
-          <w:rFonts w:hint="eastAsia" w:ascii="Times New Roman" w:hAnsi="Times New Roman" w:eastAsia="FangSong" w:cs="Times New Roman"/>
-        </w:rPr>
-        <w:t>形成的微蓝绿色溶液含有盐</w:t>
-      </w:r>
-      <w:r>
-        <w:rPr>
-          <w:rFonts w:ascii="Times New Roman" w:hAnsi="Times New Roman" w:eastAsia="Times New Roman" w:cs="Times New Roman"/>
-        </w:rPr>
-        <w:t xml:space="preserve"> </w:t>
-      </w:r>
-      <w:r>
-        <w:rPr>
-          <w:rFonts w:hint="eastAsia" w:ascii="Times New Roman" w:hAnsi="Times New Roman" w:eastAsia="Times New Roman" w:cs="Times New Roman"/>
-        </w:rPr>
-        <w:t>B。</w:t>
-      </w:r>
-      <w:r>
-        <w:rPr>
-          <w:rFonts w:hint="eastAsia" w:ascii="Times New Roman" w:hAnsi="Times New Roman" w:eastAsia="FangSong" w:cs="Times New Roman"/>
-        </w:rPr>
-        <w:t>该溶液和</w:t>
-      </w:r>
-      <w:r>
-        <w:rPr>
-          <w:rFonts w:ascii="Times New Roman" w:hAnsi="Times New Roman" w:eastAsia="Times New Roman" w:cs="Times New Roman"/>
-        </w:rPr>
-        <w:t xml:space="preserve"> 15mL </w:t>
-      </w:r>
-      <w:r>
-        <w:rPr>
-          <w:rFonts w:hint="eastAsia" w:ascii="Times New Roman" w:hAnsi="Times New Roman" w:eastAsia="FangSong" w:cs="Times New Roman"/>
-        </w:rPr>
-        <w:t xml:space="preserve">含</w:t>
-      </w:r>
-      <w:r>
-        <w:rPr>
-          <w:rFonts w:ascii="Times New Roman" w:hAnsi="Times New Roman" w:eastAsia="Times New Roman" w:cs="Times New Roman"/>
-        </w:rPr>
-        <w:t xml:space="preserve"> 3.676g</w:t>
-      </w:r>
-      <w:r>
-        <w:rPr>
-          <w:rFonts w:ascii="Times New Roman" w:hAnsi="Times New Roman" w:eastAsia="Times New Roman" w:cs="Times New Roman"/>
-        </w:rPr>
-        <w:t xml:space="preserve"> </w:t>
-      </w:r>
-      <m:oMath>
-        <m:oMathPr>
-          <m:ctrlPr>
-            <w:rPr>
-              <w:sz w:val="28"/>
-              <w:szCs w:val="28"/>
-            </w:rPr>
-          </m:ctrlPr>
-        </m:oMathPr>
-        <m:r>
-          <m:rPr>
-            <m:sty m:val="p"/>
-          </m:rPr>
-          <m:t>C</m:t>
-        </m:r>
-        <m:r>
-          <m:rPr>
-            <m:sty m:val="p"/>
-          </m:rPr>
-          <m:t>o</m:t>
-        </m:r>
-        <m:r>
-          <m:rPr>
-            <m:sty m:val="p"/>
-          </m:rPr>
-          <m:t>(</m:t>
-        </m:r>
-        <m:r>
-          <m:rPr>
-            <m:sty m:val="p"/>
-          </m:rPr>
-          <m:t>N</m:t>
-        </m:r>
-        <m:sSub>
-          <m:e>
-            <m:r>
-              <m:rPr>
-                <m:sty m:val="p"/>
-              </m:rPr>
-              <m:t>O</m:t>
-            </m:r>
-          </m:e>
-          <m:sub>
-            <m:r>
-              <m:rPr>
-                <m:sty m:val="p"/>
-              </m:rPr>
-              <m:t>3</m:t>
-            </m:r>
-          </m:sub>
-        </m:sSub>
-        <m:sSub>
-          <m:e>
-            <m:r>
-              <m:rPr>
-                <m:sty m:val="p"/>
-              </m:rPr>
-              <m:t>)</m:t>
-            </m:r>
-          </m:e>
-          <m:sub>
-            <m:r>
-              <m:rPr>
-                <m:sty m:val="p"/>
-              </m:rPr>
-              <m:t>2</m:t>
-            </m:r>
-          </m:sub>
-        </m:sSub>
-        <m:r>
-          <m:rPr>
-            <m:sty m:val="p"/>
-          </m:rPr>
-          <m:t>⋅</m:t>
-        </m:r>
-        <m:r>
-          <m:rPr>
-            <m:sty m:val="p"/>
-          </m:rPr>
-          <m:t>6</m:t>
-        </m:r>
-        <m:sSub>
-          <m:e>
-            <m:r>
-              <m:rPr>
-                <m:sty m:val="p"/>
-              </m:rPr>
-              <m:t>H</m:t>
-            </m:r>
-          </m:e>
-          <m:sub>
-            <m:r>
-              <m:rPr>
-                <m:sty m:val="p"/>
-              </m:rPr>
-              <m:t>2</m:t>
-            </m:r>
-          </m:sub>
-        </m:sSub>
-        <m:r>
-          <m:rPr>
-            <m:sty m:val="p"/>
-          </m:rPr>
-          <m:t>O</m:t>
-        </m:r>
-      </m:oMath>
-      <w:r>
-        <w:rPr>
-          <w:rFonts w:ascii="Times New Roman" w:hAnsi="Times New Roman" w:eastAsia="Times New Roman" w:cs="Times New Roman"/>
-        </w:rPr>
-        <w:t xml:space="preserve"> </w:t>
-      </w:r>
-      <w:r>
-        <w:rPr>
-          <w:rFonts w:hint="eastAsia" w:ascii="Times New Roman" w:hAnsi="Times New Roman" w:eastAsia="FangSong" w:cs="Times New Roman"/>
-        </w:rPr>
-        <w:t>的溶液混合</w:t>
-      </w:r>
-      <w:r>
-        <w:rPr>
-          <w:rFonts w:hint="eastAsia" w:ascii="Times New Roman" w:hAnsi="Times New Roman" w:eastAsia="Times New Roman" w:cs="Times New Roman"/>
-        </w:rPr>
-        <w:t>，</w:t>
-      </w:r>
-      <w:r>
-        <w:rPr>
-          <w:rFonts w:hint="eastAsia" w:ascii="Times New Roman" w:hAnsi="Times New Roman" w:eastAsia="FangSong" w:cs="Times New Roman"/>
-        </w:rPr>
-        <w:t>再加稍过量的草酸铵即可以得到</w:t>
-      </w:r>
-      <w:r>
-        <w:rPr>
-          <w:rFonts w:ascii="Times New Roman" w:hAnsi="Times New Roman" w:eastAsia="Times New Roman" w:cs="Times New Roman"/>
-        </w:rPr>
-        <w:t xml:space="preserve"> 3.069g </w:t>
-      </w:r>
-      <w:r>
-        <w:rPr>
-          <w:rFonts w:hint="eastAsia" w:ascii="Times New Roman" w:hAnsi="Times New Roman" w:eastAsia="FangSong" w:cs="Times New Roman"/>
-        </w:rPr>
-        <w:t xml:space="preserve">橙黄色的沉淀</w:t>
-      </w:r>
-      <w:r>
-        <w:rPr>
-          <w:rFonts w:ascii="Times New Roman" w:hAnsi="Times New Roman" w:eastAsia="Times New Roman" w:cs="Times New Roman"/>
-        </w:rPr>
-        <w:t xml:space="preserve"> C。</w:t>
-      </w:r>
-    </w:p>
-    <w:p>
-      <w:pPr>
-        <w:pStyle w:val="BodyText"/>
-      </w:pPr>
-      <w:r>
-        <w:rPr>
-          <w:rFonts w:hint="eastAsia" w:ascii="Times New Roman" w:hAnsi="Times New Roman" w:eastAsia="FangSong" w:cs="Times New Roman"/>
-        </w:rPr>
-        <w:t xml:space="preserve">化合物</w:t>
-      </w:r>
-      <w:r>
-        <w:rPr>
-          <w:rFonts w:ascii="Times New Roman" w:hAnsi="Times New Roman" w:eastAsia="Times New Roman" w:cs="Times New Roman"/>
-        </w:rPr>
-        <w:t xml:space="preserve"> C </w:t>
-      </w:r>
-      <w:r>
-        <w:rPr>
-          <w:rFonts w:hint="eastAsia" w:ascii="Times New Roman" w:hAnsi="Times New Roman" w:eastAsia="FangSong" w:cs="Times New Roman"/>
-        </w:rPr>
-        <w:t xml:space="preserve">在</w:t>
-      </w:r>
-      <w:r>
-        <w:rPr>
-          <w:rFonts w:ascii="Times New Roman" w:hAnsi="Times New Roman" w:eastAsia="Times New Roman" w:cs="Times New Roman"/>
-        </w:rPr>
-        <w:t xml:space="preserve"> </w:t>
-      </w:r>
-      <m:oMath>
-        <m:sSub>
-          <m:e>
-            <m:r>
-              <m:t>O</m:t>
-            </m:r>
-          </m:e>
-          <m:sub>
-            <m:r>
-              <m:t>2</m:t>
-            </m:r>
-          </m:sub>
-        </m:sSub>
-      </m:oMath>
-      <w:r>
-        <w:rPr>
-          <w:rFonts w:ascii="Times New Roman" w:hAnsi="Times New Roman" w:eastAsia="Times New Roman" w:cs="Times New Roman"/>
-        </w:rPr>
-        <w:t xml:space="preserve"> </w:t>
-      </w:r>
-      <w:r>
-        <w:rPr>
-          <w:rFonts w:hint="eastAsia" w:ascii="Times New Roman" w:hAnsi="Times New Roman" w:eastAsia="FangSong" w:cs="Times New Roman"/>
-        </w:rPr>
-        <w:t xml:space="preserve">气氛中的热重分析</w:t>
-      </w:r>
-      <w:r>
-        <w:rPr>
-          <w:rFonts w:ascii="Times New Roman" w:hAnsi="Times New Roman" w:eastAsia="Times New Roman" w:cs="Times New Roman"/>
-        </w:rPr>
-        <w:t xml:space="preserve"> (25℃ </w:t>
-      </w:r>
-      <w:r>
-        <w:rPr>
-          <w:rFonts w:hint="eastAsia" w:ascii="Times New Roman" w:hAnsi="Times New Roman" w:eastAsia="FangSong" w:cs="Times New Roman"/>
-        </w:rPr>
-        <w:t xml:space="preserve">到</w:t>
-      </w:r>
-      <w:r>
-        <w:rPr>
-          <w:rFonts w:ascii="Times New Roman" w:hAnsi="Times New Roman" w:eastAsia="Times New Roman" w:cs="Times New Roman"/>
-        </w:rPr>
-        <w:t xml:space="preserve"> 900℃) </w:t>
-      </w:r>
-      <w:r>
-        <w:rPr>
-          <w:rFonts w:hint="eastAsia" w:ascii="Times New Roman" w:hAnsi="Times New Roman" w:eastAsia="FangSong" w:cs="Times New Roman"/>
-        </w:rPr>
-        <w:t>表明</w:t>
+        <w:t xml:space="preserve">乙酸溶液处理</w:t>
+      </w:r>
+      <w:r>
+        <w:rPr>
+          <w:rFonts w:ascii="Times New Roman" w:hAnsi="Times New Roman" w:eastAsia="Times New Roman" w:cs="Times New Roman"/>
+        </w:rPr>
+        <w:t xml:space="preserve"> D </w:t>
+      </w:r>
+      <w:r>
+        <w:rPr>
+          <w:rFonts w:hint="eastAsia" w:ascii="Times New Roman" w:hAnsi="Times New Roman" w:eastAsia="FangSong" w:cs="Times New Roman"/>
+        </w:rPr>
+        <w:t>则导致它转化为翡翠绿色的溶液</w:t>
+      </w:r>
+      <w:r>
+        <w:rPr>
+          <w:rFonts w:hint="eastAsia" w:ascii="Times New Roman" w:hAnsi="Times New Roman" w:eastAsia="Times New Roman" w:cs="Times New Roman"/>
+        </w:rPr>
+        <w:t>。</w:t>
+      </w:r>
+      <w:r>
+        <w:rPr>
+          <w:rFonts w:hint="eastAsia" w:ascii="Times New Roman" w:hAnsi="Times New Roman" w:eastAsia="FangSong" w:cs="Times New Roman"/>
+        </w:rPr>
+        <w:t>在这个溶液中加入乙醇</w:t>
       </w:r>
       <w:r>
         <w:rPr>
@@ -7427,85 +5789,37 @@
         <w:rPr>
           <w:rFonts w:hint="eastAsia" w:ascii="Times New Roman" w:hAnsi="Times New Roman" w:eastAsia="FangSong" w:cs="Times New Roman"/>
         </w:rPr>
-        <w:t xml:space="preserve">它受热失重分</w:t>
-      </w:r>
-      <w:r>
-        <w:rPr>
-          <w:rFonts w:ascii="Times New Roman" w:hAnsi="Times New Roman" w:eastAsia="Times New Roman" w:cs="Times New Roman"/>
-        </w:rPr>
-        <w:t xml:space="preserve"> 3 </w:t>
-      </w:r>
-      <w:r>
-        <w:rPr>
-          <w:rFonts w:hint="eastAsia" w:ascii="Times New Roman" w:hAnsi="Times New Roman" w:eastAsia="FangSong" w:cs="Times New Roman"/>
-        </w:rPr>
-        <w:t>个阶段</w:t>
-      </w:r>
-      <w:r>
-        <w:rPr>
-          <w:rFonts w:hint="eastAsia" w:ascii="Times New Roman" w:hAnsi="Times New Roman" w:eastAsia="Times New Roman" w:cs="Times New Roman"/>
-        </w:rPr>
-        <w:t>,</w:t>
-      </w:r>
-      <w:r>
-        <w:rPr>
-          <w:rFonts w:ascii="Times New Roman" w:hAnsi="Times New Roman" w:eastAsia="Times New Roman" w:cs="Times New Roman"/>
-        </w:rPr>
-        <w:t xml:space="preserve"> </w:t>
-      </w:r>
-      <w:r>
-        <w:rPr>
-          <w:rFonts w:hint="eastAsia" w:ascii="Times New Roman" w:hAnsi="Times New Roman" w:eastAsia="FangSong" w:cs="Times New Roman"/>
-        </w:rPr>
-        <w:t xml:space="preserve">最后以</w:t>
-      </w:r>
-      <w:r>
-        <w:rPr>
-          <w:rFonts w:ascii="Times New Roman" w:hAnsi="Times New Roman" w:eastAsia="Times New Roman" w:cs="Times New Roman"/>
-        </w:rPr>
-        <w:t xml:space="preserve"> 57.3% </w:t>
-      </w:r>
-      <w:r>
-        <w:rPr>
-          <w:rFonts w:hint="eastAsia" w:ascii="Times New Roman" w:hAnsi="Times New Roman" w:eastAsia="FangSong" w:cs="Times New Roman"/>
-        </w:rPr>
-        <w:t xml:space="preserve">的总失重得到混合物</w:t>
-      </w:r>
-      <w:r>
-        <w:rPr>
-          <w:rFonts w:ascii="Times New Roman" w:hAnsi="Times New Roman" w:eastAsia="Times New Roman" w:cs="Times New Roman"/>
-        </w:rPr>
-        <w:t xml:space="preserve"> </w:t>
-      </w:r>
-      <w:r>
-        <w:rPr>
-          <w:rFonts w:hint="eastAsia" w:ascii="Times New Roman" w:hAnsi="Times New Roman" w:eastAsia="Times New Roman" w:cs="Times New Roman"/>
-        </w:rPr>
-        <w:t>G。</w:t>
-      </w:r>
-      <w:r>
-        <w:rPr>
-          <w:rFonts w:hint="eastAsia" w:ascii="Times New Roman" w:hAnsi="Times New Roman" w:eastAsia="FangSong" w:cs="Times New Roman"/>
-        </w:rPr>
-        <w:t>有趣的是</w:t>
-      </w:r>
-      <w:r>
-        <w:rPr>
-          <w:rFonts w:hint="eastAsia" w:ascii="Times New Roman" w:hAnsi="Times New Roman" w:eastAsia="Times New Roman" w:cs="Times New Roman"/>
-        </w:rPr>
-        <w:t>,</w:t>
-      </w:r>
-      <w:r>
-        <w:rPr>
-          <w:rFonts w:ascii="Times New Roman" w:hAnsi="Times New Roman" w:eastAsia="Times New Roman" w:cs="Times New Roman"/>
-        </w:rPr>
-        <w:t xml:space="preserve"> </w:t>
-      </w:r>
-      <w:r>
-        <w:rPr>
-          <w:rFonts w:hint="eastAsia" w:ascii="Times New Roman" w:hAnsi="Times New Roman" w:eastAsia="FangSong" w:cs="Times New Roman"/>
-        </w:rPr>
-        <w:t>有一个阶段发生了质量的增加</w:t>
+        <w:t xml:space="preserve">就得到了绿色晶体</w:t>
+      </w:r>
+      <w:r>
+        <w:rPr>
+          <w:rFonts w:ascii="Times New Roman" w:hAnsi="Times New Roman" w:eastAsia="Times New Roman" w:cs="Times New Roman"/>
+        </w:rPr>
+        <w:t xml:space="preserve"> F </w:t>
+      </w:r>
+      <w:r>
+        <w:rPr>
+          <w:rFonts w:hint="eastAsia" w:ascii="Times New Roman" w:hAnsi="Times New Roman" w:eastAsia="FangSong" w:cs="Times New Roman"/>
+        </w:rPr>
+        <w:t xml:space="preserve">和晶体</w:t>
+      </w:r>
+      <w:r>
+        <w:rPr>
+          <w:rFonts w:ascii="Times New Roman" w:hAnsi="Times New Roman" w:eastAsia="Times New Roman" w:cs="Times New Roman"/>
+        </w:rPr>
+        <w:t xml:space="preserve"> </w:t>
+      </w:r>
+      <w:r>
+        <w:rPr>
+          <w:rFonts w:hint="eastAsia" w:ascii="Times New Roman" w:hAnsi="Times New Roman" w:eastAsia="Times New Roman" w:cs="Times New Roman"/>
+        </w:rPr>
+        <w:t>E。</w:t>
+      </w:r>
+      <w:r>
+        <w:rPr>
+          <w:rFonts w:hint="eastAsia" w:ascii="Times New Roman" w:hAnsi="Times New Roman" w:eastAsia="FangSong" w:cs="Times New Roman"/>
+        </w:rPr>
+        <w:t>前者在光照下变成无色</w:t>
       </w:r>
       <w:r>
         <w:rPr>
@@ -7526,25 +5840,25 @@
         <w:rPr>
           <w:rFonts w:hint="eastAsia" w:ascii="Times New Roman" w:hAnsi="Times New Roman" w:eastAsia="FangSong" w:cs="Times New Roman"/>
         </w:rPr>
-        <w:t xml:space="preserve">推出化合物</w:t>
-      </w:r>
-      <w:r>
-        <w:rPr>
-          <w:rFonts w:ascii="Times New Roman" w:hAnsi="Times New Roman" w:eastAsia="Times New Roman" w:cs="Times New Roman"/>
-        </w:rPr>
-        <w:t xml:space="preserve"> A~C </w:t>
-      </w:r>
-      <w:r>
-        <w:rPr>
-          <w:rFonts w:hint="eastAsia" w:ascii="Times New Roman" w:hAnsi="Times New Roman" w:eastAsia="FangSong" w:cs="Times New Roman"/>
-        </w:rPr>
-        <w:t>的化学式</w:t>
-      </w:r>
-      <w:r>
-        <w:rPr>
-          <w:rFonts w:hint="eastAsia" w:ascii="Times New Roman" w:hAnsi="Times New Roman" w:eastAsia="Times New Roman" w:cs="Times New Roman"/>
-        </w:rPr>
-        <w:t>。</w:t>
+        <w:t xml:space="preserve">写出化合物</w:t>
+      </w:r>
+      <w:r>
+        <w:rPr>
+          <w:rFonts w:ascii="Times New Roman" w:hAnsi="Times New Roman" w:eastAsia="Times New Roman" w:cs="Times New Roman"/>
+        </w:rPr>
+        <w:t xml:space="preserve"> E </w:t>
+      </w:r>
+      <w:r>
+        <w:rPr>
+          <w:rFonts w:hint="eastAsia" w:ascii="Times New Roman" w:hAnsi="Times New Roman" w:eastAsia="FangSong" w:cs="Times New Roman"/>
+        </w:rPr>
+        <w:t xml:space="preserve">和</w:t>
+      </w:r>
+      <w:r>
+        <w:rPr>
+          <w:rFonts w:ascii="Times New Roman" w:hAnsi="Times New Roman" w:eastAsia="Times New Roman" w:cs="Times New Roman"/>
+        </w:rPr>
+        <w:t xml:space="preserve"> F。</w:t>
       </w:r>
       <w:r>
         <w:rPr>
@@ -7565,146 +5879,31 @@
         <w:rPr>
           <w:rFonts w:hint="eastAsia" w:ascii="Times New Roman" w:hAnsi="Times New Roman" w:eastAsia="FangSong" w:cs="Times New Roman"/>
         </w:rPr>
-        <w:t xml:space="preserve">求</w:t>
-      </w:r>
-      <w:r>
-        <w:rPr>
-          <w:rFonts w:ascii="Times New Roman" w:hAnsi="Times New Roman" w:eastAsia="Times New Roman" w:cs="Times New Roman"/>
-        </w:rPr>
-        <w:t xml:space="preserve"> G </w:t>
-      </w:r>
-      <w:r>
-        <w:rPr>
-          <w:rFonts w:hint="eastAsia" w:ascii="Times New Roman" w:hAnsi="Times New Roman" w:eastAsia="FangSong" w:cs="Times New Roman"/>
-        </w:rPr>
-        <w:t>的组成</w:t>
-      </w:r>
-      <w:r>
-        <w:rPr>
-          <w:rFonts w:hint="eastAsia" w:ascii="Times New Roman" w:hAnsi="Times New Roman" w:eastAsia="Times New Roman" w:cs="Times New Roman"/>
-        </w:rPr>
-        <w:t>(</w:t>
-      </w:r>
-      <w:r>
-        <w:rPr>
-          <w:rFonts w:hint="eastAsia" w:ascii="Times New Roman" w:hAnsi="Times New Roman" w:eastAsia="FangSong" w:cs="Times New Roman"/>
-        </w:rPr>
-        <w:t>质量分数</w:t>
-      </w:r>
-      <w:r>
-        <w:rPr>
-          <w:rFonts w:hint="eastAsia" w:ascii="Times New Roman" w:hAnsi="Times New Roman" w:eastAsia="Times New Roman" w:cs="Times New Roman"/>
-        </w:rPr>
-        <w:t>)。</w:t>
-      </w:r>
-    </w:p>
-    <w:p>
-      <w:pPr>
-        <w:pStyle w:val="FirstParagraph"/>
-      </w:pPr>
-      <w:r>
-        <w:rPr>
-          <w:rFonts w:hint="eastAsia" w:ascii="Times New Roman" w:hAnsi="Times New Roman" w:eastAsia="FangSong" w:cs="Times New Roman"/>
-        </w:rPr>
-        <w:t xml:space="preserve">在</w:t>
-      </w:r>
-      <w:r>
-        <w:rPr>
-          <w:rFonts w:ascii="Times New Roman" w:hAnsi="Times New Roman" w:eastAsia="Times New Roman" w:cs="Times New Roman"/>
-        </w:rPr>
-        <w:t xml:space="preserve"> B </w:t>
-      </w:r>
-      <w:r>
-        <w:rPr>
-          <w:rFonts w:hint="eastAsia" w:ascii="Times New Roman" w:hAnsi="Times New Roman" w:eastAsia="FangSong" w:cs="Times New Roman"/>
-        </w:rPr>
-        <w:t>中加入硝酸钴后再加入大大过量的草酸铵</w:t>
-      </w:r>
-      <w:r>
-        <w:rPr>
-          <w:rFonts w:hint="eastAsia" w:ascii="Times New Roman" w:hAnsi="Times New Roman" w:eastAsia="Times New Roman" w:cs="Times New Roman"/>
-        </w:rPr>
-        <w:t>,</w:t>
-      </w:r>
-      <w:r>
-        <w:rPr>
-          <w:rFonts w:ascii="Times New Roman" w:hAnsi="Times New Roman" w:eastAsia="Times New Roman" w:cs="Times New Roman"/>
-        </w:rPr>
-        <w:t xml:space="preserve"> </w:t>
-      </w:r>
-      <w:r>
-        <w:rPr>
-          <w:rFonts w:hint="eastAsia" w:ascii="Times New Roman" w:hAnsi="Times New Roman" w:eastAsia="FangSong" w:cs="Times New Roman"/>
-        </w:rPr>
-        <w:t xml:space="preserve">则可以得到红色溶液</w:t>
-      </w:r>
-      <w:r>
-        <w:rPr>
-          <w:rFonts w:ascii="Times New Roman" w:hAnsi="Times New Roman" w:eastAsia="Times New Roman" w:cs="Times New Roman"/>
-        </w:rPr>
-        <w:t xml:space="preserve"> </w:t>
-      </w:r>
-      <w:r>
-        <w:rPr>
-          <w:rFonts w:hint="eastAsia" w:ascii="Times New Roman" w:hAnsi="Times New Roman" w:eastAsia="Times New Roman" w:cs="Times New Roman"/>
-        </w:rPr>
-        <w:t>D。</w:t>
-      </w:r>
-      <w:r>
-        <w:rPr>
-          <w:rFonts w:hint="eastAsia" w:ascii="Times New Roman" w:hAnsi="Times New Roman" w:eastAsia="FangSong" w:cs="Times New Roman"/>
-        </w:rPr>
-        <w:t>用</w:t>
-      </w:r>
-      <w:r>
-        <w:rPr>
-          <w:rFonts w:ascii="Times New Roman" w:hAnsi="Times New Roman" w:eastAsia="Times New Roman" w:cs="Times New Roman"/>
-        </w:rPr>
-        <w:t xml:space="preserve"> </w:t>
-      </w:r>
-      <m:oMath>
-        <m:r>
-          <m:t>P</m:t>
-        </m:r>
-        <m:r>
-          <m:t>b</m:t>
-        </m:r>
-        <m:sSub>
-          <m:e>
-            <m:r>
-              <m:t>O</m:t>
-            </m:r>
-          </m:e>
-          <m:sub>
-            <m:r>
-              <m:t>2</m:t>
-            </m:r>
-          </m:sub>
-        </m:sSub>
-      </m:oMath>
-      <w:r>
-        <w:rPr>
-          <w:rFonts w:ascii="Times New Roman" w:hAnsi="Times New Roman" w:eastAsia="Times New Roman" w:cs="Times New Roman"/>
-        </w:rPr>
-        <w:t xml:space="preserve"> </w:t>
-      </w:r>
-      <w:r>
-        <w:rPr>
-          <w:rFonts w:hint="eastAsia" w:ascii="Times New Roman" w:hAnsi="Times New Roman" w:eastAsia="FangSong" w:cs="Times New Roman"/>
-        </w:rPr>
-        <w:t xml:space="preserve">乙酸溶液处理</w:t>
-      </w:r>
-      <w:r>
-        <w:rPr>
-          <w:rFonts w:ascii="Times New Roman" w:hAnsi="Times New Roman" w:eastAsia="Times New Roman" w:cs="Times New Roman"/>
-        </w:rPr>
-        <w:t xml:space="preserve"> D </w:t>
-      </w:r>
-      <w:r>
-        <w:rPr>
-          <w:rFonts w:hint="eastAsia" w:ascii="Times New Roman" w:hAnsi="Times New Roman" w:eastAsia="FangSong" w:cs="Times New Roman"/>
-        </w:rPr>
-        <w:t>则导致它转化为翡翠绿色的溶液</w:t>
+        <w:t>写出生成</w:t>
+      </w:r>
+      <w:r>
+        <w:rPr>
+          <w:rFonts w:hint="eastAsia" w:ascii="Times New Roman" w:hAnsi="Times New Roman" w:eastAsia="Times New Roman" w:cs="Times New Roman"/>
+        </w:rPr>
+        <w:t>”</w:t>
+      </w:r>
+      <w:r>
+        <w:rPr>
+          <w:rFonts w:hint="eastAsia" w:ascii="Times New Roman" w:hAnsi="Times New Roman" w:eastAsia="FangSong" w:cs="Times New Roman"/>
+        </w:rPr>
+        <w:t>翡翠绿色溶液</w:t>
+      </w:r>
+      <w:r>
+        <w:rPr>
+          <w:rFonts w:hint="eastAsia" w:ascii="Times New Roman" w:hAnsi="Times New Roman" w:eastAsia="Times New Roman" w:cs="Times New Roman"/>
+        </w:rPr>
+        <w:t>”</w:t>
+      </w:r>
+      <w:r>
+        <w:rPr>
+          <w:rFonts w:hint="eastAsia" w:ascii="Times New Roman" w:hAnsi="Times New Roman" w:eastAsia="FangSong" w:cs="Times New Roman"/>
+        </w:rPr>
+        <w:t>的化学方程式</w:t>
       </w:r>
       <w:r>
         <w:rPr>
@@ -7714,63 +5913,9 @@
       </w:r>
       <w:r>
         <w:rPr>
-          <w:rFonts w:hint="eastAsia" w:ascii="Times New Roman" w:hAnsi="Times New Roman" w:eastAsia="FangSong" w:cs="Times New Roman"/>
-        </w:rPr>
-        <w:t>在这个溶液中加入乙醇</w:t>
-      </w:r>
-      <w:r>
-        <w:rPr>
-          <w:rFonts w:hint="eastAsia" w:ascii="Times New Roman" w:hAnsi="Times New Roman" w:eastAsia="Times New Roman" w:cs="Times New Roman"/>
-        </w:rPr>
-        <w:t>,</w:t>
-      </w:r>
-      <w:r>
-        <w:rPr>
-          <w:rFonts w:ascii="Times New Roman" w:hAnsi="Times New Roman" w:eastAsia="Times New Roman" w:cs="Times New Roman"/>
-        </w:rPr>
-        <w:t xml:space="preserve"> </w:t>
-      </w:r>
-      <w:r>
-        <w:rPr>
-          <w:rFonts w:hint="eastAsia" w:ascii="Times New Roman" w:hAnsi="Times New Roman" w:eastAsia="FangSong" w:cs="Times New Roman"/>
-        </w:rPr>
-        <w:t xml:space="preserve">就得到了绿色晶体</w:t>
-      </w:r>
-      <w:r>
-        <w:rPr>
-          <w:rFonts w:ascii="Times New Roman" w:hAnsi="Times New Roman" w:eastAsia="Times New Roman" w:cs="Times New Roman"/>
-        </w:rPr>
-        <w:t xml:space="preserve"> F </w:t>
-      </w:r>
-      <w:r>
-        <w:rPr>
-          <w:rFonts w:hint="eastAsia" w:ascii="Times New Roman" w:hAnsi="Times New Roman" w:eastAsia="FangSong" w:cs="Times New Roman"/>
-        </w:rPr>
-        <w:t xml:space="preserve">和晶体</w:t>
-      </w:r>
-      <w:r>
-        <w:rPr>
-          <w:rFonts w:ascii="Times New Roman" w:hAnsi="Times New Roman" w:eastAsia="Times New Roman" w:cs="Times New Roman"/>
-        </w:rPr>
-        <w:t xml:space="preserve"> </w:t>
-      </w:r>
-      <w:r>
-        <w:rPr>
-          <w:rFonts w:hint="eastAsia" w:ascii="Times New Roman" w:hAnsi="Times New Roman" w:eastAsia="Times New Roman" w:cs="Times New Roman"/>
-        </w:rPr>
-        <w:t>E。</w:t>
-      </w:r>
-      <w:r>
-        <w:rPr>
-          <w:rFonts w:hint="eastAsia" w:ascii="Times New Roman" w:hAnsi="Times New Roman" w:eastAsia="FangSong" w:cs="Times New Roman"/>
-        </w:rPr>
-        <w:t>前者在光照下变成无色</w:t>
-      </w:r>
-      <w:r>
-        <w:rPr>
-          <w:rFonts w:hint="eastAsia" w:ascii="Times New Roman" w:hAnsi="Times New Roman" w:eastAsia="Times New Roman" w:cs="Times New Roman"/>
-        </w:rPr>
-        <w:t>。</w:t>
+          <w:rFonts w:ascii="Times New Roman" w:hAnsi="Times New Roman" w:eastAsia="Times New Roman" w:cs="Times New Roman"/>
+        </w:rPr>
+        <w:br/>
       </w:r>
     </w:p>
     <w:p>
@@ -7778,97 +5923,7 @@
         <w:pStyle w:val="Compact"/>
         <w:numPr>
           <w:ilvl w:val="0"/>
-          <w:numId w:val="1009"/>
-        </w:numPr>
-      </w:pPr>
-      <w:r>
-        <w:rPr>
-          <w:rFonts w:hint="eastAsia" w:ascii="Times New Roman" w:hAnsi="Times New Roman" w:eastAsia="FangSong" w:cs="Times New Roman"/>
-        </w:rPr>
-        <w:t xml:space="preserve">写出化合物</w:t>
-      </w:r>
-      <w:r>
-        <w:rPr>
-          <w:rFonts w:ascii="Times New Roman" w:hAnsi="Times New Roman" w:eastAsia="Times New Roman" w:cs="Times New Roman"/>
-        </w:rPr>
-        <w:t xml:space="preserve"> E </w:t>
-      </w:r>
-      <w:r>
-        <w:rPr>
-          <w:rFonts w:hint="eastAsia" w:ascii="Times New Roman" w:hAnsi="Times New Roman" w:eastAsia="FangSong" w:cs="Times New Roman"/>
-        </w:rPr>
-        <w:t xml:space="preserve">和</w:t>
-      </w:r>
-      <w:r>
-        <w:rPr>
-          <w:rFonts w:ascii="Times New Roman" w:hAnsi="Times New Roman" w:eastAsia="Times New Roman" w:cs="Times New Roman"/>
-        </w:rPr>
-        <w:t xml:space="preserve"> F。</w:t>
-      </w:r>
-      <w:r>
-        <w:rPr>
-          <w:rFonts w:ascii="Times New Roman" w:hAnsi="Times New Roman" w:eastAsia="Times New Roman" w:cs="Times New Roman"/>
-        </w:rPr>
-        <w:br/>
-      </w:r>
-    </w:p>
-    <w:p>
-      <w:pPr>
-        <w:pStyle w:val="Compact"/>
-        <w:numPr>
-          <w:ilvl w:val="0"/>
-          <w:numId w:val="1009"/>
-        </w:numPr>
-      </w:pPr>
-      <w:r>
-        <w:rPr>
-          <w:rFonts w:hint="eastAsia" w:ascii="Times New Roman" w:hAnsi="Times New Roman" w:eastAsia="FangSong" w:cs="Times New Roman"/>
-        </w:rPr>
-        <w:t>写出生成</w:t>
-      </w:r>
-      <w:r>
-        <w:rPr>
-          <w:rFonts w:hint="eastAsia" w:ascii="Times New Roman" w:hAnsi="Times New Roman" w:eastAsia="Times New Roman" w:cs="Times New Roman"/>
-        </w:rPr>
-        <w:t>”</w:t>
-      </w:r>
-      <w:r>
-        <w:rPr>
-          <w:rFonts w:hint="eastAsia" w:ascii="Times New Roman" w:hAnsi="Times New Roman" w:eastAsia="FangSong" w:cs="Times New Roman"/>
-        </w:rPr>
-        <w:t>翡翠绿色溶液</w:t>
-      </w:r>
-      <w:r>
-        <w:rPr>
-          <w:rFonts w:hint="eastAsia" w:ascii="Times New Roman" w:hAnsi="Times New Roman" w:eastAsia="Times New Roman" w:cs="Times New Roman"/>
-        </w:rPr>
-        <w:t>”</w:t>
-      </w:r>
-      <w:r>
-        <w:rPr>
-          <w:rFonts w:hint="eastAsia" w:ascii="Times New Roman" w:hAnsi="Times New Roman" w:eastAsia="FangSong" w:cs="Times New Roman"/>
-        </w:rPr>
-        <w:t>的化学方程式</w:t>
-      </w:r>
-      <w:r>
-        <w:rPr>
-          <w:rFonts w:hint="eastAsia" w:ascii="Times New Roman" w:hAnsi="Times New Roman" w:eastAsia="Times New Roman" w:cs="Times New Roman"/>
-        </w:rPr>
-        <w:t>。</w:t>
-      </w:r>
-      <w:r>
-        <w:rPr>
-          <w:rFonts w:ascii="Times New Roman" w:hAnsi="Times New Roman" w:eastAsia="Times New Roman" w:cs="Times New Roman"/>
-        </w:rPr>
-        <w:br/>
-      </w:r>
-    </w:p>
-    <w:p>
-      <w:pPr>
-        <w:pStyle w:val="Compact"/>
-        <w:numPr>
-          <w:ilvl w:val="0"/>
-          <w:numId w:val="1009"/>
+          <w:numId w:val="1008"/>
         </w:numPr>
       </w:pPr>
       <w:r>
@@ -7991,8 +6046,8 @@
         </w:pict>
       </w:r>
     </w:p>
-    <w:bookmarkEnd w:id="37"/>
-    <w:bookmarkStart w:id="38" w:name="第16题"/>
+    <w:bookmarkEnd w:id="32"/>
+    <w:bookmarkStart w:id="33" w:name="第14题"/>
     <w:p>
       <w:pPr>
         <w:pStyle w:val="Heading3"/>
@@ -8008,7 +6063,7 @@
         <w:rPr>
           <w:rFonts w:hint="eastAsia" w:ascii="Times New Roman" w:hAnsi="Times New Roman" w:eastAsia="Times New Roman" w:cs="Times New Roman"/>
         </w:rPr>
-        <w:t>16</w:t>
+        <w:t>14</w:t>
       </w:r>
       <w:r>
         <w:rPr>
@@ -8577,8 +6632,736 @@
         </w:pict>
       </w:r>
     </w:p>
-    <w:bookmarkEnd w:id="38"/>
-    <w:bookmarkStart w:id="39" w:name="第17题"/>
+    <w:bookmarkEnd w:id="33"/>
+    <w:bookmarkStart w:id="34" w:name="第15题"/>
+    <w:p>
+      <w:pPr>
+        <w:pStyle w:val="Heading3"/>
+        <w:spacing w:before="280" w:after="120"/>
+      </w:pPr>
+      <w:r>
+        <w:rPr>
+          <w:rFonts w:hint="eastAsia" w:ascii="Times New Roman" w:hAnsi="Times New Roman" w:eastAsia="SimHei" w:cs="Times New Roman"/>
+        </w:rPr>
+        <w:t>第</w:t>
+      </w:r>
+      <w:r>
+        <w:rPr>
+          <w:rFonts w:hint="eastAsia" w:ascii="Times New Roman" w:hAnsi="Times New Roman" w:eastAsia="Times New Roman" w:cs="Times New Roman"/>
+        </w:rPr>
+        <w:t>15</w:t>
+      </w:r>
+      <w:r>
+        <w:rPr>
+          <w:rFonts w:hint="eastAsia" w:ascii="Times New Roman" w:hAnsi="Times New Roman" w:eastAsia="SimHei" w:cs="Times New Roman"/>
+        </w:rPr>
+        <w:t>题</w:t>
+      </w:r>
+    </w:p>
+    <w:p>
+      <w:pPr>
+        <w:pStyle w:val="BlockText"/>
+      </w:pPr>
+      <w:r>
+        <w:rPr>
+          <w:rFonts w:hint="eastAsia" w:ascii="Times New Roman" w:hAnsi="Times New Roman" w:eastAsia="FangSong" w:cs="Times New Roman"/>
+          <w:b/>
+          <w:bCs/>
+        </w:rPr>
+        <w:t xml:space="preserve">同题异版</w:t>
+      </w:r>
+      <w:r>
+        <w:rPr>
+          <w:rFonts w:hint="eastAsia" w:ascii="Times New Roman" w:hAnsi="Times New Roman" w:eastAsia="Times New Roman" w:cs="Times New Roman"/>
+        </w:rPr>
+        <w:t>：</w:t>
+      </w:r>
+      <w:r>
+        <w:rPr>
+          <w:rFonts w:hint="eastAsia" w:ascii="Times New Roman" w:hAnsi="Times New Roman" w:eastAsia="FangSong" w:cs="Times New Roman"/>
+        </w:rPr>
+        <w:t>题</w:t>
+      </w:r>
+      <w:r>
+        <w:rPr>
+          <w:rFonts w:hint="eastAsia" w:ascii="Times New Roman" w:hAnsi="Times New Roman" w:eastAsia="Times New Roman" w:cs="Times New Roman"/>
+        </w:rPr>
+        <w:t>-098-</w:t>
+      </w:r>
+      <w:r>
+        <w:rPr>
+          <w:rFonts w:hint="eastAsia" w:ascii="Times New Roman" w:hAnsi="Times New Roman" w:eastAsia="FangSong" w:cs="Times New Roman"/>
+        </w:rPr>
+        <w:t>一分册</w:t>
+      </w:r>
+      <w:r>
+        <w:rPr>
+          <w:rFonts w:hint="eastAsia" w:ascii="Times New Roman" w:hAnsi="Times New Roman" w:eastAsia="Times New Roman" w:cs="Times New Roman"/>
+        </w:rPr>
+        <w:t>-L5</w:t>
+      </w:r>
+      <w:r>
+        <w:rPr>
+          <w:rFonts w:hint="eastAsia" w:ascii="Times New Roman" w:hAnsi="Times New Roman" w:eastAsia="FangSong" w:cs="Times New Roman"/>
+        </w:rPr>
+        <w:t>对例</w:t>
+      </w:r>
+      <w:r>
+        <w:rPr>
+          <w:rFonts w:hint="eastAsia" w:ascii="Times New Roman" w:hAnsi="Times New Roman" w:eastAsia="Times New Roman" w:cs="Times New Roman"/>
+        </w:rPr>
+        <w:t>3-</w:t>
+      </w:r>
+      <w:r>
+        <w:rPr>
+          <w:rFonts w:hint="eastAsia" w:ascii="Times New Roman" w:hAnsi="Times New Roman" w:eastAsia="FangSong" w:cs="Times New Roman"/>
+        </w:rPr>
+        <w:t>双原子分子式量同位素</w:t>
+      </w:r>
+      <w:r>
+        <w:rPr>
+          <w:rFonts w:hint="eastAsia" w:ascii="Times New Roman" w:hAnsi="Times New Roman" w:eastAsia="Times New Roman" w:cs="Times New Roman"/>
+        </w:rPr>
+        <w:t>（</w:t>
+      </w:r>
+      <w:r>
+        <w:rPr>
+          <w:rFonts w:hint="eastAsia" w:ascii="Times New Roman" w:hAnsi="Times New Roman" w:eastAsia="FangSong" w:cs="Times New Roman"/>
+        </w:rPr>
+        <w:t>本讲竞赛对接</w:t>
+      </w:r>
+      <w:r>
+        <w:rPr>
+          <w:rFonts w:ascii="Times New Roman" w:hAnsi="Times New Roman" w:eastAsia="Times New Roman" w:cs="Times New Roman"/>
+        </w:rPr>
+        <w:t xml:space="preserve"> </w:t>
+      </w:r>
+      <w:r>
+        <w:rPr>
+          <w:rFonts w:hint="eastAsia" w:ascii="Times New Roman" w:hAnsi="Times New Roman" w:eastAsia="FangSong" w:cs="Times New Roman"/>
+        </w:rPr>
+        <w:t>例</w:t>
+      </w:r>
+      <w:r>
+        <w:rPr>
+          <w:rFonts w:hint="eastAsia" w:ascii="Times New Roman" w:hAnsi="Times New Roman" w:eastAsia="Times New Roman" w:cs="Times New Roman"/>
+        </w:rPr>
+        <w:t>3</w:t>
+      </w:r>
+      <w:r>
+        <w:rPr>
+          <w:rFonts w:ascii="Times New Roman" w:hAnsi="Times New Roman" w:eastAsia="Times New Roman" w:cs="Times New Roman"/>
+        </w:rPr>
+        <w:t xml:space="preserve"> </w:t>
+      </w:r>
+      <w:r>
+        <w:rPr>
+          <w:rFonts w:hint="eastAsia" w:ascii="Times New Roman" w:hAnsi="Times New Roman" w:eastAsia="FangSong" w:cs="Times New Roman"/>
+        </w:rPr>
+        <w:t>同素材</w:t>
+      </w:r>
+      <w:r>
+        <w:rPr>
+          <w:rFonts w:hint="eastAsia" w:ascii="Times New Roman" w:hAnsi="Times New Roman" w:eastAsia="Times New Roman" w:cs="Times New Roman"/>
+        </w:rPr>
+        <w:t>，</w:t>
+      </w:r>
+      <w:r>
+        <w:rPr>
+          <w:rFonts w:hint="eastAsia" w:ascii="Times New Roman" w:hAnsi="Times New Roman" w:eastAsia="FangSong" w:cs="Times New Roman"/>
+        </w:rPr>
+        <w:t>两版互证</w:t>
+      </w:r>
+      <w:r>
+        <w:rPr>
+          <w:rFonts w:hint="eastAsia" w:ascii="Times New Roman" w:hAnsi="Times New Roman" w:eastAsia="Times New Roman" w:cs="Times New Roman"/>
+        </w:rPr>
+        <w:t>）</w:t>
+      </w:r>
+    </w:p>
+    <w:p>
+      <w:pPr>
+        <w:pStyle w:val="FirstParagraph"/>
+      </w:pPr>
+      <w:r>
+        <w:rPr>
+          <w:rFonts w:ascii="Times New Roman" w:hAnsi="Times New Roman" w:eastAsia="Times New Roman" w:cs="Times New Roman"/>
+          <w:b/>
+          <w:bCs/>
+        </w:rPr>
+        <w:t xml:space="preserve">·</w:t>
+      </w:r>
+      <w:r>
+        <w:rPr>
+          <w:rFonts w:ascii="Times New Roman" w:hAnsi="Times New Roman" w:eastAsia="Times New Roman" w:cs="Times New Roman"/>
+        </w:rPr>
+        <w:t xml:space="preserve"> </w:t>
+      </w:r>
+      <w:r>
+        <w:rPr>
+          <w:rFonts w:hint="eastAsia" w:ascii="Times New Roman" w:hAnsi="Times New Roman" w:eastAsia="FangSong" w:cs="Times New Roman"/>
+        </w:rPr>
+        <w:t xml:space="preserve">题目</w:t>
+      </w:r>
+    </w:p>
+    <w:p>
+      <w:pPr>
+        <w:pStyle w:val="BodyText"/>
+      </w:pPr>
+      <w:r>
+        <w:rPr>
+          <w:rFonts w:hint="eastAsia" w:ascii="Times New Roman" w:hAnsi="Times New Roman" w:eastAsia="FangSong" w:cs="Times New Roman"/>
+        </w:rPr>
+        <w:t>某元素构成的双原子单质分子有三种</w:t>
+      </w:r>
+      <w:r>
+        <w:rPr>
+          <w:rFonts w:hint="eastAsia" w:ascii="Times New Roman" w:hAnsi="Times New Roman" w:eastAsia="Times New Roman" w:cs="Times New Roman"/>
+        </w:rPr>
+        <w:t>，</w:t>
+      </w:r>
+      <w:r>
+        <w:rPr>
+          <w:rFonts w:hint="eastAsia" w:ascii="Times New Roman" w:hAnsi="Times New Roman" w:eastAsia="FangSong" w:cs="Times New Roman"/>
+        </w:rPr>
+        <w:t>其式量分别是</w:t>
+      </w:r>
+      <w:r>
+        <w:rPr>
+          <w:rFonts w:ascii="Times New Roman" w:hAnsi="Times New Roman" w:eastAsia="Times New Roman" w:cs="Times New Roman"/>
+        </w:rPr>
+        <w:t xml:space="preserve"> 158、160 </w:t>
+      </w:r>
+      <w:r>
+        <w:rPr>
+          <w:rFonts w:hint="eastAsia" w:ascii="Times New Roman" w:hAnsi="Times New Roman" w:eastAsia="FangSong" w:cs="Times New Roman"/>
+        </w:rPr>
+        <w:t xml:space="preserve">和</w:t>
+      </w:r>
+      <w:r>
+        <w:rPr>
+          <w:rFonts w:ascii="Times New Roman" w:hAnsi="Times New Roman" w:eastAsia="Times New Roman" w:cs="Times New Roman"/>
+        </w:rPr>
+        <w:t xml:space="preserve"> </w:t>
+      </w:r>
+      <w:r>
+        <w:rPr>
+          <w:rFonts w:hint="eastAsia" w:ascii="Times New Roman" w:hAnsi="Times New Roman" w:eastAsia="Times New Roman" w:cs="Times New Roman"/>
+        </w:rPr>
+        <w:t>162。</w:t>
+      </w:r>
+      <w:r>
+        <w:rPr>
+          <w:rFonts w:hint="eastAsia" w:ascii="Times New Roman" w:hAnsi="Times New Roman" w:eastAsia="FangSong" w:cs="Times New Roman"/>
+        </w:rPr>
+        <w:t>在天然单质中</w:t>
+      </w:r>
+      <w:r>
+        <w:rPr>
+          <w:rFonts w:hint="eastAsia" w:ascii="Times New Roman" w:hAnsi="Times New Roman" w:eastAsia="Times New Roman" w:cs="Times New Roman"/>
+        </w:rPr>
+        <w:t>，</w:t>
+      </w:r>
+      <w:r>
+        <w:rPr>
+          <w:rFonts w:hint="eastAsia" w:ascii="Times New Roman" w:hAnsi="Times New Roman" w:eastAsia="FangSong" w:cs="Times New Roman"/>
+        </w:rPr>
+        <w:t>此三种单质的物质的量之比为</w:t>
+      </w:r>
+      <w:r>
+        <w:rPr>
+          <w:rFonts w:ascii="Times New Roman" w:hAnsi="Times New Roman" w:eastAsia="Times New Roman" w:cs="Times New Roman"/>
+        </w:rPr>
+        <w:t xml:space="preserve"> </w:t>
+      </w:r>
+      <m:oMath>
+        <m:r>
+          <m:t>1</m:t>
+        </m:r>
+        <m:r>
+          <m:rPr>
+            <m:sty m:val="p"/>
+          </m:rPr>
+          <m:t>:</m:t>
+        </m:r>
+        <m:r>
+          <m:t>2</m:t>
+        </m:r>
+        <m:r>
+          <m:rPr>
+            <m:sty m:val="p"/>
+          </m:rPr>
+          <m:t>:</m:t>
+        </m:r>
+        <m:r>
+          <m:t>1</m:t>
+        </m:r>
+      </m:oMath>
+      <w:r>
+        <w:rPr>
+          <w:rFonts w:hint="eastAsia" w:ascii="Times New Roman" w:hAnsi="Times New Roman" w:eastAsia="Times New Roman" w:cs="Times New Roman"/>
+        </w:rPr>
+        <w:t>。</w:t>
+      </w:r>
+      <w:r>
+        <w:rPr>
+          <w:rFonts w:hint="eastAsia" w:ascii="Times New Roman" w:hAnsi="Times New Roman" w:eastAsia="FangSong" w:cs="Times New Roman"/>
+        </w:rPr>
+        <w:t>由此推断以下结论正确的是</w:t>
+      </w:r>
+      <w:r>
+        <w:rPr>
+          <w:rFonts w:hint="eastAsia" w:ascii="Times New Roman" w:hAnsi="Times New Roman" w:eastAsia="Times New Roman" w:cs="Times New Roman"/>
+        </w:rPr>
+        <w:t>（</w:t>
+      </w:r>
+      <w:r>
+        <w:rPr>
+          <w:rFonts w:ascii="Times New Roman" w:hAnsi="Times New Roman" w:eastAsia="Times New Roman" w:cs="Times New Roman"/>
+        </w:rPr>
+        <w:t xml:space="preserve">　</w:t>
+      </w:r>
+      <w:r>
+        <w:rPr>
+          <w:rFonts w:hint="eastAsia" w:ascii="Times New Roman" w:hAnsi="Times New Roman" w:eastAsia="Times New Roman" w:cs="Times New Roman"/>
+        </w:rPr>
+        <w:t xml:space="preserve">）</w:t>
+      </w:r>
+    </w:p>
+    <w:p>
+      <w:pPr>
+        <w:pStyle w:val="BodyText"/>
+      </w:pPr>
+      <w:r>
+        <w:rPr>
+          <w:rFonts w:ascii="Times New Roman" w:hAnsi="Times New Roman" w:eastAsia="Times New Roman" w:cs="Times New Roman"/>
+        </w:rPr>
+        <w:t xml:space="preserve">A. </w:t>
+      </w:r>
+      <w:r>
+        <w:rPr>
+          <w:rFonts w:hint="eastAsia" w:ascii="Times New Roman" w:hAnsi="Times New Roman" w:eastAsia="FangSong" w:cs="Times New Roman"/>
+        </w:rPr>
+        <w:t xml:space="preserve">此元素有三种同位素</w:t>
+      </w:r>
+    </w:p>
+    <w:p>
+      <w:pPr>
+        <w:pStyle w:val="BodyText"/>
+      </w:pPr>
+      <w:r>
+        <w:rPr>
+          <w:rFonts w:ascii="Times New Roman" w:hAnsi="Times New Roman" w:eastAsia="Times New Roman" w:cs="Times New Roman"/>
+        </w:rPr>
+        <w:t xml:space="preserve">B. </w:t>
+      </w:r>
+      <w:r>
+        <w:rPr>
+          <w:rFonts w:hint="eastAsia" w:ascii="Times New Roman" w:hAnsi="Times New Roman" w:eastAsia="FangSong" w:cs="Times New Roman"/>
+        </w:rPr>
+        <w:t xml:space="preserve">其中一种同位素质量数为</w:t>
+      </w:r>
+      <w:r>
+        <w:rPr>
+          <w:rFonts w:ascii="Times New Roman" w:hAnsi="Times New Roman" w:eastAsia="Times New Roman" w:cs="Times New Roman"/>
+        </w:rPr>
+        <w:t xml:space="preserve"> 80</w:t>
+      </w:r>
+    </w:p>
+    <w:p>
+      <w:pPr>
+        <w:pStyle w:val="BodyText"/>
+      </w:pPr>
+      <w:r>
+        <w:rPr>
+          <w:rFonts w:ascii="Times New Roman" w:hAnsi="Times New Roman" w:eastAsia="Times New Roman" w:cs="Times New Roman"/>
+        </w:rPr>
+        <w:t xml:space="preserve">C. </w:t>
+      </w:r>
+      <w:r>
+        <w:rPr>
+          <w:rFonts w:hint="eastAsia" w:ascii="Times New Roman" w:hAnsi="Times New Roman" w:eastAsia="FangSong" w:cs="Times New Roman"/>
+        </w:rPr>
+        <w:t xml:space="preserve">其中质量数为</w:t>
+      </w:r>
+      <w:r>
+        <w:rPr>
+          <w:rFonts w:ascii="Times New Roman" w:hAnsi="Times New Roman" w:eastAsia="Times New Roman" w:cs="Times New Roman"/>
+        </w:rPr>
+        <w:t xml:space="preserve"> 79 </w:t>
+      </w:r>
+      <w:r>
+        <w:rPr>
+          <w:rFonts w:hint="eastAsia" w:ascii="Times New Roman" w:hAnsi="Times New Roman" w:eastAsia="FangSong" w:cs="Times New Roman"/>
+        </w:rPr>
+        <w:t xml:space="preserve">的同位素原子占总数的</w:t>
+      </w:r>
+      <w:r>
+        <w:rPr>
+          <w:rFonts w:ascii="Times New Roman" w:hAnsi="Times New Roman" w:eastAsia="Times New Roman" w:cs="Times New Roman"/>
+        </w:rPr>
+        <w:t xml:space="preserve"> 1/2</w:t>
+      </w:r>
+    </w:p>
+    <w:p>
+      <w:pPr>
+        <w:pStyle w:val="BodyText"/>
+      </w:pPr>
+      <w:r>
+        <w:rPr>
+          <w:rFonts w:ascii="Times New Roman" w:hAnsi="Times New Roman" w:eastAsia="Times New Roman" w:cs="Times New Roman"/>
+        </w:rPr>
+        <w:t xml:space="preserve">D. </w:t>
+      </w:r>
+      <w:r>
+        <w:rPr>
+          <w:rFonts w:hint="eastAsia" w:ascii="Times New Roman" w:hAnsi="Times New Roman" w:eastAsia="FangSong" w:cs="Times New Roman"/>
+        </w:rPr>
+        <w:t xml:space="preserve">此元素的单质的平均式量为</w:t>
+      </w:r>
+      <w:r>
+        <w:rPr>
+          <w:rFonts w:ascii="Times New Roman" w:hAnsi="Times New Roman" w:eastAsia="Times New Roman" w:cs="Times New Roman"/>
+        </w:rPr>
+        <w:t xml:space="preserve"> 160</w:t>
+      </w:r>
+    </w:p>
+    <w:p>
+      <w:pPr>
+        <w:pStyle w:val="BodyText"/>
+        <w:spacing w:after="80"/>
+      </w:pPr>
+      <w:r>
+        <w:rPr>
+          <w:rFonts w:ascii="Times New Roman" w:hAnsi="Times New Roman" w:eastAsia="Times New Roman" w:cs="Times New Roman"/>
+          <w:b/>
+          <w:bCs/>
+        </w:rPr>
+        <w:t xml:space="preserve">·</w:t>
+      </w:r>
+      <w:r>
+        <w:rPr>
+          <w:rFonts w:ascii="Times New Roman" w:hAnsi="Times New Roman" w:eastAsia="Times New Roman" w:cs="Times New Roman"/>
+        </w:rPr>
+        <w:t xml:space="preserve"> </w:t>
+      </w:r>
+      <w:r>
+        <w:rPr>
+          <w:rFonts w:hint="eastAsia" w:ascii="Times New Roman" w:hAnsi="Times New Roman" w:eastAsia="FangSong" w:cs="Times New Roman"/>
+        </w:rPr>
+        <w:t xml:space="preserve">知识点映射</w:t>
+      </w:r>
+    </w:p>
+    <w:tbl>
+      <w:tblPr>
+        <w:tblStyle w:val="Table"/>
+        <w:tblW w:type="auto" w:w="0"/>
+        <w:tblLook w:firstRow="1" w:lastRow="0" w:firstColumn="0" w:lastColumn="0" w:noHBand="0" w:noVBand="0" w:val="0020"/>
+      </w:tblPr>
+      <w:tblGrid>
+        <w:gridCol w:w="3960"/>
+        <w:gridCol w:w="3960"/>
+      </w:tblGrid>
+      <w:tr>
+        <w:trPr>
+          <w:tblHeader w:val="on"/>
+        </w:trPr>
+        <w:tc>
+          <w:tcPr/>
+          <w:p>
+            <w:pPr>
+              <w:pStyle w:val="Compact"/>
+              <w:jc w:val="center"/>
+            </w:pPr>
+            <w:r>
+              <w:rPr>
+                <w:rFonts w:hint="eastAsia" w:ascii="Times New Roman" w:hAnsi="Times New Roman" w:eastAsia="SimHei" w:cs="Times New Roman"/>
+                <w:b/>
+              </w:rPr>
+              <w:t xml:space="preserve">库内知识点</w:t>
+            </w:r>
+          </w:p>
+        </w:tc>
+        <w:tc>
+          <w:tcPr/>
+          <w:p>
+            <w:pPr>
+              <w:pStyle w:val="Compact"/>
+              <w:jc w:val="center"/>
+            </w:pPr>
+            <w:r>
+              <w:rPr>
+                <w:rFonts w:hint="eastAsia" w:ascii="Times New Roman" w:hAnsi="Times New Roman" w:eastAsia="SimHei" w:cs="Times New Roman"/>
+                <w:b/>
+              </w:rPr>
+              <w:t xml:space="preserve">对应题目内容</w:t>
+            </w:r>
+          </w:p>
+        </w:tc>
+      </w:tr>
+      <w:tr>
+        <w:tc>
+          <w:tcPr/>
+          <w:p>
+            <w:pPr>
+              <w:pStyle w:val="Compact"/>
+              <w:jc w:val="center"/>
+            </w:pPr>
+            <w:r>
+              <w:rPr>
+                <w:rFonts w:hint="eastAsia" w:ascii="Times New Roman" w:hAnsi="Times New Roman" w:eastAsia="FangSong" w:cs="Times New Roman"/>
+              </w:rPr>
+              <w:t xml:space="preserve">原子结构</w:t>
+            </w:r>
+          </w:p>
+        </w:tc>
+        <w:tc>
+          <w:tcPr/>
+          <w:p>
+            <w:pPr>
+              <w:pStyle w:val="Compact"/>
+              <w:jc w:val="center"/>
+            </w:pPr>
+            <w:r>
+              <w:rPr>
+                <w:rFonts w:hint="eastAsia" w:ascii="Times New Roman" w:hAnsi="Times New Roman" w:eastAsia="FangSong" w:cs="Times New Roman"/>
+              </w:rPr>
+              <w:t>同位素组合</w:t>
+            </w:r>
+            <w:r>
+              <w:rPr>
+                <w:rFonts w:hint="eastAsia" w:ascii="Times New Roman" w:hAnsi="Times New Roman" w:eastAsia="Times New Roman" w:cs="Times New Roman"/>
+              </w:rPr>
+              <w:t>、</w:t>
+            </w:r>
+            <w:r>
+              <w:rPr>
+                <w:rFonts w:hint="eastAsia" w:ascii="Times New Roman" w:hAnsi="Times New Roman" w:eastAsia="FangSong" w:cs="Times New Roman"/>
+              </w:rPr>
+              <w:t>质量数与式量的区分</w:t>
+            </w:r>
+          </w:p>
+        </w:tc>
+      </w:tr>
+      <w:tr>
+        <w:tc>
+          <w:tcPr/>
+          <w:p>
+            <w:pPr>
+              <w:pStyle w:val="Compact"/>
+              <w:jc w:val="center"/>
+            </w:pPr>
+            <w:r>
+              <w:rPr>
+                <w:rFonts w:hint="eastAsia" w:ascii="Times New Roman" w:hAnsi="Times New Roman" w:eastAsia="FangSong" w:cs="Times New Roman"/>
+              </w:rPr>
+              <w:t xml:space="preserve">元素周期律</w:t>
+            </w:r>
+          </w:p>
+        </w:tc>
+        <w:tc>
+          <w:tcPr/>
+          <w:p>
+            <w:pPr>
+              <w:pStyle w:val="Compact"/>
+              <w:jc w:val="center"/>
+            </w:pPr>
+            <w:r>
+              <w:rPr>
+                <w:rFonts w:hint="eastAsia" w:ascii="Times New Roman" w:hAnsi="Times New Roman" w:eastAsia="FangSong" w:cs="Times New Roman"/>
+              </w:rPr>
+              <w:t xml:space="preserve">天然丰度与平均式量</w:t>
+            </w:r>
+          </w:p>
+        </w:tc>
+      </w:tr>
+    </w:tbl>
+    <w:p>
+      <w:pPr>
+        <w:spacing w:before="160" w:after="80"/>
+      </w:pPr>
+      <w:r>
+        <w:pict>
+          <v:rect style="width:0;height:1.5pt" o:hralign="center" o:hrstd="t" o:hr="t"/>
+        </w:pict>
+      </w:r>
+    </w:p>
+    <w:bookmarkEnd w:id="34"/>
+    <w:bookmarkStart w:id="35" w:name="第16题"/>
+    <w:p>
+      <w:pPr>
+        <w:pStyle w:val="Heading3"/>
+        <w:spacing w:before="280" w:after="120"/>
+      </w:pPr>
+      <w:r>
+        <w:rPr>
+          <w:rFonts w:hint="eastAsia" w:ascii="Times New Roman" w:hAnsi="Times New Roman" w:eastAsia="SimHei" w:cs="Times New Roman"/>
+        </w:rPr>
+        <w:t>第</w:t>
+      </w:r>
+      <w:r>
+        <w:rPr>
+          <w:rFonts w:hint="eastAsia" w:ascii="Times New Roman" w:hAnsi="Times New Roman" w:eastAsia="Times New Roman" w:cs="Times New Roman"/>
+        </w:rPr>
+        <w:t>16</w:t>
+      </w:r>
+      <w:r>
+        <w:rPr>
+          <w:rFonts w:hint="eastAsia" w:ascii="Times New Roman" w:hAnsi="Times New Roman" w:eastAsia="SimHei" w:cs="Times New Roman"/>
+        </w:rPr>
+        <w:t>题</w:t>
+      </w:r>
+    </w:p>
+    <w:p>
+      <w:pPr>
+        <w:pStyle w:val="FirstParagraph"/>
+      </w:pPr>
+      <w:r>
+        <w:rPr>
+          <w:rFonts w:ascii="Times New Roman" w:hAnsi="Times New Roman" w:eastAsia="Times New Roman" w:cs="Times New Roman"/>
+        </w:rPr>
+        <w:t xml:space="preserve">① </w:t>
+      </w:r>
+      <w:r>
+        <w:rPr>
+          <w:rFonts w:hint="eastAsia" w:ascii="Times New Roman" w:hAnsi="Times New Roman" w:eastAsia="FangSong" w:cs="Times New Roman"/>
+        </w:rPr>
+        <w:t>对于配合物中心体的配位数</w:t>
+      </w:r>
+      <w:r>
+        <w:rPr>
+          <w:rFonts w:hint="eastAsia" w:ascii="Times New Roman" w:hAnsi="Times New Roman" w:eastAsia="Times New Roman" w:cs="Times New Roman"/>
+        </w:rPr>
+        <w:t>，</w:t>
+      </w:r>
+      <w:r>
+        <w:rPr>
+          <w:rFonts w:hint="eastAsia" w:ascii="Times New Roman" w:hAnsi="Times New Roman" w:eastAsia="FangSong" w:cs="Times New Roman"/>
+        </w:rPr>
+        <w:t>下列说法错误的是</w:t>
+      </w:r>
+      <w:r>
+        <w:rPr>
+          <w:rFonts w:hint="eastAsia" w:ascii="Times New Roman" w:hAnsi="Times New Roman" w:eastAsia="Times New Roman" w:cs="Times New Roman"/>
+        </w:rPr>
+        <w:t>（</w:t>
+      </w:r>
+      <w:r>
+        <w:rPr>
+          <w:rFonts w:ascii="Times New Roman" w:hAnsi="Times New Roman" w:eastAsia="Times New Roman" w:cs="Times New Roman"/>
+        </w:rPr>
+        <w:t xml:space="preserve"> </w:t>
+      </w:r>
+      <w:r>
+        <w:rPr>
+          <w:rFonts w:hint="eastAsia" w:ascii="Times New Roman" w:hAnsi="Times New Roman" w:eastAsia="Times New Roman" w:cs="Times New Roman"/>
+        </w:rPr>
+        <w:t xml:space="preserve">）。</w:t>
+      </w:r>
+    </w:p>
+    <w:p>
+      <w:pPr>
+        <w:pStyle w:val="BodyText"/>
+      </w:pPr>
+      <w:r>
+        <w:rPr>
+          <w:rFonts w:ascii="Times New Roman" w:hAnsi="Times New Roman" w:eastAsia="Times New Roman" w:cs="Times New Roman"/>
+        </w:rPr>
+        <w:t xml:space="preserve">A. </w:t>
+      </w:r>
+      <w:r>
+        <w:rPr>
+          <w:rFonts w:hint="eastAsia" w:ascii="Times New Roman" w:hAnsi="Times New Roman" w:eastAsia="FangSong" w:cs="Times New Roman"/>
+        </w:rPr>
+        <w:t xml:space="preserve">直接与中心体键合的配位体数目</w:t>
+      </w:r>
+    </w:p>
+    <w:p>
+      <w:pPr>
+        <w:pStyle w:val="BodyText"/>
+      </w:pPr>
+      <w:r>
+        <w:rPr>
+          <w:rFonts w:ascii="Times New Roman" w:hAnsi="Times New Roman" w:eastAsia="Times New Roman" w:cs="Times New Roman"/>
+        </w:rPr>
+        <w:t xml:space="preserve">B. </w:t>
+      </w:r>
+      <w:r>
+        <w:rPr>
+          <w:rFonts w:hint="eastAsia" w:ascii="Times New Roman" w:hAnsi="Times New Roman" w:eastAsia="FangSong" w:cs="Times New Roman"/>
+        </w:rPr>
+        <w:t xml:space="preserve">直接与中心体键合的配位原子数目</w:t>
+      </w:r>
+    </w:p>
+    <w:p>
+      <w:pPr>
+        <w:pStyle w:val="BodyText"/>
+      </w:pPr>
+      <w:r>
+        <w:rPr>
+          <w:rFonts w:ascii="Times New Roman" w:hAnsi="Times New Roman" w:eastAsia="Times New Roman" w:cs="Times New Roman"/>
+        </w:rPr>
+        <w:t xml:space="preserve">C. </w:t>
+      </w:r>
+      <w:r>
+        <w:rPr>
+          <w:rFonts w:hint="eastAsia" w:ascii="Times New Roman" w:hAnsi="Times New Roman" w:eastAsia="FangSong" w:cs="Times New Roman"/>
+        </w:rPr>
+        <w:t xml:space="preserve">中心体接受配体的孤对电子对数</w:t>
+      </w:r>
+    </w:p>
+    <w:p>
+      <w:pPr>
+        <w:pStyle w:val="BodyText"/>
+      </w:pPr>
+      <w:r>
+        <w:rPr>
+          <w:rFonts w:ascii="Times New Roman" w:hAnsi="Times New Roman" w:eastAsia="Times New Roman" w:cs="Times New Roman"/>
+        </w:rPr>
+        <w:t xml:space="preserve">D. </w:t>
+      </w:r>
+      <w:r>
+        <w:rPr>
+          <w:rFonts w:hint="eastAsia" w:ascii="Times New Roman" w:hAnsi="Times New Roman" w:eastAsia="FangSong" w:cs="Times New Roman"/>
+        </w:rPr>
+        <w:t xml:space="preserve">中心体与配体所形成的</w:t>
+      </w:r>
+      <w:r>
+        <w:rPr>
+          <w:rFonts w:ascii="Times New Roman" w:hAnsi="Times New Roman" w:eastAsia="Times New Roman" w:cs="Times New Roman"/>
+        </w:rPr>
+        <w:t xml:space="preserve"> </w:t>
+      </w:r>
+      <m:oMath>
+        <m:r>
+          <m:t>σ</m:t>
+        </m:r>
+      </m:oMath>
+      <w:r>
+        <w:rPr>
+          <w:rFonts w:ascii="Times New Roman" w:hAnsi="Times New Roman" w:eastAsia="Times New Roman" w:cs="Times New Roman"/>
+        </w:rPr>
+        <w:t xml:space="preserve"> </w:t>
+      </w:r>
+      <w:r>
+        <w:rPr>
+          <w:rFonts w:hint="eastAsia" w:ascii="Times New Roman" w:hAnsi="Times New Roman" w:eastAsia="FangSong" w:cs="Times New Roman"/>
+        </w:rPr>
+        <w:t xml:space="preserve">配键数目</w:t>
+      </w:r>
+    </w:p>
+    <w:p>
+      <w:pPr>
+        <w:spacing w:before="160" w:after="80"/>
+      </w:pPr>
+      <w:r>
+        <w:pict>
+          <v:rect style="width:0;height:1.5pt" o:hralign="center" o:hrstd="t" o:hr="t"/>
+        </w:pict>
+      </w:r>
+    </w:p>
+    <w:bookmarkEnd w:id="35"/>
+    <w:bookmarkStart w:id="36" w:name="第17题"/>
     <w:p>
       <w:pPr>
         <w:pStyle w:val="Heading3"/>
@@ -10587,8 +9370,8 @@
         </w:pict>
       </w:r>
     </w:p>
-    <w:bookmarkEnd w:id="39"/>
-    <w:bookmarkStart w:id="40" w:name="第18题"/>
+    <w:bookmarkEnd w:id="36"/>
+    <w:bookmarkStart w:id="37" w:name="第18题"/>
     <w:p>
       <w:pPr>
         <w:pStyle w:val="Heading3"/>
@@ -11038,8 +9821,8 @@
         </w:pict>
       </w:r>
     </w:p>
-    <w:bookmarkEnd w:id="40"/>
-    <w:bookmarkStart w:id="47" w:name="第19题"/>
+    <w:bookmarkEnd w:id="37"/>
+    <w:bookmarkStart w:id="44" w:name="第19题"/>
     <w:p>
       <w:pPr>
         <w:pStyle w:val="Heading3"/>
@@ -11344,18 +10127,18 @@
           <wp:inline>
             <wp:extent cx="3600000" cy="995857"/>
             <wp:effectExtent b="0" l="0" r="0" t="0"/>
-            <wp:docPr descr="" title="" id="42" name="Picture"/>
+            <wp:docPr descr="" title="" id="39" name="Picture"/>
             <a:graphic>
               <a:graphicData uri="http://schemas.openxmlformats.org/drawingml/2006/picture">
                 <pic:pic>
                   <pic:nvPicPr>
-                    <pic:cNvPr descr="61c59eaa0bf7d90cbbb31291aa3e8faeecd0c648c9fda2cdfb4de521ba0e829a.jpg" id="43" name="Picture"/>
+                    <pic:cNvPr descr="61c59eaa0bf7d90cbbb31291aa3e8faeecd0c648c9fda2cdfb4de521ba0e829a.jpg" id="40" name="Picture"/>
                     <pic:cNvPicPr>
                       <a:picLocks noChangeArrowheads="1" noChangeAspect="1"/>
                     </pic:cNvPicPr>
                   </pic:nvPicPr>
                   <pic:blipFill>
-                    <a:blip r:embed="rId41"/>
+                    <a:blip r:embed="rId38"/>
                     <a:stretch>
                       <a:fillRect/>
                     </a:stretch>
@@ -11408,18 +10191,18 @@
           <wp:inline>
             <wp:extent cx="3600000" cy="1327792"/>
             <wp:effectExtent b="0" l="0" r="0" t="0"/>
-            <wp:docPr descr="" title="" id="45" name="Picture"/>
+            <wp:docPr descr="" title="" id="42" name="Picture"/>
             <a:graphic>
               <a:graphicData uri="http://schemas.openxmlformats.org/drawingml/2006/picture">
                 <pic:pic>
                   <pic:nvPicPr>
-                    <pic:cNvPr descr="72b95a60158a47b8a20aa8f41eb82c6a0d3c9c0d97019694343d54baf328068f.jpg" id="46" name="Picture"/>
+                    <pic:cNvPr descr="72b95a60158a47b8a20aa8f41eb82c6a0d3c9c0d97019694343d54baf328068f.jpg" id="43" name="Picture"/>
                     <pic:cNvPicPr>
                       <a:picLocks noChangeArrowheads="1" noChangeAspect="1"/>
                     </pic:cNvPicPr>
                   </pic:nvPicPr>
                   <pic:blipFill>
-                    <a:blip r:embed="rId44"/>
+                    <a:blip r:embed="rId41"/>
                     <a:stretch>
                       <a:fillRect/>
                     </a:stretch>
@@ -11767,8 +10550,8 @@
         </w:pict>
       </w:r>
     </w:p>
-    <w:bookmarkEnd w:id="47"/>
-    <w:bookmarkStart w:id="48" w:name="第20题"/>
+    <w:bookmarkEnd w:id="44"/>
+    <w:bookmarkStart w:id="45" w:name="第20题"/>
     <w:p>
       <w:pPr>
         <w:pStyle w:val="Heading3"/>
@@ -14972,8 +13755,8 @@
         </w:pict>
       </w:r>
     </w:p>
-    <w:bookmarkEnd w:id="48"/>
-    <w:bookmarkStart w:id="49" w:name="第21题"/>
+    <w:bookmarkEnd w:id="45"/>
+    <w:bookmarkStart w:id="46" w:name="第21题"/>
     <w:p>
       <w:pPr>
         <w:pStyle w:val="Heading3"/>
@@ -15296,8 +14079,8 @@
         </w:pict>
       </w:r>
     </w:p>
-    <w:bookmarkEnd w:id="49"/>
-    <w:bookmarkStart w:id="50" w:name="第22题"/>
+    <w:bookmarkEnd w:id="46"/>
+    <w:bookmarkStart w:id="47" w:name="第22题"/>
     <w:p>
       <w:pPr>
         <w:pStyle w:val="Heading3"/>
@@ -15688,6 +14471,134 @@
         <w:pStyle w:val="Compact"/>
         <w:numPr>
           <w:ilvl w:val="0"/>
+          <w:numId w:val="1009"/>
+        </w:numPr>
+      </w:pPr>
+      <w:r>
+        <w:rPr>
+          <w:rFonts w:hint="eastAsia" w:ascii="Times New Roman" w:hAnsi="Times New Roman" w:eastAsia="FangSong" w:cs="Times New Roman"/>
+        </w:rPr>
+        <w:t>只有较重的稀有气体氙能合成出多种化合物</w:t>
+      </w:r>
+      <w:r>
+        <w:rPr>
+          <w:rFonts w:hint="eastAsia" w:ascii="Times New Roman" w:hAnsi="Times New Roman" w:eastAsia="Times New Roman" w:cs="Times New Roman"/>
+        </w:rPr>
+        <w:t>,</w:t>
+      </w:r>
+      <w:r>
+        <w:rPr>
+          <w:rFonts w:ascii="Times New Roman" w:hAnsi="Times New Roman" w:eastAsia="Times New Roman" w:cs="Times New Roman"/>
+        </w:rPr>
+        <w:t xml:space="preserve"> </w:t>
+      </w:r>
+      <w:r>
+        <w:rPr>
+          <w:rFonts w:hint="eastAsia" w:ascii="Times New Roman" w:hAnsi="Times New Roman" w:eastAsia="FangSong" w:cs="Times New Roman"/>
+        </w:rPr>
+        <w:t>其原因是</w:t>
+      </w:r>
+      <w:r>
+        <w:rPr>
+          <w:rFonts w:hint="eastAsia" w:ascii="Times New Roman" w:hAnsi="Times New Roman" w:eastAsia="Times New Roman" w:cs="Times New Roman"/>
+        </w:rPr>
+        <w:t>____。</w:t>
+      </w:r>
+    </w:p>
+    <w:p>
+      <w:pPr>
+        <w:pStyle w:val="FirstParagraph"/>
+      </w:pPr>
+      <w:r>
+        <w:rPr>
+          <w:rFonts w:ascii="Times New Roman" w:hAnsi="Times New Roman" w:eastAsia="Times New Roman" w:cs="Times New Roman"/>
+        </w:rPr>
+        <w:t xml:space="preserve">A. </w:t>
+      </w:r>
+      <w:r>
+        <w:rPr>
+          <w:rFonts w:hint="eastAsia" w:ascii="Times New Roman" w:hAnsi="Times New Roman" w:eastAsia="FangSong" w:cs="Times New Roman"/>
+        </w:rPr>
+        <w:t xml:space="preserve">氙含量比较丰富</w:t>
+      </w:r>
+      <w:r>
+        <w:rPr>
+          <w:rFonts w:ascii="Times New Roman" w:hAnsi="Times New Roman" w:eastAsia="Times New Roman" w:cs="Times New Roman"/>
+        </w:rPr>
+        <w:t xml:space="preserve"> </w:t>
+      </w:r>
+      <w:r>
+        <w:rPr>
+          <w:rFonts w:ascii="Times New Roman" w:hAnsi="Times New Roman" w:eastAsia="Times New Roman" w:cs="Times New Roman"/>
+        </w:rPr>
+        <w:t xml:space="preserve">B. </w:t>
+      </w:r>
+      <w:r>
+        <w:rPr>
+          <w:rFonts w:hint="eastAsia" w:ascii="Times New Roman" w:hAnsi="Times New Roman" w:eastAsia="FangSong" w:cs="Times New Roman"/>
+        </w:rPr>
+        <w:t>氙原子半径大</w:t>
+      </w:r>
+      <w:r>
+        <w:rPr>
+          <w:rFonts w:hint="eastAsia" w:ascii="Times New Roman" w:hAnsi="Times New Roman" w:eastAsia="Times New Roman" w:cs="Times New Roman"/>
+        </w:rPr>
+        <w:t>,</w:t>
+      </w:r>
+      <w:r>
+        <w:rPr>
+          <w:rFonts w:ascii="Times New Roman" w:hAnsi="Times New Roman" w:eastAsia="Times New Roman" w:cs="Times New Roman"/>
+        </w:rPr>
+        <w:t xml:space="preserve"> </w:t>
+      </w:r>
+      <w:r>
+        <w:rPr>
+          <w:rFonts w:hint="eastAsia" w:ascii="Times New Roman" w:hAnsi="Times New Roman" w:eastAsia="FangSong" w:cs="Times New Roman"/>
+        </w:rPr>
+        <w:t xml:space="preserve">电离能小</w:t>
+      </w:r>
+      <w:r>
+        <w:rPr>
+          <w:rFonts w:ascii="Times New Roman" w:hAnsi="Times New Roman" w:eastAsia="Times New Roman" w:cs="Times New Roman"/>
+        </w:rPr>
+        <w:t xml:space="preserve"> </w:t>
+      </w:r>
+      <w:r>
+        <w:rPr>
+          <w:rFonts w:ascii="Times New Roman" w:hAnsi="Times New Roman" w:eastAsia="Times New Roman" w:cs="Times New Roman"/>
+        </w:rPr>
+        <w:t xml:space="preserve">C. </w:t>
+      </w:r>
+      <w:r>
+        <w:rPr>
+          <w:rFonts w:hint="eastAsia" w:ascii="Times New Roman" w:hAnsi="Times New Roman" w:eastAsia="FangSong" w:cs="Times New Roman"/>
+        </w:rPr>
+        <w:t>氙原子半径小</w:t>
+      </w:r>
+      <w:r>
+        <w:rPr>
+          <w:rFonts w:hint="eastAsia" w:ascii="Times New Roman" w:hAnsi="Times New Roman" w:eastAsia="Times New Roman" w:cs="Times New Roman"/>
+        </w:rPr>
+        <w:t>,</w:t>
+      </w:r>
+      <w:r>
+        <w:rPr>
+          <w:rFonts w:ascii="Times New Roman" w:hAnsi="Times New Roman" w:eastAsia="Times New Roman" w:cs="Times New Roman"/>
+        </w:rPr>
+        <w:t xml:space="preserve"> </w:t>
+      </w:r>
+      <w:r>
+        <w:rPr>
+          <w:rFonts w:hint="eastAsia" w:ascii="Times New Roman" w:hAnsi="Times New Roman" w:eastAsia="FangSong" w:cs="Times New Roman"/>
+        </w:rPr>
+        <w:t xml:space="preserve">电离能大</w:t>
+      </w:r>
+    </w:p>
+    <w:p>
+      <w:pPr>
+        <w:pStyle w:val="Compact"/>
+        <w:numPr>
+          <w:ilvl w:val="0"/>
           <w:numId w:val="1010"/>
         </w:numPr>
       </w:pPr>
@@ -15695,7 +14606,7 @@
         <w:rPr>
           <w:rFonts w:hint="eastAsia" w:ascii="Times New Roman" w:hAnsi="Times New Roman" w:eastAsia="FangSong" w:cs="Times New Roman"/>
         </w:rPr>
-        <w:t>只有较重的稀有气体氙能合成出多种化合物</w:t>
+        <w:t>氙的化合物中</w:t>
       </w:r>
       <w:r>
         <w:rPr>
@@ -15705,9 +14616,15 @@
       </w:r>
       <w:r>
         <w:rPr>
-          <w:rFonts w:ascii="Times New Roman" w:hAnsi="Times New Roman" w:eastAsia="Times New Roman" w:cs="Times New Roman"/>
-        </w:rPr>
-        <w:t xml:space="preserve"> </w:t>
+          <w:rFonts w:hint="eastAsia" w:ascii="Times New Roman" w:hAnsi="Times New Roman" w:eastAsia="FangSong" w:cs="Times New Roman"/>
+        </w:rPr>
+        <w:t>多数是含有氟和氧的</w:t>
+      </w:r>
+      <w:r>
+        <w:rPr>
+          <w:rFonts w:hint="eastAsia" w:ascii="Times New Roman" w:hAnsi="Times New Roman" w:eastAsia="Times New Roman" w:cs="Times New Roman"/>
+        </w:rPr>
+        <w:t>,</w:t>
       </w:r>
       <w:r>
         <w:rPr>
@@ -15736,7 +14653,19 @@
         <w:rPr>
           <w:rFonts w:hint="eastAsia" w:ascii="Times New Roman" w:hAnsi="Times New Roman" w:eastAsia="FangSong" w:cs="Times New Roman"/>
         </w:rPr>
-        <w:t xml:space="preserve">氙含量比较丰富</w:t>
+        <w:t>氟</w:t>
+      </w:r>
+      <w:r>
+        <w:rPr>
+          <w:rFonts w:hint="eastAsia" w:ascii="Times New Roman" w:hAnsi="Times New Roman" w:eastAsia="Times New Roman" w:cs="Times New Roman"/>
+        </w:rPr>
+        <w:t>、</w:t>
+      </w:r>
+      <w:r>
+        <w:rPr>
+          <w:rFonts w:hint="eastAsia" w:ascii="Times New Roman" w:hAnsi="Times New Roman" w:eastAsia="FangSong" w:cs="Times New Roman"/>
+        </w:rPr>
+        <w:t>氧的电负性大</w:t>
       </w:r>
       <w:r>
         <w:rPr>
@@ -15754,25 +14683,19 @@
         <w:rPr>
           <w:rFonts w:hint="eastAsia" w:ascii="Times New Roman" w:hAnsi="Times New Roman" w:eastAsia="FangSong" w:cs="Times New Roman"/>
         </w:rPr>
-        <w:t>氙原子半径大</w:t>
-      </w:r>
-      <w:r>
-        <w:rPr>
-          <w:rFonts w:hint="eastAsia" w:ascii="Times New Roman" w:hAnsi="Times New Roman" w:eastAsia="Times New Roman" w:cs="Times New Roman"/>
-        </w:rPr>
-        <w:t>,</w:t>
-      </w:r>
-      <w:r>
-        <w:rPr>
-          <w:rFonts w:ascii="Times New Roman" w:hAnsi="Times New Roman" w:eastAsia="Times New Roman" w:cs="Times New Roman"/>
-        </w:rPr>
-        <w:t xml:space="preserve"> </w:t>
-      </w:r>
-      <w:r>
-        <w:rPr>
-          <w:rFonts w:hint="eastAsia" w:ascii="Times New Roman" w:hAnsi="Times New Roman" w:eastAsia="FangSong" w:cs="Times New Roman"/>
-        </w:rPr>
-        <w:t xml:space="preserve">电离能小</w:t>
+        <w:t>氟</w:t>
+      </w:r>
+      <w:r>
+        <w:rPr>
+          <w:rFonts w:hint="eastAsia" w:ascii="Times New Roman" w:hAnsi="Times New Roman" w:eastAsia="Times New Roman" w:cs="Times New Roman"/>
+        </w:rPr>
+        <w:t>、</w:t>
+      </w:r>
+      <w:r>
+        <w:rPr>
+          <w:rFonts w:hint="eastAsia" w:ascii="Times New Roman" w:hAnsi="Times New Roman" w:eastAsia="FangSong" w:cs="Times New Roman"/>
+        </w:rPr>
+        <w:t>氧的原子半径小</w:t>
       </w:r>
       <w:r>
         <w:rPr>
@@ -15790,25 +14713,19 @@
         <w:rPr>
           <w:rFonts w:hint="eastAsia" w:ascii="Times New Roman" w:hAnsi="Times New Roman" w:eastAsia="FangSong" w:cs="Times New Roman"/>
         </w:rPr>
-        <w:t>氙原子半径小</w:t>
-      </w:r>
-      <w:r>
-        <w:rPr>
-          <w:rFonts w:hint="eastAsia" w:ascii="Times New Roman" w:hAnsi="Times New Roman" w:eastAsia="Times New Roman" w:cs="Times New Roman"/>
-        </w:rPr>
-        <w:t>,</w:t>
-      </w:r>
-      <w:r>
-        <w:rPr>
-          <w:rFonts w:ascii="Times New Roman" w:hAnsi="Times New Roman" w:eastAsia="Times New Roman" w:cs="Times New Roman"/>
-        </w:rPr>
-        <w:t xml:space="preserve"> </w:t>
-      </w:r>
-      <w:r>
-        <w:rPr>
-          <w:rFonts w:hint="eastAsia" w:ascii="Times New Roman" w:hAnsi="Times New Roman" w:eastAsia="FangSong" w:cs="Times New Roman"/>
-        </w:rPr>
-        <w:t xml:space="preserve">电离能大</w:t>
+        <w:t>氟</w:t>
+      </w:r>
+      <w:r>
+        <w:rPr>
+          <w:rFonts w:hint="eastAsia" w:ascii="Times New Roman" w:hAnsi="Times New Roman" w:eastAsia="Times New Roman" w:cs="Times New Roman"/>
+        </w:rPr>
+        <w:t>、</w:t>
+      </w:r>
+      <w:r>
+        <w:rPr>
+          <w:rFonts w:hint="eastAsia" w:ascii="Times New Roman" w:hAnsi="Times New Roman" w:eastAsia="FangSong" w:cs="Times New Roman"/>
+        </w:rPr>
+        <w:t>氧的氧化性强</w:t>
       </w:r>
     </w:p>
     <w:p>
@@ -15823,7 +14740,7 @@
         <w:rPr>
           <w:rFonts w:hint="eastAsia" w:ascii="Times New Roman" w:hAnsi="Times New Roman" w:eastAsia="FangSong" w:cs="Times New Roman"/>
         </w:rPr>
-        <w:t>氙的化合物中</w:t>
+        <w:t>氡的化合物难于表征</w:t>
       </w:r>
       <w:r>
         <w:rPr>
@@ -15835,19 +14752,7 @@
         <w:rPr>
           <w:rFonts w:hint="eastAsia" w:ascii="Times New Roman" w:hAnsi="Times New Roman" w:eastAsia="FangSong" w:cs="Times New Roman"/>
         </w:rPr>
-        <w:t>多数是含有氟和氧的</w:t>
-      </w:r>
-      <w:r>
-        <w:rPr>
-          <w:rFonts w:hint="eastAsia" w:ascii="Times New Roman" w:hAnsi="Times New Roman" w:eastAsia="Times New Roman" w:cs="Times New Roman"/>
-        </w:rPr>
-        <w:t>,</w:t>
-      </w:r>
-      <w:r>
-        <w:rPr>
-          <w:rFonts w:hint="eastAsia" w:ascii="Times New Roman" w:hAnsi="Times New Roman" w:eastAsia="FangSong" w:cs="Times New Roman"/>
-        </w:rPr>
-        <w:t>其原因是</w:t>
+        <w:t>原因是</w:t>
       </w:r>
       <w:r>
         <w:rPr>
@@ -15870,19 +14775,7 @@
         <w:rPr>
           <w:rFonts w:hint="eastAsia" w:ascii="Times New Roman" w:hAnsi="Times New Roman" w:eastAsia="FangSong" w:cs="Times New Roman"/>
         </w:rPr>
-        <w:t>氟</w:t>
-      </w:r>
-      <w:r>
-        <w:rPr>
-          <w:rFonts w:hint="eastAsia" w:ascii="Times New Roman" w:hAnsi="Times New Roman" w:eastAsia="Times New Roman" w:cs="Times New Roman"/>
-        </w:rPr>
-        <w:t>、</w:t>
-      </w:r>
-      <w:r>
-        <w:rPr>
-          <w:rFonts w:hint="eastAsia" w:ascii="Times New Roman" w:hAnsi="Times New Roman" w:eastAsia="FangSong" w:cs="Times New Roman"/>
-        </w:rPr>
-        <w:t>氧的电负性大</w:t>
+        <w:t xml:space="preserve">氡的原子半径大</w:t>
       </w:r>
       <w:r>
         <w:rPr>
@@ -15900,19 +14793,7 @@
         <w:rPr>
           <w:rFonts w:hint="eastAsia" w:ascii="Times New Roman" w:hAnsi="Times New Roman" w:eastAsia="FangSong" w:cs="Times New Roman"/>
         </w:rPr>
-        <w:t>氟</w:t>
-      </w:r>
-      <w:r>
-        <w:rPr>
-          <w:rFonts w:hint="eastAsia" w:ascii="Times New Roman" w:hAnsi="Times New Roman" w:eastAsia="Times New Roman" w:cs="Times New Roman"/>
-        </w:rPr>
-        <w:t>、</w:t>
-      </w:r>
-      <w:r>
-        <w:rPr>
-          <w:rFonts w:hint="eastAsia" w:ascii="Times New Roman" w:hAnsi="Times New Roman" w:eastAsia="FangSong" w:cs="Times New Roman"/>
-        </w:rPr>
-        <w:t>氧的原子半径小</w:t>
+        <w:t xml:space="preserve">氡的电离能大</w:t>
       </w:r>
       <w:r>
         <w:rPr>
@@ -15930,24 +14811,23 @@
         <w:rPr>
           <w:rFonts w:hint="eastAsia" w:ascii="Times New Roman" w:hAnsi="Times New Roman" w:eastAsia="FangSong" w:cs="Times New Roman"/>
         </w:rPr>
-        <w:t>氟</w:t>
-      </w:r>
-      <w:r>
-        <w:rPr>
-          <w:rFonts w:hint="eastAsia" w:ascii="Times New Roman" w:hAnsi="Times New Roman" w:eastAsia="Times New Roman" w:cs="Times New Roman"/>
-        </w:rPr>
-        <w:t>、</w:t>
-      </w:r>
-      <w:r>
-        <w:rPr>
-          <w:rFonts w:hint="eastAsia" w:ascii="Times New Roman" w:hAnsi="Times New Roman" w:eastAsia="FangSong" w:cs="Times New Roman"/>
-        </w:rPr>
-        <w:t>氧的氧化性强</w:t>
+        <w:t>氡是强放射性元素</w:t>
+      </w:r>
+      <w:r>
+        <w:rPr>
+          <w:rFonts w:hint="eastAsia" w:ascii="Times New Roman" w:hAnsi="Times New Roman" w:eastAsia="Times New Roman" w:cs="Times New Roman"/>
+        </w:rPr>
+        <w:t>,</w:t>
+      </w:r>
+      <w:r>
+        <w:rPr>
+          <w:rFonts w:hint="eastAsia" w:ascii="Times New Roman" w:hAnsi="Times New Roman" w:eastAsia="FangSong" w:cs="Times New Roman"/>
+        </w:rPr>
+        <w:t>无稳定的同位素</w:t>
       </w:r>
     </w:p>
     <w:p>
       <w:pPr>
-        <w:pStyle w:val="Compact"/>
         <w:numPr>
           <w:ilvl w:val="0"/>
           <w:numId w:val="1012"/>
@@ -15957,7 +14837,54 @@
         <w:rPr>
           <w:rFonts w:hint="eastAsia" w:ascii="Times New Roman" w:hAnsi="Times New Roman" w:eastAsia="FangSong" w:cs="Times New Roman"/>
         </w:rPr>
-        <w:t>氡的化合物难于表征</w:t>
+        <w:t xml:space="preserve">已知</w:t>
+      </w:r>
+      <w:r>
+        <w:rPr>
+          <w:rFonts w:ascii="Times New Roman" w:hAnsi="Times New Roman" w:eastAsia="Times New Roman" w:cs="Times New Roman"/>
+        </w:rPr>
+        <w:t xml:space="preserve"> </w:t>
+      </w:r>
+      <m:oMath>
+        <m:sSub>
+          <m:e>
+            <m:r>
+              <m:rPr>
+                <m:sty m:val="p"/>
+              </m:rPr>
+              <m:t>X</m:t>
+            </m:r>
+            <m:r>
+              <m:rPr>
+                <m:sty m:val="p"/>
+              </m:rPr>
+              <m:t>e</m:t>
+            </m:r>
+            <m:r>
+              <m:rPr>
+                <m:sty m:val="p"/>
+              </m:rPr>
+              <m:t>O</m:t>
+            </m:r>
+          </m:e>
+          <m:sub>
+            <m:r>
+              <m:t>3</m:t>
+            </m:r>
+          </m:sub>
+        </m:sSub>
+      </m:oMath>
+      <w:r>
+        <w:rPr>
+          <w:rFonts w:ascii="Times New Roman" w:hAnsi="Times New Roman" w:eastAsia="Times New Roman" w:cs="Times New Roman"/>
+        </w:rPr>
+        <w:t xml:space="preserve"> </w:t>
+      </w:r>
+      <w:r>
+        <w:rPr>
+          <w:rFonts w:hint="eastAsia" w:ascii="Times New Roman" w:hAnsi="Times New Roman" w:eastAsia="FangSong" w:cs="Times New Roman"/>
+        </w:rPr>
+        <w:t>是三角锥形结构</w:t>
       </w:r>
       <w:r>
         <w:rPr>
@@ -15967,68 +14894,71 @@
       </w:r>
       <w:r>
         <w:rPr>
-          <w:rFonts w:hint="eastAsia" w:ascii="Times New Roman" w:hAnsi="Times New Roman" w:eastAsia="FangSong" w:cs="Times New Roman"/>
-        </w:rPr>
-        <w:t>原因是</w:t>
-      </w:r>
-      <w:r>
-        <w:rPr>
-          <w:rFonts w:hint="eastAsia" w:ascii="Times New Roman" w:hAnsi="Times New Roman" w:eastAsia="Times New Roman" w:cs="Times New Roman"/>
-        </w:rPr>
-        <w:t>____。</w:t>
+          <w:rFonts w:ascii="Times New Roman" w:hAnsi="Times New Roman" w:eastAsia="Times New Roman" w:cs="Times New Roman"/>
+        </w:rPr>
+        <w:t xml:space="preserve"> </w:t>
+      </w:r>
+      <w:r>
+        <w:rPr>
+          <w:rFonts w:hint="eastAsia" w:ascii="Times New Roman" w:hAnsi="Times New Roman" w:eastAsia="FangSong" w:cs="Times New Roman"/>
+        </w:rPr>
+        <w:t xml:space="preserve">则其中氙原子轨道杂化类型为</w:t>
+      </w:r>
+      <w:r>
+        <w:rPr>
+          <w:rFonts w:ascii="Times New Roman" w:hAnsi="Times New Roman" w:eastAsia="Times New Roman" w:cs="Times New Roman"/>
+        </w:rPr>
+        <w:t xml:space="preserve"> __, </w:t>
+      </w:r>
+      <w:r>
+        <w:rPr>
+          <w:rFonts w:hint="eastAsia" w:ascii="Times New Roman" w:hAnsi="Times New Roman" w:eastAsia="FangSong" w:cs="Times New Roman"/>
+        </w:rPr>
+        <w:t xml:space="preserve">氙原子的孤对电子数为</w:t>
+      </w:r>
+      <w:r>
+        <w:rPr>
+          <w:rFonts w:ascii="Times New Roman" w:hAnsi="Times New Roman" w:eastAsia="Times New Roman" w:cs="Times New Roman"/>
+        </w:rPr>
+        <w:t xml:space="preserve"> __。</w:t>
       </w:r>
     </w:p>
     <w:p>
       <w:pPr>
-        <w:pStyle w:val="FirstParagraph"/>
-      </w:pPr>
-      <w:r>
-        <w:rPr>
-          <w:rFonts w:ascii="Times New Roman" w:hAnsi="Times New Roman" w:eastAsia="Times New Roman" w:cs="Times New Roman"/>
-        </w:rPr>
-        <w:t xml:space="preserve">A. </w:t>
-      </w:r>
-      <w:r>
-        <w:rPr>
-          <w:rFonts w:hint="eastAsia" w:ascii="Times New Roman" w:hAnsi="Times New Roman" w:eastAsia="FangSong" w:cs="Times New Roman"/>
-        </w:rPr>
-        <w:t xml:space="preserve">氡的原子半径大</w:t>
-      </w:r>
-      <w:r>
-        <w:rPr>
-          <w:rFonts w:ascii="Times New Roman" w:hAnsi="Times New Roman" w:eastAsia="Times New Roman" w:cs="Times New Roman"/>
-        </w:rPr>
-        <w:t xml:space="preserve"> </w:t>
-      </w:r>
-      <w:r>
-        <w:rPr>
-          <w:rFonts w:ascii="Times New Roman" w:hAnsi="Times New Roman" w:eastAsia="Times New Roman" w:cs="Times New Roman"/>
-        </w:rPr>
-        <w:t xml:space="preserve">B. </w:t>
-      </w:r>
-      <w:r>
-        <w:rPr>
-          <w:rFonts w:hint="eastAsia" w:ascii="Times New Roman" w:hAnsi="Times New Roman" w:eastAsia="FangSong" w:cs="Times New Roman"/>
-        </w:rPr>
-        <w:t xml:space="preserve">氡的电离能大</w:t>
-      </w:r>
-      <w:r>
-        <w:rPr>
-          <w:rFonts w:ascii="Times New Roman" w:hAnsi="Times New Roman" w:eastAsia="Times New Roman" w:cs="Times New Roman"/>
-        </w:rPr>
-        <w:t xml:space="preserve"> </w:t>
-      </w:r>
-      <w:r>
-        <w:rPr>
-          <w:rFonts w:ascii="Times New Roman" w:hAnsi="Times New Roman" w:eastAsia="Times New Roman" w:cs="Times New Roman"/>
-        </w:rPr>
-        <w:t xml:space="preserve">C. </w:t>
-      </w:r>
-      <w:r>
-        <w:rPr>
-          <w:rFonts w:hint="eastAsia" w:ascii="Times New Roman" w:hAnsi="Times New Roman" w:eastAsia="FangSong" w:cs="Times New Roman"/>
-        </w:rPr>
-        <w:t>氡是强放射性元素</w:t>
+        <w:numPr>
+          <w:ilvl w:val="0"/>
+          <w:numId w:val="1012"/>
+        </w:numPr>
+      </w:pPr>
+      <w:r>
+        <w:rPr>
+          <w:rFonts w:hint="eastAsia" w:ascii="Times New Roman" w:hAnsi="Times New Roman" w:eastAsia="FangSong" w:cs="Times New Roman"/>
+        </w:rPr>
+        <w:t>二氟化氙是强氧化剂</w:t>
+      </w:r>
+      <w:r>
+        <w:rPr>
+          <w:rFonts w:hint="eastAsia" w:ascii="Times New Roman" w:hAnsi="Times New Roman" w:eastAsia="Times New Roman" w:cs="Times New Roman"/>
+        </w:rPr>
+        <w:t>。1968</w:t>
+      </w:r>
+      <w:r>
+        <w:rPr>
+          <w:rFonts w:hint="eastAsia" w:ascii="Times New Roman" w:hAnsi="Times New Roman" w:eastAsia="FangSong" w:cs="Times New Roman"/>
+        </w:rPr>
+        <w:t>年</w:t>
+      </w:r>
+      <w:r>
+        <w:rPr>
+          <w:rFonts w:ascii="Times New Roman" w:hAnsi="Times New Roman" w:eastAsia="Times New Roman" w:cs="Times New Roman"/>
+        </w:rPr>
+        <w:t xml:space="preserve"> E. H. Appleman </w:t>
+      </w:r>
+      <w:r>
+        <w:rPr>
+          <w:rFonts w:hint="eastAsia" w:ascii="Times New Roman" w:hAnsi="Times New Roman" w:eastAsia="FangSong" w:cs="Times New Roman"/>
+        </w:rPr>
+        <w:t>用二氟化氙和溴酸盐的水溶液反应制得高溴酸盐</w:t>
       </w:r>
       <w:r>
         <w:rPr>
@@ -16040,11 +14970,55 @@
         <w:rPr>
           <w:rFonts w:hint="eastAsia" w:ascii="Times New Roman" w:hAnsi="Times New Roman" w:eastAsia="FangSong" w:cs="Times New Roman"/>
         </w:rPr>
-        <w:t>无稳定的同位素</w:t>
+        <w:t>解决了无机化学上长期努力未获成功的一个难题</w:t>
+      </w:r>
+      <w:r>
+        <w:rPr>
+          <w:rFonts w:hint="eastAsia" w:ascii="Times New Roman" w:hAnsi="Times New Roman" w:eastAsia="Times New Roman" w:cs="Times New Roman"/>
+        </w:rPr>
+        <w:t>。</w:t>
+      </w:r>
+      <w:r>
+        <w:rPr>
+          <w:rFonts w:hint="eastAsia" w:ascii="Times New Roman" w:hAnsi="Times New Roman" w:eastAsia="FangSong" w:cs="Times New Roman"/>
+        </w:rPr>
+        <w:t>试写出该反应的离子方程式</w:t>
+      </w:r>
+      <w:r>
+        <w:rPr>
+          <w:rFonts w:hint="eastAsia" w:ascii="Times New Roman" w:hAnsi="Times New Roman" w:eastAsia="Times New Roman" w:cs="Times New Roman"/>
+        </w:rPr>
+        <w:t>____。</w:t>
       </w:r>
     </w:p>
     <w:p>
       <w:pPr>
+        <w:pStyle w:val="FirstParagraph"/>
+      </w:pPr>
+      <w:r>
+        <w:rPr>
+          <w:rFonts w:ascii="Times New Roman" w:hAnsi="Times New Roman" w:eastAsia="Times New Roman" w:cs="Times New Roman"/>
+          <w:b/>
+          <w:bCs/>
+        </w:rPr>
+        <w:t xml:space="preserve">·</w:t>
+      </w:r>
+      <w:r>
+        <w:rPr>
+          <w:rFonts w:ascii="Times New Roman" w:hAnsi="Times New Roman" w:eastAsia="Times New Roman" w:cs="Times New Roman"/>
+        </w:rPr>
+        <w:t xml:space="preserve"> </w:t>
+      </w:r>
+      <w:r>
+        <w:rPr>
+          <w:rFonts w:hint="eastAsia" w:ascii="Times New Roman" w:hAnsi="Times New Roman" w:eastAsia="FangSong" w:cs="Times New Roman"/>
+        </w:rPr>
+        <w:t xml:space="preserve">关联</w:t>
+      </w:r>
+    </w:p>
+    <w:p>
+      <w:pPr>
+        <w:pStyle w:val="Compact"/>
         <w:numPr>
           <w:ilvl w:val="0"/>
           <w:numId w:val="1013"/>
@@ -16054,94 +15028,36 @@
         <w:rPr>
           <w:rFonts w:hint="eastAsia" w:ascii="Times New Roman" w:hAnsi="Times New Roman" w:eastAsia="FangSong" w:cs="Times New Roman"/>
         </w:rPr>
-        <w:t xml:space="preserve">已知</w:t>
-      </w:r>
-      <w:r>
-        <w:rPr>
-          <w:rFonts w:ascii="Times New Roman" w:hAnsi="Times New Roman" w:eastAsia="Times New Roman" w:cs="Times New Roman"/>
-        </w:rPr>
-        <w:t xml:space="preserve"> </w:t>
-      </w:r>
-      <m:oMath>
-        <m:sSub>
-          <m:e>
-            <m:r>
-              <m:rPr>
-                <m:sty m:val="p"/>
-              </m:rPr>
-              <m:t>X</m:t>
-            </m:r>
-            <m:r>
-              <m:rPr>
-                <m:sty m:val="p"/>
-              </m:rPr>
-              <m:t>e</m:t>
-            </m:r>
-            <m:r>
-              <m:rPr>
-                <m:sty m:val="p"/>
-              </m:rPr>
-              <m:t>O</m:t>
-            </m:r>
-          </m:e>
-          <m:sub>
-            <m:r>
-              <m:t>3</m:t>
-            </m:r>
-          </m:sub>
-        </m:sSub>
-      </m:oMath>
-      <w:r>
-        <w:rPr>
-          <w:rFonts w:ascii="Times New Roman" w:hAnsi="Times New Roman" w:eastAsia="Times New Roman" w:cs="Times New Roman"/>
-        </w:rPr>
-        <w:t xml:space="preserve"> </w:t>
-      </w:r>
-      <w:r>
-        <w:rPr>
-          <w:rFonts w:hint="eastAsia" w:ascii="Times New Roman" w:hAnsi="Times New Roman" w:eastAsia="FangSong" w:cs="Times New Roman"/>
-        </w:rPr>
-        <w:t>是三角锥形结构</w:t>
-      </w:r>
-      <w:r>
-        <w:rPr>
-          <w:rFonts w:hint="eastAsia" w:ascii="Times New Roman" w:hAnsi="Times New Roman" w:eastAsia="Times New Roman" w:cs="Times New Roman"/>
-        </w:rPr>
-        <w:t>,</w:t>
-      </w:r>
-      <w:r>
-        <w:rPr>
-          <w:rFonts w:ascii="Times New Roman" w:hAnsi="Times New Roman" w:eastAsia="Times New Roman" w:cs="Times New Roman"/>
-        </w:rPr>
-        <w:t xml:space="preserve"> </w:t>
-      </w:r>
-      <w:r>
-        <w:rPr>
-          <w:rFonts w:hint="eastAsia" w:ascii="Times New Roman" w:hAnsi="Times New Roman" w:eastAsia="FangSong" w:cs="Times New Roman"/>
-        </w:rPr>
-        <w:t xml:space="preserve">则其中氙原子轨道杂化类型为</w:t>
-      </w:r>
-      <w:r>
-        <w:rPr>
-          <w:rFonts w:ascii="Times New Roman" w:hAnsi="Times New Roman" w:eastAsia="Times New Roman" w:cs="Times New Roman"/>
-        </w:rPr>
-        <w:t xml:space="preserve"> __, </w:t>
-      </w:r>
-      <w:r>
-        <w:rPr>
-          <w:rFonts w:hint="eastAsia" w:ascii="Times New Roman" w:hAnsi="Times New Roman" w:eastAsia="FangSong" w:cs="Times New Roman"/>
-        </w:rPr>
-        <w:t xml:space="preserve">氙原子的孤对电子数为</w:t>
-      </w:r>
-      <w:r>
-        <w:rPr>
-          <w:rFonts w:ascii="Times New Roman" w:hAnsi="Times New Roman" w:eastAsia="Times New Roman" w:cs="Times New Roman"/>
-        </w:rPr>
-        <w:t xml:space="preserve"> __。</w:t>
+        <w:t>知识点</w:t>
+      </w:r>
+      <w:r>
+        <w:rPr>
+          <w:rFonts w:hint="eastAsia" w:ascii="Times New Roman" w:hAnsi="Times New Roman" w:eastAsia="Times New Roman" w:cs="Times New Roman"/>
+        </w:rPr>
+        <w:t>：</w:t>
+      </w:r>
+      <w:r>
+        <w:rPr>
+          <w:rFonts w:hint="eastAsia" w:ascii="Times New Roman" w:hAnsi="Times New Roman" w:eastAsia="FangSong" w:cs="Times New Roman"/>
+        </w:rPr>
+        <w:t>稀有气体化合物</w:t>
+      </w:r>
+      <w:r>
+        <w:rPr>
+          <w:rFonts w:hint="eastAsia" w:ascii="Times New Roman" w:hAnsi="Times New Roman" w:eastAsia="Times New Roman" w:cs="Times New Roman"/>
+        </w:rPr>
+        <w:t>、</w:t>
+      </w:r>
+      <w:r>
+        <w:rPr>
+          <w:rFonts w:hint="eastAsia" w:ascii="Times New Roman" w:hAnsi="Times New Roman" w:eastAsia="FangSong" w:cs="Times New Roman"/>
+        </w:rPr>
+        <w:t>杂化轨道理论</w:t>
       </w:r>
     </w:p>
     <w:p>
       <w:pPr>
+        <w:pStyle w:val="Compact"/>
         <w:numPr>
           <w:ilvl w:val="0"/>
           <w:numId w:val="1013"/>
@@ -16151,139 +15067,6 @@
         <w:rPr>
           <w:rFonts w:hint="eastAsia" w:ascii="Times New Roman" w:hAnsi="Times New Roman" w:eastAsia="FangSong" w:cs="Times New Roman"/>
         </w:rPr>
-        <w:t>二氟化氙是强氧化剂</w:t>
-      </w:r>
-      <w:r>
-        <w:rPr>
-          <w:rFonts w:hint="eastAsia" w:ascii="Times New Roman" w:hAnsi="Times New Roman" w:eastAsia="Times New Roman" w:cs="Times New Roman"/>
-        </w:rPr>
-        <w:t>。1968</w:t>
-      </w:r>
-      <w:r>
-        <w:rPr>
-          <w:rFonts w:hint="eastAsia" w:ascii="Times New Roman" w:hAnsi="Times New Roman" w:eastAsia="FangSong" w:cs="Times New Roman"/>
-        </w:rPr>
-        <w:t>年</w:t>
-      </w:r>
-      <w:r>
-        <w:rPr>
-          <w:rFonts w:ascii="Times New Roman" w:hAnsi="Times New Roman" w:eastAsia="Times New Roman" w:cs="Times New Roman"/>
-        </w:rPr>
-        <w:t xml:space="preserve"> E. H. Appleman </w:t>
-      </w:r>
-      <w:r>
-        <w:rPr>
-          <w:rFonts w:hint="eastAsia" w:ascii="Times New Roman" w:hAnsi="Times New Roman" w:eastAsia="FangSong" w:cs="Times New Roman"/>
-        </w:rPr>
-        <w:t>用二氟化氙和溴酸盐的水溶液反应制得高溴酸盐</w:t>
-      </w:r>
-      <w:r>
-        <w:rPr>
-          <w:rFonts w:hint="eastAsia" w:ascii="Times New Roman" w:hAnsi="Times New Roman" w:eastAsia="Times New Roman" w:cs="Times New Roman"/>
-        </w:rPr>
-        <w:t>,</w:t>
-      </w:r>
-      <w:r>
-        <w:rPr>
-          <w:rFonts w:hint="eastAsia" w:ascii="Times New Roman" w:hAnsi="Times New Roman" w:eastAsia="FangSong" w:cs="Times New Roman"/>
-        </w:rPr>
-        <w:t>解决了无机化学上长期努力未获成功的一个难题</w:t>
-      </w:r>
-      <w:r>
-        <w:rPr>
-          <w:rFonts w:hint="eastAsia" w:ascii="Times New Roman" w:hAnsi="Times New Roman" w:eastAsia="Times New Roman" w:cs="Times New Roman"/>
-        </w:rPr>
-        <w:t>。</w:t>
-      </w:r>
-      <w:r>
-        <w:rPr>
-          <w:rFonts w:hint="eastAsia" w:ascii="Times New Roman" w:hAnsi="Times New Roman" w:eastAsia="FangSong" w:cs="Times New Roman"/>
-        </w:rPr>
-        <w:t>试写出该反应的离子方程式</w:t>
-      </w:r>
-      <w:r>
-        <w:rPr>
-          <w:rFonts w:hint="eastAsia" w:ascii="Times New Roman" w:hAnsi="Times New Roman" w:eastAsia="Times New Roman" w:cs="Times New Roman"/>
-        </w:rPr>
-        <w:t>____。</w:t>
-      </w:r>
-    </w:p>
-    <w:p>
-      <w:pPr>
-        <w:pStyle w:val="FirstParagraph"/>
-      </w:pPr>
-      <w:r>
-        <w:rPr>
-          <w:rFonts w:ascii="Times New Roman" w:hAnsi="Times New Roman" w:eastAsia="Times New Roman" w:cs="Times New Roman"/>
-          <w:b/>
-          <w:bCs/>
-        </w:rPr>
-        <w:t xml:space="preserve">·</w:t>
-      </w:r>
-      <w:r>
-        <w:rPr>
-          <w:rFonts w:ascii="Times New Roman" w:hAnsi="Times New Roman" w:eastAsia="Times New Roman" w:cs="Times New Roman"/>
-        </w:rPr>
-        <w:t xml:space="preserve"> </w:t>
-      </w:r>
-      <w:r>
-        <w:rPr>
-          <w:rFonts w:hint="eastAsia" w:ascii="Times New Roman" w:hAnsi="Times New Roman" w:eastAsia="FangSong" w:cs="Times New Roman"/>
-        </w:rPr>
-        <w:t xml:space="preserve">关联</w:t>
-      </w:r>
-    </w:p>
-    <w:p>
-      <w:pPr>
-        <w:pStyle w:val="Compact"/>
-        <w:numPr>
-          <w:ilvl w:val="0"/>
-          <w:numId w:val="1014"/>
-        </w:numPr>
-      </w:pPr>
-      <w:r>
-        <w:rPr>
-          <w:rFonts w:hint="eastAsia" w:ascii="Times New Roman" w:hAnsi="Times New Roman" w:eastAsia="FangSong" w:cs="Times New Roman"/>
-        </w:rPr>
-        <w:t>知识点</w:t>
-      </w:r>
-      <w:r>
-        <w:rPr>
-          <w:rFonts w:hint="eastAsia" w:ascii="Times New Roman" w:hAnsi="Times New Roman" w:eastAsia="Times New Roman" w:cs="Times New Roman"/>
-        </w:rPr>
-        <w:t>：</w:t>
-      </w:r>
-      <w:r>
-        <w:rPr>
-          <w:rFonts w:hint="eastAsia" w:ascii="Times New Roman" w:hAnsi="Times New Roman" w:eastAsia="FangSong" w:cs="Times New Roman"/>
-        </w:rPr>
-        <w:t>稀有气体化合物</w:t>
-      </w:r>
-      <w:r>
-        <w:rPr>
-          <w:rFonts w:hint="eastAsia" w:ascii="Times New Roman" w:hAnsi="Times New Roman" w:eastAsia="Times New Roman" w:cs="Times New Roman"/>
-        </w:rPr>
-        <w:t>、</w:t>
-      </w:r>
-      <w:r>
-        <w:rPr>
-          <w:rFonts w:hint="eastAsia" w:ascii="Times New Roman" w:hAnsi="Times New Roman" w:eastAsia="FangSong" w:cs="Times New Roman"/>
-        </w:rPr>
-        <w:t>杂化轨道理论</w:t>
-      </w:r>
-    </w:p>
-    <w:p>
-      <w:pPr>
-        <w:pStyle w:val="Compact"/>
-        <w:numPr>
-          <w:ilvl w:val="0"/>
-          <w:numId w:val="1014"/>
-        </w:numPr>
-      </w:pPr>
-      <w:r>
-        <w:rPr>
-          <w:rFonts w:hint="eastAsia" w:ascii="Times New Roman" w:hAnsi="Times New Roman" w:eastAsia="FangSong" w:cs="Times New Roman"/>
-        </w:rPr>
         <w:t>小问同题</w:t>
       </w:r>
       <w:r>
@@ -16435,8 +15218,8 @@
         </w:pict>
       </w:r>
     </w:p>
-    <w:bookmarkEnd w:id="50"/>
-    <w:bookmarkStart w:id="51" w:name="第23题"/>
+    <w:bookmarkEnd w:id="47"/>
+    <w:bookmarkStart w:id="48" w:name="第23题"/>
     <w:p>
       <w:pPr>
         <w:pStyle w:val="Heading3"/>
@@ -17887,8 +16670,8 @@
         </w:pict>
       </w:r>
     </w:p>
-    <w:bookmarkEnd w:id="51"/>
-    <w:bookmarkStart w:id="52" w:name="第24题"/>
+    <w:bookmarkEnd w:id="48"/>
+    <w:bookmarkStart w:id="49" w:name="第24题"/>
     <w:p>
       <w:pPr>
         <w:pStyle w:val="Heading3"/>
@@ -20021,8 +18804,8 @@
         </w:pict>
       </w:r>
     </w:p>
-    <w:bookmarkEnd w:id="52"/>
-    <w:bookmarkStart w:id="56" w:name="第25题"/>
+    <w:bookmarkEnd w:id="49"/>
+    <w:bookmarkStart w:id="53" w:name="第25题"/>
     <w:p>
       <w:pPr>
         <w:pStyle w:val="Heading3"/>
@@ -20513,18 +19296,18 @@
           <wp:inline>
             <wp:extent cx="3240000" cy="4584609"/>
             <wp:effectExtent b="0" l="0" r="0" t="0"/>
-            <wp:docPr descr="" title="" id="54" name="Picture"/>
+            <wp:docPr descr="" title="" id="51" name="Picture"/>
             <a:graphic>
               <a:graphicData uri="http://schemas.openxmlformats.org/drawingml/2006/picture">
                 <pic:pic>
                   <pic:nvPicPr>
-                    <pic:cNvPr descr="2021-浙江预赛_p14.png" id="55" name="Picture"/>
+                    <pic:cNvPr descr="2021-浙江预赛_p14.png" id="52" name="Picture"/>
                     <pic:cNvPicPr>
                       <a:picLocks noChangeArrowheads="1" noChangeAspect="1"/>
                     </pic:cNvPicPr>
                   </pic:nvPicPr>
                   <pic:blipFill>
-                    <a:blip r:embed="rId53"/>
+                    <a:blip r:embed="rId50"/>
                     <a:stretch>
                       <a:fillRect/>
                     </a:stretch>
@@ -20556,7 +19339,7 @@
         <w:pStyle w:val="Compact"/>
         <w:numPr>
           <w:ilvl w:val="0"/>
-          <w:numId w:val="1015"/>
+          <w:numId w:val="1014"/>
         </w:numPr>
       </w:pPr>
       <w:r>
@@ -20602,7 +19385,7 @@
         <w:pStyle w:val="Compact"/>
         <w:numPr>
           <w:ilvl w:val="0"/>
-          <w:numId w:val="1015"/>
+          <w:numId w:val="1014"/>
         </w:numPr>
       </w:pPr>
       <w:r>
@@ -20659,7 +19442,7 @@
         <w:pStyle w:val="Compact"/>
         <w:numPr>
           <w:ilvl w:val="0"/>
-          <w:numId w:val="1015"/>
+          <w:numId w:val="1014"/>
         </w:numPr>
       </w:pPr>
       <w:r>
@@ -20776,7 +19559,7 @@
         <w:pStyle w:val="Compact"/>
         <w:numPr>
           <w:ilvl w:val="0"/>
-          <w:numId w:val="1015"/>
+          <w:numId w:val="1014"/>
         </w:numPr>
       </w:pPr>
       <w:r>
@@ -20832,8 +19615,8 @@
         </w:pict>
       </w:r>
     </w:p>
-    <w:bookmarkEnd w:id="56"/>
-    <w:bookmarkStart w:id="57" w:name="第26题"/>
+    <w:bookmarkEnd w:id="53"/>
+    <w:bookmarkStart w:id="54" w:name="第26题"/>
     <w:p>
       <w:pPr>
         <w:pStyle w:val="Heading3"/>
@@ -21598,7 +20381,7 @@
       <w:pPr>
         <w:numPr>
           <w:ilvl w:val="0"/>
-          <w:numId w:val="1016"/>
+          <w:numId w:val="1015"/>
         </w:numPr>
       </w:pPr>
       <w:r>
@@ -21980,7 +20763,7 @@
       <w:pPr>
         <w:numPr>
           <w:ilvl w:val="0"/>
-          <w:numId w:val="1016"/>
+          <w:numId w:val="1015"/>
         </w:numPr>
       </w:pPr>
       <w:r>
@@ -22000,6 +20783,634 @@
           <w:rFonts w:hint="eastAsia" w:ascii="Times New Roman" w:hAnsi="Times New Roman" w:eastAsia="FangSong" w:cs="Times New Roman"/>
         </w:rPr>
         <w:t>下的平均配位数</w:t>
+      </w:r>
+      <w:r>
+        <w:rPr>
+          <w:rFonts w:hint="eastAsia" w:ascii="Times New Roman" w:hAnsi="Times New Roman" w:eastAsia="Times New Roman" w:cs="Times New Roman"/>
+        </w:rPr>
+        <w:t>。</w:t>
+      </w:r>
+    </w:p>
+    <w:p>
+      <w:pPr>
+        <w:numPr>
+          <w:ilvl w:val="0"/>
+          <w:numId w:val="1015"/>
+        </w:numPr>
+      </w:pPr>
+      <w:r>
+        <w:rPr>
+          <w:rFonts w:hint="eastAsia" w:ascii="Times New Roman" w:hAnsi="Times New Roman" w:eastAsia="FangSong" w:cs="Times New Roman"/>
+        </w:rPr>
+        <w:t>求铜</w:t>
+      </w:r>
+      <w:r>
+        <w:rPr>
+          <w:rFonts w:hint="eastAsia" w:ascii="Times New Roman" w:hAnsi="Times New Roman" w:eastAsia="Times New Roman" w:cs="Times New Roman"/>
+        </w:rPr>
+        <w:t>-</w:t>
+      </w:r>
+      <w:r>
+        <w:rPr>
+          <w:rFonts w:hint="eastAsia" w:ascii="Times New Roman" w:hAnsi="Times New Roman" w:eastAsia="FangSong" w:cs="Times New Roman"/>
+        </w:rPr>
+        <w:t>磺基水杨酸配合物的</w:t>
+      </w:r>
+      <w:r>
+        <w:rPr>
+          <w:rFonts w:ascii="Times New Roman" w:hAnsi="Times New Roman" w:eastAsia="Times New Roman" w:cs="Times New Roman"/>
+        </w:rPr>
+        <w:t xml:space="preserve"> </w:t>
+      </w:r>
+      <m:oMath>
+        <m:sSub>
+          <m:e>
+            <m:r>
+              <m:t>β</m:t>
+            </m:r>
+          </m:e>
+          <m:sub>
+            <m:r>
+              <m:t>1</m:t>
+            </m:r>
+          </m:sub>
+        </m:sSub>
+      </m:oMath>
+      <w:r>
+        <w:rPr>
+          <w:rFonts w:ascii="Times New Roman" w:hAnsi="Times New Roman" w:eastAsia="Times New Roman" w:cs="Times New Roman"/>
+        </w:rPr>
+        <w:t xml:space="preserve"> </w:t>
+      </w:r>
+      <w:r>
+        <w:rPr>
+          <w:rFonts w:ascii="Times New Roman" w:hAnsi="Times New Roman" w:eastAsia="Times New Roman" w:cs="Times New Roman"/>
+        </w:rPr>
+        <w:t xml:space="preserve">、</w:t>
+      </w:r>
+      <w:r>
+        <w:rPr>
+          <w:rFonts w:ascii="Times New Roman" w:hAnsi="Times New Roman" w:eastAsia="Times New Roman" w:cs="Times New Roman"/>
+        </w:rPr>
+        <w:t xml:space="preserve"> </w:t>
+      </w:r>
+      <m:oMath>
+        <m:sSub>
+          <m:e>
+            <m:r>
+              <m:t>β</m:t>
+            </m:r>
+          </m:e>
+          <m:sub>
+            <m:r>
+              <m:t>2</m:t>
+            </m:r>
+          </m:sub>
+        </m:sSub>
+      </m:oMath>
+      <w:r>
+        <w:rPr>
+          <w:rFonts w:ascii="Times New Roman" w:hAnsi="Times New Roman" w:eastAsia="Times New Roman" w:cs="Times New Roman"/>
+        </w:rPr>
+        <w:t xml:space="preserve"> </w:t>
+      </w:r>
+      <w:r>
+        <w:rPr>
+          <w:rFonts w:ascii="Times New Roman" w:hAnsi="Times New Roman" w:eastAsia="Times New Roman" w:cs="Times New Roman"/>
+        </w:rPr>
+        <w:t xml:space="preserve">。</w:t>
+      </w:r>
+    </w:p>
+    <w:p>
+      <w:pPr>
+        <w:spacing w:before="160" w:after="80"/>
+      </w:pPr>
+      <w:r>
+        <w:pict>
+          <v:rect style="width:0;height:1.5pt" o:hralign="center" o:hrstd="t" o:hr="t"/>
+        </w:pict>
+      </w:r>
+    </w:p>
+    <w:p>
+      <w:pPr>
+        <w:spacing w:before="160" w:after="80"/>
+      </w:pPr>
+      <w:r>
+        <w:pict>
+          <v:rect style="width:0;height:1.5pt" o:hralign="center" o:hrstd="t" o:hr="t"/>
+        </w:pict>
+      </w:r>
+    </w:p>
+    <w:bookmarkEnd w:id="54"/>
+    <w:bookmarkStart w:id="55" w:name="第27题"/>
+    <w:p>
+      <w:pPr>
+        <w:pStyle w:val="Heading3"/>
+        <w:spacing w:before="280" w:after="120"/>
+      </w:pPr>
+      <w:r>
+        <w:rPr>
+          <w:rFonts w:hint="eastAsia" w:ascii="Times New Roman" w:hAnsi="Times New Roman" w:eastAsia="SimHei" w:cs="Times New Roman"/>
+        </w:rPr>
+        <w:t>第</w:t>
+      </w:r>
+      <w:r>
+        <w:rPr>
+          <w:rFonts w:hint="eastAsia" w:ascii="Times New Roman" w:hAnsi="Times New Roman" w:eastAsia="Times New Roman" w:cs="Times New Roman"/>
+        </w:rPr>
+        <w:t>27</w:t>
+      </w:r>
+      <w:r>
+        <w:rPr>
+          <w:rFonts w:hint="eastAsia" w:ascii="Times New Roman" w:hAnsi="Times New Roman" w:eastAsia="SimHei" w:cs="Times New Roman"/>
+        </w:rPr>
+        <w:t>题</w:t>
+      </w:r>
+    </w:p>
+    <w:p>
+      <w:pPr>
+        <w:pStyle w:val="FirstParagraph"/>
+      </w:pPr>
+      <w:r>
+        <w:rPr>
+          <w:rFonts w:hint="eastAsia" w:ascii="Times New Roman" w:hAnsi="Times New Roman" w:eastAsia="FangSong" w:cs="Times New Roman"/>
+        </w:rPr>
+        <w:t>某酸</w:t>
+      </w:r>
+      <w:r>
+        <w:rPr>
+          <w:rFonts w:hint="eastAsia" w:ascii="Times New Roman" w:hAnsi="Times New Roman" w:eastAsia="Times New Roman" w:cs="Times New Roman"/>
+        </w:rPr>
+        <w:t>（A）</w:t>
+      </w:r>
+      <w:r>
+        <w:rPr>
+          <w:rFonts w:hint="eastAsia" w:ascii="Times New Roman" w:hAnsi="Times New Roman" w:eastAsia="FangSong" w:cs="Times New Roman"/>
+        </w:rPr>
+        <w:t>由三种元素组成</w:t>
+      </w:r>
+      <w:r>
+        <w:rPr>
+          <w:rFonts w:hint="eastAsia" w:ascii="Times New Roman" w:hAnsi="Times New Roman" w:eastAsia="Times New Roman" w:cs="Times New Roman"/>
+        </w:rPr>
+        <w:t>。</w:t>
+      </w:r>
+      <w:r>
+        <w:rPr>
+          <w:rFonts w:hint="eastAsia" w:ascii="Times New Roman" w:hAnsi="Times New Roman" w:eastAsia="FangSong" w:cs="Times New Roman"/>
+        </w:rPr>
+        <w:t>把一种金属线放入盛有</w:t>
+      </w:r>
+      <w:r>
+        <w:rPr>
+          <w:rFonts w:ascii="Times New Roman" w:hAnsi="Times New Roman" w:eastAsia="Times New Roman" w:cs="Times New Roman"/>
+        </w:rPr>
+        <w:t xml:space="preserve"> 75.0 g、16.4% </w:t>
+      </w:r>
+      <w:r>
+        <w:rPr>
+          <w:rFonts w:hint="eastAsia" w:ascii="Times New Roman" w:hAnsi="Times New Roman" w:eastAsia="FangSong" w:cs="Times New Roman"/>
+        </w:rPr>
+        <w:t>的酸</w:t>
+      </w:r>
+      <w:r>
+        <w:rPr>
+          <w:rFonts w:hint="eastAsia" w:ascii="Times New Roman" w:hAnsi="Times New Roman" w:eastAsia="Times New Roman" w:cs="Times New Roman"/>
+        </w:rPr>
+        <w:t>（A）</w:t>
+      </w:r>
+      <w:r>
+        <w:rPr>
+          <w:rFonts w:hint="eastAsia" w:ascii="Times New Roman" w:hAnsi="Times New Roman" w:eastAsia="FangSong" w:cs="Times New Roman"/>
+        </w:rPr>
+        <w:t>的锥形瓶中</w:t>
+      </w:r>
+      <w:r>
+        <w:rPr>
+          <w:rFonts w:hint="eastAsia" w:ascii="Times New Roman" w:hAnsi="Times New Roman" w:eastAsia="Times New Roman" w:cs="Times New Roman"/>
+        </w:rPr>
+        <w:t>，</w:t>
+      </w:r>
+      <w:r>
+        <w:rPr>
+          <w:rFonts w:hint="eastAsia" w:ascii="Times New Roman" w:hAnsi="Times New Roman" w:eastAsia="FangSong" w:cs="Times New Roman"/>
+        </w:rPr>
+        <w:t>会放出</w:t>
+      </w:r>
+      <w:r>
+        <w:rPr>
+          <w:rFonts w:ascii="Times New Roman" w:hAnsi="Times New Roman" w:eastAsia="Times New Roman" w:cs="Times New Roman"/>
+        </w:rPr>
+        <w:t xml:space="preserve"> 0.672 dm</w:t>
+      </w:r>
+      <w:r>
+        <w:rPr>
+          <w:rFonts w:ascii="Times New Roman" w:hAnsi="Times New Roman" w:eastAsia="Times New Roman" w:cs="Times New Roman"/>
+          <w:vertAlign w:val="superscript"/>
+        </w:rPr>
+        <w:t>3</w:t>
+      </w:r>
+      <w:r>
+        <w:rPr>
+          <w:rFonts w:ascii="Times New Roman" w:hAnsi="Times New Roman" w:eastAsia="Times New Roman" w:cs="Times New Roman"/>
+        </w:rPr>
+        <w:t xml:space="preserve"> </w:t>
+      </w:r>
+      <w:r>
+        <w:rPr>
+          <w:rFonts w:hint="eastAsia" w:ascii="Times New Roman" w:hAnsi="Times New Roman" w:eastAsia="FangSong" w:cs="Times New Roman"/>
+        </w:rPr>
+        <w:t>的氢气</w:t>
+      </w:r>
+      <w:r>
+        <w:rPr>
+          <w:rFonts w:hint="eastAsia" w:ascii="Times New Roman" w:hAnsi="Times New Roman" w:eastAsia="Times New Roman" w:cs="Times New Roman"/>
+        </w:rPr>
+        <w:t>（</w:t>
+      </w:r>
+      <w:r>
+        <w:rPr>
+          <w:rFonts w:hint="eastAsia" w:ascii="Times New Roman" w:hAnsi="Times New Roman" w:eastAsia="FangSong" w:cs="Times New Roman"/>
+        </w:rPr>
+        <w:t>体积已换算成</w:t>
+      </w:r>
+      <w:r>
+        <w:rPr>
+          <w:rFonts w:ascii="Times New Roman" w:hAnsi="Times New Roman" w:eastAsia="Times New Roman" w:cs="Times New Roman"/>
+        </w:rPr>
+        <w:t xml:space="preserve"> 0℃ </w:t>
+      </w:r>
+      <w:r>
+        <w:rPr>
+          <w:rFonts w:hint="eastAsia" w:ascii="Times New Roman" w:hAnsi="Times New Roman" w:eastAsia="FangSong" w:cs="Times New Roman"/>
+        </w:rPr>
+        <w:t xml:space="preserve">与</w:t>
+      </w:r>
+      <w:r>
+        <w:rPr>
+          <w:rFonts w:ascii="Times New Roman" w:hAnsi="Times New Roman" w:eastAsia="Times New Roman" w:cs="Times New Roman"/>
+        </w:rPr>
+        <w:t xml:space="preserve"> 1 </w:t>
+      </w:r>
+      <w:r>
+        <w:rPr>
+          <w:rFonts w:hint="eastAsia" w:ascii="Times New Roman" w:hAnsi="Times New Roman" w:eastAsia="Times New Roman" w:cs="Times New Roman"/>
+        </w:rPr>
+        <w:t>atm），</w:t>
+      </w:r>
+      <w:r>
+        <w:rPr>
+          <w:rFonts w:hint="eastAsia" w:ascii="Times New Roman" w:hAnsi="Times New Roman" w:eastAsia="FangSong" w:cs="Times New Roman"/>
+        </w:rPr>
+        <w:t>并生成盐溶液</w:t>
+      </w:r>
+      <w:r>
+        <w:rPr>
+          <w:rFonts w:hint="eastAsia" w:ascii="Times New Roman" w:hAnsi="Times New Roman" w:eastAsia="Times New Roman" w:cs="Times New Roman"/>
+        </w:rPr>
+        <w:t>。</w:t>
+      </w:r>
+      <w:r>
+        <w:rPr>
+          <w:rFonts w:hint="eastAsia" w:ascii="Times New Roman" w:hAnsi="Times New Roman" w:eastAsia="FangSong" w:cs="Times New Roman"/>
+        </w:rPr>
+        <w:t>当过量的硝酸银加入上述盐溶液中</w:t>
+      </w:r>
+      <w:r>
+        <w:rPr>
+          <w:rFonts w:hint="eastAsia" w:ascii="Times New Roman" w:hAnsi="Times New Roman" w:eastAsia="Times New Roman" w:cs="Times New Roman"/>
+        </w:rPr>
+        <w:t>，</w:t>
+      </w:r>
+      <w:r>
+        <w:rPr>
+          <w:rFonts w:hint="eastAsia" w:ascii="Times New Roman" w:hAnsi="Times New Roman" w:eastAsia="FangSong" w:cs="Times New Roman"/>
+        </w:rPr>
+        <w:t>得到</w:t>
+      </w:r>
+      <w:r>
+        <w:rPr>
+          <w:rFonts w:ascii="Times New Roman" w:hAnsi="Times New Roman" w:eastAsia="Times New Roman" w:cs="Times New Roman"/>
+        </w:rPr>
+        <w:t xml:space="preserve"> 25.81 g </w:t>
+      </w:r>
+      <w:r>
+        <w:rPr>
+          <w:rFonts w:hint="eastAsia" w:ascii="Times New Roman" w:hAnsi="Times New Roman" w:eastAsia="FangSong" w:cs="Times New Roman"/>
+        </w:rPr>
+        <w:t>白色沉淀</w:t>
+      </w:r>
+      <w:r>
+        <w:rPr>
+          <w:rFonts w:hint="eastAsia" w:ascii="Times New Roman" w:hAnsi="Times New Roman" w:eastAsia="Times New Roman" w:cs="Times New Roman"/>
+        </w:rPr>
+        <w:t>。</w:t>
+      </w:r>
+      <w:r>
+        <w:rPr>
+          <w:rFonts w:hint="eastAsia" w:ascii="Times New Roman" w:hAnsi="Times New Roman" w:eastAsia="FangSong" w:cs="Times New Roman"/>
+        </w:rPr>
+        <w:t>该沉淀含有</w:t>
+      </w:r>
+      <w:r>
+        <w:rPr>
+          <w:rFonts w:ascii="Times New Roman" w:hAnsi="Times New Roman" w:eastAsia="Times New Roman" w:cs="Times New Roman"/>
+        </w:rPr>
+        <w:t xml:space="preserve"> </w:t>
+      </w:r>
+      <w:r>
+        <w:rPr>
+          <w:rFonts w:hint="eastAsia" w:ascii="Times New Roman" w:hAnsi="Times New Roman" w:eastAsia="Times New Roman" w:cs="Times New Roman"/>
+        </w:rPr>
+        <w:t>75.26%（</w:t>
+      </w:r>
+      <w:r>
+        <w:rPr>
+          <w:rFonts w:hint="eastAsia" w:ascii="Times New Roman" w:hAnsi="Times New Roman" w:eastAsia="FangSong" w:cs="Times New Roman"/>
+        </w:rPr>
+        <w:t>质量分数</w:t>
+      </w:r>
+      <w:r>
+        <w:rPr>
+          <w:rFonts w:hint="eastAsia" w:ascii="Times New Roman" w:hAnsi="Times New Roman" w:eastAsia="Times New Roman" w:cs="Times New Roman"/>
+        </w:rPr>
+        <w:t>）</w:t>
+      </w:r>
+      <w:r>
+        <w:rPr>
+          <w:rFonts w:hint="eastAsia" w:ascii="Times New Roman" w:hAnsi="Times New Roman" w:eastAsia="FangSong" w:cs="Times New Roman"/>
+        </w:rPr>
+        <w:t>的银</w:t>
+      </w:r>
+      <w:r>
+        <w:rPr>
+          <w:rFonts w:hint="eastAsia" w:ascii="Times New Roman" w:hAnsi="Times New Roman" w:eastAsia="Times New Roman" w:cs="Times New Roman"/>
+        </w:rPr>
+        <w:t>。</w:t>
+      </w:r>
+      <w:r>
+        <w:rPr>
+          <w:rFonts w:hint="eastAsia" w:ascii="Times New Roman" w:hAnsi="Times New Roman" w:eastAsia="FangSong" w:cs="Times New Roman"/>
+        </w:rPr>
+        <w:t>在分析过程中</w:t>
+      </w:r>
+      <w:r>
+        <w:rPr>
+          <w:rFonts w:hint="eastAsia" w:ascii="Times New Roman" w:hAnsi="Times New Roman" w:eastAsia="Times New Roman" w:cs="Times New Roman"/>
+        </w:rPr>
+        <w:t>，</w:t>
+      </w:r>
+      <w:r>
+        <w:rPr>
+          <w:rFonts w:hint="eastAsia" w:ascii="Times New Roman" w:hAnsi="Times New Roman" w:eastAsia="FangSong" w:cs="Times New Roman"/>
+        </w:rPr>
+        <w:t>反应前后的金属线质量没有发生变化</w:t>
+      </w:r>
+      <w:r>
+        <w:rPr>
+          <w:rFonts w:hint="eastAsia" w:ascii="Times New Roman" w:hAnsi="Times New Roman" w:eastAsia="Times New Roman" w:cs="Times New Roman"/>
+        </w:rPr>
+        <w:t>。</w:t>
+      </w:r>
+    </w:p>
+    <w:p>
+      <w:pPr>
+        <w:pStyle w:val="BodyText"/>
+      </w:pPr>
+      <w:r>
+        <w:rPr>
+          <w:rFonts w:ascii="Times New Roman" w:hAnsi="Times New Roman" w:eastAsia="Times New Roman" w:cs="Times New Roman"/>
+        </w:rPr>
+        <w:t xml:space="preserve">5-1 </w:t>
+      </w:r>
+      <w:r>
+        <w:rPr>
+          <w:rFonts w:hint="eastAsia" w:ascii="Times New Roman" w:hAnsi="Times New Roman" w:eastAsia="FangSong" w:cs="Times New Roman"/>
+        </w:rPr>
+        <w:t>通过计算</w:t>
+      </w:r>
+      <w:r>
+        <w:rPr>
+          <w:rFonts w:hint="eastAsia" w:ascii="Times New Roman" w:hAnsi="Times New Roman" w:eastAsia="Times New Roman" w:cs="Times New Roman"/>
+        </w:rPr>
+        <w:t>，</w:t>
+      </w:r>
+      <w:r>
+        <w:rPr>
+          <w:rFonts w:hint="eastAsia" w:ascii="Times New Roman" w:hAnsi="Times New Roman" w:eastAsia="FangSong" w:cs="Times New Roman"/>
+        </w:rPr>
+        <w:t>试确定白色沉淀的组成</w:t>
+      </w:r>
+      <w:r>
+        <w:rPr>
+          <w:rFonts w:hint="eastAsia" w:ascii="Times New Roman" w:hAnsi="Times New Roman" w:eastAsia="Times New Roman" w:cs="Times New Roman"/>
+        </w:rPr>
+        <w:t>。</w:t>
+      </w:r>
+    </w:p>
+    <w:p>
+      <w:pPr>
+        <w:pStyle w:val="BodyText"/>
+      </w:pPr>
+      <w:r>
+        <w:rPr>
+          <w:rFonts w:ascii="Times New Roman" w:hAnsi="Times New Roman" w:eastAsia="Times New Roman" w:cs="Times New Roman"/>
+        </w:rPr>
+        <w:t xml:space="preserve">5-2 </w:t>
+      </w:r>
+      <w:r>
+        <w:rPr>
+          <w:rFonts w:hint="eastAsia" w:ascii="Times New Roman" w:hAnsi="Times New Roman" w:eastAsia="FangSong" w:cs="Times New Roman"/>
+        </w:rPr>
+        <w:t>通过计算</w:t>
+      </w:r>
+      <w:r>
+        <w:rPr>
+          <w:rFonts w:hint="eastAsia" w:ascii="Times New Roman" w:hAnsi="Times New Roman" w:eastAsia="Times New Roman" w:cs="Times New Roman"/>
+        </w:rPr>
+        <w:t>，</w:t>
+      </w:r>
+      <w:r>
+        <w:rPr>
+          <w:rFonts w:hint="eastAsia" w:ascii="Times New Roman" w:hAnsi="Times New Roman" w:eastAsia="FangSong" w:cs="Times New Roman"/>
+        </w:rPr>
+        <w:t>试确定</w:t>
+      </w:r>
+      <w:r>
+        <w:rPr>
+          <w:rFonts w:hint="eastAsia" w:ascii="Times New Roman" w:hAnsi="Times New Roman" w:eastAsia="Times New Roman" w:cs="Times New Roman"/>
+        </w:rPr>
+        <w:t>（A）</w:t>
+      </w:r>
+      <w:r>
+        <w:rPr>
+          <w:rFonts w:hint="eastAsia" w:ascii="Times New Roman" w:hAnsi="Times New Roman" w:eastAsia="FangSong" w:cs="Times New Roman"/>
+        </w:rPr>
+        <w:t>的化学式</w:t>
+      </w:r>
+      <w:r>
+        <w:rPr>
+          <w:rFonts w:hint="eastAsia" w:ascii="Times New Roman" w:hAnsi="Times New Roman" w:eastAsia="Times New Roman" w:cs="Times New Roman"/>
+        </w:rPr>
+        <w:t>。</w:t>
+      </w:r>
+    </w:p>
+    <w:p>
+      <w:pPr>
+        <w:pStyle w:val="BodyText"/>
+      </w:pPr>
+      <w:r>
+        <w:rPr>
+          <w:rFonts w:ascii="Times New Roman" w:hAnsi="Times New Roman" w:eastAsia="Times New Roman" w:cs="Times New Roman"/>
+        </w:rPr>
+        <w:t xml:space="preserve">5-3 </w:t>
+      </w:r>
+      <w:r>
+        <w:rPr>
+          <w:rFonts w:hint="eastAsia" w:ascii="Times New Roman" w:hAnsi="Times New Roman" w:eastAsia="FangSong" w:cs="Times New Roman"/>
+        </w:rPr>
+        <w:t>通过计算</w:t>
+      </w:r>
+      <w:r>
+        <w:rPr>
+          <w:rFonts w:hint="eastAsia" w:ascii="Times New Roman" w:hAnsi="Times New Roman" w:eastAsia="Times New Roman" w:cs="Times New Roman"/>
+        </w:rPr>
+        <w:t>，</w:t>
+      </w:r>
+      <w:r>
+        <w:rPr>
+          <w:rFonts w:hint="eastAsia" w:ascii="Times New Roman" w:hAnsi="Times New Roman" w:eastAsia="FangSong" w:cs="Times New Roman"/>
+        </w:rPr>
+        <w:t>说明金属线是什么金属元素</w:t>
+      </w:r>
+      <w:r>
+        <w:rPr>
+          <w:rFonts w:hint="eastAsia" w:ascii="Times New Roman" w:hAnsi="Times New Roman" w:eastAsia="Times New Roman" w:cs="Times New Roman"/>
+        </w:rPr>
+        <w:t>？</w:t>
+      </w:r>
+    </w:p>
+    <w:p>
+      <w:pPr>
+        <w:pStyle w:val="BodyText"/>
+      </w:pPr>
+      <w:r>
+        <w:rPr>
+          <w:rFonts w:ascii="Times New Roman" w:hAnsi="Times New Roman" w:eastAsia="Times New Roman" w:cs="Times New Roman"/>
+        </w:rPr>
+        <w:t xml:space="preserve">5-4 </w:t>
+      </w:r>
+      <w:r>
+        <w:rPr>
+          <w:rFonts w:hint="eastAsia" w:ascii="Times New Roman" w:hAnsi="Times New Roman" w:eastAsia="FangSong" w:cs="Times New Roman"/>
+        </w:rPr>
+        <w:t>写出上述实验中所发生的全部的反应方程式</w:t>
+      </w:r>
+      <w:r>
+        <w:rPr>
+          <w:rFonts w:hint="eastAsia" w:ascii="Times New Roman" w:hAnsi="Times New Roman" w:eastAsia="Times New Roman" w:cs="Times New Roman"/>
+        </w:rPr>
+        <w:t>。</w:t>
+      </w:r>
+    </w:p>
+    <w:p>
+      <w:pPr>
+        <w:pStyle w:val="BodyText"/>
+      </w:pPr>
+      <w:r>
+        <w:rPr>
+          <w:rFonts w:ascii="Times New Roman" w:hAnsi="Times New Roman" w:eastAsia="Times New Roman" w:cs="Times New Roman"/>
+        </w:rPr>
+        <w:t xml:space="preserve">5-5 </w:t>
+      </w:r>
+      <w:r>
+        <w:rPr>
+          <w:rFonts w:hint="eastAsia" w:ascii="Times New Roman" w:hAnsi="Times New Roman" w:eastAsia="FangSong" w:cs="Times New Roman"/>
+        </w:rPr>
+        <w:t>试写出制备酸</w:t>
+      </w:r>
+      <w:r>
+        <w:rPr>
+          <w:rFonts w:hint="eastAsia" w:ascii="Times New Roman" w:hAnsi="Times New Roman" w:eastAsia="Times New Roman" w:cs="Times New Roman"/>
+        </w:rPr>
+        <w:t>（A）</w:t>
+      </w:r>
+      <w:r>
+        <w:rPr>
+          <w:rFonts w:hint="eastAsia" w:ascii="Times New Roman" w:hAnsi="Times New Roman" w:eastAsia="FangSong" w:cs="Times New Roman"/>
+        </w:rPr>
+        <w:t>的化学方程式</w:t>
+      </w:r>
+      <w:r>
+        <w:rPr>
+          <w:rFonts w:hint="eastAsia" w:ascii="Times New Roman" w:hAnsi="Times New Roman" w:eastAsia="Times New Roman" w:cs="Times New Roman"/>
+        </w:rPr>
+        <w:t>。</w:t>
+      </w:r>
+    </w:p>
+    <w:p>
+      <w:pPr>
+        <w:spacing w:before="160" w:after="80"/>
+      </w:pPr>
+      <w:r>
+        <w:pict>
+          <v:rect style="width:0;height:1.5pt" o:hralign="center" o:hrstd="t" o:hr="t"/>
+        </w:pict>
+      </w:r>
+    </w:p>
+    <w:bookmarkEnd w:id="55"/>
+    <w:bookmarkStart w:id="56" w:name="第28题"/>
+    <w:p>
+      <w:pPr>
+        <w:pStyle w:val="Heading3"/>
+        <w:spacing w:before="280" w:after="120"/>
+      </w:pPr>
+      <w:r>
+        <w:rPr>
+          <w:rFonts w:hint="eastAsia" w:ascii="Times New Roman" w:hAnsi="Times New Roman" w:eastAsia="SimHei" w:cs="Times New Roman"/>
+        </w:rPr>
+        <w:t>第</w:t>
+      </w:r>
+      <w:r>
+        <w:rPr>
+          <w:rFonts w:hint="eastAsia" w:ascii="Times New Roman" w:hAnsi="Times New Roman" w:eastAsia="Times New Roman" w:cs="Times New Roman"/>
+        </w:rPr>
+        <w:t>28</w:t>
+      </w:r>
+      <w:r>
+        <w:rPr>
+          <w:rFonts w:hint="eastAsia" w:ascii="Times New Roman" w:hAnsi="Times New Roman" w:eastAsia="SimHei" w:cs="Times New Roman"/>
+        </w:rPr>
+        <w:t>题</w:t>
+      </w:r>
+    </w:p>
+    <w:p>
+      <w:pPr>
+        <w:pStyle w:val="FirstParagraph"/>
+      </w:pPr>
+      <w:r>
+        <w:rPr>
+          <w:rFonts w:ascii="Times New Roman" w:hAnsi="Times New Roman" w:eastAsia="Times New Roman" w:cs="Times New Roman"/>
+        </w:rPr>
+        <w:t xml:space="preserve">11 </w:t>
+      </w:r>
+      <w:r>
+        <w:rPr>
+          <w:rFonts w:hint="eastAsia" w:ascii="Times New Roman" w:hAnsi="Times New Roman" w:eastAsia="FangSong" w:cs="Times New Roman"/>
+        </w:rPr>
+        <w:t xml:space="preserve">计算下列各溶液的</w:t>
+      </w:r>
+      <w:r>
+        <w:rPr>
+          <w:rFonts w:ascii="Times New Roman" w:hAnsi="Times New Roman" w:eastAsia="Times New Roman" w:cs="Times New Roman"/>
+        </w:rPr>
+        <w:t xml:space="preserve"> pH </w:t>
+      </w:r>
+      <w:r>
+        <w:rPr>
+          <w:rFonts w:hint="eastAsia" w:ascii="Times New Roman" w:hAnsi="Times New Roman" w:eastAsia="FangSong" w:cs="Times New Roman"/>
+        </w:rPr>
+        <w:t>值</w:t>
       </w:r>
       <w:r>
         <w:rPr>
@@ -22013,634 +21424,6 @@
         <w:numPr>
           <w:ilvl w:val="0"/>
           <w:numId w:val="1016"/>
-        </w:numPr>
-      </w:pPr>
-      <w:r>
-        <w:rPr>
-          <w:rFonts w:hint="eastAsia" w:ascii="Times New Roman" w:hAnsi="Times New Roman" w:eastAsia="FangSong" w:cs="Times New Roman"/>
-        </w:rPr>
-        <w:t>求铜</w:t>
-      </w:r>
-      <w:r>
-        <w:rPr>
-          <w:rFonts w:hint="eastAsia" w:ascii="Times New Roman" w:hAnsi="Times New Roman" w:eastAsia="Times New Roman" w:cs="Times New Roman"/>
-        </w:rPr>
-        <w:t>-</w:t>
-      </w:r>
-      <w:r>
-        <w:rPr>
-          <w:rFonts w:hint="eastAsia" w:ascii="Times New Roman" w:hAnsi="Times New Roman" w:eastAsia="FangSong" w:cs="Times New Roman"/>
-        </w:rPr>
-        <w:t>磺基水杨酸配合物的</w:t>
-      </w:r>
-      <w:r>
-        <w:rPr>
-          <w:rFonts w:ascii="Times New Roman" w:hAnsi="Times New Roman" w:eastAsia="Times New Roman" w:cs="Times New Roman"/>
-        </w:rPr>
-        <w:t xml:space="preserve"> </w:t>
-      </w:r>
-      <m:oMath>
-        <m:sSub>
-          <m:e>
-            <m:r>
-              <m:t>β</m:t>
-            </m:r>
-          </m:e>
-          <m:sub>
-            <m:r>
-              <m:t>1</m:t>
-            </m:r>
-          </m:sub>
-        </m:sSub>
-      </m:oMath>
-      <w:r>
-        <w:rPr>
-          <w:rFonts w:ascii="Times New Roman" w:hAnsi="Times New Roman" w:eastAsia="Times New Roman" w:cs="Times New Roman"/>
-        </w:rPr>
-        <w:t xml:space="preserve"> </w:t>
-      </w:r>
-      <w:r>
-        <w:rPr>
-          <w:rFonts w:ascii="Times New Roman" w:hAnsi="Times New Roman" w:eastAsia="Times New Roman" w:cs="Times New Roman"/>
-        </w:rPr>
-        <w:t xml:space="preserve">、</w:t>
-      </w:r>
-      <w:r>
-        <w:rPr>
-          <w:rFonts w:ascii="Times New Roman" w:hAnsi="Times New Roman" w:eastAsia="Times New Roman" w:cs="Times New Roman"/>
-        </w:rPr>
-        <w:t xml:space="preserve"> </w:t>
-      </w:r>
-      <m:oMath>
-        <m:sSub>
-          <m:e>
-            <m:r>
-              <m:t>β</m:t>
-            </m:r>
-          </m:e>
-          <m:sub>
-            <m:r>
-              <m:t>2</m:t>
-            </m:r>
-          </m:sub>
-        </m:sSub>
-      </m:oMath>
-      <w:r>
-        <w:rPr>
-          <w:rFonts w:ascii="Times New Roman" w:hAnsi="Times New Roman" w:eastAsia="Times New Roman" w:cs="Times New Roman"/>
-        </w:rPr>
-        <w:t xml:space="preserve"> </w:t>
-      </w:r>
-      <w:r>
-        <w:rPr>
-          <w:rFonts w:ascii="Times New Roman" w:hAnsi="Times New Roman" w:eastAsia="Times New Roman" w:cs="Times New Roman"/>
-        </w:rPr>
-        <w:t xml:space="preserve">。</w:t>
-      </w:r>
-    </w:p>
-    <w:p>
-      <w:pPr>
-        <w:spacing w:before="160" w:after="80"/>
-      </w:pPr>
-      <w:r>
-        <w:pict>
-          <v:rect style="width:0;height:1.5pt" o:hralign="center" o:hrstd="t" o:hr="t"/>
-        </w:pict>
-      </w:r>
-    </w:p>
-    <w:p>
-      <w:pPr>
-        <w:spacing w:before="160" w:after="80"/>
-      </w:pPr>
-      <w:r>
-        <w:pict>
-          <v:rect style="width:0;height:1.5pt" o:hralign="center" o:hrstd="t" o:hr="t"/>
-        </w:pict>
-      </w:r>
-    </w:p>
-    <w:bookmarkEnd w:id="57"/>
-    <w:bookmarkStart w:id="58" w:name="第27题"/>
-    <w:p>
-      <w:pPr>
-        <w:pStyle w:val="Heading3"/>
-        <w:spacing w:before="280" w:after="120"/>
-      </w:pPr>
-      <w:r>
-        <w:rPr>
-          <w:rFonts w:hint="eastAsia" w:ascii="Times New Roman" w:hAnsi="Times New Roman" w:eastAsia="SimHei" w:cs="Times New Roman"/>
-        </w:rPr>
-        <w:t>第</w:t>
-      </w:r>
-      <w:r>
-        <w:rPr>
-          <w:rFonts w:hint="eastAsia" w:ascii="Times New Roman" w:hAnsi="Times New Roman" w:eastAsia="Times New Roman" w:cs="Times New Roman"/>
-        </w:rPr>
-        <w:t>27</w:t>
-      </w:r>
-      <w:r>
-        <w:rPr>
-          <w:rFonts w:hint="eastAsia" w:ascii="Times New Roman" w:hAnsi="Times New Roman" w:eastAsia="SimHei" w:cs="Times New Roman"/>
-        </w:rPr>
-        <w:t>题</w:t>
-      </w:r>
-    </w:p>
-    <w:p>
-      <w:pPr>
-        <w:pStyle w:val="FirstParagraph"/>
-      </w:pPr>
-      <w:r>
-        <w:rPr>
-          <w:rFonts w:hint="eastAsia" w:ascii="Times New Roman" w:hAnsi="Times New Roman" w:eastAsia="FangSong" w:cs="Times New Roman"/>
-        </w:rPr>
-        <w:t>某酸</w:t>
-      </w:r>
-      <w:r>
-        <w:rPr>
-          <w:rFonts w:hint="eastAsia" w:ascii="Times New Roman" w:hAnsi="Times New Roman" w:eastAsia="Times New Roman" w:cs="Times New Roman"/>
-        </w:rPr>
-        <w:t>（A）</w:t>
-      </w:r>
-      <w:r>
-        <w:rPr>
-          <w:rFonts w:hint="eastAsia" w:ascii="Times New Roman" w:hAnsi="Times New Roman" w:eastAsia="FangSong" w:cs="Times New Roman"/>
-        </w:rPr>
-        <w:t>由三种元素组成</w:t>
-      </w:r>
-      <w:r>
-        <w:rPr>
-          <w:rFonts w:hint="eastAsia" w:ascii="Times New Roman" w:hAnsi="Times New Roman" w:eastAsia="Times New Roman" w:cs="Times New Roman"/>
-        </w:rPr>
-        <w:t>。</w:t>
-      </w:r>
-      <w:r>
-        <w:rPr>
-          <w:rFonts w:hint="eastAsia" w:ascii="Times New Roman" w:hAnsi="Times New Roman" w:eastAsia="FangSong" w:cs="Times New Roman"/>
-        </w:rPr>
-        <w:t>把一种金属线放入盛有</w:t>
-      </w:r>
-      <w:r>
-        <w:rPr>
-          <w:rFonts w:ascii="Times New Roman" w:hAnsi="Times New Roman" w:eastAsia="Times New Roman" w:cs="Times New Roman"/>
-        </w:rPr>
-        <w:t xml:space="preserve"> 75.0 g、16.4% </w:t>
-      </w:r>
-      <w:r>
-        <w:rPr>
-          <w:rFonts w:hint="eastAsia" w:ascii="Times New Roman" w:hAnsi="Times New Roman" w:eastAsia="FangSong" w:cs="Times New Roman"/>
-        </w:rPr>
-        <w:t>的酸</w:t>
-      </w:r>
-      <w:r>
-        <w:rPr>
-          <w:rFonts w:hint="eastAsia" w:ascii="Times New Roman" w:hAnsi="Times New Roman" w:eastAsia="Times New Roman" w:cs="Times New Roman"/>
-        </w:rPr>
-        <w:t>（A）</w:t>
-      </w:r>
-      <w:r>
-        <w:rPr>
-          <w:rFonts w:hint="eastAsia" w:ascii="Times New Roman" w:hAnsi="Times New Roman" w:eastAsia="FangSong" w:cs="Times New Roman"/>
-        </w:rPr>
-        <w:t>的锥形瓶中</w:t>
-      </w:r>
-      <w:r>
-        <w:rPr>
-          <w:rFonts w:hint="eastAsia" w:ascii="Times New Roman" w:hAnsi="Times New Roman" w:eastAsia="Times New Roman" w:cs="Times New Roman"/>
-        </w:rPr>
-        <w:t>，</w:t>
-      </w:r>
-      <w:r>
-        <w:rPr>
-          <w:rFonts w:hint="eastAsia" w:ascii="Times New Roman" w:hAnsi="Times New Roman" w:eastAsia="FangSong" w:cs="Times New Roman"/>
-        </w:rPr>
-        <w:t>会放出</w:t>
-      </w:r>
-      <w:r>
-        <w:rPr>
-          <w:rFonts w:ascii="Times New Roman" w:hAnsi="Times New Roman" w:eastAsia="Times New Roman" w:cs="Times New Roman"/>
-        </w:rPr>
-        <w:t xml:space="preserve"> 0.672 dm</w:t>
-      </w:r>
-      <w:r>
-        <w:rPr>
-          <w:rFonts w:ascii="Times New Roman" w:hAnsi="Times New Roman" w:eastAsia="Times New Roman" w:cs="Times New Roman"/>
-          <w:vertAlign w:val="superscript"/>
-        </w:rPr>
-        <w:t>3</w:t>
-      </w:r>
-      <w:r>
-        <w:rPr>
-          <w:rFonts w:ascii="Times New Roman" w:hAnsi="Times New Roman" w:eastAsia="Times New Roman" w:cs="Times New Roman"/>
-        </w:rPr>
-        <w:t xml:space="preserve"> </w:t>
-      </w:r>
-      <w:r>
-        <w:rPr>
-          <w:rFonts w:hint="eastAsia" w:ascii="Times New Roman" w:hAnsi="Times New Roman" w:eastAsia="FangSong" w:cs="Times New Roman"/>
-        </w:rPr>
-        <w:t>的氢气</w:t>
-      </w:r>
-      <w:r>
-        <w:rPr>
-          <w:rFonts w:hint="eastAsia" w:ascii="Times New Roman" w:hAnsi="Times New Roman" w:eastAsia="Times New Roman" w:cs="Times New Roman"/>
-        </w:rPr>
-        <w:t>（</w:t>
-      </w:r>
-      <w:r>
-        <w:rPr>
-          <w:rFonts w:hint="eastAsia" w:ascii="Times New Roman" w:hAnsi="Times New Roman" w:eastAsia="FangSong" w:cs="Times New Roman"/>
-        </w:rPr>
-        <w:t>体积已换算成</w:t>
-      </w:r>
-      <w:r>
-        <w:rPr>
-          <w:rFonts w:ascii="Times New Roman" w:hAnsi="Times New Roman" w:eastAsia="Times New Roman" w:cs="Times New Roman"/>
-        </w:rPr>
-        <w:t xml:space="preserve"> 0℃ </w:t>
-      </w:r>
-      <w:r>
-        <w:rPr>
-          <w:rFonts w:hint="eastAsia" w:ascii="Times New Roman" w:hAnsi="Times New Roman" w:eastAsia="FangSong" w:cs="Times New Roman"/>
-        </w:rPr>
-        <w:t xml:space="preserve">与</w:t>
-      </w:r>
-      <w:r>
-        <w:rPr>
-          <w:rFonts w:ascii="Times New Roman" w:hAnsi="Times New Roman" w:eastAsia="Times New Roman" w:cs="Times New Roman"/>
-        </w:rPr>
-        <w:t xml:space="preserve"> 1 </w:t>
-      </w:r>
-      <w:r>
-        <w:rPr>
-          <w:rFonts w:hint="eastAsia" w:ascii="Times New Roman" w:hAnsi="Times New Roman" w:eastAsia="Times New Roman" w:cs="Times New Roman"/>
-        </w:rPr>
-        <w:t>atm），</w:t>
-      </w:r>
-      <w:r>
-        <w:rPr>
-          <w:rFonts w:hint="eastAsia" w:ascii="Times New Roman" w:hAnsi="Times New Roman" w:eastAsia="FangSong" w:cs="Times New Roman"/>
-        </w:rPr>
-        <w:t>并生成盐溶液</w:t>
-      </w:r>
-      <w:r>
-        <w:rPr>
-          <w:rFonts w:hint="eastAsia" w:ascii="Times New Roman" w:hAnsi="Times New Roman" w:eastAsia="Times New Roman" w:cs="Times New Roman"/>
-        </w:rPr>
-        <w:t>。</w:t>
-      </w:r>
-      <w:r>
-        <w:rPr>
-          <w:rFonts w:hint="eastAsia" w:ascii="Times New Roman" w:hAnsi="Times New Roman" w:eastAsia="FangSong" w:cs="Times New Roman"/>
-        </w:rPr>
-        <w:t>当过量的硝酸银加入上述盐溶液中</w:t>
-      </w:r>
-      <w:r>
-        <w:rPr>
-          <w:rFonts w:hint="eastAsia" w:ascii="Times New Roman" w:hAnsi="Times New Roman" w:eastAsia="Times New Roman" w:cs="Times New Roman"/>
-        </w:rPr>
-        <w:t>，</w:t>
-      </w:r>
-      <w:r>
-        <w:rPr>
-          <w:rFonts w:hint="eastAsia" w:ascii="Times New Roman" w:hAnsi="Times New Roman" w:eastAsia="FangSong" w:cs="Times New Roman"/>
-        </w:rPr>
-        <w:t>得到</w:t>
-      </w:r>
-      <w:r>
-        <w:rPr>
-          <w:rFonts w:ascii="Times New Roman" w:hAnsi="Times New Roman" w:eastAsia="Times New Roman" w:cs="Times New Roman"/>
-        </w:rPr>
-        <w:t xml:space="preserve"> 25.81 g </w:t>
-      </w:r>
-      <w:r>
-        <w:rPr>
-          <w:rFonts w:hint="eastAsia" w:ascii="Times New Roman" w:hAnsi="Times New Roman" w:eastAsia="FangSong" w:cs="Times New Roman"/>
-        </w:rPr>
-        <w:t>白色沉淀</w:t>
-      </w:r>
-      <w:r>
-        <w:rPr>
-          <w:rFonts w:hint="eastAsia" w:ascii="Times New Roman" w:hAnsi="Times New Roman" w:eastAsia="Times New Roman" w:cs="Times New Roman"/>
-        </w:rPr>
-        <w:t>。</w:t>
-      </w:r>
-      <w:r>
-        <w:rPr>
-          <w:rFonts w:hint="eastAsia" w:ascii="Times New Roman" w:hAnsi="Times New Roman" w:eastAsia="FangSong" w:cs="Times New Roman"/>
-        </w:rPr>
-        <w:t>该沉淀含有</w:t>
-      </w:r>
-      <w:r>
-        <w:rPr>
-          <w:rFonts w:ascii="Times New Roman" w:hAnsi="Times New Roman" w:eastAsia="Times New Roman" w:cs="Times New Roman"/>
-        </w:rPr>
-        <w:t xml:space="preserve"> </w:t>
-      </w:r>
-      <w:r>
-        <w:rPr>
-          <w:rFonts w:hint="eastAsia" w:ascii="Times New Roman" w:hAnsi="Times New Roman" w:eastAsia="Times New Roman" w:cs="Times New Roman"/>
-        </w:rPr>
-        <w:t>75.26%（</w:t>
-      </w:r>
-      <w:r>
-        <w:rPr>
-          <w:rFonts w:hint="eastAsia" w:ascii="Times New Roman" w:hAnsi="Times New Roman" w:eastAsia="FangSong" w:cs="Times New Roman"/>
-        </w:rPr>
-        <w:t>质量分数</w:t>
-      </w:r>
-      <w:r>
-        <w:rPr>
-          <w:rFonts w:hint="eastAsia" w:ascii="Times New Roman" w:hAnsi="Times New Roman" w:eastAsia="Times New Roman" w:cs="Times New Roman"/>
-        </w:rPr>
-        <w:t>）</w:t>
-      </w:r>
-      <w:r>
-        <w:rPr>
-          <w:rFonts w:hint="eastAsia" w:ascii="Times New Roman" w:hAnsi="Times New Roman" w:eastAsia="FangSong" w:cs="Times New Roman"/>
-        </w:rPr>
-        <w:t>的银</w:t>
-      </w:r>
-      <w:r>
-        <w:rPr>
-          <w:rFonts w:hint="eastAsia" w:ascii="Times New Roman" w:hAnsi="Times New Roman" w:eastAsia="Times New Roman" w:cs="Times New Roman"/>
-        </w:rPr>
-        <w:t>。</w:t>
-      </w:r>
-      <w:r>
-        <w:rPr>
-          <w:rFonts w:hint="eastAsia" w:ascii="Times New Roman" w:hAnsi="Times New Roman" w:eastAsia="FangSong" w:cs="Times New Roman"/>
-        </w:rPr>
-        <w:t>在分析过程中</w:t>
-      </w:r>
-      <w:r>
-        <w:rPr>
-          <w:rFonts w:hint="eastAsia" w:ascii="Times New Roman" w:hAnsi="Times New Roman" w:eastAsia="Times New Roman" w:cs="Times New Roman"/>
-        </w:rPr>
-        <w:t>，</w:t>
-      </w:r>
-      <w:r>
-        <w:rPr>
-          <w:rFonts w:hint="eastAsia" w:ascii="Times New Roman" w:hAnsi="Times New Roman" w:eastAsia="FangSong" w:cs="Times New Roman"/>
-        </w:rPr>
-        <w:t>反应前后的金属线质量没有发生变化</w:t>
-      </w:r>
-      <w:r>
-        <w:rPr>
-          <w:rFonts w:hint="eastAsia" w:ascii="Times New Roman" w:hAnsi="Times New Roman" w:eastAsia="Times New Roman" w:cs="Times New Roman"/>
-        </w:rPr>
-        <w:t>。</w:t>
-      </w:r>
-    </w:p>
-    <w:p>
-      <w:pPr>
-        <w:pStyle w:val="BodyText"/>
-      </w:pPr>
-      <w:r>
-        <w:rPr>
-          <w:rFonts w:ascii="Times New Roman" w:hAnsi="Times New Roman" w:eastAsia="Times New Roman" w:cs="Times New Roman"/>
-        </w:rPr>
-        <w:t xml:space="preserve">5-1 </w:t>
-      </w:r>
-      <w:r>
-        <w:rPr>
-          <w:rFonts w:hint="eastAsia" w:ascii="Times New Roman" w:hAnsi="Times New Roman" w:eastAsia="FangSong" w:cs="Times New Roman"/>
-        </w:rPr>
-        <w:t>通过计算</w:t>
-      </w:r>
-      <w:r>
-        <w:rPr>
-          <w:rFonts w:hint="eastAsia" w:ascii="Times New Roman" w:hAnsi="Times New Roman" w:eastAsia="Times New Roman" w:cs="Times New Roman"/>
-        </w:rPr>
-        <w:t>，</w:t>
-      </w:r>
-      <w:r>
-        <w:rPr>
-          <w:rFonts w:hint="eastAsia" w:ascii="Times New Roman" w:hAnsi="Times New Roman" w:eastAsia="FangSong" w:cs="Times New Roman"/>
-        </w:rPr>
-        <w:t>试确定白色沉淀的组成</w:t>
-      </w:r>
-      <w:r>
-        <w:rPr>
-          <w:rFonts w:hint="eastAsia" w:ascii="Times New Roman" w:hAnsi="Times New Roman" w:eastAsia="Times New Roman" w:cs="Times New Roman"/>
-        </w:rPr>
-        <w:t>。</w:t>
-      </w:r>
-    </w:p>
-    <w:p>
-      <w:pPr>
-        <w:pStyle w:val="BodyText"/>
-      </w:pPr>
-      <w:r>
-        <w:rPr>
-          <w:rFonts w:ascii="Times New Roman" w:hAnsi="Times New Roman" w:eastAsia="Times New Roman" w:cs="Times New Roman"/>
-        </w:rPr>
-        <w:t xml:space="preserve">5-2 </w:t>
-      </w:r>
-      <w:r>
-        <w:rPr>
-          <w:rFonts w:hint="eastAsia" w:ascii="Times New Roman" w:hAnsi="Times New Roman" w:eastAsia="FangSong" w:cs="Times New Roman"/>
-        </w:rPr>
-        <w:t>通过计算</w:t>
-      </w:r>
-      <w:r>
-        <w:rPr>
-          <w:rFonts w:hint="eastAsia" w:ascii="Times New Roman" w:hAnsi="Times New Roman" w:eastAsia="Times New Roman" w:cs="Times New Roman"/>
-        </w:rPr>
-        <w:t>，</w:t>
-      </w:r>
-      <w:r>
-        <w:rPr>
-          <w:rFonts w:hint="eastAsia" w:ascii="Times New Roman" w:hAnsi="Times New Roman" w:eastAsia="FangSong" w:cs="Times New Roman"/>
-        </w:rPr>
-        <w:t>试确定</w:t>
-      </w:r>
-      <w:r>
-        <w:rPr>
-          <w:rFonts w:hint="eastAsia" w:ascii="Times New Roman" w:hAnsi="Times New Roman" w:eastAsia="Times New Roman" w:cs="Times New Roman"/>
-        </w:rPr>
-        <w:t>（A）</w:t>
-      </w:r>
-      <w:r>
-        <w:rPr>
-          <w:rFonts w:hint="eastAsia" w:ascii="Times New Roman" w:hAnsi="Times New Roman" w:eastAsia="FangSong" w:cs="Times New Roman"/>
-        </w:rPr>
-        <w:t>的化学式</w:t>
-      </w:r>
-      <w:r>
-        <w:rPr>
-          <w:rFonts w:hint="eastAsia" w:ascii="Times New Roman" w:hAnsi="Times New Roman" w:eastAsia="Times New Roman" w:cs="Times New Roman"/>
-        </w:rPr>
-        <w:t>。</w:t>
-      </w:r>
-    </w:p>
-    <w:p>
-      <w:pPr>
-        <w:pStyle w:val="BodyText"/>
-      </w:pPr>
-      <w:r>
-        <w:rPr>
-          <w:rFonts w:ascii="Times New Roman" w:hAnsi="Times New Roman" w:eastAsia="Times New Roman" w:cs="Times New Roman"/>
-        </w:rPr>
-        <w:t xml:space="preserve">5-3 </w:t>
-      </w:r>
-      <w:r>
-        <w:rPr>
-          <w:rFonts w:hint="eastAsia" w:ascii="Times New Roman" w:hAnsi="Times New Roman" w:eastAsia="FangSong" w:cs="Times New Roman"/>
-        </w:rPr>
-        <w:t>通过计算</w:t>
-      </w:r>
-      <w:r>
-        <w:rPr>
-          <w:rFonts w:hint="eastAsia" w:ascii="Times New Roman" w:hAnsi="Times New Roman" w:eastAsia="Times New Roman" w:cs="Times New Roman"/>
-        </w:rPr>
-        <w:t>，</w:t>
-      </w:r>
-      <w:r>
-        <w:rPr>
-          <w:rFonts w:hint="eastAsia" w:ascii="Times New Roman" w:hAnsi="Times New Roman" w:eastAsia="FangSong" w:cs="Times New Roman"/>
-        </w:rPr>
-        <w:t>说明金属线是什么金属元素</w:t>
-      </w:r>
-      <w:r>
-        <w:rPr>
-          <w:rFonts w:hint="eastAsia" w:ascii="Times New Roman" w:hAnsi="Times New Roman" w:eastAsia="Times New Roman" w:cs="Times New Roman"/>
-        </w:rPr>
-        <w:t>？</w:t>
-      </w:r>
-    </w:p>
-    <w:p>
-      <w:pPr>
-        <w:pStyle w:val="BodyText"/>
-      </w:pPr>
-      <w:r>
-        <w:rPr>
-          <w:rFonts w:ascii="Times New Roman" w:hAnsi="Times New Roman" w:eastAsia="Times New Roman" w:cs="Times New Roman"/>
-        </w:rPr>
-        <w:t xml:space="preserve">5-4 </w:t>
-      </w:r>
-      <w:r>
-        <w:rPr>
-          <w:rFonts w:hint="eastAsia" w:ascii="Times New Roman" w:hAnsi="Times New Roman" w:eastAsia="FangSong" w:cs="Times New Roman"/>
-        </w:rPr>
-        <w:t>写出上述实验中所发生的全部的反应方程式</w:t>
-      </w:r>
-      <w:r>
-        <w:rPr>
-          <w:rFonts w:hint="eastAsia" w:ascii="Times New Roman" w:hAnsi="Times New Roman" w:eastAsia="Times New Roman" w:cs="Times New Roman"/>
-        </w:rPr>
-        <w:t>。</w:t>
-      </w:r>
-    </w:p>
-    <w:p>
-      <w:pPr>
-        <w:pStyle w:val="BodyText"/>
-      </w:pPr>
-      <w:r>
-        <w:rPr>
-          <w:rFonts w:ascii="Times New Roman" w:hAnsi="Times New Roman" w:eastAsia="Times New Roman" w:cs="Times New Roman"/>
-        </w:rPr>
-        <w:t xml:space="preserve">5-5 </w:t>
-      </w:r>
-      <w:r>
-        <w:rPr>
-          <w:rFonts w:hint="eastAsia" w:ascii="Times New Roman" w:hAnsi="Times New Roman" w:eastAsia="FangSong" w:cs="Times New Roman"/>
-        </w:rPr>
-        <w:t>试写出制备酸</w:t>
-      </w:r>
-      <w:r>
-        <w:rPr>
-          <w:rFonts w:hint="eastAsia" w:ascii="Times New Roman" w:hAnsi="Times New Roman" w:eastAsia="Times New Roman" w:cs="Times New Roman"/>
-        </w:rPr>
-        <w:t>（A）</w:t>
-      </w:r>
-      <w:r>
-        <w:rPr>
-          <w:rFonts w:hint="eastAsia" w:ascii="Times New Roman" w:hAnsi="Times New Roman" w:eastAsia="FangSong" w:cs="Times New Roman"/>
-        </w:rPr>
-        <w:t>的化学方程式</w:t>
-      </w:r>
-      <w:r>
-        <w:rPr>
-          <w:rFonts w:hint="eastAsia" w:ascii="Times New Roman" w:hAnsi="Times New Roman" w:eastAsia="Times New Roman" w:cs="Times New Roman"/>
-        </w:rPr>
-        <w:t>。</w:t>
-      </w:r>
-    </w:p>
-    <w:p>
-      <w:pPr>
-        <w:spacing w:before="160" w:after="80"/>
-      </w:pPr>
-      <w:r>
-        <w:pict>
-          <v:rect style="width:0;height:1.5pt" o:hralign="center" o:hrstd="t" o:hr="t"/>
-        </w:pict>
-      </w:r>
-    </w:p>
-    <w:bookmarkEnd w:id="58"/>
-    <w:bookmarkStart w:id="59" w:name="第28题"/>
-    <w:p>
-      <w:pPr>
-        <w:pStyle w:val="Heading3"/>
-        <w:spacing w:before="280" w:after="120"/>
-      </w:pPr>
-      <w:r>
-        <w:rPr>
-          <w:rFonts w:hint="eastAsia" w:ascii="Times New Roman" w:hAnsi="Times New Roman" w:eastAsia="SimHei" w:cs="Times New Roman"/>
-        </w:rPr>
-        <w:t>第</w:t>
-      </w:r>
-      <w:r>
-        <w:rPr>
-          <w:rFonts w:hint="eastAsia" w:ascii="Times New Roman" w:hAnsi="Times New Roman" w:eastAsia="Times New Roman" w:cs="Times New Roman"/>
-        </w:rPr>
-        <w:t>28</w:t>
-      </w:r>
-      <w:r>
-        <w:rPr>
-          <w:rFonts w:hint="eastAsia" w:ascii="Times New Roman" w:hAnsi="Times New Roman" w:eastAsia="SimHei" w:cs="Times New Roman"/>
-        </w:rPr>
-        <w:t>题</w:t>
-      </w:r>
-    </w:p>
-    <w:p>
-      <w:pPr>
-        <w:pStyle w:val="FirstParagraph"/>
-      </w:pPr>
-      <w:r>
-        <w:rPr>
-          <w:rFonts w:ascii="Times New Roman" w:hAnsi="Times New Roman" w:eastAsia="Times New Roman" w:cs="Times New Roman"/>
-        </w:rPr>
-        <w:t xml:space="preserve">11 </w:t>
-      </w:r>
-      <w:r>
-        <w:rPr>
-          <w:rFonts w:hint="eastAsia" w:ascii="Times New Roman" w:hAnsi="Times New Roman" w:eastAsia="FangSong" w:cs="Times New Roman"/>
-        </w:rPr>
-        <w:t xml:space="preserve">计算下列各溶液的</w:t>
-      </w:r>
-      <w:r>
-        <w:rPr>
-          <w:rFonts w:ascii="Times New Roman" w:hAnsi="Times New Roman" w:eastAsia="Times New Roman" w:cs="Times New Roman"/>
-        </w:rPr>
-        <w:t xml:space="preserve"> pH </w:t>
-      </w:r>
-      <w:r>
-        <w:rPr>
-          <w:rFonts w:hint="eastAsia" w:ascii="Times New Roman" w:hAnsi="Times New Roman" w:eastAsia="FangSong" w:cs="Times New Roman"/>
-        </w:rPr>
-        <w:t>值</w:t>
-      </w:r>
-      <w:r>
-        <w:rPr>
-          <w:rFonts w:hint="eastAsia" w:ascii="Times New Roman" w:hAnsi="Times New Roman" w:eastAsia="Times New Roman" w:cs="Times New Roman"/>
-        </w:rPr>
-        <w:t>。</w:t>
-      </w:r>
-    </w:p>
-    <w:p>
-      <w:pPr>
-        <w:numPr>
-          <w:ilvl w:val="0"/>
-          <w:numId w:val="1017"/>
         </w:numPr>
       </w:pPr>
       <w:r>
@@ -22842,7 +21625,7 @@
       <w:pPr>
         <w:numPr>
           <w:ilvl w:val="0"/>
-          <w:numId w:val="1017"/>
+          <w:numId w:val="1016"/>
         </w:numPr>
       </w:pPr>
       <w:r>
@@ -23050,8 +21833,8 @@
         </w:pict>
       </w:r>
     </w:p>
-    <w:bookmarkEnd w:id="59"/>
-    <w:bookmarkStart w:id="60" w:name="第29题"/>
+    <w:bookmarkEnd w:id="56"/>
+    <w:bookmarkStart w:id="57" w:name="第29题"/>
     <w:p>
       <w:pPr>
         <w:pStyle w:val="Heading3"/>
@@ -24106,8 +22889,8 @@
         </w:pict>
       </w:r>
     </w:p>
-    <w:bookmarkEnd w:id="60"/>
-    <w:bookmarkStart w:id="61" w:name="第30题"/>
+    <w:bookmarkEnd w:id="57"/>
+    <w:bookmarkStart w:id="58" w:name="第30题"/>
     <w:p>
       <w:pPr>
         <w:pStyle w:val="Heading3"/>
@@ -24225,9 +23008,9 @@
         </w:pict>
       </w:r>
     </w:p>
-    <w:bookmarkEnd w:id="61"/>
-    <w:bookmarkEnd w:id="62"/>
-    <w:bookmarkEnd w:id="63"/>
+    <w:bookmarkEnd w:id="58"/>
+    <w:bookmarkEnd w:id="59"/>
+    <w:bookmarkEnd w:id="60"/>
     <w:sectPr>
       <w:footerReference w:type="default" r:id="rId9"/>
       <w:footnotePr>
@@ -24819,91 +23602,6 @@
       </w:pPr>
     </w:lvl>
   </w:abstractNum>
-  <w:abstractNum w:abstractNumId="99431">
-    <w:nsid w:val="00A99431"/>
-    <w:multiLevelType w:val="multilevel"/>
-    <w:lvl w:ilvl="0">
-      <w:start w:val="1"/>
-      <w:numFmt w:val="decimal"/>
-      <w:lvlText w:val="(%1)"/>
-      <w:lvlJc w:val="left"/>
-      <w:pPr>
-        <w:ind w:left="720" w:hanging="360"/>
-      </w:pPr>
-    </w:lvl>
-    <w:lvl w:ilvl="1">
-      <w:start w:val="1"/>
-      <w:numFmt w:val="decimal"/>
-      <w:lvlText w:val="(%2)"/>
-      <w:lvlJc w:val="left"/>
-      <w:pPr>
-        <w:ind w:left="1440" w:hanging="360"/>
-      </w:pPr>
-    </w:lvl>
-    <w:lvl w:ilvl="2">
-      <w:start w:val="1"/>
-      <w:numFmt w:val="decimal"/>
-      <w:lvlText w:val="(%3)"/>
-      <w:lvlJc w:val="left"/>
-      <w:pPr>
-        <w:ind w:left="2160" w:hanging="360"/>
-      </w:pPr>
-    </w:lvl>
-    <w:lvl w:ilvl="3">
-      <w:start w:val="1"/>
-      <w:numFmt w:val="decimal"/>
-      <w:lvlText w:val="(%4)"/>
-      <w:lvlJc w:val="left"/>
-      <w:pPr>
-        <w:ind w:left="2880" w:hanging="360"/>
-      </w:pPr>
-    </w:lvl>
-    <w:lvl w:ilvl="4">
-      <w:start w:val="1"/>
-      <w:numFmt w:val="decimal"/>
-      <w:lvlText w:val="(%5)"/>
-      <w:lvlJc w:val="left"/>
-      <w:pPr>
-        <w:ind w:left="3600" w:hanging="360"/>
-      </w:pPr>
-    </w:lvl>
-    <w:lvl w:ilvl="5">
-      <w:start w:val="1"/>
-      <w:numFmt w:val="decimal"/>
-      <w:lvlText w:val="(%6)"/>
-      <w:lvlJc w:val="left"/>
-      <w:pPr>
-        <w:ind w:left="4320" w:hanging="360"/>
-      </w:pPr>
-    </w:lvl>
-    <w:lvl w:ilvl="6">
-      <w:start w:val="1"/>
-      <w:numFmt w:val="decimal"/>
-      <w:lvlText w:val="(%7)"/>
-      <w:lvlJc w:val="left"/>
-      <w:pPr>
-        <w:ind w:left="5040" w:hanging="360"/>
-      </w:pPr>
-    </w:lvl>
-    <w:lvl w:ilvl="7">
-      <w:start w:val="1"/>
-      <w:numFmt w:val="decimal"/>
-      <w:lvlText w:val="(%8)"/>
-      <w:lvlJc w:val="left"/>
-      <w:pPr>
-        <w:ind w:left="5760" w:hanging="360"/>
-      </w:pPr>
-    </w:lvl>
-    <w:lvl w:ilvl="8">
-      <w:start w:val="1"/>
-      <w:numFmt w:val="decimal"/>
-      <w:lvlText w:val="(%9)"/>
-      <w:lvlJc w:val="left"/>
-      <w:pPr>
-        <w:ind w:left="6480" w:hanging="360"/>
-      </w:pPr>
-    </w:lvl>
-  </w:abstractNum>
   <w:abstractNum w:abstractNumId="99411">
     <w:nsid w:val="00A99411"/>
     <w:multiLevelType w:val="multilevel"/>
@@ -25068,6 +23766,91 @@
       <w:start w:val="3"/>
       <w:numFmt w:val="decimal"/>
       <w:lvlText w:val="%9."/>
+      <w:lvlJc w:val="left"/>
+      <w:pPr>
+        <w:ind w:left="6480" w:hanging="360"/>
+      </w:pPr>
+    </w:lvl>
+  </w:abstractNum>
+  <w:abstractNum w:abstractNumId="99431">
+    <w:nsid w:val="00A99431"/>
+    <w:multiLevelType w:val="multilevel"/>
+    <w:lvl w:ilvl="0">
+      <w:start w:val="1"/>
+      <w:numFmt w:val="decimal"/>
+      <w:lvlText w:val="(%1)"/>
+      <w:lvlJc w:val="left"/>
+      <w:pPr>
+        <w:ind w:left="720" w:hanging="360"/>
+      </w:pPr>
+    </w:lvl>
+    <w:lvl w:ilvl="1">
+      <w:start w:val="1"/>
+      <w:numFmt w:val="decimal"/>
+      <w:lvlText w:val="(%2)"/>
+      <w:lvlJc w:val="left"/>
+      <w:pPr>
+        <w:ind w:left="1440" w:hanging="360"/>
+      </w:pPr>
+    </w:lvl>
+    <w:lvl w:ilvl="2">
+      <w:start w:val="1"/>
+      <w:numFmt w:val="decimal"/>
+      <w:lvlText w:val="(%3)"/>
+      <w:lvlJc w:val="left"/>
+      <w:pPr>
+        <w:ind w:left="2160" w:hanging="360"/>
+      </w:pPr>
+    </w:lvl>
+    <w:lvl w:ilvl="3">
+      <w:start w:val="1"/>
+      <w:numFmt w:val="decimal"/>
+      <w:lvlText w:val="(%4)"/>
+      <w:lvlJc w:val="left"/>
+      <w:pPr>
+        <w:ind w:left="2880" w:hanging="360"/>
+      </w:pPr>
+    </w:lvl>
+    <w:lvl w:ilvl="4">
+      <w:start w:val="1"/>
+      <w:numFmt w:val="decimal"/>
+      <w:lvlText w:val="(%5)"/>
+      <w:lvlJc w:val="left"/>
+      <w:pPr>
+        <w:ind w:left="3600" w:hanging="360"/>
+      </w:pPr>
+    </w:lvl>
+    <w:lvl w:ilvl="5">
+      <w:start w:val="1"/>
+      <w:numFmt w:val="decimal"/>
+      <w:lvlText w:val="(%6)"/>
+      <w:lvlJc w:val="left"/>
+      <w:pPr>
+        <w:ind w:left="4320" w:hanging="360"/>
+      </w:pPr>
+    </w:lvl>
+    <w:lvl w:ilvl="6">
+      <w:start w:val="1"/>
+      <w:numFmt w:val="decimal"/>
+      <w:lvlText w:val="(%7)"/>
+      <w:lvlJc w:val="left"/>
+      <w:pPr>
+        <w:ind w:left="5040" w:hanging="360"/>
+      </w:pPr>
+    </w:lvl>
+    <w:lvl w:ilvl="7">
+      <w:start w:val="1"/>
+      <w:numFmt w:val="decimal"/>
+      <w:lvlText w:val="(%8)"/>
+      <w:lvlJc w:val="left"/>
+      <w:pPr>
+        <w:ind w:left="5760" w:hanging="360"/>
+      </w:pPr>
+    </w:lvl>
+    <w:lvl w:ilvl="8">
+      <w:start w:val="1"/>
+      <w:numFmt w:val="decimal"/>
+      <w:lvlText w:val="(%9)"/>
       <w:lvlJc w:val="left"/>
       <w:pPr>
         <w:ind w:left="6480" w:hanging="360"/>
@@ -25456,7 +24239,7 @@
     </w:lvlOverride>
   </w:num>
   <w:num w:numId="1006">
-    <w:abstractNumId w:val="99431"/>
+    <w:abstractNumId w:val="99411"/>
     <w:lvlOverride w:ilvl="0">
       <w:startOverride w:val="1"/>
     </w:lvlOverride>
@@ -25516,6 +24299,162 @@
     </w:lvlOverride>
   </w:num>
   <w:num w:numId="1008">
+    <w:abstractNumId w:val="99413"/>
+    <w:lvlOverride w:ilvl="0">
+      <w:startOverride w:val="3"/>
+    </w:lvlOverride>
+    <w:lvlOverride w:ilvl="1">
+      <w:startOverride w:val="3"/>
+    </w:lvlOverride>
+    <w:lvlOverride w:ilvl="2">
+      <w:startOverride w:val="3"/>
+    </w:lvlOverride>
+    <w:lvlOverride w:ilvl="3">
+      <w:startOverride w:val="3"/>
+    </w:lvlOverride>
+    <w:lvlOverride w:ilvl="4">
+      <w:startOverride w:val="3"/>
+    </w:lvlOverride>
+    <w:lvlOverride w:ilvl="5">
+      <w:startOverride w:val="3"/>
+    </w:lvlOverride>
+    <w:lvlOverride w:ilvl="6">
+      <w:startOverride w:val="3"/>
+    </w:lvlOverride>
+    <w:lvlOverride w:ilvl="7">
+      <w:startOverride w:val="3"/>
+    </w:lvlOverride>
+    <w:lvlOverride w:ilvl="8">
+      <w:startOverride w:val="3"/>
+    </w:lvlOverride>
+  </w:num>
+  <w:num w:numId="1009">
+    <w:abstractNumId w:val="99431"/>
+    <w:lvlOverride w:ilvl="0">
+      <w:startOverride w:val="1"/>
+    </w:lvlOverride>
+    <w:lvlOverride w:ilvl="1">
+      <w:startOverride w:val="1"/>
+    </w:lvlOverride>
+    <w:lvlOverride w:ilvl="2">
+      <w:startOverride w:val="1"/>
+    </w:lvlOverride>
+    <w:lvlOverride w:ilvl="3">
+      <w:startOverride w:val="1"/>
+    </w:lvlOverride>
+    <w:lvlOverride w:ilvl="4">
+      <w:startOverride w:val="1"/>
+    </w:lvlOverride>
+    <w:lvlOverride w:ilvl="5">
+      <w:startOverride w:val="1"/>
+    </w:lvlOverride>
+    <w:lvlOverride w:ilvl="6">
+      <w:startOverride w:val="1"/>
+    </w:lvlOverride>
+    <w:lvlOverride w:ilvl="7">
+      <w:startOverride w:val="1"/>
+    </w:lvlOverride>
+    <w:lvlOverride w:ilvl="8">
+      <w:startOverride w:val="1"/>
+    </w:lvlOverride>
+  </w:num>
+  <w:num w:numId="1010">
+    <w:abstractNumId w:val="99432"/>
+    <w:lvlOverride w:ilvl="0">
+      <w:startOverride w:val="2"/>
+    </w:lvlOverride>
+    <w:lvlOverride w:ilvl="1">
+      <w:startOverride w:val="2"/>
+    </w:lvlOverride>
+    <w:lvlOverride w:ilvl="2">
+      <w:startOverride w:val="2"/>
+    </w:lvlOverride>
+    <w:lvlOverride w:ilvl="3">
+      <w:startOverride w:val="2"/>
+    </w:lvlOverride>
+    <w:lvlOverride w:ilvl="4">
+      <w:startOverride w:val="2"/>
+    </w:lvlOverride>
+    <w:lvlOverride w:ilvl="5">
+      <w:startOverride w:val="2"/>
+    </w:lvlOverride>
+    <w:lvlOverride w:ilvl="6">
+      <w:startOverride w:val="2"/>
+    </w:lvlOverride>
+    <w:lvlOverride w:ilvl="7">
+      <w:startOverride w:val="2"/>
+    </w:lvlOverride>
+    <w:lvlOverride w:ilvl="8">
+      <w:startOverride w:val="2"/>
+    </w:lvlOverride>
+  </w:num>
+  <w:num w:numId="1011">
+    <w:abstractNumId w:val="99433"/>
+    <w:lvlOverride w:ilvl="0">
+      <w:startOverride w:val="3"/>
+    </w:lvlOverride>
+    <w:lvlOverride w:ilvl="1">
+      <w:startOverride w:val="3"/>
+    </w:lvlOverride>
+    <w:lvlOverride w:ilvl="2">
+      <w:startOverride w:val="3"/>
+    </w:lvlOverride>
+    <w:lvlOverride w:ilvl="3">
+      <w:startOverride w:val="3"/>
+    </w:lvlOverride>
+    <w:lvlOverride w:ilvl="4">
+      <w:startOverride w:val="3"/>
+    </w:lvlOverride>
+    <w:lvlOverride w:ilvl="5">
+      <w:startOverride w:val="3"/>
+    </w:lvlOverride>
+    <w:lvlOverride w:ilvl="6">
+      <w:startOverride w:val="3"/>
+    </w:lvlOverride>
+    <w:lvlOverride w:ilvl="7">
+      <w:startOverride w:val="3"/>
+    </w:lvlOverride>
+    <w:lvlOverride w:ilvl="8">
+      <w:startOverride w:val="3"/>
+    </w:lvlOverride>
+  </w:num>
+  <w:num w:numId="1012">
+    <w:abstractNumId w:val="99434"/>
+    <w:lvlOverride w:ilvl="0">
+      <w:startOverride w:val="4"/>
+    </w:lvlOverride>
+    <w:lvlOverride w:ilvl="1">
+      <w:startOverride w:val="4"/>
+    </w:lvlOverride>
+    <w:lvlOverride w:ilvl="2">
+      <w:startOverride w:val="4"/>
+    </w:lvlOverride>
+    <w:lvlOverride w:ilvl="3">
+      <w:startOverride w:val="4"/>
+    </w:lvlOverride>
+    <w:lvlOverride w:ilvl="4">
+      <w:startOverride w:val="4"/>
+    </w:lvlOverride>
+    <w:lvlOverride w:ilvl="5">
+      <w:startOverride w:val="4"/>
+    </w:lvlOverride>
+    <w:lvlOverride w:ilvl="6">
+      <w:startOverride w:val="4"/>
+    </w:lvlOverride>
+    <w:lvlOverride w:ilvl="7">
+      <w:startOverride w:val="4"/>
+    </w:lvlOverride>
+    <w:lvlOverride w:ilvl="8">
+      <w:startOverride w:val="4"/>
+    </w:lvlOverride>
+  </w:num>
+  <w:num w:numId="1013">
+    <w:abstractNumId w:val="991"/>
+  </w:num>
+  <w:num w:numId="1014">
+    <w:abstractNumId w:val="991"/>
+  </w:num>
+  <w:num w:numId="1015">
     <w:abstractNumId w:val="99411"/>
     <w:lvlOverride w:ilvl="0">
       <w:startOverride w:val="1"/>
@@ -25545,193 +24484,7 @@
       <w:startOverride w:val="1"/>
     </w:lvlOverride>
   </w:num>
-  <w:num w:numId="1009">
-    <w:abstractNumId w:val="99413"/>
-    <w:lvlOverride w:ilvl="0">
-      <w:startOverride w:val="3"/>
-    </w:lvlOverride>
-    <w:lvlOverride w:ilvl="1">
-      <w:startOverride w:val="3"/>
-    </w:lvlOverride>
-    <w:lvlOverride w:ilvl="2">
-      <w:startOverride w:val="3"/>
-    </w:lvlOverride>
-    <w:lvlOverride w:ilvl="3">
-      <w:startOverride w:val="3"/>
-    </w:lvlOverride>
-    <w:lvlOverride w:ilvl="4">
-      <w:startOverride w:val="3"/>
-    </w:lvlOverride>
-    <w:lvlOverride w:ilvl="5">
-      <w:startOverride w:val="3"/>
-    </w:lvlOverride>
-    <w:lvlOverride w:ilvl="6">
-      <w:startOverride w:val="3"/>
-    </w:lvlOverride>
-    <w:lvlOverride w:ilvl="7">
-      <w:startOverride w:val="3"/>
-    </w:lvlOverride>
-    <w:lvlOverride w:ilvl="8">
-      <w:startOverride w:val="3"/>
-    </w:lvlOverride>
-  </w:num>
-  <w:num w:numId="1010">
-    <w:abstractNumId w:val="99431"/>
-    <w:lvlOverride w:ilvl="0">
-      <w:startOverride w:val="1"/>
-    </w:lvlOverride>
-    <w:lvlOverride w:ilvl="1">
-      <w:startOverride w:val="1"/>
-    </w:lvlOverride>
-    <w:lvlOverride w:ilvl="2">
-      <w:startOverride w:val="1"/>
-    </w:lvlOverride>
-    <w:lvlOverride w:ilvl="3">
-      <w:startOverride w:val="1"/>
-    </w:lvlOverride>
-    <w:lvlOverride w:ilvl="4">
-      <w:startOverride w:val="1"/>
-    </w:lvlOverride>
-    <w:lvlOverride w:ilvl="5">
-      <w:startOverride w:val="1"/>
-    </w:lvlOverride>
-    <w:lvlOverride w:ilvl="6">
-      <w:startOverride w:val="1"/>
-    </w:lvlOverride>
-    <w:lvlOverride w:ilvl="7">
-      <w:startOverride w:val="1"/>
-    </w:lvlOverride>
-    <w:lvlOverride w:ilvl="8">
-      <w:startOverride w:val="1"/>
-    </w:lvlOverride>
-  </w:num>
-  <w:num w:numId="1011">
-    <w:abstractNumId w:val="99432"/>
-    <w:lvlOverride w:ilvl="0">
-      <w:startOverride w:val="2"/>
-    </w:lvlOverride>
-    <w:lvlOverride w:ilvl="1">
-      <w:startOverride w:val="2"/>
-    </w:lvlOverride>
-    <w:lvlOverride w:ilvl="2">
-      <w:startOverride w:val="2"/>
-    </w:lvlOverride>
-    <w:lvlOverride w:ilvl="3">
-      <w:startOverride w:val="2"/>
-    </w:lvlOverride>
-    <w:lvlOverride w:ilvl="4">
-      <w:startOverride w:val="2"/>
-    </w:lvlOverride>
-    <w:lvlOverride w:ilvl="5">
-      <w:startOverride w:val="2"/>
-    </w:lvlOverride>
-    <w:lvlOverride w:ilvl="6">
-      <w:startOverride w:val="2"/>
-    </w:lvlOverride>
-    <w:lvlOverride w:ilvl="7">
-      <w:startOverride w:val="2"/>
-    </w:lvlOverride>
-    <w:lvlOverride w:ilvl="8">
-      <w:startOverride w:val="2"/>
-    </w:lvlOverride>
-  </w:num>
-  <w:num w:numId="1012">
-    <w:abstractNumId w:val="99433"/>
-    <w:lvlOverride w:ilvl="0">
-      <w:startOverride w:val="3"/>
-    </w:lvlOverride>
-    <w:lvlOverride w:ilvl="1">
-      <w:startOverride w:val="3"/>
-    </w:lvlOverride>
-    <w:lvlOverride w:ilvl="2">
-      <w:startOverride w:val="3"/>
-    </w:lvlOverride>
-    <w:lvlOverride w:ilvl="3">
-      <w:startOverride w:val="3"/>
-    </w:lvlOverride>
-    <w:lvlOverride w:ilvl="4">
-      <w:startOverride w:val="3"/>
-    </w:lvlOverride>
-    <w:lvlOverride w:ilvl="5">
-      <w:startOverride w:val="3"/>
-    </w:lvlOverride>
-    <w:lvlOverride w:ilvl="6">
-      <w:startOverride w:val="3"/>
-    </w:lvlOverride>
-    <w:lvlOverride w:ilvl="7">
-      <w:startOverride w:val="3"/>
-    </w:lvlOverride>
-    <w:lvlOverride w:ilvl="8">
-      <w:startOverride w:val="3"/>
-    </w:lvlOverride>
-  </w:num>
-  <w:num w:numId="1013">
-    <w:abstractNumId w:val="99434"/>
-    <w:lvlOverride w:ilvl="0">
-      <w:startOverride w:val="4"/>
-    </w:lvlOverride>
-    <w:lvlOverride w:ilvl="1">
-      <w:startOverride w:val="4"/>
-    </w:lvlOverride>
-    <w:lvlOverride w:ilvl="2">
-      <w:startOverride w:val="4"/>
-    </w:lvlOverride>
-    <w:lvlOverride w:ilvl="3">
-      <w:startOverride w:val="4"/>
-    </w:lvlOverride>
-    <w:lvlOverride w:ilvl="4">
-      <w:startOverride w:val="4"/>
-    </w:lvlOverride>
-    <w:lvlOverride w:ilvl="5">
-      <w:startOverride w:val="4"/>
-    </w:lvlOverride>
-    <w:lvlOverride w:ilvl="6">
-      <w:startOverride w:val="4"/>
-    </w:lvlOverride>
-    <w:lvlOverride w:ilvl="7">
-      <w:startOverride w:val="4"/>
-    </w:lvlOverride>
-    <w:lvlOverride w:ilvl="8">
-      <w:startOverride w:val="4"/>
-    </w:lvlOverride>
-  </w:num>
-  <w:num w:numId="1014">
-    <w:abstractNumId w:val="991"/>
-  </w:num>
-  <w:num w:numId="1015">
-    <w:abstractNumId w:val="991"/>
-  </w:num>
   <w:num w:numId="1016">
-    <w:abstractNumId w:val="99411"/>
-    <w:lvlOverride w:ilvl="0">
-      <w:startOverride w:val="1"/>
-    </w:lvlOverride>
-    <w:lvlOverride w:ilvl="1">
-      <w:startOverride w:val="1"/>
-    </w:lvlOverride>
-    <w:lvlOverride w:ilvl="2">
-      <w:startOverride w:val="1"/>
-    </w:lvlOverride>
-    <w:lvlOverride w:ilvl="3">
-      <w:startOverride w:val="1"/>
-    </w:lvlOverride>
-    <w:lvlOverride w:ilvl="4">
-      <w:startOverride w:val="1"/>
-    </w:lvlOverride>
-    <w:lvlOverride w:ilvl="5">
-      <w:startOverride w:val="1"/>
-    </w:lvlOverride>
-    <w:lvlOverride w:ilvl="6">
-      <w:startOverride w:val="1"/>
-    </w:lvlOverride>
-    <w:lvlOverride w:ilvl="7">
-      <w:startOverride w:val="1"/>
-    </w:lvlOverride>
-    <w:lvlOverride w:ilvl="8">
-      <w:startOverride w:val="1"/>
-    </w:lvlOverride>
-  </w:num>
-  <w:num w:numId="1017">
     <w:abstractNumId w:val="99431"/>
     <w:lvlOverride w:ilvl="0">
       <w:startOverride w:val="1"/>

--- a/00-首页/题组Word/第一轮·综合套卷/第一轮综合卷09-学生版.docx
+++ b/00-首页/题组Word/第一轮·综合套卷/第一轮综合卷09-学生版.docx
@@ -241,7 +241,6 @@
     </w:p>
     <w:p>
       <w:pPr>
-        <w:pStyle w:val="Compact"/>
         <w:numPr>
           <w:ilvl w:val="0"/>
           <w:numId w:val="1002"/>
@@ -441,6 +440,537 @@
           <m:e>
             <m:r>
               <m:t>F</m:t>
+            </m:r>
+          </m:e>
+          <m:sub>
+            <m:r>
+              <m:t>4</m:t>
+            </m:r>
+          </m:sub>
+        </m:sSub>
+      </m:oMath>
+      <w:r>
+        <w:rPr>
+          <w:rFonts w:ascii="Times New Roman" w:hAnsi="Times New Roman" w:eastAsia="Times New Roman" w:cs="Times New Roman"/>
+        </w:rPr>
+        <w:t xml:space="preserve"> </w:t>
+      </w:r>
+      <w:r>
+        <w:rPr>
+          <w:rFonts w:ascii="Times New Roman" w:hAnsi="Times New Roman" w:eastAsia="Times New Roman" w:cs="Times New Roman"/>
+          <w:b/>
+          <w:bCs/>
+          <w:i/>
+          <w:iCs/>
+        </w:rPr>
+        <w:t xml:space="preserve"> </w:t>
+      </w:r>
+      <w:r>
+        <w:rPr>
+          <w:rFonts w:ascii="Times New Roman" w:hAnsi="Times New Roman" w:eastAsia="Times New Roman" w:cs="Times New Roman"/>
+        </w:rPr>
+        <w:t xml:space="preserve"> </w:t>
+      </w:r>
+      <w:r>
+        <w:rPr>
+          <w:rFonts w:ascii="Times New Roman" w:hAnsi="Times New Roman" w:eastAsia="Times New Roman" w:cs="Times New Roman"/>
+        </w:rPr>
+        <w:t xml:space="preserve">### </w:t>
+      </w:r>
+      <w:r>
+        <w:rPr>
+          <w:rFonts w:hint="eastAsia" w:ascii="Times New Roman" w:hAnsi="Times New Roman" w:eastAsia="FangSong" w:cs="Times New Roman"/>
+        </w:rPr>
+        <w:t>第</w:t>
+      </w:r>
+      <w:r>
+        <w:rPr>
+          <w:rFonts w:hint="eastAsia" w:ascii="Times New Roman" w:hAnsi="Times New Roman" w:eastAsia="Times New Roman" w:cs="Times New Roman"/>
+        </w:rPr>
+        <w:t>3</w:t>
+      </w:r>
+      <w:r>
+        <w:rPr>
+          <w:rFonts w:hint="eastAsia" w:ascii="Times New Roman" w:hAnsi="Times New Roman" w:eastAsia="FangSong" w:cs="Times New Roman"/>
+        </w:rPr>
+        <w:t>题</w:t>
+      </w:r>
+    </w:p>
+    <w:p>
+      <w:pPr>
+        <w:numPr>
+          <w:ilvl w:val="0"/>
+          <w:numId w:val="1002"/>
+        </w:numPr>
+      </w:pPr>
+      <w:r>
+        <w:rPr>
+          <w:rFonts w:hint="eastAsia" w:ascii="Times New Roman" w:hAnsi="Times New Roman" w:eastAsia="FangSong" w:cs="Times New Roman"/>
+        </w:rPr>
+        <w:t>下列分子或离子中</w:t>
+      </w:r>
+      <w:r>
+        <w:rPr>
+          <w:rFonts w:hint="eastAsia" w:ascii="Times New Roman" w:hAnsi="Times New Roman" w:eastAsia="Times New Roman" w:cs="Times New Roman"/>
+        </w:rPr>
+        <w:t>,</w:t>
+      </w:r>
+      <w:r>
+        <w:rPr>
+          <w:rFonts w:ascii="Times New Roman" w:hAnsi="Times New Roman" w:eastAsia="Times New Roman" w:cs="Times New Roman"/>
+        </w:rPr>
+        <w:t xml:space="preserve"> </w:t>
+      </w:r>
+      <w:r>
+        <w:rPr>
+          <w:rFonts w:hint="eastAsia" w:ascii="Times New Roman" w:hAnsi="Times New Roman" w:eastAsia="FangSong" w:cs="Times New Roman"/>
+        </w:rPr>
+        <w:t xml:space="preserve">为变形四面体结构的是</w:t>
+      </w:r>
+      <w:r>
+        <w:rPr>
+          <w:rFonts w:ascii="Times New Roman" w:hAnsi="Times New Roman" w:eastAsia="Times New Roman" w:cs="Times New Roman"/>
+        </w:rPr>
+        <w:t xml:space="preserve"> ( )</w:t>
+      </w:r>
+      <w:r>
+        <w:rPr>
+          <w:rFonts w:ascii="Times New Roman" w:hAnsi="Times New Roman" w:eastAsia="Times New Roman" w:cs="Times New Roman"/>
+        </w:rPr>
+        <w:t xml:space="preserve"> </w:t>
+      </w:r>
+      <w:r>
+        <w:rPr>
+          <w:rFonts w:ascii="Times New Roman" w:hAnsi="Times New Roman" w:eastAsia="Times New Roman" w:cs="Times New Roman"/>
+        </w:rPr>
+        <w:t xml:space="preserve">A.</w:t>
+      </w:r>
+      <w:r>
+        <w:rPr>
+          <w:rFonts w:ascii="Times New Roman" w:hAnsi="Times New Roman" w:eastAsia="Times New Roman" w:cs="Times New Roman"/>
+        </w:rPr>
+        <w:t xml:space="preserve"> </w:t>
+      </w:r>
+      <m:oMath>
+        <m:r>
+          <m:t>I</m:t>
+        </m:r>
+        <m:r>
+          <m:t>C</m:t>
+        </m:r>
+        <m:sSubSup>
+          <m:e>
+            <m:r>
+              <m:t>l</m:t>
+            </m:r>
+          </m:e>
+          <m:sub>
+            <m:r>
+              <m:t>4</m:t>
+            </m:r>
+          </m:sub>
+          <m:sup>
+            <m:r>
+              <m:rPr>
+                <m:sty m:val="p"/>
+              </m:rPr>
+              <m:t>−</m:t>
+            </m:r>
+          </m:sup>
+        </m:sSubSup>
+      </m:oMath>
+      <w:r>
+        <w:rPr>
+          <w:rFonts w:ascii="Times New Roman" w:hAnsi="Times New Roman" w:eastAsia="Times New Roman" w:cs="Times New Roman"/>
+        </w:rPr>
+        <w:t xml:space="preserve"> </w:t>
+      </w:r>
+      <w:r>
+        <w:rPr>
+          <w:rFonts w:ascii="Times New Roman" w:hAnsi="Times New Roman" w:eastAsia="Times New Roman" w:cs="Times New Roman"/>
+        </w:rPr>
+        <w:t xml:space="preserve">B.</w:t>
+      </w:r>
+      <w:r>
+        <w:rPr>
+          <w:rFonts w:ascii="Times New Roman" w:hAnsi="Times New Roman" w:eastAsia="Times New Roman" w:cs="Times New Roman"/>
+        </w:rPr>
+        <w:t xml:space="preserve"> </w:t>
+      </w:r>
+      <m:oMath>
+        <m:r>
+          <m:t>C</m:t>
+        </m:r>
+        <m:r>
+          <m:t>l</m:t>
+        </m:r>
+        <m:sSubSup>
+          <m:e>
+            <m:r>
+              <m:t>O</m:t>
+            </m:r>
+          </m:e>
+          <m:sub>
+            <m:r>
+              <m:t>4</m:t>
+            </m:r>
+          </m:sub>
+          <m:sup>
+            <m:r>
+              <m:rPr>
+                <m:sty m:val="p"/>
+              </m:rPr>
+              <m:t>−</m:t>
+            </m:r>
+          </m:sup>
+        </m:sSubSup>
+      </m:oMath>
+      <w:r>
+        <w:rPr>
+          <w:rFonts w:ascii="Times New Roman" w:hAnsi="Times New Roman" w:eastAsia="Times New Roman" w:cs="Times New Roman"/>
+        </w:rPr>
+        <w:t xml:space="preserve"> </w:t>
+      </w:r>
+      <w:r>
+        <w:rPr>
+          <w:rFonts w:ascii="Times New Roman" w:hAnsi="Times New Roman" w:eastAsia="Times New Roman" w:cs="Times New Roman"/>
+        </w:rPr>
+        <w:t xml:space="preserve">C.</w:t>
+      </w:r>
+      <w:r>
+        <w:rPr>
+          <w:rFonts w:ascii="Times New Roman" w:hAnsi="Times New Roman" w:eastAsia="Times New Roman" w:cs="Times New Roman"/>
+        </w:rPr>
+        <w:t xml:space="preserve"> </w:t>
+      </w:r>
+      <m:oMath>
+        <m:r>
+          <m:t>B</m:t>
+        </m:r>
+        <m:r>
+          <m:t>r</m:t>
+        </m:r>
+        <m:sSubSup>
+          <m:e>
+            <m:r>
+              <m:t>F</m:t>
+            </m:r>
+          </m:e>
+          <m:sub>
+            <m:r>
+              <m:t>4</m:t>
+            </m:r>
+          </m:sub>
+          <m:sup>
+            <m:r>
+              <m:rPr>
+                <m:sty m:val="p"/>
+              </m:rPr>
+              <m:t>+</m:t>
+            </m:r>
+          </m:sup>
+        </m:sSubSup>
+      </m:oMath>
+      <w:r>
+        <w:rPr>
+          <w:rFonts w:ascii="Times New Roman" w:hAnsi="Times New Roman" w:eastAsia="Times New Roman" w:cs="Times New Roman"/>
+        </w:rPr>
+        <w:t xml:space="preserve"> </w:t>
+      </w:r>
+      <w:r>
+        <w:rPr>
+          <w:rFonts w:ascii="Times New Roman" w:hAnsi="Times New Roman" w:eastAsia="Times New Roman" w:cs="Times New Roman"/>
+        </w:rPr>
+        <w:t xml:space="preserve">D.</w:t>
+      </w:r>
+      <w:r>
+        <w:rPr>
+          <w:rFonts w:ascii="Times New Roman" w:hAnsi="Times New Roman" w:eastAsia="Times New Roman" w:cs="Times New Roman"/>
+        </w:rPr>
+        <w:t xml:space="preserve"> </w:t>
+      </w:r>
+      <m:oMath>
+        <m:r>
+          <m:t>P</m:t>
+        </m:r>
+        <m:sSubSup>
+          <m:e>
+            <m:r>
+              <m:t>O</m:t>
+            </m:r>
+          </m:e>
+          <m:sub>
+            <m:r>
+              <m:t>4</m:t>
+            </m:r>
+          </m:sub>
+          <m:sup>
+            <m:r>
+              <m:t>3</m:t>
+            </m:r>
+            <m:r>
+              <m:rPr>
+                <m:sty m:val="p"/>
+              </m:rPr>
+              <m:t>−</m:t>
+            </m:r>
+          </m:sup>
+        </m:sSubSup>
+      </m:oMath>
+    </w:p>
+    <w:p>
+      <w:pPr>
+        <w:spacing w:before="160" w:after="80"/>
+      </w:pPr>
+      <w:r>
+        <w:pict>
+          <v:rect style="width:0;height:1.5pt" o:hralign="center" o:hrstd="t" o:hr="t"/>
+        </w:pict>
+      </w:r>
+    </w:p>
+    <w:p>
+      <w:pPr>
+        <w:spacing w:before="160" w:after="80"/>
+      </w:pPr>
+      <w:r>
+        <w:pict>
+          <v:rect style="width:0;height:1.5pt" o:hralign="center" o:hrstd="t" o:hr="t"/>
+        </w:pict>
+      </w:r>
+    </w:p>
+    <w:bookmarkEnd w:id="10"/>
+    <w:bookmarkStart w:id="11" w:name="第4题"/>
+    <w:p>
+      <w:pPr>
+        <w:pStyle w:val="Heading3"/>
+        <w:spacing w:before="280" w:after="120"/>
+      </w:pPr>
+      <w:r>
+        <w:rPr>
+          <w:rFonts w:hint="eastAsia" w:ascii="Times New Roman" w:hAnsi="Times New Roman" w:eastAsia="SimHei" w:cs="Times New Roman"/>
+        </w:rPr>
+        <w:t>第</w:t>
+      </w:r>
+      <w:r>
+        <w:rPr>
+          <w:rFonts w:hint="eastAsia" w:ascii="Times New Roman" w:hAnsi="Times New Roman" w:eastAsia="Times New Roman" w:cs="Times New Roman"/>
+        </w:rPr>
+        <w:t>4</w:t>
+      </w:r>
+      <w:r>
+        <w:rPr>
+          <w:rFonts w:hint="eastAsia" w:ascii="Times New Roman" w:hAnsi="Times New Roman" w:eastAsia="SimHei" w:cs="Times New Roman"/>
+        </w:rPr>
+        <w:t>题</w:t>
+      </w:r>
+    </w:p>
+    <w:p>
+      <w:pPr>
+        <w:pStyle w:val="FirstParagraph"/>
+      </w:pPr>
+      <w:r>
+        <w:rPr>
+          <w:rFonts w:hint="eastAsia" w:ascii="Times New Roman" w:hAnsi="Times New Roman" w:eastAsia="Times New Roman" w:cs="Times New Roman"/>
+        </w:rPr>
+        <w:t>3.</w:t>
+      </w:r>
+      <w:r>
+        <w:rPr>
+          <w:rFonts w:hint="eastAsia" w:ascii="Times New Roman" w:hAnsi="Times New Roman" w:eastAsia="FangSong" w:cs="Times New Roman"/>
+        </w:rPr>
+        <w:t>下列各分子中</w:t>
+      </w:r>
+      <w:r>
+        <w:rPr>
+          <w:rFonts w:hint="eastAsia" w:ascii="Times New Roman" w:hAnsi="Times New Roman" w:eastAsia="Times New Roman" w:cs="Times New Roman"/>
+        </w:rPr>
+        <w:t>，</w:t>
+      </w:r>
+      <w:r>
+        <w:rPr>
+          <w:rFonts w:hint="eastAsia" w:ascii="Times New Roman" w:hAnsi="Times New Roman" w:eastAsia="FangSong" w:cs="Times New Roman"/>
+        </w:rPr>
+        <w:t>偶极矩不为零的分子为</w:t>
+      </w:r>
+      <w:r>
+        <w:rPr>
+          <w:rFonts w:ascii="Times New Roman" w:hAnsi="Times New Roman" w:eastAsia="Times New Roman" w:cs="Times New Roman"/>
+        </w:rPr>
+        <w:t xml:space="preserve"> </w:t>
+      </w:r>
+      <w:r>
+        <w:rPr>
+          <w:rFonts w:hint="eastAsia" w:ascii="Times New Roman" w:hAnsi="Times New Roman" w:eastAsia="Times New Roman" w:cs="Times New Roman"/>
+        </w:rPr>
+        <w:t xml:space="preserve">（</w:t>
+      </w:r>
+      <w:r>
+        <w:rPr>
+          <w:rFonts w:ascii="Times New Roman" w:hAnsi="Times New Roman" w:eastAsia="Times New Roman" w:cs="Times New Roman"/>
+        </w:rPr>
+        <w:t xml:space="preserve"> </w:t>
+      </w:r>
+      <w:r>
+        <w:rPr>
+          <w:rFonts w:hint="eastAsia" w:ascii="Times New Roman" w:hAnsi="Times New Roman" w:eastAsia="Times New Roman" w:cs="Times New Roman"/>
+        </w:rPr>
+        <w:t xml:space="preserve">）A.</w:t>
+      </w:r>
+      <w:r>
+        <w:rPr>
+          <w:rFonts w:ascii="Times New Roman" w:hAnsi="Times New Roman" w:eastAsia="Times New Roman" w:cs="Times New Roman"/>
+        </w:rPr>
+        <w:t xml:space="preserve"> </w:t>
+      </w:r>
+      <m:oMath>
+        <m:sSub>
+          <m:e>
+            <m:r>
+              <m:rPr>
+                <m:sty m:val="p"/>
+              </m:rPr>
+              <m:t>B</m:t>
+            </m:r>
+            <m:r>
+              <m:rPr>
+                <m:sty m:val="p"/>
+              </m:rPr>
+              <m:t>e</m:t>
+            </m:r>
+            <m:r>
+              <m:rPr>
+                <m:sty m:val="p"/>
+              </m:rPr>
+              <m:t>C</m:t>
+            </m:r>
+            <m:r>
+              <m:rPr>
+                <m:sty m:val="p"/>
+              </m:rPr>
+              <m:t>l</m:t>
+            </m:r>
+          </m:e>
+          <m:sub>
+            <m:r>
+              <m:t>2</m:t>
+            </m:r>
+          </m:sub>
+        </m:sSub>
+      </m:oMath>
+      <w:r>
+        <w:rPr>
+          <w:rFonts w:ascii="Times New Roman" w:hAnsi="Times New Roman" w:eastAsia="Times New Roman" w:cs="Times New Roman"/>
+        </w:rPr>
+        <w:t xml:space="preserve"> </w:t>
+      </w:r>
+      <w:r>
+        <w:rPr>
+          <w:rFonts w:ascii="Times New Roman" w:hAnsi="Times New Roman" w:eastAsia="Times New Roman" w:cs="Times New Roman"/>
+        </w:rPr>
+        <w:t xml:space="preserve">B.</w:t>
+      </w:r>
+      <w:r>
+        <w:rPr>
+          <w:rFonts w:ascii="Times New Roman" w:hAnsi="Times New Roman" w:eastAsia="Times New Roman" w:cs="Times New Roman"/>
+        </w:rPr>
+        <w:t xml:space="preserve"> </w:t>
+      </w:r>
+      <m:oMath>
+        <m:sSub>
+          <m:e>
+            <m:r>
+              <m:rPr>
+                <m:sty m:val="p"/>
+              </m:rPr>
+              <m:t>B</m:t>
+            </m:r>
+            <m:r>
+              <m:rPr>
+                <m:sty m:val="p"/>
+              </m:rPr>
+              <m:t>F</m:t>
+            </m:r>
+          </m:e>
+          <m:sub>
+            <m:r>
+              <m:t>3</m:t>
+            </m:r>
+          </m:sub>
+        </m:sSub>
+      </m:oMath>
+      <w:r>
+        <w:rPr>
+          <w:rFonts w:ascii="Times New Roman" w:hAnsi="Times New Roman" w:eastAsia="Times New Roman" w:cs="Times New Roman"/>
+        </w:rPr>
+        <w:t xml:space="preserve"> </w:t>
+      </w:r>
+      <w:r>
+        <w:rPr>
+          <w:rFonts w:ascii="Times New Roman" w:hAnsi="Times New Roman" w:eastAsia="Times New Roman" w:cs="Times New Roman"/>
+        </w:rPr>
+        <w:t xml:space="preserve">C.</w:t>
+      </w:r>
+      <w:r>
+        <w:rPr>
+          <w:rFonts w:ascii="Times New Roman" w:hAnsi="Times New Roman" w:eastAsia="Times New Roman" w:cs="Times New Roman"/>
+        </w:rPr>
+        <w:t xml:space="preserve"> </w:t>
+      </w:r>
+      <m:oMath>
+        <m:sSub>
+          <m:e>
+            <m:r>
+              <m:rPr>
+                <m:sty m:val="p"/>
+              </m:rPr>
+              <m:t>N</m:t>
+            </m:r>
+            <m:r>
+              <m:rPr>
+                <m:sty m:val="p"/>
+              </m:rPr>
+              <m:t>F</m:t>
+            </m:r>
+          </m:e>
+          <m:sub>
+            <m:r>
+              <m:t>3</m:t>
+            </m:r>
+          </m:sub>
+        </m:sSub>
+      </m:oMath>
+      <w:r>
+        <w:rPr>
+          <w:rFonts w:ascii="Times New Roman" w:hAnsi="Times New Roman" w:eastAsia="Times New Roman" w:cs="Times New Roman"/>
+        </w:rPr>
+        <w:t xml:space="preserve"> </w:t>
+      </w:r>
+      <w:r>
+        <w:rPr>
+          <w:rFonts w:ascii="Times New Roman" w:hAnsi="Times New Roman" w:eastAsia="Times New Roman" w:cs="Times New Roman"/>
+        </w:rPr>
+        <w:t xml:space="preserve">D.</w:t>
+      </w:r>
+      <w:r>
+        <w:rPr>
+          <w:rFonts w:ascii="Times New Roman" w:hAnsi="Times New Roman" w:eastAsia="Times New Roman" w:cs="Times New Roman"/>
+        </w:rPr>
+        <w:t xml:space="preserve"> </w:t>
+      </w:r>
+      <m:oMath>
+        <m:sSub>
+          <m:e>
+            <m:r>
+              <m:rPr>
+                <m:sty m:val="p"/>
+              </m:rPr>
+              <m:t>C</m:t>
+            </m:r>
+            <m:r>
+              <m:rPr>
+                <m:sty m:val="p"/>
+              </m:rPr>
+              <m:t>H</m:t>
             </m:r>
           </m:e>
           <m:sub>
@@ -453,95 +983,524 @@
     </w:p>
     <w:p>
       <w:pPr>
+        <w:spacing w:before="160" w:after="80"/>
+      </w:pPr>
+      <w:r>
+        <w:pict>
+          <v:rect style="width:0;height:1.5pt" o:hralign="center" o:hrstd="t" o:hr="t"/>
+        </w:pict>
+      </w:r>
+    </w:p>
+    <w:p>
+      <w:pPr>
+        <w:spacing w:before="160" w:after="80"/>
+      </w:pPr>
+      <w:r>
+        <w:pict>
+          <v:rect style="width:0;height:1.5pt" o:hralign="center" o:hrstd="t" o:hr="t"/>
+        </w:pict>
+      </w:r>
+    </w:p>
+    <w:bookmarkEnd w:id="11"/>
+    <w:bookmarkStart w:id="12" w:name="第5题"/>
+    <w:p>
+      <w:pPr>
+        <w:pStyle w:val="Heading3"/>
+        <w:spacing w:before="280" w:after="120"/>
+      </w:pPr>
+      <w:r>
+        <w:rPr>
+          <w:rFonts w:hint="eastAsia" w:ascii="Times New Roman" w:hAnsi="Times New Roman" w:eastAsia="SimHei" w:cs="Times New Roman"/>
+        </w:rPr>
+        <w:t>第</w:t>
+      </w:r>
+      <w:r>
+        <w:rPr>
+          <w:rFonts w:hint="eastAsia" w:ascii="Times New Roman" w:hAnsi="Times New Roman" w:eastAsia="Times New Roman" w:cs="Times New Roman"/>
+        </w:rPr>
+        <w:t>5</w:t>
+      </w:r>
+      <w:r>
+        <w:rPr>
+          <w:rFonts w:hint="eastAsia" w:ascii="Times New Roman" w:hAnsi="Times New Roman" w:eastAsia="SimHei" w:cs="Times New Roman"/>
+        </w:rPr>
+        <w:t>题</w:t>
+      </w:r>
+    </w:p>
+    <w:p>
+      <w:pPr>
         <w:pStyle w:val="FirstParagraph"/>
       </w:pPr>
       <w:r>
         <w:rPr>
-          <w:rFonts w:ascii="Times New Roman" w:hAnsi="Times New Roman" w:eastAsia="Times New Roman" w:cs="Times New Roman"/>
-        </w:rPr>
-        <w:t xml:space="preserve">used_in:</w:t>
-      </w:r>
-      <w:r>
-        <w:rPr>
-          <w:rFonts w:ascii="Times New Roman" w:hAnsi="Times New Roman" w:eastAsia="Times New Roman" w:cs="Times New Roman"/>
-        </w:rPr>
-        <w:t xml:space="preserve"> </w:t>
-      </w:r>
-      <w:r>
-        <w:rPr>
-          <w:rFonts w:hint="eastAsia" w:ascii="Times New Roman" w:hAnsi="Times New Roman" w:eastAsia="Times New Roman" w:cs="Times New Roman"/>
-        </w:rPr>
-        <w:t>“</w:t>
-      </w:r>
-      <w:r>
-        <w:rPr>
-          <w:rFonts w:hint="eastAsia" w:ascii="Times New Roman" w:hAnsi="Times New Roman" w:eastAsia="FangSong" w:cs="Times New Roman"/>
-        </w:rPr>
-        <w:t>第二轮习题集</w:t>
-      </w:r>
-      <w:r>
-        <w:rPr>
-          <w:rFonts w:hint="eastAsia" w:ascii="Times New Roman" w:hAnsi="Times New Roman" w:eastAsia="Times New Roman" w:cs="Times New Roman"/>
-        </w:rPr>
-        <w:t>-</w:t>
-      </w:r>
-      <w:r>
-        <w:rPr>
-          <w:rFonts w:hint="eastAsia" w:ascii="Times New Roman" w:hAnsi="Times New Roman" w:eastAsia="FangSong" w:cs="Times New Roman"/>
-        </w:rPr>
-        <w:t>结构化学一</w:t>
-      </w:r>
-      <w:r>
-        <w:rPr>
-          <w:rFonts w:hint="eastAsia" w:ascii="Times New Roman" w:hAnsi="Times New Roman" w:eastAsia="Times New Roman" w:cs="Times New Roman"/>
-        </w:rPr>
-        <w:t>”</w:t>
-      </w:r>
-      <w:r>
-        <w:rPr>
-          <w:rFonts w:ascii="Times New Roman" w:hAnsi="Times New Roman" w:eastAsia="Times New Roman" w:cs="Times New Roman"/>
-        </w:rPr>
-        <w:t xml:space="preserve"> </w:t>
-      </w:r>
+          <w:rFonts w:hint="eastAsia" w:ascii="Times New Roman" w:hAnsi="Times New Roman" w:eastAsia="FangSong" w:cs="Times New Roman"/>
+        </w:rPr>
+        <w:t xml:space="preserve">用太阳能电解水获得的</w:t>
+      </w:r>
+      <w:r>
+        <w:rPr>
+          <w:rFonts w:ascii="Times New Roman" w:hAnsi="Times New Roman" w:eastAsia="Times New Roman" w:cs="Times New Roman"/>
+        </w:rPr>
+        <w:t xml:space="preserve"> </w:t>
+      </w:r>
+      <m:oMath>
+        <m:sSub>
+          <m:e>
+            <m:r>
+              <m:rPr>
+                <m:sty m:val="p"/>
+              </m:rPr>
+              <m:t>H</m:t>
+            </m:r>
+          </m:e>
+          <m:sub>
+            <m:r>
+              <m:t>2</m:t>
+            </m:r>
+          </m:sub>
+        </m:sSub>
+      </m:oMath>
+      <w:r>
+        <w:rPr>
+          <w:rFonts w:ascii="Times New Roman" w:hAnsi="Times New Roman" w:eastAsia="Times New Roman" w:cs="Times New Roman"/>
+        </w:rPr>
+        <w:t xml:space="preserve"> </w:t>
+      </w:r>
+      <w:r>
+        <w:rPr>
+          <w:rFonts w:hint="eastAsia" w:ascii="Times New Roman" w:hAnsi="Times New Roman" w:eastAsia="FangSong" w:cs="Times New Roman"/>
+        </w:rPr>
+        <w:t>是一种燃料但运输极不方便</w:t>
+      </w:r>
+      <w:r>
+        <w:rPr>
+          <w:rFonts w:hint="eastAsia" w:ascii="Times New Roman" w:hAnsi="Times New Roman" w:eastAsia="Times New Roman" w:cs="Times New Roman"/>
+        </w:rPr>
+        <w:t>。</w:t>
+      </w:r>
+      <w:r>
+        <w:rPr>
+          <w:rFonts w:hint="eastAsia" w:ascii="Times New Roman" w:hAnsi="Times New Roman" w:eastAsia="FangSong" w:cs="Times New Roman"/>
+        </w:rPr>
+        <w:t>国外试用了如下的方法把</w:t>
+      </w:r>
+      <w:r>
+        <w:rPr>
+          <w:rFonts w:ascii="Times New Roman" w:hAnsi="Times New Roman" w:eastAsia="Times New Roman" w:cs="Times New Roman"/>
+        </w:rPr>
+        <w:t xml:space="preserve"> </w:t>
+      </w:r>
+      <m:oMath>
+        <m:sSub>
+          <m:e>
+            <m:r>
+              <m:rPr>
+                <m:sty m:val="p"/>
+              </m:rPr>
+              <m:t>H</m:t>
+            </m:r>
+          </m:e>
+          <m:sub>
+            <m:r>
+              <m:t>2</m:t>
+            </m:r>
+          </m:sub>
+        </m:sSub>
+      </m:oMath>
+      <w:r>
+        <w:rPr>
+          <w:rFonts w:ascii="Times New Roman" w:hAnsi="Times New Roman" w:eastAsia="Times New Roman" w:cs="Times New Roman"/>
+        </w:rPr>
+        <w:t xml:space="preserve"> </w:t>
+      </w:r>
+      <w:r>
+        <w:rPr>
+          <w:rFonts w:hint="eastAsia" w:ascii="Times New Roman" w:hAnsi="Times New Roman" w:eastAsia="FangSong" w:cs="Times New Roman"/>
+        </w:rPr>
+        <w:t>转变为便于运输的甲醇燃料</w:t>
+      </w:r>
+      <w:r>
+        <w:rPr>
+          <w:rFonts w:hint="eastAsia" w:ascii="Times New Roman" w:hAnsi="Times New Roman" w:eastAsia="Times New Roman" w:cs="Times New Roman"/>
+        </w:rPr>
+        <w:t>；</w:t>
+      </w:r>
+      <w:r>
+        <w:rPr>
+          <w:rFonts w:hint="eastAsia" w:ascii="Times New Roman" w:hAnsi="Times New Roman" w:eastAsia="FangSong" w:cs="Times New Roman"/>
+        </w:rPr>
+        <w:t>把空气通过极浓的</w:t>
+      </w:r>
+      <w:r>
+        <w:rPr>
+          <w:rFonts w:ascii="Times New Roman" w:hAnsi="Times New Roman" w:eastAsia="Times New Roman" w:cs="Times New Roman"/>
+        </w:rPr>
+        <w:t xml:space="preserve"> </w:t>
+      </w:r>
+      <m:oMath>
+        <m:r>
+          <m:rPr>
+            <m:sty m:val="p"/>
+          </m:rPr>
+          <m:t>N</m:t>
+        </m:r>
+        <m:r>
+          <m:rPr>
+            <m:sty m:val="p"/>
+          </m:rPr>
+          <m:t>a</m:t>
+        </m:r>
+        <m:r>
+          <m:rPr>
+            <m:sty m:val="p"/>
+          </m:rPr>
+          <m:t>O</m:t>
+        </m:r>
+        <m:r>
+          <m:rPr>
+            <m:sty m:val="p"/>
+          </m:rPr>
+          <m:t>H</m:t>
+        </m:r>
+      </m:oMath>
+      <w:r>
+        <w:rPr>
+          <w:rFonts w:ascii="Times New Roman" w:hAnsi="Times New Roman" w:eastAsia="Times New Roman" w:cs="Times New Roman"/>
+        </w:rPr>
+        <w:t xml:space="preserve"> </w:t>
+      </w:r>
+      <w:r>
+        <w:rPr>
+          <w:rFonts w:hint="eastAsia" w:ascii="Times New Roman" w:hAnsi="Times New Roman" w:eastAsia="FangSong" w:cs="Times New Roman"/>
+        </w:rPr>
+        <w:t>溶液</w:t>
+      </w:r>
+      <w:r>
+        <w:rPr>
+          <w:rFonts w:hint="eastAsia" w:ascii="Times New Roman" w:hAnsi="Times New Roman" w:eastAsia="Times New Roman" w:cs="Times New Roman"/>
+        </w:rPr>
+        <w:t>，</w:t>
+      </w:r>
+      <w:r>
+        <w:rPr>
+          <w:rFonts w:hint="eastAsia" w:ascii="Times New Roman" w:hAnsi="Times New Roman" w:eastAsia="FangSong" w:cs="Times New Roman"/>
+        </w:rPr>
+        <w:t>此时</w:t>
+      </w:r>
+      <w:r>
+        <w:rPr>
+          <w:rFonts w:hint="eastAsia" w:ascii="Times New Roman" w:hAnsi="Times New Roman" w:eastAsia="Times New Roman" w:cs="Times New Roman"/>
+        </w:rPr>
+        <w:t>，</w:t>
+      </w:r>
+      <w:r>
+        <w:rPr>
+          <w:rFonts w:hint="eastAsia" w:ascii="Times New Roman" w:hAnsi="Times New Roman" w:eastAsia="FangSong" w:cs="Times New Roman"/>
+        </w:rPr>
+        <w:t>空气中的</w:t>
+      </w:r>
+      <w:r>
+        <w:rPr>
+          <w:rFonts w:ascii="Times New Roman" w:hAnsi="Times New Roman" w:eastAsia="Times New Roman" w:cs="Times New Roman"/>
+        </w:rPr>
+        <w:t xml:space="preserve"> A </w:t>
+      </w:r>
+      <w:r>
+        <w:rPr>
+          <w:rFonts w:hint="eastAsia" w:ascii="Times New Roman" w:hAnsi="Times New Roman" w:eastAsia="FangSong" w:cs="Times New Roman"/>
+        </w:rPr>
+        <w:t xml:space="preserve">有</w:t>
+      </w:r>
+      <w:r>
+        <w:rPr>
+          <w:rFonts w:ascii="Times New Roman" w:hAnsi="Times New Roman" w:eastAsia="Times New Roman" w:cs="Times New Roman"/>
+        </w:rPr>
+        <w:t xml:space="preserve"> </w:t>
+      </w:r>
+      <m:oMath>
+        <m:r>
+          <m:t>70</m:t>
+        </m:r>
+        <m:r>
+          <m:rPr>
+            <m:sty m:val="p"/>
+          </m:rPr>
+          <m:t>%</m:t>
+        </m:r>
+      </m:oMath>
+      <w:r>
+        <w:rPr>
+          <w:rFonts w:ascii="Times New Roman" w:hAnsi="Times New Roman" w:eastAsia="Times New Roman" w:cs="Times New Roman"/>
+        </w:rPr>
+        <w:t xml:space="preserve"> </w:t>
+      </w:r>
+      <w:r>
+        <w:rPr>
+          <w:rFonts w:hint="eastAsia" w:ascii="Times New Roman" w:hAnsi="Times New Roman" w:eastAsia="FangSong" w:cs="Times New Roman"/>
+        </w:rPr>
+        <w:t>被吸收</w:t>
+      </w:r>
+      <w:r>
+        <w:rPr>
+          <w:rFonts w:hint="eastAsia" w:ascii="Times New Roman" w:hAnsi="Times New Roman" w:eastAsia="Times New Roman" w:cs="Times New Roman"/>
+        </w:rPr>
+        <w:t>，</w:t>
+      </w:r>
+      <w:r>
+        <w:rPr>
+          <w:rFonts w:hint="eastAsia" w:ascii="Times New Roman" w:hAnsi="Times New Roman" w:eastAsia="FangSong" w:cs="Times New Roman"/>
+        </w:rPr>
+        <w:t>转变为盐</w:t>
+      </w:r>
+      <w:r>
+        <w:rPr>
+          <w:rFonts w:ascii="Times New Roman" w:hAnsi="Times New Roman" w:eastAsia="Times New Roman" w:cs="Times New Roman"/>
+        </w:rPr>
+        <w:t xml:space="preserve"> </w:t>
+      </w:r>
+      <w:r>
+        <w:rPr>
+          <w:rFonts w:hint="eastAsia" w:ascii="Times New Roman" w:hAnsi="Times New Roman" w:eastAsia="Times New Roman" w:cs="Times New Roman"/>
+        </w:rPr>
+        <w:t>B。</w:t>
+      </w:r>
+      <w:r>
+        <w:rPr>
+          <w:rFonts w:hint="eastAsia" w:ascii="Times New Roman" w:hAnsi="Times New Roman" w:eastAsia="FangSong" w:cs="Times New Roman"/>
+        </w:rPr>
+        <w:t>至</w:t>
+      </w:r>
+      <w:r>
+        <w:rPr>
+          <w:rFonts w:ascii="Times New Roman" w:hAnsi="Times New Roman" w:eastAsia="Times New Roman" w:cs="Times New Roman"/>
+        </w:rPr>
+        <w:t xml:space="preserve"> B </w:t>
+      </w:r>
+      <w:r>
+        <w:rPr>
+          <w:rFonts w:hint="eastAsia" w:ascii="Times New Roman" w:hAnsi="Times New Roman" w:eastAsia="FangSong" w:cs="Times New Roman"/>
+        </w:rPr>
+        <w:t>达到饱和浓度后即加入硫酸</w:t>
+      </w:r>
+      <w:r>
+        <w:rPr>
+          <w:rFonts w:hint="eastAsia" w:ascii="Times New Roman" w:hAnsi="Times New Roman" w:eastAsia="Times New Roman" w:cs="Times New Roman"/>
+        </w:rPr>
+        <w:t>，</w:t>
+      </w:r>
+      <w:r>
+        <w:rPr>
+          <w:rFonts w:hint="eastAsia" w:ascii="Times New Roman" w:hAnsi="Times New Roman" w:eastAsia="FangSong" w:cs="Times New Roman"/>
+        </w:rPr>
+        <w:t>此时溶液会放出纯净的气体</w:t>
+      </w:r>
+      <w:r>
+        <w:rPr>
+          <w:rFonts w:ascii="Times New Roman" w:hAnsi="Times New Roman" w:eastAsia="Times New Roman" w:cs="Times New Roman"/>
+        </w:rPr>
+        <w:t xml:space="preserve"> </w:t>
+      </w:r>
+      <w:r>
+        <w:rPr>
+          <w:rFonts w:hint="eastAsia" w:ascii="Times New Roman" w:hAnsi="Times New Roman" w:eastAsia="Times New Roman" w:cs="Times New Roman"/>
+        </w:rPr>
+        <w:t>A。</w:t>
+      </w:r>
+      <w:r>
+        <w:rPr>
+          <w:rFonts w:hint="eastAsia" w:ascii="Times New Roman" w:hAnsi="Times New Roman" w:eastAsia="FangSong" w:cs="Times New Roman"/>
+        </w:rPr>
+        <w:t>通过</w:t>
+      </w:r>
+      <w:r>
+        <w:rPr>
+          <w:rFonts w:ascii="Times New Roman" w:hAnsi="Times New Roman" w:eastAsia="Times New Roman" w:cs="Times New Roman"/>
+        </w:rPr>
+        <w:t xml:space="preserve"> A </w:t>
+      </w:r>
+      <w:r>
+        <w:rPr>
+          <w:rFonts w:hint="eastAsia" w:ascii="Times New Roman" w:hAnsi="Times New Roman" w:eastAsia="FangSong" w:cs="Times New Roman"/>
+        </w:rPr>
+        <w:t xml:space="preserve">与</w:t>
+      </w:r>
+      <w:r>
+        <w:rPr>
+          <w:rFonts w:ascii="Times New Roman" w:hAnsi="Times New Roman" w:eastAsia="Times New Roman" w:cs="Times New Roman"/>
+        </w:rPr>
+        <w:t xml:space="preserve"> </w:t>
+      </w:r>
+      <m:oMath>
+        <m:sSub>
+          <m:e>
+            <m:r>
+              <m:rPr>
+                <m:sty m:val="p"/>
+              </m:rPr>
+              <m:t>H</m:t>
+            </m:r>
+          </m:e>
+          <m:sub>
+            <m:r>
+              <m:t>2</m:t>
+            </m:r>
+          </m:sub>
+        </m:sSub>
+      </m:oMath>
+      <w:r>
+        <w:rPr>
+          <w:rFonts w:ascii="Times New Roman" w:hAnsi="Times New Roman" w:eastAsia="Times New Roman" w:cs="Times New Roman"/>
+        </w:rPr>
+        <w:t xml:space="preserve"> </w:t>
+      </w:r>
+      <w:r>
+        <w:rPr>
+          <w:rFonts w:hint="eastAsia" w:ascii="Times New Roman" w:hAnsi="Times New Roman" w:eastAsia="FangSong" w:cs="Times New Roman"/>
+        </w:rPr>
+        <w:t>反应生成甲醇</w:t>
+      </w:r>
+      <w:r>
+        <w:rPr>
+          <w:rFonts w:hint="eastAsia" w:ascii="Times New Roman" w:hAnsi="Times New Roman" w:eastAsia="Times New Roman" w:cs="Times New Roman"/>
+        </w:rPr>
+        <w:t>。</w:t>
+      </w:r>
+    </w:p>
+    <w:p>
+      <w:pPr>
+        <w:pStyle w:val="BodyText"/>
+      </w:pPr>
+      <w:r>
+        <w:rPr>
+          <w:rFonts w:hint="eastAsia" w:ascii="Times New Roman" w:hAnsi="Times New Roman" w:eastAsia="FangSong" w:cs="Times New Roman"/>
+        </w:rPr>
+        <w:t xml:space="preserve">则</w:t>
+      </w:r>
+      <w:r>
+        <w:rPr>
+          <w:rFonts w:ascii="Times New Roman" w:hAnsi="Times New Roman" w:eastAsia="Times New Roman" w:cs="Times New Roman"/>
+        </w:rPr>
+        <w:t xml:space="preserve"> A </w:t>
+      </w:r>
+      <w:r>
+        <w:rPr>
+          <w:rFonts w:hint="eastAsia" w:ascii="Times New Roman" w:hAnsi="Times New Roman" w:eastAsia="FangSong" w:cs="Times New Roman"/>
+        </w:rPr>
+        <w:t xml:space="preserve">是</w:t>
+      </w:r>
+      <w:r>
+        <w:rPr>
+          <w:rFonts w:ascii="Times New Roman" w:hAnsi="Times New Roman" w:eastAsia="Times New Roman" w:cs="Times New Roman"/>
+        </w:rPr>
+        <w:t xml:space="preserve"> </w:t>
+      </w:r>
+      <w:r>
+        <w:rPr>
+          <w:rFonts w:hint="eastAsia" w:ascii="Times New Roman" w:hAnsi="Times New Roman" w:eastAsia="Times New Roman" w:cs="Times New Roman"/>
+        </w:rPr>
+        <w:t xml:space="preserve">____，B</w:t>
+      </w:r>
+      <w:r>
+        <w:rPr>
+          <w:rFonts w:ascii="Times New Roman" w:hAnsi="Times New Roman" w:eastAsia="Times New Roman" w:cs="Times New Roman"/>
+        </w:rPr>
+        <w:t xml:space="preserve"> </w:t>
+      </w:r>
+      <w:r>
+        <w:rPr>
+          <w:rFonts w:hint="eastAsia" w:ascii="Times New Roman" w:hAnsi="Times New Roman" w:eastAsia="FangSong" w:cs="Times New Roman"/>
+        </w:rPr>
+        <w:t xml:space="preserve">是</w:t>
+      </w:r>
+      <w:r>
+        <w:rPr>
+          <w:rFonts w:ascii="Times New Roman" w:hAnsi="Times New Roman" w:eastAsia="Times New Roman" w:cs="Times New Roman"/>
+        </w:rPr>
+        <w:t xml:space="preserve"> </w:t>
+      </w:r>
+      <w:r>
+        <w:rPr>
+          <w:rFonts w:hint="eastAsia" w:ascii="Times New Roman" w:hAnsi="Times New Roman" w:eastAsia="Times New Roman" w:cs="Times New Roman"/>
+        </w:rPr>
+        <w:t xml:space="preserve">____，A</w:t>
+      </w:r>
+      <w:r>
+        <w:rPr>
+          <w:rFonts w:ascii="Times New Roman" w:hAnsi="Times New Roman" w:eastAsia="Times New Roman" w:cs="Times New Roman"/>
+        </w:rPr>
+        <w:t xml:space="preserve"> </w:t>
+      </w:r>
+      <w:r>
+        <w:rPr>
+          <w:rFonts w:hint="eastAsia" w:ascii="Times New Roman" w:hAnsi="Times New Roman" w:eastAsia="FangSong" w:cs="Times New Roman"/>
+        </w:rPr>
+        <w:t xml:space="preserve">与</w:t>
+      </w:r>
+      <w:r>
+        <w:rPr>
+          <w:rFonts w:ascii="Times New Roman" w:hAnsi="Times New Roman" w:eastAsia="Times New Roman" w:cs="Times New Roman"/>
+        </w:rPr>
+        <w:t xml:space="preserve"> </w:t>
+      </w:r>
+      <m:oMath>
+        <m:sSub>
+          <m:e>
+            <m:r>
+              <m:rPr>
+                <m:sty m:val="p"/>
+              </m:rPr>
+              <m:t>H</m:t>
+            </m:r>
+          </m:e>
+          <m:sub>
+            <m:r>
+              <m:t>2</m:t>
+            </m:r>
+          </m:sub>
+        </m:sSub>
+      </m:oMath>
+      <w:r>
+        <w:rPr>
+          <w:rFonts w:ascii="Times New Roman" w:hAnsi="Times New Roman" w:eastAsia="Times New Roman" w:cs="Times New Roman"/>
+        </w:rPr>
+        <w:t xml:space="preserve"> </w:t>
+      </w:r>
+      <w:r>
+        <w:rPr>
+          <w:rFonts w:hint="eastAsia" w:ascii="Times New Roman" w:hAnsi="Times New Roman" w:eastAsia="FangSong" w:cs="Times New Roman"/>
+        </w:rPr>
+        <w:t xml:space="preserve">反应的方程式是</w:t>
+      </w:r>
+      <w:r>
+        <w:rPr>
+          <w:rFonts w:ascii="Times New Roman" w:hAnsi="Times New Roman" w:eastAsia="Times New Roman" w:cs="Times New Roman"/>
+        </w:rPr>
+        <w:t xml:space="preserve"> ____。</w:t>
+      </w:r>
+    </w:p>
+    <w:p>
+      <w:pPr>
+        <w:pStyle w:val="BodyText"/>
+      </w:pPr>
       <w:r>
         <w:rPr>
           <w:rFonts w:ascii="Times New Roman" w:hAnsi="Times New Roman" w:eastAsia="Times New Roman" w:cs="Times New Roman"/>
           <w:b/>
           <w:bCs/>
-          <w:i/>
-          <w:iCs/>
-        </w:rPr>
-        <w:t xml:space="preserve"> </w:t>
-      </w:r>
-      <w:r>
-        <w:rPr>
-          <w:rFonts w:ascii="Times New Roman" w:hAnsi="Times New Roman" w:eastAsia="Times New Roman" w:cs="Times New Roman"/>
-        </w:rPr>
-        <w:t xml:space="preserve"> </w:t>
-      </w:r>
-      <w:r>
-        <w:rPr>
-          <w:rFonts w:ascii="Times New Roman" w:hAnsi="Times New Roman" w:eastAsia="Times New Roman" w:cs="Times New Roman"/>
-        </w:rPr>
-        <w:t xml:space="preserve">### </w:t>
-      </w:r>
-      <w:r>
-        <w:rPr>
-          <w:rFonts w:hint="eastAsia" w:ascii="Times New Roman" w:hAnsi="Times New Roman" w:eastAsia="FangSong" w:cs="Times New Roman"/>
-        </w:rPr>
-        <w:t>第</w:t>
-      </w:r>
-      <w:r>
-        <w:rPr>
-          <w:rFonts w:hint="eastAsia" w:ascii="Times New Roman" w:hAnsi="Times New Roman" w:eastAsia="Times New Roman" w:cs="Times New Roman"/>
-        </w:rPr>
-        <w:t>3</w:t>
-      </w:r>
-      <w:r>
-        <w:rPr>
-          <w:rFonts w:hint="eastAsia" w:ascii="Times New Roman" w:hAnsi="Times New Roman" w:eastAsia="FangSong" w:cs="Times New Roman"/>
-        </w:rPr>
-        <w:t>题</w:t>
+        </w:rPr>
+        <w:t xml:space="preserve">·</w:t>
+      </w:r>
+      <w:r>
+        <w:rPr>
+          <w:rFonts w:ascii="Times New Roman" w:hAnsi="Times New Roman" w:eastAsia="Times New Roman" w:cs="Times New Roman"/>
+        </w:rPr>
+        <w:t xml:space="preserve"> </w:t>
+      </w:r>
+      <w:r>
+        <w:rPr>
+          <w:rFonts w:hint="eastAsia" w:ascii="Times New Roman" w:hAnsi="Times New Roman" w:eastAsia="FangSong" w:cs="Times New Roman"/>
+        </w:rPr>
+        <w:t xml:space="preserve">关联</w:t>
       </w:r>
     </w:p>
     <w:p>
@@ -556,216 +1515,101 @@
         <w:rPr>
           <w:rFonts w:hint="eastAsia" w:ascii="Times New Roman" w:hAnsi="Times New Roman" w:eastAsia="FangSong" w:cs="Times New Roman"/>
         </w:rPr>
-        <w:t>下列分子或离子中</w:t>
-      </w:r>
-      <w:r>
-        <w:rPr>
-          <w:rFonts w:hint="eastAsia" w:ascii="Times New Roman" w:hAnsi="Times New Roman" w:eastAsia="Times New Roman" w:cs="Times New Roman"/>
-        </w:rPr>
-        <w:t>,</w:t>
-      </w:r>
-      <w:r>
-        <w:rPr>
-          <w:rFonts w:ascii="Times New Roman" w:hAnsi="Times New Roman" w:eastAsia="Times New Roman" w:cs="Times New Roman"/>
-        </w:rPr>
-        <w:t xml:space="preserve"> </w:t>
-      </w:r>
-      <w:r>
-        <w:rPr>
-          <w:rFonts w:hint="eastAsia" w:ascii="Times New Roman" w:hAnsi="Times New Roman" w:eastAsia="FangSong" w:cs="Times New Roman"/>
-        </w:rPr>
-        <w:t xml:space="preserve">为变形四面体结构的是</w:t>
-      </w:r>
-      <w:r>
-        <w:rPr>
-          <w:rFonts w:ascii="Times New Roman" w:hAnsi="Times New Roman" w:eastAsia="Times New Roman" w:cs="Times New Roman"/>
-        </w:rPr>
-        <w:t xml:space="preserve"> ( )</w:t>
-      </w:r>
-      <w:r>
-        <w:rPr>
-          <w:rFonts w:ascii="Times New Roman" w:hAnsi="Times New Roman" w:eastAsia="Times New Roman" w:cs="Times New Roman"/>
-        </w:rPr>
-        <w:t xml:space="preserve"> </w:t>
-      </w:r>
-      <w:r>
-        <w:rPr>
-          <w:rFonts w:ascii="Times New Roman" w:hAnsi="Times New Roman" w:eastAsia="Times New Roman" w:cs="Times New Roman"/>
-        </w:rPr>
-        <w:t xml:space="preserve">A.</w:t>
-      </w:r>
-      <w:r>
-        <w:rPr>
-          <w:rFonts w:ascii="Times New Roman" w:hAnsi="Times New Roman" w:eastAsia="Times New Roman" w:cs="Times New Roman"/>
-        </w:rPr>
-        <w:t xml:space="preserve"> </w:t>
-      </w:r>
-      <m:oMath>
-        <m:r>
-          <m:t>I</m:t>
-        </m:r>
-        <m:r>
-          <m:t>C</m:t>
-        </m:r>
-        <m:sSubSup>
-          <m:e>
-            <m:r>
-              <m:t>l</m:t>
-            </m:r>
-          </m:e>
-          <m:sub>
-            <m:r>
-              <m:t>4</m:t>
-            </m:r>
-          </m:sub>
-          <m:sup>
-            <m:r>
-              <m:rPr>
-                <m:sty m:val="p"/>
-              </m:rPr>
-              <m:t>−</m:t>
-            </m:r>
-          </m:sup>
-        </m:sSubSup>
-      </m:oMath>
-      <w:r>
-        <w:rPr>
-          <w:rFonts w:ascii="Times New Roman" w:hAnsi="Times New Roman" w:eastAsia="Times New Roman" w:cs="Times New Roman"/>
-        </w:rPr>
-        <w:t xml:space="preserve"> </w:t>
-      </w:r>
-      <w:r>
-        <w:rPr>
-          <w:rFonts w:ascii="Times New Roman" w:hAnsi="Times New Roman" w:eastAsia="Times New Roman" w:cs="Times New Roman"/>
-        </w:rPr>
-        <w:t xml:space="preserve">B.</w:t>
-      </w:r>
-      <w:r>
-        <w:rPr>
-          <w:rFonts w:ascii="Times New Roman" w:hAnsi="Times New Roman" w:eastAsia="Times New Roman" w:cs="Times New Roman"/>
-        </w:rPr>
-        <w:t xml:space="preserve"> </w:t>
-      </w:r>
-      <m:oMath>
-        <m:r>
-          <m:t>C</m:t>
-        </m:r>
-        <m:r>
-          <m:t>l</m:t>
-        </m:r>
-        <m:sSubSup>
-          <m:e>
-            <m:r>
-              <m:t>O</m:t>
-            </m:r>
-          </m:e>
-          <m:sub>
-            <m:r>
-              <m:t>4</m:t>
-            </m:r>
-          </m:sub>
-          <m:sup>
-            <m:r>
-              <m:rPr>
-                <m:sty m:val="p"/>
-              </m:rPr>
-              <m:t>−</m:t>
-            </m:r>
-          </m:sup>
-        </m:sSubSup>
-      </m:oMath>
-      <w:r>
-        <w:rPr>
-          <w:rFonts w:ascii="Times New Roman" w:hAnsi="Times New Roman" w:eastAsia="Times New Roman" w:cs="Times New Roman"/>
-        </w:rPr>
-        <w:t xml:space="preserve"> </w:t>
-      </w:r>
-      <w:r>
-        <w:rPr>
-          <w:rFonts w:ascii="Times New Roman" w:hAnsi="Times New Roman" w:eastAsia="Times New Roman" w:cs="Times New Roman"/>
-        </w:rPr>
-        <w:t xml:space="preserve">C.</w:t>
-      </w:r>
-      <w:r>
-        <w:rPr>
-          <w:rFonts w:ascii="Times New Roman" w:hAnsi="Times New Roman" w:eastAsia="Times New Roman" w:cs="Times New Roman"/>
-        </w:rPr>
-        <w:t xml:space="preserve"> </w:t>
-      </w:r>
-      <m:oMath>
-        <m:r>
-          <m:t>B</m:t>
-        </m:r>
-        <m:r>
-          <m:t>r</m:t>
-        </m:r>
-        <m:sSubSup>
-          <m:e>
-            <m:r>
-              <m:t>F</m:t>
-            </m:r>
-          </m:e>
-          <m:sub>
-            <m:r>
-              <m:t>4</m:t>
-            </m:r>
-          </m:sub>
-          <m:sup>
-            <m:r>
-              <m:rPr>
-                <m:sty m:val="p"/>
-              </m:rPr>
-              <m:t>+</m:t>
-            </m:r>
-          </m:sup>
-        </m:sSubSup>
-      </m:oMath>
-      <w:r>
-        <w:rPr>
-          <w:rFonts w:ascii="Times New Roman" w:hAnsi="Times New Roman" w:eastAsia="Times New Roman" w:cs="Times New Roman"/>
-        </w:rPr>
-        <w:t xml:space="preserve"> </w:t>
-      </w:r>
-      <w:r>
-        <w:rPr>
-          <w:rFonts w:ascii="Times New Roman" w:hAnsi="Times New Roman" w:eastAsia="Times New Roman" w:cs="Times New Roman"/>
-        </w:rPr>
-        <w:t xml:space="preserve">D.</w:t>
-      </w:r>
-      <w:r>
-        <w:rPr>
-          <w:rFonts w:ascii="Times New Roman" w:hAnsi="Times New Roman" w:eastAsia="Times New Roman" w:cs="Times New Roman"/>
-        </w:rPr>
-        <w:t xml:space="preserve"> </w:t>
-      </w:r>
-      <m:oMath>
-        <m:r>
-          <m:t>P</m:t>
-        </m:r>
-        <m:sSubSup>
-          <m:e>
-            <m:r>
-              <m:t>O</m:t>
-            </m:r>
-          </m:e>
-          <m:sub>
-            <m:r>
-              <m:t>4</m:t>
-            </m:r>
-          </m:sub>
-          <m:sup>
-            <m:r>
-              <m:t>3</m:t>
-            </m:r>
-            <m:r>
-              <m:rPr>
-                <m:sty m:val="p"/>
-              </m:rPr>
-              <m:t>−</m:t>
-            </m:r>
-          </m:sup>
-        </m:sSubSup>
-      </m:oMath>
+        <w:t>知识点</w:t>
+      </w:r>
+      <w:r>
+        <w:rPr>
+          <w:rFonts w:hint="eastAsia" w:ascii="Times New Roman" w:hAnsi="Times New Roman" w:eastAsia="Times New Roman" w:cs="Times New Roman"/>
+        </w:rPr>
+        <w:t>：</w:t>
+      </w:r>
+      <w:r>
+        <w:rPr>
+          <w:rFonts w:hint="eastAsia" w:ascii="Times New Roman" w:hAnsi="Times New Roman" w:eastAsia="FangSong" w:cs="Times New Roman"/>
+        </w:rPr>
+        <w:t>氧化还原反应基础</w:t>
+      </w:r>
+    </w:p>
+    <w:p>
+      <w:pPr>
+        <w:pStyle w:val="Compact"/>
+        <w:numPr>
+          <w:ilvl w:val="0"/>
+          <w:numId w:val="1003"/>
+        </w:numPr>
+      </w:pPr>
+      <w:r>
+        <w:rPr>
+          <w:rFonts w:hint="eastAsia" w:ascii="Times New Roman" w:hAnsi="Times New Roman" w:eastAsia="FangSong" w:cs="Times New Roman"/>
+        </w:rPr>
+        <w:t>相关</w:t>
+      </w:r>
+      <w:r>
+        <w:rPr>
+          <w:rFonts w:hint="eastAsia" w:ascii="Times New Roman" w:hAnsi="Times New Roman" w:eastAsia="Times New Roman" w:cs="Times New Roman"/>
+        </w:rPr>
+        <w:t>：</w:t>
+      </w:r>
+      <w:r>
+        <w:rPr>
+          <w:rFonts w:hint="eastAsia" w:ascii="Times New Roman" w:hAnsi="Times New Roman" w:eastAsia="FangSong" w:cs="Times New Roman"/>
+        </w:rPr>
+        <w:t>题</w:t>
+      </w:r>
+      <w:r>
+        <w:rPr>
+          <w:rFonts w:hint="eastAsia" w:ascii="Times New Roman" w:hAnsi="Times New Roman" w:eastAsia="Times New Roman" w:cs="Times New Roman"/>
+        </w:rPr>
+        <w:t>-698-</w:t>
+      </w:r>
+      <w:r>
+        <w:rPr>
+          <w:rFonts w:hint="eastAsia" w:ascii="Times New Roman" w:hAnsi="Times New Roman" w:eastAsia="FangSong" w:cs="Times New Roman"/>
+        </w:rPr>
+        <w:t>一分册</w:t>
+      </w:r>
+      <w:r>
+        <w:rPr>
+          <w:rFonts w:hint="eastAsia" w:ascii="Times New Roman" w:hAnsi="Times New Roman" w:eastAsia="Times New Roman" w:cs="Times New Roman"/>
+        </w:rPr>
+        <w:t>-L11</w:t>
+      </w:r>
+      <w:r>
+        <w:rPr>
+          <w:rFonts w:hint="eastAsia" w:ascii="Times New Roman" w:hAnsi="Times New Roman" w:eastAsia="FangSong" w:cs="Times New Roman"/>
+        </w:rPr>
+        <w:t>知例</w:t>
+      </w:r>
+      <w:r>
+        <w:rPr>
+          <w:rFonts w:hint="eastAsia" w:ascii="Times New Roman" w:hAnsi="Times New Roman" w:eastAsia="Times New Roman" w:cs="Times New Roman"/>
+        </w:rPr>
+        <w:t>1-TiFe</w:t>
+      </w:r>
+      <w:r>
+        <w:rPr>
+          <w:rFonts w:hint="eastAsia" w:ascii="Times New Roman" w:hAnsi="Times New Roman" w:eastAsia="FangSong" w:cs="Times New Roman"/>
+        </w:rPr>
+        <w:t>合金贮氢体积计算</w:t>
+      </w:r>
+      <w:r>
+        <w:rPr>
+          <w:rFonts w:hint="eastAsia" w:ascii="Times New Roman" w:hAnsi="Times New Roman" w:eastAsia="Times New Roman" w:cs="Times New Roman"/>
+        </w:rPr>
+        <w:t>（</w:t>
+      </w:r>
+      <w:r>
+        <w:rPr>
+          <w:rFonts w:hint="eastAsia" w:ascii="Times New Roman" w:hAnsi="Times New Roman" w:eastAsia="FangSong" w:cs="Times New Roman"/>
+        </w:rPr>
+        <w:t>氢能源贮运</w:t>
+      </w:r>
+      <w:r>
+        <w:rPr>
+          <w:rFonts w:hint="eastAsia" w:ascii="Times New Roman" w:hAnsi="Times New Roman" w:eastAsia="Times New Roman" w:cs="Times New Roman"/>
+        </w:rPr>
+        <w:t>）</w:t>
+      </w:r>
     </w:p>
     <w:p>
       <w:pPr>
@@ -777,18 +1621,8 @@
         </w:pict>
       </w:r>
     </w:p>
-    <w:p>
-      <w:pPr>
-        <w:spacing w:before="160" w:after="80"/>
-      </w:pPr>
-      <w:r>
-        <w:pict>
-          <v:rect style="width:0;height:1.5pt" o:hralign="center" o:hrstd="t" o:hr="t"/>
-        </w:pict>
-      </w:r>
-    </w:p>
-    <w:bookmarkEnd w:id="10"/>
-    <w:bookmarkStart w:id="11" w:name="第4题"/>
+    <w:bookmarkEnd w:id="12"/>
+    <w:bookmarkStart w:id="13" w:name="第6题"/>
     <w:p>
       <w:pPr>
         <w:pStyle w:val="Heading3"/>
@@ -804,752 +1638,13 @@
         <w:rPr>
           <w:rFonts w:hint="eastAsia" w:ascii="Times New Roman" w:hAnsi="Times New Roman" w:eastAsia="Times New Roman" w:cs="Times New Roman"/>
         </w:rPr>
-        <w:t>4</w:t>
+        <w:t>6</w:t>
       </w:r>
       <w:r>
         <w:rPr>
           <w:rFonts w:hint="eastAsia" w:ascii="Times New Roman" w:hAnsi="Times New Roman" w:eastAsia="SimHei" w:cs="Times New Roman"/>
         </w:rPr>
         <w:t>题</w:t>
-      </w:r>
-    </w:p>
-    <w:p>
-      <w:pPr>
-        <w:pStyle w:val="FirstParagraph"/>
-      </w:pPr>
-      <w:r>
-        <w:rPr>
-          <w:rFonts w:hint="eastAsia" w:ascii="Times New Roman" w:hAnsi="Times New Roman" w:eastAsia="Times New Roman" w:cs="Times New Roman"/>
-        </w:rPr>
-        <w:t>3.</w:t>
-      </w:r>
-      <w:r>
-        <w:rPr>
-          <w:rFonts w:hint="eastAsia" w:ascii="Times New Roman" w:hAnsi="Times New Roman" w:eastAsia="FangSong" w:cs="Times New Roman"/>
-        </w:rPr>
-        <w:t>下列各分子中</w:t>
-      </w:r>
-      <w:r>
-        <w:rPr>
-          <w:rFonts w:hint="eastAsia" w:ascii="Times New Roman" w:hAnsi="Times New Roman" w:eastAsia="Times New Roman" w:cs="Times New Roman"/>
-        </w:rPr>
-        <w:t>，</w:t>
-      </w:r>
-      <w:r>
-        <w:rPr>
-          <w:rFonts w:hint="eastAsia" w:ascii="Times New Roman" w:hAnsi="Times New Roman" w:eastAsia="FangSong" w:cs="Times New Roman"/>
-        </w:rPr>
-        <w:t>偶极矩不为零的分子为</w:t>
-      </w:r>
-      <w:r>
-        <w:rPr>
-          <w:rFonts w:ascii="Times New Roman" w:hAnsi="Times New Roman" w:eastAsia="Times New Roman" w:cs="Times New Roman"/>
-        </w:rPr>
-        <w:t xml:space="preserve"> </w:t>
-      </w:r>
-      <w:r>
-        <w:rPr>
-          <w:rFonts w:hint="eastAsia" w:ascii="Times New Roman" w:hAnsi="Times New Roman" w:eastAsia="Times New Roman" w:cs="Times New Roman"/>
-        </w:rPr>
-        <w:t xml:space="preserve">（</w:t>
-      </w:r>
-      <w:r>
-        <w:rPr>
-          <w:rFonts w:ascii="Times New Roman" w:hAnsi="Times New Roman" w:eastAsia="Times New Roman" w:cs="Times New Roman"/>
-        </w:rPr>
-        <w:t xml:space="preserve"> </w:t>
-      </w:r>
-      <w:r>
-        <w:rPr>
-          <w:rFonts w:hint="eastAsia" w:ascii="Times New Roman" w:hAnsi="Times New Roman" w:eastAsia="Times New Roman" w:cs="Times New Roman"/>
-        </w:rPr>
-        <w:t xml:space="preserve">）A.</w:t>
-      </w:r>
-      <w:r>
-        <w:rPr>
-          <w:rFonts w:ascii="Times New Roman" w:hAnsi="Times New Roman" w:eastAsia="Times New Roman" w:cs="Times New Roman"/>
-        </w:rPr>
-        <w:t xml:space="preserve"> </w:t>
-      </w:r>
-      <m:oMath>
-        <m:sSub>
-          <m:e>
-            <m:r>
-              <m:rPr>
-                <m:sty m:val="p"/>
-              </m:rPr>
-              <m:t>B</m:t>
-            </m:r>
-            <m:r>
-              <m:rPr>
-                <m:sty m:val="p"/>
-              </m:rPr>
-              <m:t>e</m:t>
-            </m:r>
-            <m:r>
-              <m:rPr>
-                <m:sty m:val="p"/>
-              </m:rPr>
-              <m:t>C</m:t>
-            </m:r>
-            <m:r>
-              <m:rPr>
-                <m:sty m:val="p"/>
-              </m:rPr>
-              <m:t>l</m:t>
-            </m:r>
-          </m:e>
-          <m:sub>
-            <m:r>
-              <m:t>2</m:t>
-            </m:r>
-          </m:sub>
-        </m:sSub>
-      </m:oMath>
-      <w:r>
-        <w:rPr>
-          <w:rFonts w:ascii="Times New Roman" w:hAnsi="Times New Roman" w:eastAsia="Times New Roman" w:cs="Times New Roman"/>
-        </w:rPr>
-        <w:t xml:space="preserve"> </w:t>
-      </w:r>
-      <w:r>
-        <w:rPr>
-          <w:rFonts w:ascii="Times New Roman" w:hAnsi="Times New Roman" w:eastAsia="Times New Roman" w:cs="Times New Roman"/>
-        </w:rPr>
-        <w:t xml:space="preserve">B.</w:t>
-      </w:r>
-      <w:r>
-        <w:rPr>
-          <w:rFonts w:ascii="Times New Roman" w:hAnsi="Times New Roman" w:eastAsia="Times New Roman" w:cs="Times New Roman"/>
-        </w:rPr>
-        <w:t xml:space="preserve"> </w:t>
-      </w:r>
-      <m:oMath>
-        <m:sSub>
-          <m:e>
-            <m:r>
-              <m:rPr>
-                <m:sty m:val="p"/>
-              </m:rPr>
-              <m:t>B</m:t>
-            </m:r>
-            <m:r>
-              <m:rPr>
-                <m:sty m:val="p"/>
-              </m:rPr>
-              <m:t>F</m:t>
-            </m:r>
-          </m:e>
-          <m:sub>
-            <m:r>
-              <m:t>3</m:t>
-            </m:r>
-          </m:sub>
-        </m:sSub>
-      </m:oMath>
-      <w:r>
-        <w:rPr>
-          <w:rFonts w:ascii="Times New Roman" w:hAnsi="Times New Roman" w:eastAsia="Times New Roman" w:cs="Times New Roman"/>
-        </w:rPr>
-        <w:t xml:space="preserve"> </w:t>
-      </w:r>
-      <w:r>
-        <w:rPr>
-          <w:rFonts w:ascii="Times New Roman" w:hAnsi="Times New Roman" w:eastAsia="Times New Roman" w:cs="Times New Roman"/>
-        </w:rPr>
-        <w:t xml:space="preserve">C.</w:t>
-      </w:r>
-      <w:r>
-        <w:rPr>
-          <w:rFonts w:ascii="Times New Roman" w:hAnsi="Times New Roman" w:eastAsia="Times New Roman" w:cs="Times New Roman"/>
-        </w:rPr>
-        <w:t xml:space="preserve"> </w:t>
-      </w:r>
-      <m:oMath>
-        <m:sSub>
-          <m:e>
-            <m:r>
-              <m:rPr>
-                <m:sty m:val="p"/>
-              </m:rPr>
-              <m:t>N</m:t>
-            </m:r>
-            <m:r>
-              <m:rPr>
-                <m:sty m:val="p"/>
-              </m:rPr>
-              <m:t>F</m:t>
-            </m:r>
-          </m:e>
-          <m:sub>
-            <m:r>
-              <m:t>3</m:t>
-            </m:r>
-          </m:sub>
-        </m:sSub>
-      </m:oMath>
-      <w:r>
-        <w:rPr>
-          <w:rFonts w:ascii="Times New Roman" w:hAnsi="Times New Roman" w:eastAsia="Times New Roman" w:cs="Times New Roman"/>
-        </w:rPr>
-        <w:t xml:space="preserve"> </w:t>
-      </w:r>
-      <w:r>
-        <w:rPr>
-          <w:rFonts w:ascii="Times New Roman" w:hAnsi="Times New Roman" w:eastAsia="Times New Roman" w:cs="Times New Roman"/>
-        </w:rPr>
-        <w:t xml:space="preserve">D.</w:t>
-      </w:r>
-      <w:r>
-        <w:rPr>
-          <w:rFonts w:ascii="Times New Roman" w:hAnsi="Times New Roman" w:eastAsia="Times New Roman" w:cs="Times New Roman"/>
-        </w:rPr>
-        <w:t xml:space="preserve"> </w:t>
-      </w:r>
-      <m:oMath>
-        <m:sSub>
-          <m:e>
-            <m:r>
-              <m:rPr>
-                <m:sty m:val="p"/>
-              </m:rPr>
-              <m:t>C</m:t>
-            </m:r>
-            <m:r>
-              <m:rPr>
-                <m:sty m:val="p"/>
-              </m:rPr>
-              <m:t>H</m:t>
-            </m:r>
-          </m:e>
-          <m:sub>
-            <m:r>
-              <m:t>4</m:t>
-            </m:r>
-          </m:sub>
-        </m:sSub>
-      </m:oMath>
-    </w:p>
-    <w:p>
-      <w:pPr>
-        <w:spacing w:before="160" w:after="80"/>
-      </w:pPr>
-      <w:r>
-        <w:pict>
-          <v:rect style="width:0;height:1.5pt" o:hralign="center" o:hrstd="t" o:hr="t"/>
-        </w:pict>
-      </w:r>
-    </w:p>
-    <w:p>
-      <w:pPr>
-        <w:spacing w:before="160" w:after="80"/>
-      </w:pPr>
-      <w:r>
-        <w:pict>
-          <v:rect style="width:0;height:1.5pt" o:hralign="center" o:hrstd="t" o:hr="t"/>
-        </w:pict>
-      </w:r>
-    </w:p>
-    <w:bookmarkEnd w:id="11"/>
-    <w:bookmarkStart w:id="12" w:name="第5题"/>
-    <w:p>
-      <w:pPr>
-        <w:pStyle w:val="Heading3"/>
-        <w:spacing w:before="280" w:after="120"/>
-      </w:pPr>
-      <w:r>
-        <w:rPr>
-          <w:rFonts w:hint="eastAsia" w:ascii="Times New Roman" w:hAnsi="Times New Roman" w:eastAsia="SimHei" w:cs="Times New Roman"/>
-        </w:rPr>
-        <w:t>第</w:t>
-      </w:r>
-      <w:r>
-        <w:rPr>
-          <w:rFonts w:hint="eastAsia" w:ascii="Times New Roman" w:hAnsi="Times New Roman" w:eastAsia="Times New Roman" w:cs="Times New Roman"/>
-        </w:rPr>
-        <w:t>5</w:t>
-      </w:r>
-      <w:r>
-        <w:rPr>
-          <w:rFonts w:hint="eastAsia" w:ascii="Times New Roman" w:hAnsi="Times New Roman" w:eastAsia="SimHei" w:cs="Times New Roman"/>
-        </w:rPr>
-        <w:t>题</w:t>
-      </w:r>
-    </w:p>
-    <w:p>
-      <w:pPr>
-        <w:pStyle w:val="FirstParagraph"/>
-      </w:pPr>
-      <w:r>
-        <w:rPr>
-          <w:rFonts w:hint="eastAsia" w:ascii="Times New Roman" w:hAnsi="Times New Roman" w:eastAsia="FangSong" w:cs="Times New Roman"/>
-        </w:rPr>
-        <w:t xml:space="preserve">用太阳能电解水获得的</w:t>
-      </w:r>
-      <w:r>
-        <w:rPr>
-          <w:rFonts w:ascii="Times New Roman" w:hAnsi="Times New Roman" w:eastAsia="Times New Roman" w:cs="Times New Roman"/>
-        </w:rPr>
-        <w:t xml:space="preserve"> </w:t>
-      </w:r>
-      <m:oMath>
-        <m:sSub>
-          <m:e>
-            <m:r>
-              <m:rPr>
-                <m:sty m:val="p"/>
-              </m:rPr>
-              <m:t>H</m:t>
-            </m:r>
-          </m:e>
-          <m:sub>
-            <m:r>
-              <m:t>2</m:t>
-            </m:r>
-          </m:sub>
-        </m:sSub>
-      </m:oMath>
-      <w:r>
-        <w:rPr>
-          <w:rFonts w:ascii="Times New Roman" w:hAnsi="Times New Roman" w:eastAsia="Times New Roman" w:cs="Times New Roman"/>
-        </w:rPr>
-        <w:t xml:space="preserve"> </w:t>
-      </w:r>
-      <w:r>
-        <w:rPr>
-          <w:rFonts w:hint="eastAsia" w:ascii="Times New Roman" w:hAnsi="Times New Roman" w:eastAsia="FangSong" w:cs="Times New Roman"/>
-        </w:rPr>
-        <w:t>是一种燃料但运输极不方便</w:t>
-      </w:r>
-      <w:r>
-        <w:rPr>
-          <w:rFonts w:hint="eastAsia" w:ascii="Times New Roman" w:hAnsi="Times New Roman" w:eastAsia="Times New Roman" w:cs="Times New Roman"/>
-        </w:rPr>
-        <w:t>。</w:t>
-      </w:r>
-      <w:r>
-        <w:rPr>
-          <w:rFonts w:hint="eastAsia" w:ascii="Times New Roman" w:hAnsi="Times New Roman" w:eastAsia="FangSong" w:cs="Times New Roman"/>
-        </w:rPr>
-        <w:t>国外试用了如下的方法把</w:t>
-      </w:r>
-      <w:r>
-        <w:rPr>
-          <w:rFonts w:ascii="Times New Roman" w:hAnsi="Times New Roman" w:eastAsia="Times New Roman" w:cs="Times New Roman"/>
-        </w:rPr>
-        <w:t xml:space="preserve"> </w:t>
-      </w:r>
-      <m:oMath>
-        <m:sSub>
-          <m:e>
-            <m:r>
-              <m:rPr>
-                <m:sty m:val="p"/>
-              </m:rPr>
-              <m:t>H</m:t>
-            </m:r>
-          </m:e>
-          <m:sub>
-            <m:r>
-              <m:t>2</m:t>
-            </m:r>
-          </m:sub>
-        </m:sSub>
-      </m:oMath>
-      <w:r>
-        <w:rPr>
-          <w:rFonts w:ascii="Times New Roman" w:hAnsi="Times New Roman" w:eastAsia="Times New Roman" w:cs="Times New Roman"/>
-        </w:rPr>
-        <w:t xml:space="preserve"> </w:t>
-      </w:r>
-      <w:r>
-        <w:rPr>
-          <w:rFonts w:hint="eastAsia" w:ascii="Times New Roman" w:hAnsi="Times New Roman" w:eastAsia="FangSong" w:cs="Times New Roman"/>
-        </w:rPr>
-        <w:t>转变为便于运输的甲醇燃料</w:t>
-      </w:r>
-      <w:r>
-        <w:rPr>
-          <w:rFonts w:hint="eastAsia" w:ascii="Times New Roman" w:hAnsi="Times New Roman" w:eastAsia="Times New Roman" w:cs="Times New Roman"/>
-        </w:rPr>
-        <w:t>；</w:t>
-      </w:r>
-      <w:r>
-        <w:rPr>
-          <w:rFonts w:hint="eastAsia" w:ascii="Times New Roman" w:hAnsi="Times New Roman" w:eastAsia="FangSong" w:cs="Times New Roman"/>
-        </w:rPr>
-        <w:t>把空气通过极浓的</w:t>
-      </w:r>
-      <w:r>
-        <w:rPr>
-          <w:rFonts w:ascii="Times New Roman" w:hAnsi="Times New Roman" w:eastAsia="Times New Roman" w:cs="Times New Roman"/>
-        </w:rPr>
-        <w:t xml:space="preserve"> </w:t>
-      </w:r>
-      <m:oMath>
-        <m:r>
-          <m:rPr>
-            <m:sty m:val="p"/>
-          </m:rPr>
-          <m:t>N</m:t>
-        </m:r>
-        <m:r>
-          <m:rPr>
-            <m:sty m:val="p"/>
-          </m:rPr>
-          <m:t>a</m:t>
-        </m:r>
-        <m:r>
-          <m:rPr>
-            <m:sty m:val="p"/>
-          </m:rPr>
-          <m:t>O</m:t>
-        </m:r>
-        <m:r>
-          <m:rPr>
-            <m:sty m:val="p"/>
-          </m:rPr>
-          <m:t>H</m:t>
-        </m:r>
-      </m:oMath>
-      <w:r>
-        <w:rPr>
-          <w:rFonts w:ascii="Times New Roman" w:hAnsi="Times New Roman" w:eastAsia="Times New Roman" w:cs="Times New Roman"/>
-        </w:rPr>
-        <w:t xml:space="preserve"> </w:t>
-      </w:r>
-      <w:r>
-        <w:rPr>
-          <w:rFonts w:hint="eastAsia" w:ascii="Times New Roman" w:hAnsi="Times New Roman" w:eastAsia="FangSong" w:cs="Times New Roman"/>
-        </w:rPr>
-        <w:t>溶液</w:t>
-      </w:r>
-      <w:r>
-        <w:rPr>
-          <w:rFonts w:hint="eastAsia" w:ascii="Times New Roman" w:hAnsi="Times New Roman" w:eastAsia="Times New Roman" w:cs="Times New Roman"/>
-        </w:rPr>
-        <w:t>，</w:t>
-      </w:r>
-      <w:r>
-        <w:rPr>
-          <w:rFonts w:hint="eastAsia" w:ascii="Times New Roman" w:hAnsi="Times New Roman" w:eastAsia="FangSong" w:cs="Times New Roman"/>
-        </w:rPr>
-        <w:t>此时</w:t>
-      </w:r>
-      <w:r>
-        <w:rPr>
-          <w:rFonts w:hint="eastAsia" w:ascii="Times New Roman" w:hAnsi="Times New Roman" w:eastAsia="Times New Roman" w:cs="Times New Roman"/>
-        </w:rPr>
-        <w:t>，</w:t>
-      </w:r>
-      <w:r>
-        <w:rPr>
-          <w:rFonts w:hint="eastAsia" w:ascii="Times New Roman" w:hAnsi="Times New Roman" w:eastAsia="FangSong" w:cs="Times New Roman"/>
-        </w:rPr>
-        <w:t>空气中的</w:t>
-      </w:r>
-      <w:r>
-        <w:rPr>
-          <w:rFonts w:ascii="Times New Roman" w:hAnsi="Times New Roman" w:eastAsia="Times New Roman" w:cs="Times New Roman"/>
-        </w:rPr>
-        <w:t xml:space="preserve"> A </w:t>
-      </w:r>
-      <w:r>
-        <w:rPr>
-          <w:rFonts w:hint="eastAsia" w:ascii="Times New Roman" w:hAnsi="Times New Roman" w:eastAsia="FangSong" w:cs="Times New Roman"/>
-        </w:rPr>
-        <w:t xml:space="preserve">有</w:t>
-      </w:r>
-      <w:r>
-        <w:rPr>
-          <w:rFonts w:ascii="Times New Roman" w:hAnsi="Times New Roman" w:eastAsia="Times New Roman" w:cs="Times New Roman"/>
-        </w:rPr>
-        <w:t xml:space="preserve"> </w:t>
-      </w:r>
-      <m:oMath>
-        <m:r>
-          <m:t>70</m:t>
-        </m:r>
-        <m:r>
-          <m:rPr>
-            <m:sty m:val="p"/>
-          </m:rPr>
-          <m:t>%</m:t>
-        </m:r>
-      </m:oMath>
-      <w:r>
-        <w:rPr>
-          <w:rFonts w:ascii="Times New Roman" w:hAnsi="Times New Roman" w:eastAsia="Times New Roman" w:cs="Times New Roman"/>
-        </w:rPr>
-        <w:t xml:space="preserve"> </w:t>
-      </w:r>
-      <w:r>
-        <w:rPr>
-          <w:rFonts w:hint="eastAsia" w:ascii="Times New Roman" w:hAnsi="Times New Roman" w:eastAsia="FangSong" w:cs="Times New Roman"/>
-        </w:rPr>
-        <w:t>被吸收</w:t>
-      </w:r>
-      <w:r>
-        <w:rPr>
-          <w:rFonts w:hint="eastAsia" w:ascii="Times New Roman" w:hAnsi="Times New Roman" w:eastAsia="Times New Roman" w:cs="Times New Roman"/>
-        </w:rPr>
-        <w:t>，</w:t>
-      </w:r>
-      <w:r>
-        <w:rPr>
-          <w:rFonts w:hint="eastAsia" w:ascii="Times New Roman" w:hAnsi="Times New Roman" w:eastAsia="FangSong" w:cs="Times New Roman"/>
-        </w:rPr>
-        <w:t>转变为盐</w:t>
-      </w:r>
-      <w:r>
-        <w:rPr>
-          <w:rFonts w:ascii="Times New Roman" w:hAnsi="Times New Roman" w:eastAsia="Times New Roman" w:cs="Times New Roman"/>
-        </w:rPr>
-        <w:t xml:space="preserve"> </w:t>
-      </w:r>
-      <w:r>
-        <w:rPr>
-          <w:rFonts w:hint="eastAsia" w:ascii="Times New Roman" w:hAnsi="Times New Roman" w:eastAsia="Times New Roman" w:cs="Times New Roman"/>
-        </w:rPr>
-        <w:t>B。</w:t>
-      </w:r>
-      <w:r>
-        <w:rPr>
-          <w:rFonts w:hint="eastAsia" w:ascii="Times New Roman" w:hAnsi="Times New Roman" w:eastAsia="FangSong" w:cs="Times New Roman"/>
-        </w:rPr>
-        <w:t>至</w:t>
-      </w:r>
-      <w:r>
-        <w:rPr>
-          <w:rFonts w:ascii="Times New Roman" w:hAnsi="Times New Roman" w:eastAsia="Times New Roman" w:cs="Times New Roman"/>
-        </w:rPr>
-        <w:t xml:space="preserve"> B </w:t>
-      </w:r>
-      <w:r>
-        <w:rPr>
-          <w:rFonts w:hint="eastAsia" w:ascii="Times New Roman" w:hAnsi="Times New Roman" w:eastAsia="FangSong" w:cs="Times New Roman"/>
-        </w:rPr>
-        <w:t>达到饱和浓度后即加入硫酸</w:t>
-      </w:r>
-      <w:r>
-        <w:rPr>
-          <w:rFonts w:hint="eastAsia" w:ascii="Times New Roman" w:hAnsi="Times New Roman" w:eastAsia="Times New Roman" w:cs="Times New Roman"/>
-        </w:rPr>
-        <w:t>，</w:t>
-      </w:r>
-      <w:r>
-        <w:rPr>
-          <w:rFonts w:hint="eastAsia" w:ascii="Times New Roman" w:hAnsi="Times New Roman" w:eastAsia="FangSong" w:cs="Times New Roman"/>
-        </w:rPr>
-        <w:t>此时溶液会放出纯净的气体</w:t>
-      </w:r>
-      <w:r>
-        <w:rPr>
-          <w:rFonts w:ascii="Times New Roman" w:hAnsi="Times New Roman" w:eastAsia="Times New Roman" w:cs="Times New Roman"/>
-        </w:rPr>
-        <w:t xml:space="preserve"> </w:t>
-      </w:r>
-      <w:r>
-        <w:rPr>
-          <w:rFonts w:hint="eastAsia" w:ascii="Times New Roman" w:hAnsi="Times New Roman" w:eastAsia="Times New Roman" w:cs="Times New Roman"/>
-        </w:rPr>
-        <w:t>A。</w:t>
-      </w:r>
-      <w:r>
-        <w:rPr>
-          <w:rFonts w:hint="eastAsia" w:ascii="Times New Roman" w:hAnsi="Times New Roman" w:eastAsia="FangSong" w:cs="Times New Roman"/>
-        </w:rPr>
-        <w:t>通过</w:t>
-      </w:r>
-      <w:r>
-        <w:rPr>
-          <w:rFonts w:ascii="Times New Roman" w:hAnsi="Times New Roman" w:eastAsia="Times New Roman" w:cs="Times New Roman"/>
-        </w:rPr>
-        <w:t xml:space="preserve"> A </w:t>
-      </w:r>
-      <w:r>
-        <w:rPr>
-          <w:rFonts w:hint="eastAsia" w:ascii="Times New Roman" w:hAnsi="Times New Roman" w:eastAsia="FangSong" w:cs="Times New Roman"/>
-        </w:rPr>
-        <w:t xml:space="preserve">与</w:t>
-      </w:r>
-      <w:r>
-        <w:rPr>
-          <w:rFonts w:ascii="Times New Roman" w:hAnsi="Times New Roman" w:eastAsia="Times New Roman" w:cs="Times New Roman"/>
-        </w:rPr>
-        <w:t xml:space="preserve"> </w:t>
-      </w:r>
-      <m:oMath>
-        <m:sSub>
-          <m:e>
-            <m:r>
-              <m:rPr>
-                <m:sty m:val="p"/>
-              </m:rPr>
-              <m:t>H</m:t>
-            </m:r>
-          </m:e>
-          <m:sub>
-            <m:r>
-              <m:t>2</m:t>
-            </m:r>
-          </m:sub>
-        </m:sSub>
-      </m:oMath>
-      <w:r>
-        <w:rPr>
-          <w:rFonts w:ascii="Times New Roman" w:hAnsi="Times New Roman" w:eastAsia="Times New Roman" w:cs="Times New Roman"/>
-        </w:rPr>
-        <w:t xml:space="preserve"> </w:t>
-      </w:r>
-      <w:r>
-        <w:rPr>
-          <w:rFonts w:hint="eastAsia" w:ascii="Times New Roman" w:hAnsi="Times New Roman" w:eastAsia="FangSong" w:cs="Times New Roman"/>
-        </w:rPr>
-        <w:t>反应生成甲醇</w:t>
-      </w:r>
-      <w:r>
-        <w:rPr>
-          <w:rFonts w:hint="eastAsia" w:ascii="Times New Roman" w:hAnsi="Times New Roman" w:eastAsia="Times New Roman" w:cs="Times New Roman"/>
-        </w:rPr>
-        <w:t>。</w:t>
-      </w:r>
-    </w:p>
-    <w:p>
-      <w:pPr>
-        <w:pStyle w:val="BodyText"/>
-      </w:pPr>
-      <w:r>
-        <w:rPr>
-          <w:rFonts w:hint="eastAsia" w:ascii="Times New Roman" w:hAnsi="Times New Roman" w:eastAsia="FangSong" w:cs="Times New Roman"/>
-        </w:rPr>
-        <w:t xml:space="preserve">则</w:t>
-      </w:r>
-      <w:r>
-        <w:rPr>
-          <w:rFonts w:ascii="Times New Roman" w:hAnsi="Times New Roman" w:eastAsia="Times New Roman" w:cs="Times New Roman"/>
-        </w:rPr>
-        <w:t xml:space="preserve"> A </w:t>
-      </w:r>
-      <w:r>
-        <w:rPr>
-          <w:rFonts w:hint="eastAsia" w:ascii="Times New Roman" w:hAnsi="Times New Roman" w:eastAsia="FangSong" w:cs="Times New Roman"/>
-        </w:rPr>
-        <w:t xml:space="preserve">是</w:t>
-      </w:r>
-      <w:r>
-        <w:rPr>
-          <w:rFonts w:ascii="Times New Roman" w:hAnsi="Times New Roman" w:eastAsia="Times New Roman" w:cs="Times New Roman"/>
-        </w:rPr>
-        <w:t xml:space="preserve"> </w:t>
-      </w:r>
-      <w:r>
-        <w:rPr>
-          <w:rFonts w:hint="eastAsia" w:ascii="Times New Roman" w:hAnsi="Times New Roman" w:eastAsia="Times New Roman" w:cs="Times New Roman"/>
-        </w:rPr>
-        <w:t xml:space="preserve">____，B</w:t>
-      </w:r>
-      <w:r>
-        <w:rPr>
-          <w:rFonts w:ascii="Times New Roman" w:hAnsi="Times New Roman" w:eastAsia="Times New Roman" w:cs="Times New Roman"/>
-        </w:rPr>
-        <w:t xml:space="preserve"> </w:t>
-      </w:r>
-      <w:r>
-        <w:rPr>
-          <w:rFonts w:hint="eastAsia" w:ascii="Times New Roman" w:hAnsi="Times New Roman" w:eastAsia="FangSong" w:cs="Times New Roman"/>
-        </w:rPr>
-        <w:t xml:space="preserve">是</w:t>
-      </w:r>
-      <w:r>
-        <w:rPr>
-          <w:rFonts w:ascii="Times New Roman" w:hAnsi="Times New Roman" w:eastAsia="Times New Roman" w:cs="Times New Roman"/>
-        </w:rPr>
-        <w:t xml:space="preserve"> </w:t>
-      </w:r>
-      <w:r>
-        <w:rPr>
-          <w:rFonts w:hint="eastAsia" w:ascii="Times New Roman" w:hAnsi="Times New Roman" w:eastAsia="Times New Roman" w:cs="Times New Roman"/>
-        </w:rPr>
-        <w:t xml:space="preserve">____，A</w:t>
-      </w:r>
-      <w:r>
-        <w:rPr>
-          <w:rFonts w:ascii="Times New Roman" w:hAnsi="Times New Roman" w:eastAsia="Times New Roman" w:cs="Times New Roman"/>
-        </w:rPr>
-        <w:t xml:space="preserve"> </w:t>
-      </w:r>
-      <w:r>
-        <w:rPr>
-          <w:rFonts w:hint="eastAsia" w:ascii="Times New Roman" w:hAnsi="Times New Roman" w:eastAsia="FangSong" w:cs="Times New Roman"/>
-        </w:rPr>
-        <w:t xml:space="preserve">与</w:t>
-      </w:r>
-      <w:r>
-        <w:rPr>
-          <w:rFonts w:ascii="Times New Roman" w:hAnsi="Times New Roman" w:eastAsia="Times New Roman" w:cs="Times New Roman"/>
-        </w:rPr>
-        <w:t xml:space="preserve"> </w:t>
-      </w:r>
-      <m:oMath>
-        <m:sSub>
-          <m:e>
-            <m:r>
-              <m:rPr>
-                <m:sty m:val="p"/>
-              </m:rPr>
-              <m:t>H</m:t>
-            </m:r>
-          </m:e>
-          <m:sub>
-            <m:r>
-              <m:t>2</m:t>
-            </m:r>
-          </m:sub>
-        </m:sSub>
-      </m:oMath>
-      <w:r>
-        <w:rPr>
-          <w:rFonts w:ascii="Times New Roman" w:hAnsi="Times New Roman" w:eastAsia="Times New Roman" w:cs="Times New Roman"/>
-        </w:rPr>
-        <w:t xml:space="preserve"> </w:t>
-      </w:r>
-      <w:r>
-        <w:rPr>
-          <w:rFonts w:hint="eastAsia" w:ascii="Times New Roman" w:hAnsi="Times New Roman" w:eastAsia="FangSong" w:cs="Times New Roman"/>
-        </w:rPr>
-        <w:t xml:space="preserve">反应的方程式是</w:t>
-      </w:r>
-      <w:r>
-        <w:rPr>
-          <w:rFonts w:ascii="Times New Roman" w:hAnsi="Times New Roman" w:eastAsia="Times New Roman" w:cs="Times New Roman"/>
-        </w:rPr>
-        <w:t xml:space="preserve"> ____。</w:t>
-      </w:r>
-    </w:p>
-    <w:p>
-      <w:pPr>
-        <w:pStyle w:val="BodyText"/>
-      </w:pPr>
-      <w:r>
-        <w:rPr>
-          <w:rFonts w:ascii="Times New Roman" w:hAnsi="Times New Roman" w:eastAsia="Times New Roman" w:cs="Times New Roman"/>
-          <w:b/>
-          <w:bCs/>
-        </w:rPr>
-        <w:t xml:space="preserve">·</w:t>
-      </w:r>
-      <w:r>
-        <w:rPr>
-          <w:rFonts w:ascii="Times New Roman" w:hAnsi="Times New Roman" w:eastAsia="Times New Roman" w:cs="Times New Roman"/>
-        </w:rPr>
-        <w:t xml:space="preserve"> </w:t>
-      </w:r>
-      <w:r>
-        <w:rPr>
-          <w:rFonts w:hint="eastAsia" w:ascii="Times New Roman" w:hAnsi="Times New Roman" w:eastAsia="FangSong" w:cs="Times New Roman"/>
-        </w:rPr>
-        <w:t xml:space="preserve">关联</w:t>
       </w:r>
     </w:p>
     <w:p>
@@ -1558,150 +1653,6 @@
         <w:numPr>
           <w:ilvl w:val="0"/>
           <w:numId w:val="1004"/>
-        </w:numPr>
-      </w:pPr>
-      <w:r>
-        <w:rPr>
-          <w:rFonts w:hint="eastAsia" w:ascii="Times New Roman" w:hAnsi="Times New Roman" w:eastAsia="FangSong" w:cs="Times New Roman"/>
-        </w:rPr>
-        <w:t>知识点</w:t>
-      </w:r>
-      <w:r>
-        <w:rPr>
-          <w:rFonts w:hint="eastAsia" w:ascii="Times New Roman" w:hAnsi="Times New Roman" w:eastAsia="Times New Roman" w:cs="Times New Roman"/>
-        </w:rPr>
-        <w:t>：</w:t>
-      </w:r>
-      <w:r>
-        <w:rPr>
-          <w:rFonts w:hint="eastAsia" w:ascii="Times New Roman" w:hAnsi="Times New Roman" w:eastAsia="FangSong" w:cs="Times New Roman"/>
-        </w:rPr>
-        <w:t>氧化还原反应基础</w:t>
-      </w:r>
-    </w:p>
-    <w:p>
-      <w:pPr>
-        <w:pStyle w:val="Compact"/>
-        <w:numPr>
-          <w:ilvl w:val="0"/>
-          <w:numId w:val="1004"/>
-        </w:numPr>
-      </w:pPr>
-      <w:r>
-        <w:rPr>
-          <w:rFonts w:hint="eastAsia" w:ascii="Times New Roman" w:hAnsi="Times New Roman" w:eastAsia="FangSong" w:cs="Times New Roman"/>
-        </w:rPr>
-        <w:t>相关</w:t>
-      </w:r>
-      <w:r>
-        <w:rPr>
-          <w:rFonts w:hint="eastAsia" w:ascii="Times New Roman" w:hAnsi="Times New Roman" w:eastAsia="Times New Roman" w:cs="Times New Roman"/>
-        </w:rPr>
-        <w:t>：</w:t>
-      </w:r>
-      <w:r>
-        <w:rPr>
-          <w:rFonts w:hint="eastAsia" w:ascii="Times New Roman" w:hAnsi="Times New Roman" w:eastAsia="FangSong" w:cs="Times New Roman"/>
-        </w:rPr>
-        <w:t>题</w:t>
-      </w:r>
-      <w:r>
-        <w:rPr>
-          <w:rFonts w:hint="eastAsia" w:ascii="Times New Roman" w:hAnsi="Times New Roman" w:eastAsia="Times New Roman" w:cs="Times New Roman"/>
-        </w:rPr>
-        <w:t>-698-</w:t>
-      </w:r>
-      <w:r>
-        <w:rPr>
-          <w:rFonts w:hint="eastAsia" w:ascii="Times New Roman" w:hAnsi="Times New Roman" w:eastAsia="FangSong" w:cs="Times New Roman"/>
-        </w:rPr>
-        <w:t>一分册</w:t>
-      </w:r>
-      <w:r>
-        <w:rPr>
-          <w:rFonts w:hint="eastAsia" w:ascii="Times New Roman" w:hAnsi="Times New Roman" w:eastAsia="Times New Roman" w:cs="Times New Roman"/>
-        </w:rPr>
-        <w:t>-L11</w:t>
-      </w:r>
-      <w:r>
-        <w:rPr>
-          <w:rFonts w:hint="eastAsia" w:ascii="Times New Roman" w:hAnsi="Times New Roman" w:eastAsia="FangSong" w:cs="Times New Roman"/>
-        </w:rPr>
-        <w:t>知例</w:t>
-      </w:r>
-      <w:r>
-        <w:rPr>
-          <w:rFonts w:hint="eastAsia" w:ascii="Times New Roman" w:hAnsi="Times New Roman" w:eastAsia="Times New Roman" w:cs="Times New Roman"/>
-        </w:rPr>
-        <w:t>1-TiFe</w:t>
-      </w:r>
-      <w:r>
-        <w:rPr>
-          <w:rFonts w:hint="eastAsia" w:ascii="Times New Roman" w:hAnsi="Times New Roman" w:eastAsia="FangSong" w:cs="Times New Roman"/>
-        </w:rPr>
-        <w:t>合金贮氢体积计算</w:t>
-      </w:r>
-      <w:r>
-        <w:rPr>
-          <w:rFonts w:hint="eastAsia" w:ascii="Times New Roman" w:hAnsi="Times New Roman" w:eastAsia="Times New Roman" w:cs="Times New Roman"/>
-        </w:rPr>
-        <w:t>（</w:t>
-      </w:r>
-      <w:r>
-        <w:rPr>
-          <w:rFonts w:hint="eastAsia" w:ascii="Times New Roman" w:hAnsi="Times New Roman" w:eastAsia="FangSong" w:cs="Times New Roman"/>
-        </w:rPr>
-        <w:t>氢能源贮运</w:t>
-      </w:r>
-      <w:r>
-        <w:rPr>
-          <w:rFonts w:hint="eastAsia" w:ascii="Times New Roman" w:hAnsi="Times New Roman" w:eastAsia="Times New Roman" w:cs="Times New Roman"/>
-        </w:rPr>
-        <w:t>）</w:t>
-      </w:r>
-    </w:p>
-    <w:p>
-      <w:pPr>
-        <w:spacing w:before="160" w:after="80"/>
-      </w:pPr>
-      <w:r>
-        <w:pict>
-          <v:rect style="width:0;height:1.5pt" o:hralign="center" o:hrstd="t" o:hr="t"/>
-        </w:pict>
-      </w:r>
-    </w:p>
-    <w:bookmarkEnd w:id="12"/>
-    <w:bookmarkStart w:id="13" w:name="第6题"/>
-    <w:p>
-      <w:pPr>
-        <w:pStyle w:val="Heading3"/>
-        <w:spacing w:before="280" w:after="120"/>
-      </w:pPr>
-      <w:r>
-        <w:rPr>
-          <w:rFonts w:hint="eastAsia" w:ascii="Times New Roman" w:hAnsi="Times New Roman" w:eastAsia="SimHei" w:cs="Times New Roman"/>
-        </w:rPr>
-        <w:t>第</w:t>
-      </w:r>
-      <w:r>
-        <w:rPr>
-          <w:rFonts w:hint="eastAsia" w:ascii="Times New Roman" w:hAnsi="Times New Roman" w:eastAsia="Times New Roman" w:cs="Times New Roman"/>
-        </w:rPr>
-        <w:t>6</w:t>
-      </w:r>
-      <w:r>
-        <w:rPr>
-          <w:rFonts w:hint="eastAsia" w:ascii="Times New Roman" w:hAnsi="Times New Roman" w:eastAsia="SimHei" w:cs="Times New Roman"/>
-        </w:rPr>
-        <w:t>题</w:t>
-      </w:r>
-    </w:p>
-    <w:p>
-      <w:pPr>
-        <w:pStyle w:val="Compact"/>
-        <w:numPr>
-          <w:ilvl w:val="0"/>
-          <w:numId w:val="1005"/>
         </w:numPr>
       </w:pPr>
       <w:r>
@@ -4852,7 +4803,7 @@
         <w:pStyle w:val="Compact"/>
         <w:numPr>
           <w:ilvl w:val="0"/>
-          <w:numId w:val="1006"/>
+          <w:numId w:val="1005"/>
         </w:numPr>
       </w:pPr>
       <w:r>
@@ -4891,7 +4842,7 @@
         <w:pStyle w:val="Compact"/>
         <w:numPr>
           <w:ilvl w:val="0"/>
-          <w:numId w:val="1006"/>
+          <w:numId w:val="1005"/>
         </w:numPr>
       </w:pPr>
       <w:r>
@@ -5574,7 +5525,7 @@
         <w:pStyle w:val="Compact"/>
         <w:numPr>
           <w:ilvl w:val="0"/>
-          <w:numId w:val="1007"/>
+          <w:numId w:val="1006"/>
         </w:numPr>
       </w:pPr>
       <w:r>
@@ -5606,6 +5557,226 @@
           <w:rFonts w:ascii="Times New Roman" w:hAnsi="Times New Roman" w:eastAsia="Times New Roman" w:cs="Times New Roman"/>
         </w:rPr>
         <w:br/>
+      </w:r>
+    </w:p>
+    <w:p>
+      <w:pPr>
+        <w:pStyle w:val="Compact"/>
+        <w:numPr>
+          <w:ilvl w:val="0"/>
+          <w:numId w:val="1006"/>
+        </w:numPr>
+      </w:pPr>
+      <w:r>
+        <w:rPr>
+          <w:rFonts w:hint="eastAsia" w:ascii="Times New Roman" w:hAnsi="Times New Roman" w:eastAsia="FangSong" w:cs="Times New Roman"/>
+        </w:rPr>
+        <w:t xml:space="preserve">求</w:t>
+      </w:r>
+      <w:r>
+        <w:rPr>
+          <w:rFonts w:ascii="Times New Roman" w:hAnsi="Times New Roman" w:eastAsia="Times New Roman" w:cs="Times New Roman"/>
+        </w:rPr>
+        <w:t xml:space="preserve"> G </w:t>
+      </w:r>
+      <w:r>
+        <w:rPr>
+          <w:rFonts w:hint="eastAsia" w:ascii="Times New Roman" w:hAnsi="Times New Roman" w:eastAsia="FangSong" w:cs="Times New Roman"/>
+        </w:rPr>
+        <w:t>的组成</w:t>
+      </w:r>
+      <w:r>
+        <w:rPr>
+          <w:rFonts w:hint="eastAsia" w:ascii="Times New Roman" w:hAnsi="Times New Roman" w:eastAsia="Times New Roman" w:cs="Times New Roman"/>
+        </w:rPr>
+        <w:t>(</w:t>
+      </w:r>
+      <w:r>
+        <w:rPr>
+          <w:rFonts w:hint="eastAsia" w:ascii="Times New Roman" w:hAnsi="Times New Roman" w:eastAsia="FangSong" w:cs="Times New Roman"/>
+        </w:rPr>
+        <w:t>质量分数</w:t>
+      </w:r>
+      <w:r>
+        <w:rPr>
+          <w:rFonts w:hint="eastAsia" w:ascii="Times New Roman" w:hAnsi="Times New Roman" w:eastAsia="Times New Roman" w:cs="Times New Roman"/>
+        </w:rPr>
+        <w:t>)。</w:t>
+      </w:r>
+    </w:p>
+    <w:p>
+      <w:pPr>
+        <w:pStyle w:val="FirstParagraph"/>
+      </w:pPr>
+      <w:r>
+        <w:rPr>
+          <w:rFonts w:hint="eastAsia" w:ascii="Times New Roman" w:hAnsi="Times New Roman" w:eastAsia="FangSong" w:cs="Times New Roman"/>
+        </w:rPr>
+        <w:t xml:space="preserve">在</w:t>
+      </w:r>
+      <w:r>
+        <w:rPr>
+          <w:rFonts w:ascii="Times New Roman" w:hAnsi="Times New Roman" w:eastAsia="Times New Roman" w:cs="Times New Roman"/>
+        </w:rPr>
+        <w:t xml:space="preserve"> B </w:t>
+      </w:r>
+      <w:r>
+        <w:rPr>
+          <w:rFonts w:hint="eastAsia" w:ascii="Times New Roman" w:hAnsi="Times New Roman" w:eastAsia="FangSong" w:cs="Times New Roman"/>
+        </w:rPr>
+        <w:t>中加入硝酸钴后再加入大大过量的草酸铵</w:t>
+      </w:r>
+      <w:r>
+        <w:rPr>
+          <w:rFonts w:hint="eastAsia" w:ascii="Times New Roman" w:hAnsi="Times New Roman" w:eastAsia="Times New Roman" w:cs="Times New Roman"/>
+        </w:rPr>
+        <w:t>,</w:t>
+      </w:r>
+      <w:r>
+        <w:rPr>
+          <w:rFonts w:ascii="Times New Roman" w:hAnsi="Times New Roman" w:eastAsia="Times New Roman" w:cs="Times New Roman"/>
+        </w:rPr>
+        <w:t xml:space="preserve"> </w:t>
+      </w:r>
+      <w:r>
+        <w:rPr>
+          <w:rFonts w:hint="eastAsia" w:ascii="Times New Roman" w:hAnsi="Times New Roman" w:eastAsia="FangSong" w:cs="Times New Roman"/>
+        </w:rPr>
+        <w:t xml:space="preserve">则可以得到红色溶液</w:t>
+      </w:r>
+      <w:r>
+        <w:rPr>
+          <w:rFonts w:ascii="Times New Roman" w:hAnsi="Times New Roman" w:eastAsia="Times New Roman" w:cs="Times New Roman"/>
+        </w:rPr>
+        <w:t xml:space="preserve"> </w:t>
+      </w:r>
+      <w:r>
+        <w:rPr>
+          <w:rFonts w:hint="eastAsia" w:ascii="Times New Roman" w:hAnsi="Times New Roman" w:eastAsia="Times New Roman" w:cs="Times New Roman"/>
+        </w:rPr>
+        <w:t>D。</w:t>
+      </w:r>
+      <w:r>
+        <w:rPr>
+          <w:rFonts w:hint="eastAsia" w:ascii="Times New Roman" w:hAnsi="Times New Roman" w:eastAsia="FangSong" w:cs="Times New Roman"/>
+        </w:rPr>
+        <w:t>用</w:t>
+      </w:r>
+      <w:r>
+        <w:rPr>
+          <w:rFonts w:ascii="Times New Roman" w:hAnsi="Times New Roman" w:eastAsia="Times New Roman" w:cs="Times New Roman"/>
+        </w:rPr>
+        <w:t xml:space="preserve"> </w:t>
+      </w:r>
+      <m:oMath>
+        <m:r>
+          <m:t>P</m:t>
+        </m:r>
+        <m:r>
+          <m:t>b</m:t>
+        </m:r>
+        <m:sSub>
+          <m:e>
+            <m:r>
+              <m:t>O</m:t>
+            </m:r>
+          </m:e>
+          <m:sub>
+            <m:r>
+              <m:t>2</m:t>
+            </m:r>
+          </m:sub>
+        </m:sSub>
+      </m:oMath>
+      <w:r>
+        <w:rPr>
+          <w:rFonts w:ascii="Times New Roman" w:hAnsi="Times New Roman" w:eastAsia="Times New Roman" w:cs="Times New Roman"/>
+        </w:rPr>
+        <w:t xml:space="preserve"> </w:t>
+      </w:r>
+      <w:r>
+        <w:rPr>
+          <w:rFonts w:hint="eastAsia" w:ascii="Times New Roman" w:hAnsi="Times New Roman" w:eastAsia="FangSong" w:cs="Times New Roman"/>
+        </w:rPr>
+        <w:t xml:space="preserve">乙酸溶液处理</w:t>
+      </w:r>
+      <w:r>
+        <w:rPr>
+          <w:rFonts w:ascii="Times New Roman" w:hAnsi="Times New Roman" w:eastAsia="Times New Roman" w:cs="Times New Roman"/>
+        </w:rPr>
+        <w:t xml:space="preserve"> D </w:t>
+      </w:r>
+      <w:r>
+        <w:rPr>
+          <w:rFonts w:hint="eastAsia" w:ascii="Times New Roman" w:hAnsi="Times New Roman" w:eastAsia="FangSong" w:cs="Times New Roman"/>
+        </w:rPr>
+        <w:t>则导致它转化为翡翠绿色的溶液</w:t>
+      </w:r>
+      <w:r>
+        <w:rPr>
+          <w:rFonts w:hint="eastAsia" w:ascii="Times New Roman" w:hAnsi="Times New Roman" w:eastAsia="Times New Roman" w:cs="Times New Roman"/>
+        </w:rPr>
+        <w:t>。</w:t>
+      </w:r>
+      <w:r>
+        <w:rPr>
+          <w:rFonts w:hint="eastAsia" w:ascii="Times New Roman" w:hAnsi="Times New Roman" w:eastAsia="FangSong" w:cs="Times New Roman"/>
+        </w:rPr>
+        <w:t>在这个溶液中加入乙醇</w:t>
+      </w:r>
+      <w:r>
+        <w:rPr>
+          <w:rFonts w:hint="eastAsia" w:ascii="Times New Roman" w:hAnsi="Times New Roman" w:eastAsia="Times New Roman" w:cs="Times New Roman"/>
+        </w:rPr>
+        <w:t>,</w:t>
+      </w:r>
+      <w:r>
+        <w:rPr>
+          <w:rFonts w:ascii="Times New Roman" w:hAnsi="Times New Roman" w:eastAsia="Times New Roman" w:cs="Times New Roman"/>
+        </w:rPr>
+        <w:t xml:space="preserve"> </w:t>
+      </w:r>
+      <w:r>
+        <w:rPr>
+          <w:rFonts w:hint="eastAsia" w:ascii="Times New Roman" w:hAnsi="Times New Roman" w:eastAsia="FangSong" w:cs="Times New Roman"/>
+        </w:rPr>
+        <w:t xml:space="preserve">就得到了绿色晶体</w:t>
+      </w:r>
+      <w:r>
+        <w:rPr>
+          <w:rFonts w:ascii="Times New Roman" w:hAnsi="Times New Roman" w:eastAsia="Times New Roman" w:cs="Times New Roman"/>
+        </w:rPr>
+        <w:t xml:space="preserve"> F </w:t>
+      </w:r>
+      <w:r>
+        <w:rPr>
+          <w:rFonts w:hint="eastAsia" w:ascii="Times New Roman" w:hAnsi="Times New Roman" w:eastAsia="FangSong" w:cs="Times New Roman"/>
+        </w:rPr>
+        <w:t xml:space="preserve">和晶体</w:t>
+      </w:r>
+      <w:r>
+        <w:rPr>
+          <w:rFonts w:ascii="Times New Roman" w:hAnsi="Times New Roman" w:eastAsia="Times New Roman" w:cs="Times New Roman"/>
+        </w:rPr>
+        <w:t xml:space="preserve"> </w:t>
+      </w:r>
+      <w:r>
+        <w:rPr>
+          <w:rFonts w:hint="eastAsia" w:ascii="Times New Roman" w:hAnsi="Times New Roman" w:eastAsia="Times New Roman" w:cs="Times New Roman"/>
+        </w:rPr>
+        <w:t>E。</w:t>
+      </w:r>
+      <w:r>
+        <w:rPr>
+          <w:rFonts w:hint="eastAsia" w:ascii="Times New Roman" w:hAnsi="Times New Roman" w:eastAsia="FangSong" w:cs="Times New Roman"/>
+        </w:rPr>
+        <w:t>前者在光照下变成无色</w:t>
+      </w:r>
+      <w:r>
+        <w:rPr>
+          <w:rFonts w:hint="eastAsia" w:ascii="Times New Roman" w:hAnsi="Times New Roman" w:eastAsia="Times New Roman" w:cs="Times New Roman"/>
+        </w:rPr>
+        <w:t>。</w:t>
       </w:r>
     </w:p>
     <w:p>
@@ -5620,212 +5791,31 @@
         <w:rPr>
           <w:rFonts w:hint="eastAsia" w:ascii="Times New Roman" w:hAnsi="Times New Roman" w:eastAsia="FangSong" w:cs="Times New Roman"/>
         </w:rPr>
-        <w:t xml:space="preserve">求</w:t>
-      </w:r>
-      <w:r>
-        <w:rPr>
-          <w:rFonts w:ascii="Times New Roman" w:hAnsi="Times New Roman" w:eastAsia="Times New Roman" w:cs="Times New Roman"/>
-        </w:rPr>
-        <w:t xml:space="preserve"> G </w:t>
-      </w:r>
-      <w:r>
-        <w:rPr>
-          <w:rFonts w:hint="eastAsia" w:ascii="Times New Roman" w:hAnsi="Times New Roman" w:eastAsia="FangSong" w:cs="Times New Roman"/>
-        </w:rPr>
-        <w:t>的组成</w:t>
-      </w:r>
-      <w:r>
-        <w:rPr>
-          <w:rFonts w:hint="eastAsia" w:ascii="Times New Roman" w:hAnsi="Times New Roman" w:eastAsia="Times New Roman" w:cs="Times New Roman"/>
-        </w:rPr>
-        <w:t>(</w:t>
-      </w:r>
-      <w:r>
-        <w:rPr>
-          <w:rFonts w:hint="eastAsia" w:ascii="Times New Roman" w:hAnsi="Times New Roman" w:eastAsia="FangSong" w:cs="Times New Roman"/>
-        </w:rPr>
-        <w:t>质量分数</w:t>
-      </w:r>
-      <w:r>
-        <w:rPr>
-          <w:rFonts w:hint="eastAsia" w:ascii="Times New Roman" w:hAnsi="Times New Roman" w:eastAsia="Times New Roman" w:cs="Times New Roman"/>
-        </w:rPr>
-        <w:t>)。</w:t>
-      </w:r>
-    </w:p>
-    <w:p>
-      <w:pPr>
-        <w:pStyle w:val="FirstParagraph"/>
-      </w:pPr>
-      <w:r>
-        <w:rPr>
-          <w:rFonts w:hint="eastAsia" w:ascii="Times New Roman" w:hAnsi="Times New Roman" w:eastAsia="FangSong" w:cs="Times New Roman"/>
-        </w:rPr>
-        <w:t xml:space="preserve">在</w:t>
-      </w:r>
-      <w:r>
-        <w:rPr>
-          <w:rFonts w:ascii="Times New Roman" w:hAnsi="Times New Roman" w:eastAsia="Times New Roman" w:cs="Times New Roman"/>
-        </w:rPr>
-        <w:t xml:space="preserve"> B </w:t>
-      </w:r>
-      <w:r>
-        <w:rPr>
-          <w:rFonts w:hint="eastAsia" w:ascii="Times New Roman" w:hAnsi="Times New Roman" w:eastAsia="FangSong" w:cs="Times New Roman"/>
-        </w:rPr>
-        <w:t>中加入硝酸钴后再加入大大过量的草酸铵</w:t>
-      </w:r>
-      <w:r>
-        <w:rPr>
-          <w:rFonts w:hint="eastAsia" w:ascii="Times New Roman" w:hAnsi="Times New Roman" w:eastAsia="Times New Roman" w:cs="Times New Roman"/>
-        </w:rPr>
-        <w:t>,</w:t>
-      </w:r>
-      <w:r>
-        <w:rPr>
-          <w:rFonts w:ascii="Times New Roman" w:hAnsi="Times New Roman" w:eastAsia="Times New Roman" w:cs="Times New Roman"/>
-        </w:rPr>
-        <w:t xml:space="preserve"> </w:t>
-      </w:r>
-      <w:r>
-        <w:rPr>
-          <w:rFonts w:hint="eastAsia" w:ascii="Times New Roman" w:hAnsi="Times New Roman" w:eastAsia="FangSong" w:cs="Times New Roman"/>
-        </w:rPr>
-        <w:t xml:space="preserve">则可以得到红色溶液</w:t>
-      </w:r>
-      <w:r>
-        <w:rPr>
-          <w:rFonts w:ascii="Times New Roman" w:hAnsi="Times New Roman" w:eastAsia="Times New Roman" w:cs="Times New Roman"/>
-        </w:rPr>
-        <w:t xml:space="preserve"> </w:t>
-      </w:r>
-      <w:r>
-        <w:rPr>
-          <w:rFonts w:hint="eastAsia" w:ascii="Times New Roman" w:hAnsi="Times New Roman" w:eastAsia="Times New Roman" w:cs="Times New Roman"/>
-        </w:rPr>
-        <w:t>D。</w:t>
-      </w:r>
-      <w:r>
-        <w:rPr>
-          <w:rFonts w:hint="eastAsia" w:ascii="Times New Roman" w:hAnsi="Times New Roman" w:eastAsia="FangSong" w:cs="Times New Roman"/>
-        </w:rPr>
-        <w:t>用</w:t>
-      </w:r>
-      <w:r>
-        <w:rPr>
-          <w:rFonts w:ascii="Times New Roman" w:hAnsi="Times New Roman" w:eastAsia="Times New Roman" w:cs="Times New Roman"/>
-        </w:rPr>
-        <w:t xml:space="preserve"> </w:t>
-      </w:r>
-      <m:oMath>
-        <m:r>
-          <m:t>P</m:t>
-        </m:r>
-        <m:r>
-          <m:t>b</m:t>
-        </m:r>
-        <m:sSub>
-          <m:e>
-            <m:r>
-              <m:t>O</m:t>
-            </m:r>
-          </m:e>
-          <m:sub>
-            <m:r>
-              <m:t>2</m:t>
-            </m:r>
-          </m:sub>
-        </m:sSub>
-      </m:oMath>
-      <w:r>
-        <w:rPr>
-          <w:rFonts w:ascii="Times New Roman" w:hAnsi="Times New Roman" w:eastAsia="Times New Roman" w:cs="Times New Roman"/>
-        </w:rPr>
-        <w:t xml:space="preserve"> </w:t>
-      </w:r>
-      <w:r>
-        <w:rPr>
-          <w:rFonts w:hint="eastAsia" w:ascii="Times New Roman" w:hAnsi="Times New Roman" w:eastAsia="FangSong" w:cs="Times New Roman"/>
-        </w:rPr>
-        <w:t xml:space="preserve">乙酸溶液处理</w:t>
-      </w:r>
-      <w:r>
-        <w:rPr>
-          <w:rFonts w:ascii="Times New Roman" w:hAnsi="Times New Roman" w:eastAsia="Times New Roman" w:cs="Times New Roman"/>
-        </w:rPr>
-        <w:t xml:space="preserve"> D </w:t>
-      </w:r>
-      <w:r>
-        <w:rPr>
-          <w:rFonts w:hint="eastAsia" w:ascii="Times New Roman" w:hAnsi="Times New Roman" w:eastAsia="FangSong" w:cs="Times New Roman"/>
-        </w:rPr>
-        <w:t>则导致它转化为翡翠绿色的溶液</w:t>
-      </w:r>
-      <w:r>
-        <w:rPr>
-          <w:rFonts w:hint="eastAsia" w:ascii="Times New Roman" w:hAnsi="Times New Roman" w:eastAsia="Times New Roman" w:cs="Times New Roman"/>
-        </w:rPr>
-        <w:t>。</w:t>
-      </w:r>
-      <w:r>
-        <w:rPr>
-          <w:rFonts w:hint="eastAsia" w:ascii="Times New Roman" w:hAnsi="Times New Roman" w:eastAsia="FangSong" w:cs="Times New Roman"/>
-        </w:rPr>
-        <w:t>在这个溶液中加入乙醇</w:t>
-      </w:r>
-      <w:r>
-        <w:rPr>
-          <w:rFonts w:hint="eastAsia" w:ascii="Times New Roman" w:hAnsi="Times New Roman" w:eastAsia="Times New Roman" w:cs="Times New Roman"/>
-        </w:rPr>
-        <w:t>,</w:t>
-      </w:r>
-      <w:r>
-        <w:rPr>
-          <w:rFonts w:ascii="Times New Roman" w:hAnsi="Times New Roman" w:eastAsia="Times New Roman" w:cs="Times New Roman"/>
-        </w:rPr>
-        <w:t xml:space="preserve"> </w:t>
-      </w:r>
-      <w:r>
-        <w:rPr>
-          <w:rFonts w:hint="eastAsia" w:ascii="Times New Roman" w:hAnsi="Times New Roman" w:eastAsia="FangSong" w:cs="Times New Roman"/>
-        </w:rPr>
-        <w:t xml:space="preserve">就得到了绿色晶体</w:t>
-      </w:r>
-      <w:r>
-        <w:rPr>
-          <w:rFonts w:ascii="Times New Roman" w:hAnsi="Times New Roman" w:eastAsia="Times New Roman" w:cs="Times New Roman"/>
-        </w:rPr>
-        <w:t xml:space="preserve"> F </w:t>
-      </w:r>
-      <w:r>
-        <w:rPr>
-          <w:rFonts w:hint="eastAsia" w:ascii="Times New Roman" w:hAnsi="Times New Roman" w:eastAsia="FangSong" w:cs="Times New Roman"/>
-        </w:rPr>
-        <w:t xml:space="preserve">和晶体</w:t>
-      </w:r>
-      <w:r>
-        <w:rPr>
-          <w:rFonts w:ascii="Times New Roman" w:hAnsi="Times New Roman" w:eastAsia="Times New Roman" w:cs="Times New Roman"/>
-        </w:rPr>
-        <w:t xml:space="preserve"> </w:t>
-      </w:r>
-      <w:r>
-        <w:rPr>
-          <w:rFonts w:hint="eastAsia" w:ascii="Times New Roman" w:hAnsi="Times New Roman" w:eastAsia="Times New Roman" w:cs="Times New Roman"/>
-        </w:rPr>
-        <w:t>E。</w:t>
-      </w:r>
-      <w:r>
-        <w:rPr>
-          <w:rFonts w:hint="eastAsia" w:ascii="Times New Roman" w:hAnsi="Times New Roman" w:eastAsia="FangSong" w:cs="Times New Roman"/>
-        </w:rPr>
-        <w:t>前者在光照下变成无色</w:t>
-      </w:r>
-      <w:r>
-        <w:rPr>
-          <w:rFonts w:hint="eastAsia" w:ascii="Times New Roman" w:hAnsi="Times New Roman" w:eastAsia="Times New Roman" w:cs="Times New Roman"/>
-        </w:rPr>
-        <w:t>。</w:t>
+        <w:t xml:space="preserve">写出化合物</w:t>
+      </w:r>
+      <w:r>
+        <w:rPr>
+          <w:rFonts w:ascii="Times New Roman" w:hAnsi="Times New Roman" w:eastAsia="Times New Roman" w:cs="Times New Roman"/>
+        </w:rPr>
+        <w:t xml:space="preserve"> E </w:t>
+      </w:r>
+      <w:r>
+        <w:rPr>
+          <w:rFonts w:hint="eastAsia" w:ascii="Times New Roman" w:hAnsi="Times New Roman" w:eastAsia="FangSong" w:cs="Times New Roman"/>
+        </w:rPr>
+        <w:t xml:space="preserve">和</w:t>
+      </w:r>
+      <w:r>
+        <w:rPr>
+          <w:rFonts w:ascii="Times New Roman" w:hAnsi="Times New Roman" w:eastAsia="Times New Roman" w:cs="Times New Roman"/>
+        </w:rPr>
+        <w:t xml:space="preserve"> F。</w:t>
+      </w:r>
+      <w:r>
+        <w:rPr>
+          <w:rFonts w:ascii="Times New Roman" w:hAnsi="Times New Roman" w:eastAsia="Times New Roman" w:cs="Times New Roman"/>
+        </w:rPr>
+        <w:br/>
       </w:r>
     </w:p>
     <w:p>
@@ -5833,32 +5823,44 @@
         <w:pStyle w:val="Compact"/>
         <w:numPr>
           <w:ilvl w:val="0"/>
-          <w:numId w:val="1008"/>
+          <w:numId w:val="1007"/>
         </w:numPr>
       </w:pPr>
       <w:r>
         <w:rPr>
           <w:rFonts w:hint="eastAsia" w:ascii="Times New Roman" w:hAnsi="Times New Roman" w:eastAsia="FangSong" w:cs="Times New Roman"/>
         </w:rPr>
-        <w:t xml:space="preserve">写出化合物</w:t>
-      </w:r>
-      <w:r>
-        <w:rPr>
-          <w:rFonts w:ascii="Times New Roman" w:hAnsi="Times New Roman" w:eastAsia="Times New Roman" w:cs="Times New Roman"/>
-        </w:rPr>
-        <w:t xml:space="preserve"> E </w:t>
-      </w:r>
-      <w:r>
-        <w:rPr>
-          <w:rFonts w:hint="eastAsia" w:ascii="Times New Roman" w:hAnsi="Times New Roman" w:eastAsia="FangSong" w:cs="Times New Roman"/>
-        </w:rPr>
-        <w:t xml:space="preserve">和</w:t>
-      </w:r>
-      <w:r>
-        <w:rPr>
-          <w:rFonts w:ascii="Times New Roman" w:hAnsi="Times New Roman" w:eastAsia="Times New Roman" w:cs="Times New Roman"/>
-        </w:rPr>
-        <w:t xml:space="preserve"> F。</w:t>
+        <w:t>写出生成</w:t>
+      </w:r>
+      <w:r>
+        <w:rPr>
+          <w:rFonts w:hint="eastAsia" w:ascii="Times New Roman" w:hAnsi="Times New Roman" w:eastAsia="Times New Roman" w:cs="Times New Roman"/>
+        </w:rPr>
+        <w:t>”</w:t>
+      </w:r>
+      <w:r>
+        <w:rPr>
+          <w:rFonts w:hint="eastAsia" w:ascii="Times New Roman" w:hAnsi="Times New Roman" w:eastAsia="FangSong" w:cs="Times New Roman"/>
+        </w:rPr>
+        <w:t>翡翠绿色溶液</w:t>
+      </w:r>
+      <w:r>
+        <w:rPr>
+          <w:rFonts w:hint="eastAsia" w:ascii="Times New Roman" w:hAnsi="Times New Roman" w:eastAsia="Times New Roman" w:cs="Times New Roman"/>
+        </w:rPr>
+        <w:t>”</w:t>
+      </w:r>
+      <w:r>
+        <w:rPr>
+          <w:rFonts w:hint="eastAsia" w:ascii="Times New Roman" w:hAnsi="Times New Roman" w:eastAsia="FangSong" w:cs="Times New Roman"/>
+        </w:rPr>
+        <w:t>的化学方程式</w:t>
+      </w:r>
+      <w:r>
+        <w:rPr>
+          <w:rFonts w:hint="eastAsia" w:ascii="Times New Roman" w:hAnsi="Times New Roman" w:eastAsia="Times New Roman" w:cs="Times New Roman"/>
+        </w:rPr>
+        <w:t>。</w:t>
       </w:r>
       <w:r>
         <w:rPr>
@@ -5872,58 +5874,7 @@
         <w:pStyle w:val="Compact"/>
         <w:numPr>
           <w:ilvl w:val="0"/>
-          <w:numId w:val="1008"/>
-        </w:numPr>
-      </w:pPr>
-      <w:r>
-        <w:rPr>
-          <w:rFonts w:hint="eastAsia" w:ascii="Times New Roman" w:hAnsi="Times New Roman" w:eastAsia="FangSong" w:cs="Times New Roman"/>
-        </w:rPr>
-        <w:t>写出生成</w:t>
-      </w:r>
-      <w:r>
-        <w:rPr>
-          <w:rFonts w:hint="eastAsia" w:ascii="Times New Roman" w:hAnsi="Times New Roman" w:eastAsia="Times New Roman" w:cs="Times New Roman"/>
-        </w:rPr>
-        <w:t>”</w:t>
-      </w:r>
-      <w:r>
-        <w:rPr>
-          <w:rFonts w:hint="eastAsia" w:ascii="Times New Roman" w:hAnsi="Times New Roman" w:eastAsia="FangSong" w:cs="Times New Roman"/>
-        </w:rPr>
-        <w:t>翡翠绿色溶液</w:t>
-      </w:r>
-      <w:r>
-        <w:rPr>
-          <w:rFonts w:hint="eastAsia" w:ascii="Times New Roman" w:hAnsi="Times New Roman" w:eastAsia="Times New Roman" w:cs="Times New Roman"/>
-        </w:rPr>
-        <w:t>”</w:t>
-      </w:r>
-      <w:r>
-        <w:rPr>
-          <w:rFonts w:hint="eastAsia" w:ascii="Times New Roman" w:hAnsi="Times New Roman" w:eastAsia="FangSong" w:cs="Times New Roman"/>
-        </w:rPr>
-        <w:t>的化学方程式</w:t>
-      </w:r>
-      <w:r>
-        <w:rPr>
-          <w:rFonts w:hint="eastAsia" w:ascii="Times New Roman" w:hAnsi="Times New Roman" w:eastAsia="Times New Roman" w:cs="Times New Roman"/>
-        </w:rPr>
-        <w:t>。</w:t>
-      </w:r>
-      <w:r>
-        <w:rPr>
-          <w:rFonts w:ascii="Times New Roman" w:hAnsi="Times New Roman" w:eastAsia="Times New Roman" w:cs="Times New Roman"/>
-        </w:rPr>
-        <w:br/>
-      </w:r>
-    </w:p>
-    <w:p>
-      <w:pPr>
-        <w:pStyle w:val="Compact"/>
-        <w:numPr>
-          <w:ilvl w:val="0"/>
-          <w:numId w:val="1008"/>
+          <w:numId w:val="1007"/>
         </w:numPr>
       </w:pPr>
       <w:r>
@@ -14471,6 +14422,134 @@
         <w:pStyle w:val="Compact"/>
         <w:numPr>
           <w:ilvl w:val="0"/>
+          <w:numId w:val="1008"/>
+        </w:numPr>
+      </w:pPr>
+      <w:r>
+        <w:rPr>
+          <w:rFonts w:hint="eastAsia" w:ascii="Times New Roman" w:hAnsi="Times New Roman" w:eastAsia="FangSong" w:cs="Times New Roman"/>
+        </w:rPr>
+        <w:t>只有较重的稀有气体氙能合成出多种化合物</w:t>
+      </w:r>
+      <w:r>
+        <w:rPr>
+          <w:rFonts w:hint="eastAsia" w:ascii="Times New Roman" w:hAnsi="Times New Roman" w:eastAsia="Times New Roman" w:cs="Times New Roman"/>
+        </w:rPr>
+        <w:t>,</w:t>
+      </w:r>
+      <w:r>
+        <w:rPr>
+          <w:rFonts w:ascii="Times New Roman" w:hAnsi="Times New Roman" w:eastAsia="Times New Roman" w:cs="Times New Roman"/>
+        </w:rPr>
+        <w:t xml:space="preserve"> </w:t>
+      </w:r>
+      <w:r>
+        <w:rPr>
+          <w:rFonts w:hint="eastAsia" w:ascii="Times New Roman" w:hAnsi="Times New Roman" w:eastAsia="FangSong" w:cs="Times New Roman"/>
+        </w:rPr>
+        <w:t>其原因是</w:t>
+      </w:r>
+      <w:r>
+        <w:rPr>
+          <w:rFonts w:hint="eastAsia" w:ascii="Times New Roman" w:hAnsi="Times New Roman" w:eastAsia="Times New Roman" w:cs="Times New Roman"/>
+        </w:rPr>
+        <w:t>____。</w:t>
+      </w:r>
+    </w:p>
+    <w:p>
+      <w:pPr>
+        <w:pStyle w:val="FirstParagraph"/>
+      </w:pPr>
+      <w:r>
+        <w:rPr>
+          <w:rFonts w:ascii="Times New Roman" w:hAnsi="Times New Roman" w:eastAsia="Times New Roman" w:cs="Times New Roman"/>
+        </w:rPr>
+        <w:t xml:space="preserve">A. </w:t>
+      </w:r>
+      <w:r>
+        <w:rPr>
+          <w:rFonts w:hint="eastAsia" w:ascii="Times New Roman" w:hAnsi="Times New Roman" w:eastAsia="FangSong" w:cs="Times New Roman"/>
+        </w:rPr>
+        <w:t xml:space="preserve">氙含量比较丰富</w:t>
+      </w:r>
+      <w:r>
+        <w:rPr>
+          <w:rFonts w:ascii="Times New Roman" w:hAnsi="Times New Roman" w:eastAsia="Times New Roman" w:cs="Times New Roman"/>
+        </w:rPr>
+        <w:t xml:space="preserve"> </w:t>
+      </w:r>
+      <w:r>
+        <w:rPr>
+          <w:rFonts w:ascii="Times New Roman" w:hAnsi="Times New Roman" w:eastAsia="Times New Roman" w:cs="Times New Roman"/>
+        </w:rPr>
+        <w:t xml:space="preserve">B. </w:t>
+      </w:r>
+      <w:r>
+        <w:rPr>
+          <w:rFonts w:hint="eastAsia" w:ascii="Times New Roman" w:hAnsi="Times New Roman" w:eastAsia="FangSong" w:cs="Times New Roman"/>
+        </w:rPr>
+        <w:t>氙原子半径大</w:t>
+      </w:r>
+      <w:r>
+        <w:rPr>
+          <w:rFonts w:hint="eastAsia" w:ascii="Times New Roman" w:hAnsi="Times New Roman" w:eastAsia="Times New Roman" w:cs="Times New Roman"/>
+        </w:rPr>
+        <w:t>,</w:t>
+      </w:r>
+      <w:r>
+        <w:rPr>
+          <w:rFonts w:ascii="Times New Roman" w:hAnsi="Times New Roman" w:eastAsia="Times New Roman" w:cs="Times New Roman"/>
+        </w:rPr>
+        <w:t xml:space="preserve"> </w:t>
+      </w:r>
+      <w:r>
+        <w:rPr>
+          <w:rFonts w:hint="eastAsia" w:ascii="Times New Roman" w:hAnsi="Times New Roman" w:eastAsia="FangSong" w:cs="Times New Roman"/>
+        </w:rPr>
+        <w:t xml:space="preserve">电离能小</w:t>
+      </w:r>
+      <w:r>
+        <w:rPr>
+          <w:rFonts w:ascii="Times New Roman" w:hAnsi="Times New Roman" w:eastAsia="Times New Roman" w:cs="Times New Roman"/>
+        </w:rPr>
+        <w:t xml:space="preserve"> </w:t>
+      </w:r>
+      <w:r>
+        <w:rPr>
+          <w:rFonts w:ascii="Times New Roman" w:hAnsi="Times New Roman" w:eastAsia="Times New Roman" w:cs="Times New Roman"/>
+        </w:rPr>
+        <w:t xml:space="preserve">C. </w:t>
+      </w:r>
+      <w:r>
+        <w:rPr>
+          <w:rFonts w:hint="eastAsia" w:ascii="Times New Roman" w:hAnsi="Times New Roman" w:eastAsia="FangSong" w:cs="Times New Roman"/>
+        </w:rPr>
+        <w:t>氙原子半径小</w:t>
+      </w:r>
+      <w:r>
+        <w:rPr>
+          <w:rFonts w:hint="eastAsia" w:ascii="Times New Roman" w:hAnsi="Times New Roman" w:eastAsia="Times New Roman" w:cs="Times New Roman"/>
+        </w:rPr>
+        <w:t>,</w:t>
+      </w:r>
+      <w:r>
+        <w:rPr>
+          <w:rFonts w:ascii="Times New Roman" w:hAnsi="Times New Roman" w:eastAsia="Times New Roman" w:cs="Times New Roman"/>
+        </w:rPr>
+        <w:t xml:space="preserve"> </w:t>
+      </w:r>
+      <w:r>
+        <w:rPr>
+          <w:rFonts w:hint="eastAsia" w:ascii="Times New Roman" w:hAnsi="Times New Roman" w:eastAsia="FangSong" w:cs="Times New Roman"/>
+        </w:rPr>
+        <w:t xml:space="preserve">电离能大</w:t>
+      </w:r>
+    </w:p>
+    <w:p>
+      <w:pPr>
+        <w:pStyle w:val="Compact"/>
+        <w:numPr>
+          <w:ilvl w:val="0"/>
           <w:numId w:val="1009"/>
         </w:numPr>
       </w:pPr>
@@ -14478,7 +14557,7 @@
         <w:rPr>
           <w:rFonts w:hint="eastAsia" w:ascii="Times New Roman" w:hAnsi="Times New Roman" w:eastAsia="FangSong" w:cs="Times New Roman"/>
         </w:rPr>
-        <w:t>只有较重的稀有气体氙能合成出多种化合物</w:t>
+        <w:t>氙的化合物中</w:t>
       </w:r>
       <w:r>
         <w:rPr>
@@ -14488,9 +14567,15 @@
       </w:r>
       <w:r>
         <w:rPr>
-          <w:rFonts w:ascii="Times New Roman" w:hAnsi="Times New Roman" w:eastAsia="Times New Roman" w:cs="Times New Roman"/>
-        </w:rPr>
-        <w:t xml:space="preserve"> </w:t>
+          <w:rFonts w:hint="eastAsia" w:ascii="Times New Roman" w:hAnsi="Times New Roman" w:eastAsia="FangSong" w:cs="Times New Roman"/>
+        </w:rPr>
+        <w:t>多数是含有氟和氧的</w:t>
+      </w:r>
+      <w:r>
+        <w:rPr>
+          <w:rFonts w:hint="eastAsia" w:ascii="Times New Roman" w:hAnsi="Times New Roman" w:eastAsia="Times New Roman" w:cs="Times New Roman"/>
+        </w:rPr>
+        <w:t>,</w:t>
       </w:r>
       <w:r>
         <w:rPr>
@@ -14519,7 +14604,19 @@
         <w:rPr>
           <w:rFonts w:hint="eastAsia" w:ascii="Times New Roman" w:hAnsi="Times New Roman" w:eastAsia="FangSong" w:cs="Times New Roman"/>
         </w:rPr>
-        <w:t xml:space="preserve">氙含量比较丰富</w:t>
+        <w:t>氟</w:t>
+      </w:r>
+      <w:r>
+        <w:rPr>
+          <w:rFonts w:hint="eastAsia" w:ascii="Times New Roman" w:hAnsi="Times New Roman" w:eastAsia="Times New Roman" w:cs="Times New Roman"/>
+        </w:rPr>
+        <w:t>、</w:t>
+      </w:r>
+      <w:r>
+        <w:rPr>
+          <w:rFonts w:hint="eastAsia" w:ascii="Times New Roman" w:hAnsi="Times New Roman" w:eastAsia="FangSong" w:cs="Times New Roman"/>
+        </w:rPr>
+        <w:t>氧的电负性大</w:t>
       </w:r>
       <w:r>
         <w:rPr>
@@ -14537,25 +14634,19 @@
         <w:rPr>
           <w:rFonts w:hint="eastAsia" w:ascii="Times New Roman" w:hAnsi="Times New Roman" w:eastAsia="FangSong" w:cs="Times New Roman"/>
         </w:rPr>
-        <w:t>氙原子半径大</w:t>
-      </w:r>
-      <w:r>
-        <w:rPr>
-          <w:rFonts w:hint="eastAsia" w:ascii="Times New Roman" w:hAnsi="Times New Roman" w:eastAsia="Times New Roman" w:cs="Times New Roman"/>
-        </w:rPr>
-        <w:t>,</w:t>
-      </w:r>
-      <w:r>
-        <w:rPr>
-          <w:rFonts w:ascii="Times New Roman" w:hAnsi="Times New Roman" w:eastAsia="Times New Roman" w:cs="Times New Roman"/>
-        </w:rPr>
-        <w:t xml:space="preserve"> </w:t>
-      </w:r>
-      <w:r>
-        <w:rPr>
-          <w:rFonts w:hint="eastAsia" w:ascii="Times New Roman" w:hAnsi="Times New Roman" w:eastAsia="FangSong" w:cs="Times New Roman"/>
-        </w:rPr>
-        <w:t xml:space="preserve">电离能小</w:t>
+        <w:t>氟</w:t>
+      </w:r>
+      <w:r>
+        <w:rPr>
+          <w:rFonts w:hint="eastAsia" w:ascii="Times New Roman" w:hAnsi="Times New Roman" w:eastAsia="Times New Roman" w:cs="Times New Roman"/>
+        </w:rPr>
+        <w:t>、</w:t>
+      </w:r>
+      <w:r>
+        <w:rPr>
+          <w:rFonts w:hint="eastAsia" w:ascii="Times New Roman" w:hAnsi="Times New Roman" w:eastAsia="FangSong" w:cs="Times New Roman"/>
+        </w:rPr>
+        <w:t>氧的原子半径小</w:t>
       </w:r>
       <w:r>
         <w:rPr>
@@ -14573,25 +14664,19 @@
         <w:rPr>
           <w:rFonts w:hint="eastAsia" w:ascii="Times New Roman" w:hAnsi="Times New Roman" w:eastAsia="FangSong" w:cs="Times New Roman"/>
         </w:rPr>
-        <w:t>氙原子半径小</w:t>
-      </w:r>
-      <w:r>
-        <w:rPr>
-          <w:rFonts w:hint="eastAsia" w:ascii="Times New Roman" w:hAnsi="Times New Roman" w:eastAsia="Times New Roman" w:cs="Times New Roman"/>
-        </w:rPr>
-        <w:t>,</w:t>
-      </w:r>
-      <w:r>
-        <w:rPr>
-          <w:rFonts w:ascii="Times New Roman" w:hAnsi="Times New Roman" w:eastAsia="Times New Roman" w:cs="Times New Roman"/>
-        </w:rPr>
-        <w:t xml:space="preserve"> </w:t>
-      </w:r>
-      <w:r>
-        <w:rPr>
-          <w:rFonts w:hint="eastAsia" w:ascii="Times New Roman" w:hAnsi="Times New Roman" w:eastAsia="FangSong" w:cs="Times New Roman"/>
-        </w:rPr>
-        <w:t xml:space="preserve">电离能大</w:t>
+        <w:t>氟</w:t>
+      </w:r>
+      <w:r>
+        <w:rPr>
+          <w:rFonts w:hint="eastAsia" w:ascii="Times New Roman" w:hAnsi="Times New Roman" w:eastAsia="Times New Roman" w:cs="Times New Roman"/>
+        </w:rPr>
+        <w:t>、</w:t>
+      </w:r>
+      <w:r>
+        <w:rPr>
+          <w:rFonts w:hint="eastAsia" w:ascii="Times New Roman" w:hAnsi="Times New Roman" w:eastAsia="FangSong" w:cs="Times New Roman"/>
+        </w:rPr>
+        <w:t>氧的氧化性强</w:t>
       </w:r>
     </w:p>
     <w:p>
@@ -14606,7 +14691,7 @@
         <w:rPr>
           <w:rFonts w:hint="eastAsia" w:ascii="Times New Roman" w:hAnsi="Times New Roman" w:eastAsia="FangSong" w:cs="Times New Roman"/>
         </w:rPr>
-        <w:t>氙的化合物中</w:t>
+        <w:t>氡的化合物难于表征</w:t>
       </w:r>
       <w:r>
         <w:rPr>
@@ -14618,19 +14703,7 @@
         <w:rPr>
           <w:rFonts w:hint="eastAsia" w:ascii="Times New Roman" w:hAnsi="Times New Roman" w:eastAsia="FangSong" w:cs="Times New Roman"/>
         </w:rPr>
-        <w:t>多数是含有氟和氧的</w:t>
-      </w:r>
-      <w:r>
-        <w:rPr>
-          <w:rFonts w:hint="eastAsia" w:ascii="Times New Roman" w:hAnsi="Times New Roman" w:eastAsia="Times New Roman" w:cs="Times New Roman"/>
-        </w:rPr>
-        <w:t>,</w:t>
-      </w:r>
-      <w:r>
-        <w:rPr>
-          <w:rFonts w:hint="eastAsia" w:ascii="Times New Roman" w:hAnsi="Times New Roman" w:eastAsia="FangSong" w:cs="Times New Roman"/>
-        </w:rPr>
-        <w:t>其原因是</w:t>
+        <w:t>原因是</w:t>
       </w:r>
       <w:r>
         <w:rPr>
@@ -14653,19 +14726,7 @@
         <w:rPr>
           <w:rFonts w:hint="eastAsia" w:ascii="Times New Roman" w:hAnsi="Times New Roman" w:eastAsia="FangSong" w:cs="Times New Roman"/>
         </w:rPr>
-        <w:t>氟</w:t>
-      </w:r>
-      <w:r>
-        <w:rPr>
-          <w:rFonts w:hint="eastAsia" w:ascii="Times New Roman" w:hAnsi="Times New Roman" w:eastAsia="Times New Roman" w:cs="Times New Roman"/>
-        </w:rPr>
-        <w:t>、</w:t>
-      </w:r>
-      <w:r>
-        <w:rPr>
-          <w:rFonts w:hint="eastAsia" w:ascii="Times New Roman" w:hAnsi="Times New Roman" w:eastAsia="FangSong" w:cs="Times New Roman"/>
-        </w:rPr>
-        <w:t>氧的电负性大</w:t>
+        <w:t xml:space="preserve">氡的原子半径大</w:t>
       </w:r>
       <w:r>
         <w:rPr>
@@ -14683,19 +14744,7 @@
         <w:rPr>
           <w:rFonts w:hint="eastAsia" w:ascii="Times New Roman" w:hAnsi="Times New Roman" w:eastAsia="FangSong" w:cs="Times New Roman"/>
         </w:rPr>
-        <w:t>氟</w:t>
-      </w:r>
-      <w:r>
-        <w:rPr>
-          <w:rFonts w:hint="eastAsia" w:ascii="Times New Roman" w:hAnsi="Times New Roman" w:eastAsia="Times New Roman" w:cs="Times New Roman"/>
-        </w:rPr>
-        <w:t>、</w:t>
-      </w:r>
-      <w:r>
-        <w:rPr>
-          <w:rFonts w:hint="eastAsia" w:ascii="Times New Roman" w:hAnsi="Times New Roman" w:eastAsia="FangSong" w:cs="Times New Roman"/>
-        </w:rPr>
-        <w:t>氧的原子半径小</w:t>
+        <w:t xml:space="preserve">氡的电离能大</w:t>
       </w:r>
       <w:r>
         <w:rPr>
@@ -14713,24 +14762,23 @@
         <w:rPr>
           <w:rFonts w:hint="eastAsia" w:ascii="Times New Roman" w:hAnsi="Times New Roman" w:eastAsia="FangSong" w:cs="Times New Roman"/>
         </w:rPr>
-        <w:t>氟</w:t>
-      </w:r>
-      <w:r>
-        <w:rPr>
-          <w:rFonts w:hint="eastAsia" w:ascii="Times New Roman" w:hAnsi="Times New Roman" w:eastAsia="Times New Roman" w:cs="Times New Roman"/>
-        </w:rPr>
-        <w:t>、</w:t>
-      </w:r>
-      <w:r>
-        <w:rPr>
-          <w:rFonts w:hint="eastAsia" w:ascii="Times New Roman" w:hAnsi="Times New Roman" w:eastAsia="FangSong" w:cs="Times New Roman"/>
-        </w:rPr>
-        <w:t>氧的氧化性强</w:t>
+        <w:t>氡是强放射性元素</w:t>
+      </w:r>
+      <w:r>
+        <w:rPr>
+          <w:rFonts w:hint="eastAsia" w:ascii="Times New Roman" w:hAnsi="Times New Roman" w:eastAsia="Times New Roman" w:cs="Times New Roman"/>
+        </w:rPr>
+        <w:t>,</w:t>
+      </w:r>
+      <w:r>
+        <w:rPr>
+          <w:rFonts w:hint="eastAsia" w:ascii="Times New Roman" w:hAnsi="Times New Roman" w:eastAsia="FangSong" w:cs="Times New Roman"/>
+        </w:rPr>
+        <w:t>无稳定的同位素</w:t>
       </w:r>
     </w:p>
     <w:p>
       <w:pPr>
-        <w:pStyle w:val="Compact"/>
         <w:numPr>
           <w:ilvl w:val="0"/>
           <w:numId w:val="1011"/>
@@ -14740,7 +14788,54 @@
         <w:rPr>
           <w:rFonts w:hint="eastAsia" w:ascii="Times New Roman" w:hAnsi="Times New Roman" w:eastAsia="FangSong" w:cs="Times New Roman"/>
         </w:rPr>
-        <w:t>氡的化合物难于表征</w:t>
+        <w:t xml:space="preserve">已知</w:t>
+      </w:r>
+      <w:r>
+        <w:rPr>
+          <w:rFonts w:ascii="Times New Roman" w:hAnsi="Times New Roman" w:eastAsia="Times New Roman" w:cs="Times New Roman"/>
+        </w:rPr>
+        <w:t xml:space="preserve"> </w:t>
+      </w:r>
+      <m:oMath>
+        <m:sSub>
+          <m:e>
+            <m:r>
+              <m:rPr>
+                <m:sty m:val="p"/>
+              </m:rPr>
+              <m:t>X</m:t>
+            </m:r>
+            <m:r>
+              <m:rPr>
+                <m:sty m:val="p"/>
+              </m:rPr>
+              <m:t>e</m:t>
+            </m:r>
+            <m:r>
+              <m:rPr>
+                <m:sty m:val="p"/>
+              </m:rPr>
+              <m:t>O</m:t>
+            </m:r>
+          </m:e>
+          <m:sub>
+            <m:r>
+              <m:t>3</m:t>
+            </m:r>
+          </m:sub>
+        </m:sSub>
+      </m:oMath>
+      <w:r>
+        <w:rPr>
+          <w:rFonts w:ascii="Times New Roman" w:hAnsi="Times New Roman" w:eastAsia="Times New Roman" w:cs="Times New Roman"/>
+        </w:rPr>
+        <w:t xml:space="preserve"> </w:t>
+      </w:r>
+      <w:r>
+        <w:rPr>
+          <w:rFonts w:hint="eastAsia" w:ascii="Times New Roman" w:hAnsi="Times New Roman" w:eastAsia="FangSong" w:cs="Times New Roman"/>
+        </w:rPr>
+        <w:t>是三角锥形结构</w:t>
       </w:r>
       <w:r>
         <w:rPr>
@@ -14750,68 +14845,71 @@
       </w:r>
       <w:r>
         <w:rPr>
-          <w:rFonts w:hint="eastAsia" w:ascii="Times New Roman" w:hAnsi="Times New Roman" w:eastAsia="FangSong" w:cs="Times New Roman"/>
-        </w:rPr>
-        <w:t>原因是</w:t>
-      </w:r>
-      <w:r>
-        <w:rPr>
-          <w:rFonts w:hint="eastAsia" w:ascii="Times New Roman" w:hAnsi="Times New Roman" w:eastAsia="Times New Roman" w:cs="Times New Roman"/>
-        </w:rPr>
-        <w:t>____。</w:t>
+          <w:rFonts w:ascii="Times New Roman" w:hAnsi="Times New Roman" w:eastAsia="Times New Roman" w:cs="Times New Roman"/>
+        </w:rPr>
+        <w:t xml:space="preserve"> </w:t>
+      </w:r>
+      <w:r>
+        <w:rPr>
+          <w:rFonts w:hint="eastAsia" w:ascii="Times New Roman" w:hAnsi="Times New Roman" w:eastAsia="FangSong" w:cs="Times New Roman"/>
+        </w:rPr>
+        <w:t xml:space="preserve">则其中氙原子轨道杂化类型为</w:t>
+      </w:r>
+      <w:r>
+        <w:rPr>
+          <w:rFonts w:ascii="Times New Roman" w:hAnsi="Times New Roman" w:eastAsia="Times New Roman" w:cs="Times New Roman"/>
+        </w:rPr>
+        <w:t xml:space="preserve"> __, </w:t>
+      </w:r>
+      <w:r>
+        <w:rPr>
+          <w:rFonts w:hint="eastAsia" w:ascii="Times New Roman" w:hAnsi="Times New Roman" w:eastAsia="FangSong" w:cs="Times New Roman"/>
+        </w:rPr>
+        <w:t xml:space="preserve">氙原子的孤对电子数为</w:t>
+      </w:r>
+      <w:r>
+        <w:rPr>
+          <w:rFonts w:ascii="Times New Roman" w:hAnsi="Times New Roman" w:eastAsia="Times New Roman" w:cs="Times New Roman"/>
+        </w:rPr>
+        <w:t xml:space="preserve"> __。</w:t>
       </w:r>
     </w:p>
     <w:p>
       <w:pPr>
-        <w:pStyle w:val="FirstParagraph"/>
-      </w:pPr>
-      <w:r>
-        <w:rPr>
-          <w:rFonts w:ascii="Times New Roman" w:hAnsi="Times New Roman" w:eastAsia="Times New Roman" w:cs="Times New Roman"/>
-        </w:rPr>
-        <w:t xml:space="preserve">A. </w:t>
-      </w:r>
-      <w:r>
-        <w:rPr>
-          <w:rFonts w:hint="eastAsia" w:ascii="Times New Roman" w:hAnsi="Times New Roman" w:eastAsia="FangSong" w:cs="Times New Roman"/>
-        </w:rPr>
-        <w:t xml:space="preserve">氡的原子半径大</w:t>
-      </w:r>
-      <w:r>
-        <w:rPr>
-          <w:rFonts w:ascii="Times New Roman" w:hAnsi="Times New Roman" w:eastAsia="Times New Roman" w:cs="Times New Roman"/>
-        </w:rPr>
-        <w:t xml:space="preserve"> </w:t>
-      </w:r>
-      <w:r>
-        <w:rPr>
-          <w:rFonts w:ascii="Times New Roman" w:hAnsi="Times New Roman" w:eastAsia="Times New Roman" w:cs="Times New Roman"/>
-        </w:rPr>
-        <w:t xml:space="preserve">B. </w:t>
-      </w:r>
-      <w:r>
-        <w:rPr>
-          <w:rFonts w:hint="eastAsia" w:ascii="Times New Roman" w:hAnsi="Times New Roman" w:eastAsia="FangSong" w:cs="Times New Roman"/>
-        </w:rPr>
-        <w:t xml:space="preserve">氡的电离能大</w:t>
-      </w:r>
-      <w:r>
-        <w:rPr>
-          <w:rFonts w:ascii="Times New Roman" w:hAnsi="Times New Roman" w:eastAsia="Times New Roman" w:cs="Times New Roman"/>
-        </w:rPr>
-        <w:t xml:space="preserve"> </w:t>
-      </w:r>
-      <w:r>
-        <w:rPr>
-          <w:rFonts w:ascii="Times New Roman" w:hAnsi="Times New Roman" w:eastAsia="Times New Roman" w:cs="Times New Roman"/>
-        </w:rPr>
-        <w:t xml:space="preserve">C. </w:t>
-      </w:r>
-      <w:r>
-        <w:rPr>
-          <w:rFonts w:hint="eastAsia" w:ascii="Times New Roman" w:hAnsi="Times New Roman" w:eastAsia="FangSong" w:cs="Times New Roman"/>
-        </w:rPr>
-        <w:t>氡是强放射性元素</w:t>
+        <w:numPr>
+          <w:ilvl w:val="0"/>
+          <w:numId w:val="1011"/>
+        </w:numPr>
+      </w:pPr>
+      <w:r>
+        <w:rPr>
+          <w:rFonts w:hint="eastAsia" w:ascii="Times New Roman" w:hAnsi="Times New Roman" w:eastAsia="FangSong" w:cs="Times New Roman"/>
+        </w:rPr>
+        <w:t>二氟化氙是强氧化剂</w:t>
+      </w:r>
+      <w:r>
+        <w:rPr>
+          <w:rFonts w:hint="eastAsia" w:ascii="Times New Roman" w:hAnsi="Times New Roman" w:eastAsia="Times New Roman" w:cs="Times New Roman"/>
+        </w:rPr>
+        <w:t>。1968</w:t>
+      </w:r>
+      <w:r>
+        <w:rPr>
+          <w:rFonts w:hint="eastAsia" w:ascii="Times New Roman" w:hAnsi="Times New Roman" w:eastAsia="FangSong" w:cs="Times New Roman"/>
+        </w:rPr>
+        <w:t>年</w:t>
+      </w:r>
+      <w:r>
+        <w:rPr>
+          <w:rFonts w:ascii="Times New Roman" w:hAnsi="Times New Roman" w:eastAsia="Times New Roman" w:cs="Times New Roman"/>
+        </w:rPr>
+        <w:t xml:space="preserve"> E. H. Appleman </w:t>
+      </w:r>
+      <w:r>
+        <w:rPr>
+          <w:rFonts w:hint="eastAsia" w:ascii="Times New Roman" w:hAnsi="Times New Roman" w:eastAsia="FangSong" w:cs="Times New Roman"/>
+        </w:rPr>
+        <w:t>用二氟化氙和溴酸盐的水溶液反应制得高溴酸盐</w:t>
       </w:r>
       <w:r>
         <w:rPr>
@@ -14823,11 +14921,55 @@
         <w:rPr>
           <w:rFonts w:hint="eastAsia" w:ascii="Times New Roman" w:hAnsi="Times New Roman" w:eastAsia="FangSong" w:cs="Times New Roman"/>
         </w:rPr>
-        <w:t>无稳定的同位素</w:t>
+        <w:t>解决了无机化学上长期努力未获成功的一个难题</w:t>
+      </w:r>
+      <w:r>
+        <w:rPr>
+          <w:rFonts w:hint="eastAsia" w:ascii="Times New Roman" w:hAnsi="Times New Roman" w:eastAsia="Times New Roman" w:cs="Times New Roman"/>
+        </w:rPr>
+        <w:t>。</w:t>
+      </w:r>
+      <w:r>
+        <w:rPr>
+          <w:rFonts w:hint="eastAsia" w:ascii="Times New Roman" w:hAnsi="Times New Roman" w:eastAsia="FangSong" w:cs="Times New Roman"/>
+        </w:rPr>
+        <w:t>试写出该反应的离子方程式</w:t>
+      </w:r>
+      <w:r>
+        <w:rPr>
+          <w:rFonts w:hint="eastAsia" w:ascii="Times New Roman" w:hAnsi="Times New Roman" w:eastAsia="Times New Roman" w:cs="Times New Roman"/>
+        </w:rPr>
+        <w:t>____。</w:t>
       </w:r>
     </w:p>
     <w:p>
       <w:pPr>
+        <w:pStyle w:val="FirstParagraph"/>
+      </w:pPr>
+      <w:r>
+        <w:rPr>
+          <w:rFonts w:ascii="Times New Roman" w:hAnsi="Times New Roman" w:eastAsia="Times New Roman" w:cs="Times New Roman"/>
+          <w:b/>
+          <w:bCs/>
+        </w:rPr>
+        <w:t xml:space="preserve">·</w:t>
+      </w:r>
+      <w:r>
+        <w:rPr>
+          <w:rFonts w:ascii="Times New Roman" w:hAnsi="Times New Roman" w:eastAsia="Times New Roman" w:cs="Times New Roman"/>
+        </w:rPr>
+        <w:t xml:space="preserve"> </w:t>
+      </w:r>
+      <w:r>
+        <w:rPr>
+          <w:rFonts w:hint="eastAsia" w:ascii="Times New Roman" w:hAnsi="Times New Roman" w:eastAsia="FangSong" w:cs="Times New Roman"/>
+        </w:rPr>
+        <w:t xml:space="preserve">关联</w:t>
+      </w:r>
+    </w:p>
+    <w:p>
+      <w:pPr>
+        <w:pStyle w:val="Compact"/>
         <w:numPr>
           <w:ilvl w:val="0"/>
           <w:numId w:val="1012"/>
@@ -14837,230 +14979,39 @@
         <w:rPr>
           <w:rFonts w:hint="eastAsia" w:ascii="Times New Roman" w:hAnsi="Times New Roman" w:eastAsia="FangSong" w:cs="Times New Roman"/>
         </w:rPr>
-        <w:t xml:space="preserve">已知</w:t>
-      </w:r>
-      <w:r>
-        <w:rPr>
-          <w:rFonts w:ascii="Times New Roman" w:hAnsi="Times New Roman" w:eastAsia="Times New Roman" w:cs="Times New Roman"/>
-        </w:rPr>
-        <w:t xml:space="preserve"> </w:t>
-      </w:r>
-      <m:oMath>
-        <m:sSub>
-          <m:e>
-            <m:r>
-              <m:rPr>
-                <m:sty m:val="p"/>
-              </m:rPr>
-              <m:t>X</m:t>
-            </m:r>
-            <m:r>
-              <m:rPr>
-                <m:sty m:val="p"/>
-              </m:rPr>
-              <m:t>e</m:t>
-            </m:r>
-            <m:r>
-              <m:rPr>
-                <m:sty m:val="p"/>
-              </m:rPr>
-              <m:t>O</m:t>
-            </m:r>
-          </m:e>
-          <m:sub>
-            <m:r>
-              <m:t>3</m:t>
-            </m:r>
-          </m:sub>
-        </m:sSub>
-      </m:oMath>
-      <w:r>
-        <w:rPr>
-          <w:rFonts w:ascii="Times New Roman" w:hAnsi="Times New Roman" w:eastAsia="Times New Roman" w:cs="Times New Roman"/>
-        </w:rPr>
-        <w:t xml:space="preserve"> </w:t>
-      </w:r>
-      <w:r>
-        <w:rPr>
-          <w:rFonts w:hint="eastAsia" w:ascii="Times New Roman" w:hAnsi="Times New Roman" w:eastAsia="FangSong" w:cs="Times New Roman"/>
-        </w:rPr>
-        <w:t>是三角锥形结构</w:t>
-      </w:r>
-      <w:r>
-        <w:rPr>
-          <w:rFonts w:hint="eastAsia" w:ascii="Times New Roman" w:hAnsi="Times New Roman" w:eastAsia="Times New Roman" w:cs="Times New Roman"/>
-        </w:rPr>
-        <w:t>,</w:t>
-      </w:r>
-      <w:r>
-        <w:rPr>
-          <w:rFonts w:ascii="Times New Roman" w:hAnsi="Times New Roman" w:eastAsia="Times New Roman" w:cs="Times New Roman"/>
-        </w:rPr>
-        <w:t xml:space="preserve"> </w:t>
-      </w:r>
-      <w:r>
-        <w:rPr>
-          <w:rFonts w:hint="eastAsia" w:ascii="Times New Roman" w:hAnsi="Times New Roman" w:eastAsia="FangSong" w:cs="Times New Roman"/>
-        </w:rPr>
-        <w:t xml:space="preserve">则其中氙原子轨道杂化类型为</w:t>
-      </w:r>
-      <w:r>
-        <w:rPr>
-          <w:rFonts w:ascii="Times New Roman" w:hAnsi="Times New Roman" w:eastAsia="Times New Roman" w:cs="Times New Roman"/>
-        </w:rPr>
-        <w:t xml:space="preserve"> __, </w:t>
-      </w:r>
-      <w:r>
-        <w:rPr>
-          <w:rFonts w:hint="eastAsia" w:ascii="Times New Roman" w:hAnsi="Times New Roman" w:eastAsia="FangSong" w:cs="Times New Roman"/>
-        </w:rPr>
-        <w:t xml:space="preserve">氙原子的孤对电子数为</w:t>
-      </w:r>
-      <w:r>
-        <w:rPr>
-          <w:rFonts w:ascii="Times New Roman" w:hAnsi="Times New Roman" w:eastAsia="Times New Roman" w:cs="Times New Roman"/>
-        </w:rPr>
-        <w:t xml:space="preserve"> __。</w:t>
+        <w:t>知识点</w:t>
+      </w:r>
+      <w:r>
+        <w:rPr>
+          <w:rFonts w:hint="eastAsia" w:ascii="Times New Roman" w:hAnsi="Times New Roman" w:eastAsia="Times New Roman" w:cs="Times New Roman"/>
+        </w:rPr>
+        <w:t>：</w:t>
+      </w:r>
+      <w:r>
+        <w:rPr>
+          <w:rFonts w:hint="eastAsia" w:ascii="Times New Roman" w:hAnsi="Times New Roman" w:eastAsia="FangSong" w:cs="Times New Roman"/>
+        </w:rPr>
+        <w:t>稀有气体化合物</w:t>
+      </w:r>
+      <w:r>
+        <w:rPr>
+          <w:rFonts w:hint="eastAsia" w:ascii="Times New Roman" w:hAnsi="Times New Roman" w:eastAsia="Times New Roman" w:cs="Times New Roman"/>
+        </w:rPr>
+        <w:t>、</w:t>
+      </w:r>
+      <w:r>
+        <w:rPr>
+          <w:rFonts w:hint="eastAsia" w:ascii="Times New Roman" w:hAnsi="Times New Roman" w:eastAsia="FangSong" w:cs="Times New Roman"/>
+        </w:rPr>
+        <w:t>杂化轨道理论</w:t>
       </w:r>
     </w:p>
     <w:p>
       <w:pPr>
+        <w:pStyle w:val="Compact"/>
         <w:numPr>
           <w:ilvl w:val="0"/>
           <w:numId w:val="1012"/>
-        </w:numPr>
-      </w:pPr>
-      <w:r>
-        <w:rPr>
-          <w:rFonts w:hint="eastAsia" w:ascii="Times New Roman" w:hAnsi="Times New Roman" w:eastAsia="FangSong" w:cs="Times New Roman"/>
-        </w:rPr>
-        <w:t>二氟化氙是强氧化剂</w:t>
-      </w:r>
-      <w:r>
-        <w:rPr>
-          <w:rFonts w:hint="eastAsia" w:ascii="Times New Roman" w:hAnsi="Times New Roman" w:eastAsia="Times New Roman" w:cs="Times New Roman"/>
-        </w:rPr>
-        <w:t>。1968</w:t>
-      </w:r>
-      <w:r>
-        <w:rPr>
-          <w:rFonts w:hint="eastAsia" w:ascii="Times New Roman" w:hAnsi="Times New Roman" w:eastAsia="FangSong" w:cs="Times New Roman"/>
-        </w:rPr>
-        <w:t>年</w:t>
-      </w:r>
-      <w:r>
-        <w:rPr>
-          <w:rFonts w:ascii="Times New Roman" w:hAnsi="Times New Roman" w:eastAsia="Times New Roman" w:cs="Times New Roman"/>
-        </w:rPr>
-        <w:t xml:space="preserve"> E. H. Appleman </w:t>
-      </w:r>
-      <w:r>
-        <w:rPr>
-          <w:rFonts w:hint="eastAsia" w:ascii="Times New Roman" w:hAnsi="Times New Roman" w:eastAsia="FangSong" w:cs="Times New Roman"/>
-        </w:rPr>
-        <w:t>用二氟化氙和溴酸盐的水溶液反应制得高溴酸盐</w:t>
-      </w:r>
-      <w:r>
-        <w:rPr>
-          <w:rFonts w:hint="eastAsia" w:ascii="Times New Roman" w:hAnsi="Times New Roman" w:eastAsia="Times New Roman" w:cs="Times New Roman"/>
-        </w:rPr>
-        <w:t>,</w:t>
-      </w:r>
-      <w:r>
-        <w:rPr>
-          <w:rFonts w:hint="eastAsia" w:ascii="Times New Roman" w:hAnsi="Times New Roman" w:eastAsia="FangSong" w:cs="Times New Roman"/>
-        </w:rPr>
-        <w:t>解决了无机化学上长期努力未获成功的一个难题</w:t>
-      </w:r>
-      <w:r>
-        <w:rPr>
-          <w:rFonts w:hint="eastAsia" w:ascii="Times New Roman" w:hAnsi="Times New Roman" w:eastAsia="Times New Roman" w:cs="Times New Roman"/>
-        </w:rPr>
-        <w:t>。</w:t>
-      </w:r>
-      <w:r>
-        <w:rPr>
-          <w:rFonts w:hint="eastAsia" w:ascii="Times New Roman" w:hAnsi="Times New Roman" w:eastAsia="FangSong" w:cs="Times New Roman"/>
-        </w:rPr>
-        <w:t>试写出该反应的离子方程式</w:t>
-      </w:r>
-      <w:r>
-        <w:rPr>
-          <w:rFonts w:hint="eastAsia" w:ascii="Times New Roman" w:hAnsi="Times New Roman" w:eastAsia="Times New Roman" w:cs="Times New Roman"/>
-        </w:rPr>
-        <w:t>____。</w:t>
-      </w:r>
-    </w:p>
-    <w:p>
-      <w:pPr>
-        <w:pStyle w:val="FirstParagraph"/>
-      </w:pPr>
-      <w:r>
-        <w:rPr>
-          <w:rFonts w:ascii="Times New Roman" w:hAnsi="Times New Roman" w:eastAsia="Times New Roman" w:cs="Times New Roman"/>
-          <w:b/>
-          <w:bCs/>
-        </w:rPr>
-        <w:t xml:space="preserve">·</w:t>
-      </w:r>
-      <w:r>
-        <w:rPr>
-          <w:rFonts w:ascii="Times New Roman" w:hAnsi="Times New Roman" w:eastAsia="Times New Roman" w:cs="Times New Roman"/>
-        </w:rPr>
-        <w:t xml:space="preserve"> </w:t>
-      </w:r>
-      <w:r>
-        <w:rPr>
-          <w:rFonts w:hint="eastAsia" w:ascii="Times New Roman" w:hAnsi="Times New Roman" w:eastAsia="FangSong" w:cs="Times New Roman"/>
-        </w:rPr>
-        <w:t xml:space="preserve">关联</w:t>
-      </w:r>
-    </w:p>
-    <w:p>
-      <w:pPr>
-        <w:pStyle w:val="Compact"/>
-        <w:numPr>
-          <w:ilvl w:val="0"/>
-          <w:numId w:val="1013"/>
-        </w:numPr>
-      </w:pPr>
-      <w:r>
-        <w:rPr>
-          <w:rFonts w:hint="eastAsia" w:ascii="Times New Roman" w:hAnsi="Times New Roman" w:eastAsia="FangSong" w:cs="Times New Roman"/>
-        </w:rPr>
-        <w:t>知识点</w:t>
-      </w:r>
-      <w:r>
-        <w:rPr>
-          <w:rFonts w:hint="eastAsia" w:ascii="Times New Roman" w:hAnsi="Times New Roman" w:eastAsia="Times New Roman" w:cs="Times New Roman"/>
-        </w:rPr>
-        <w:t>：</w:t>
-      </w:r>
-      <w:r>
-        <w:rPr>
-          <w:rFonts w:hint="eastAsia" w:ascii="Times New Roman" w:hAnsi="Times New Roman" w:eastAsia="FangSong" w:cs="Times New Roman"/>
-        </w:rPr>
-        <w:t>稀有气体化合物</w:t>
-      </w:r>
-      <w:r>
-        <w:rPr>
-          <w:rFonts w:hint="eastAsia" w:ascii="Times New Roman" w:hAnsi="Times New Roman" w:eastAsia="Times New Roman" w:cs="Times New Roman"/>
-        </w:rPr>
-        <w:t>、</w:t>
-      </w:r>
-      <w:r>
-        <w:rPr>
-          <w:rFonts w:hint="eastAsia" w:ascii="Times New Roman" w:hAnsi="Times New Roman" w:eastAsia="FangSong" w:cs="Times New Roman"/>
-        </w:rPr>
-        <w:t>杂化轨道理论</w:t>
-      </w:r>
-    </w:p>
-    <w:p>
-      <w:pPr>
-        <w:pStyle w:val="Compact"/>
-        <w:numPr>
-          <w:ilvl w:val="0"/>
-          <w:numId w:val="1013"/>
         </w:numPr>
       </w:pPr>
       <w:r>
@@ -19294,14 +19245,14 @@
         </w:rPr>
         <w:drawing>
           <wp:inline>
-            <wp:extent cx="3240000" cy="4584609"/>
+            <wp:extent cx="3240000" cy="2589947"/>
             <wp:effectExtent b="0" l="0" r="0" t="0"/>
             <wp:docPr descr="" title="" id="51" name="Picture"/>
             <a:graphic>
               <a:graphicData uri="http://schemas.openxmlformats.org/drawingml/2006/picture">
                 <pic:pic>
                   <pic:nvPicPr>
-                    <pic:cNvPr descr="2021-浙江预赛_p14.png" id="52" name="Picture"/>
+                    <pic:cNvPr descr="06-外部资料导入/真题/省预赛/裁剪图/2021-浙江预赛_q69.png" id="52" name="Picture"/>
                     <pic:cNvPicPr>
                       <a:picLocks noChangeArrowheads="1" noChangeAspect="1"/>
                     </pic:cNvPicPr>
@@ -19315,7 +19266,7 @@
                   <pic:spPr bwMode="auto">
                     <a:xfrm>
                       <a:off x="0" y="0"/>
-                      <a:ext cx="3240000" cy="4584609"/>
+                      <a:ext cx="3240000" cy="2589947"/>
                     </a:xfrm>
                     <a:prstGeom prst="rect">
                       <a:avLst/>
@@ -19339,7 +19290,7 @@
         <w:pStyle w:val="Compact"/>
         <w:numPr>
           <w:ilvl w:val="0"/>
-          <w:numId w:val="1014"/>
+          <w:numId w:val="1013"/>
         </w:numPr>
       </w:pPr>
       <w:r>
@@ -19385,7 +19336,7 @@
         <w:pStyle w:val="Compact"/>
         <w:numPr>
           <w:ilvl w:val="0"/>
-          <w:numId w:val="1014"/>
+          <w:numId w:val="1013"/>
         </w:numPr>
       </w:pPr>
       <w:r>
@@ -19442,7 +19393,7 @@
         <w:pStyle w:val="Compact"/>
         <w:numPr>
           <w:ilvl w:val="0"/>
-          <w:numId w:val="1014"/>
+          <w:numId w:val="1013"/>
         </w:numPr>
       </w:pPr>
       <w:r>
@@ -19559,7 +19510,7 @@
         <w:pStyle w:val="Compact"/>
         <w:numPr>
           <w:ilvl w:val="0"/>
-          <w:numId w:val="1014"/>
+          <w:numId w:val="1013"/>
         </w:numPr>
       </w:pPr>
       <w:r>
@@ -20381,7 +20332,7 @@
       <w:pPr>
         <w:numPr>
           <w:ilvl w:val="0"/>
-          <w:numId w:val="1015"/>
+          <w:numId w:val="1014"/>
         </w:numPr>
       </w:pPr>
       <w:r>
@@ -20763,7 +20714,7 @@
       <w:pPr>
         <w:numPr>
           <w:ilvl w:val="0"/>
-          <w:numId w:val="1015"/>
+          <w:numId w:val="1014"/>
         </w:numPr>
       </w:pPr>
       <w:r>
@@ -20795,7 +20746,7 @@
       <w:pPr>
         <w:numPr>
           <w:ilvl w:val="0"/>
-          <w:numId w:val="1015"/>
+          <w:numId w:val="1014"/>
         </w:numPr>
       </w:pPr>
       <w:r>
@@ -21423,7 +21374,7 @@
       <w:pPr>
         <w:numPr>
           <w:ilvl w:val="0"/>
-          <w:numId w:val="1016"/>
+          <w:numId w:val="1015"/>
         </w:numPr>
       </w:pPr>
       <w:r>
@@ -21625,7 +21576,7 @@
       <w:pPr>
         <w:numPr>
           <w:ilvl w:val="0"/>
-          <w:numId w:val="1016"/>
+          <w:numId w:val="1015"/>
         </w:numPr>
       </w:pPr>
       <w:r>
@@ -23321,91 +23272,6 @@
     </w:lvl>
     <w:lvl w:ilvl="8">
       <w:start w:val="28"/>
-      <w:numFmt w:val="decimal"/>
-      <w:lvlText w:val="%9."/>
-      <w:lvlJc w:val="left"/>
-      <w:pPr>
-        <w:ind w:left="6480" w:hanging="360"/>
-      </w:pPr>
-    </w:lvl>
-  </w:abstractNum>
-  <w:abstractNum w:abstractNumId="994129">
-    <w:nsid w:val="0A994129"/>
-    <w:multiLevelType w:val="multilevel"/>
-    <w:lvl w:ilvl="0">
-      <w:start w:val="29"/>
-      <w:numFmt w:val="decimal"/>
-      <w:lvlText w:val="%1."/>
-      <w:lvlJc w:val="left"/>
-      <w:pPr>
-        <w:ind w:left="720" w:hanging="360"/>
-      </w:pPr>
-    </w:lvl>
-    <w:lvl w:ilvl="1">
-      <w:start w:val="29"/>
-      <w:numFmt w:val="decimal"/>
-      <w:lvlText w:val="%2."/>
-      <w:lvlJc w:val="left"/>
-      <w:pPr>
-        <w:ind w:left="1440" w:hanging="360"/>
-      </w:pPr>
-    </w:lvl>
-    <w:lvl w:ilvl="2">
-      <w:start w:val="29"/>
-      <w:numFmt w:val="decimal"/>
-      <w:lvlText w:val="%3."/>
-      <w:lvlJc w:val="left"/>
-      <w:pPr>
-        <w:ind w:left="2160" w:hanging="360"/>
-      </w:pPr>
-    </w:lvl>
-    <w:lvl w:ilvl="3">
-      <w:start w:val="29"/>
-      <w:numFmt w:val="decimal"/>
-      <w:lvlText w:val="%4."/>
-      <w:lvlJc w:val="left"/>
-      <w:pPr>
-        <w:ind w:left="2880" w:hanging="360"/>
-      </w:pPr>
-    </w:lvl>
-    <w:lvl w:ilvl="4">
-      <w:start w:val="29"/>
-      <w:numFmt w:val="decimal"/>
-      <w:lvlText w:val="%5."/>
-      <w:lvlJc w:val="left"/>
-      <w:pPr>
-        <w:ind w:left="3600" w:hanging="360"/>
-      </w:pPr>
-    </w:lvl>
-    <w:lvl w:ilvl="5">
-      <w:start w:val="29"/>
-      <w:numFmt w:val="decimal"/>
-      <w:lvlText w:val="%6."/>
-      <w:lvlJc w:val="left"/>
-      <w:pPr>
-        <w:ind w:left="4320" w:hanging="360"/>
-      </w:pPr>
-    </w:lvl>
-    <w:lvl w:ilvl="6">
-      <w:start w:val="29"/>
-      <w:numFmt w:val="decimal"/>
-      <w:lvlText w:val="%7."/>
-      <w:lvlJc w:val="left"/>
-      <w:pPr>
-        <w:ind w:left="5040" w:hanging="360"/>
-      </w:pPr>
-    </w:lvl>
-    <w:lvl w:ilvl="7">
-      <w:start w:val="29"/>
-      <w:numFmt w:val="decimal"/>
-      <w:lvlText w:val="%8."/>
-      <w:lvlJc w:val="left"/>
-      <w:pPr>
-        <w:ind w:left="5760" w:hanging="360"/>
-      </w:pPr>
-    </w:lvl>
-    <w:lvl w:ilvl="8">
-      <w:start w:val="29"/>
       <w:numFmt w:val="decimal"/>
       <w:lvlText w:val="%9."/>
       <w:lvlJc w:val="left"/>
@@ -24176,39 +24042,9 @@
     </w:lvlOverride>
   </w:num>
   <w:num w:numId="1003">
-    <w:abstractNumId w:val="994129"/>
-    <w:lvlOverride w:ilvl="0">
-      <w:startOverride w:val="29"/>
-    </w:lvlOverride>
-    <w:lvlOverride w:ilvl="1">
-      <w:startOverride w:val="29"/>
-    </w:lvlOverride>
-    <w:lvlOverride w:ilvl="2">
-      <w:startOverride w:val="29"/>
-    </w:lvlOverride>
-    <w:lvlOverride w:ilvl="3">
-      <w:startOverride w:val="29"/>
-    </w:lvlOverride>
-    <w:lvlOverride w:ilvl="4">
-      <w:startOverride w:val="29"/>
-    </w:lvlOverride>
-    <w:lvlOverride w:ilvl="5">
-      <w:startOverride w:val="29"/>
-    </w:lvlOverride>
-    <w:lvlOverride w:ilvl="6">
-      <w:startOverride w:val="29"/>
-    </w:lvlOverride>
-    <w:lvlOverride w:ilvl="7">
-      <w:startOverride w:val="29"/>
-    </w:lvlOverride>
-    <w:lvlOverride w:ilvl="8">
-      <w:startOverride w:val="29"/>
-    </w:lvlOverride>
+    <w:abstractNumId w:val="991"/>
   </w:num>
   <w:num w:numId="1004">
-    <w:abstractNumId w:val="991"/>
-  </w:num>
-  <w:num w:numId="1005">
     <w:abstractNumId w:val="994124"/>
     <w:lvlOverride w:ilvl="0">
       <w:startOverride w:val="24"/>
@@ -24236,6 +24072,36 @@
     </w:lvlOverride>
     <w:lvlOverride w:ilvl="8">
       <w:startOverride w:val="24"/>
+    </w:lvlOverride>
+  </w:num>
+  <w:num w:numId="1005">
+    <w:abstractNumId w:val="99411"/>
+    <w:lvlOverride w:ilvl="0">
+      <w:startOverride w:val="1"/>
+    </w:lvlOverride>
+    <w:lvlOverride w:ilvl="1">
+      <w:startOverride w:val="1"/>
+    </w:lvlOverride>
+    <w:lvlOverride w:ilvl="2">
+      <w:startOverride w:val="1"/>
+    </w:lvlOverride>
+    <w:lvlOverride w:ilvl="3">
+      <w:startOverride w:val="1"/>
+    </w:lvlOverride>
+    <w:lvlOverride w:ilvl="4">
+      <w:startOverride w:val="1"/>
+    </w:lvlOverride>
+    <w:lvlOverride w:ilvl="5">
+      <w:startOverride w:val="1"/>
+    </w:lvlOverride>
+    <w:lvlOverride w:ilvl="6">
+      <w:startOverride w:val="1"/>
+    </w:lvlOverride>
+    <w:lvlOverride w:ilvl="7">
+      <w:startOverride w:val="1"/>
+    </w:lvlOverride>
+    <w:lvlOverride w:ilvl="8">
+      <w:startOverride w:val="1"/>
     </w:lvlOverride>
   </w:num>
   <w:num w:numId="1006">
@@ -24269,6 +24135,162 @@
     </w:lvlOverride>
   </w:num>
   <w:num w:numId="1007">
+    <w:abstractNumId w:val="99413"/>
+    <w:lvlOverride w:ilvl="0">
+      <w:startOverride w:val="3"/>
+    </w:lvlOverride>
+    <w:lvlOverride w:ilvl="1">
+      <w:startOverride w:val="3"/>
+    </w:lvlOverride>
+    <w:lvlOverride w:ilvl="2">
+      <w:startOverride w:val="3"/>
+    </w:lvlOverride>
+    <w:lvlOverride w:ilvl="3">
+      <w:startOverride w:val="3"/>
+    </w:lvlOverride>
+    <w:lvlOverride w:ilvl="4">
+      <w:startOverride w:val="3"/>
+    </w:lvlOverride>
+    <w:lvlOverride w:ilvl="5">
+      <w:startOverride w:val="3"/>
+    </w:lvlOverride>
+    <w:lvlOverride w:ilvl="6">
+      <w:startOverride w:val="3"/>
+    </w:lvlOverride>
+    <w:lvlOverride w:ilvl="7">
+      <w:startOverride w:val="3"/>
+    </w:lvlOverride>
+    <w:lvlOverride w:ilvl="8">
+      <w:startOverride w:val="3"/>
+    </w:lvlOverride>
+  </w:num>
+  <w:num w:numId="1008">
+    <w:abstractNumId w:val="99431"/>
+    <w:lvlOverride w:ilvl="0">
+      <w:startOverride w:val="1"/>
+    </w:lvlOverride>
+    <w:lvlOverride w:ilvl="1">
+      <w:startOverride w:val="1"/>
+    </w:lvlOverride>
+    <w:lvlOverride w:ilvl="2">
+      <w:startOverride w:val="1"/>
+    </w:lvlOverride>
+    <w:lvlOverride w:ilvl="3">
+      <w:startOverride w:val="1"/>
+    </w:lvlOverride>
+    <w:lvlOverride w:ilvl="4">
+      <w:startOverride w:val="1"/>
+    </w:lvlOverride>
+    <w:lvlOverride w:ilvl="5">
+      <w:startOverride w:val="1"/>
+    </w:lvlOverride>
+    <w:lvlOverride w:ilvl="6">
+      <w:startOverride w:val="1"/>
+    </w:lvlOverride>
+    <w:lvlOverride w:ilvl="7">
+      <w:startOverride w:val="1"/>
+    </w:lvlOverride>
+    <w:lvlOverride w:ilvl="8">
+      <w:startOverride w:val="1"/>
+    </w:lvlOverride>
+  </w:num>
+  <w:num w:numId="1009">
+    <w:abstractNumId w:val="99432"/>
+    <w:lvlOverride w:ilvl="0">
+      <w:startOverride w:val="2"/>
+    </w:lvlOverride>
+    <w:lvlOverride w:ilvl="1">
+      <w:startOverride w:val="2"/>
+    </w:lvlOverride>
+    <w:lvlOverride w:ilvl="2">
+      <w:startOverride w:val="2"/>
+    </w:lvlOverride>
+    <w:lvlOverride w:ilvl="3">
+      <w:startOverride w:val="2"/>
+    </w:lvlOverride>
+    <w:lvlOverride w:ilvl="4">
+      <w:startOverride w:val="2"/>
+    </w:lvlOverride>
+    <w:lvlOverride w:ilvl="5">
+      <w:startOverride w:val="2"/>
+    </w:lvlOverride>
+    <w:lvlOverride w:ilvl="6">
+      <w:startOverride w:val="2"/>
+    </w:lvlOverride>
+    <w:lvlOverride w:ilvl="7">
+      <w:startOverride w:val="2"/>
+    </w:lvlOverride>
+    <w:lvlOverride w:ilvl="8">
+      <w:startOverride w:val="2"/>
+    </w:lvlOverride>
+  </w:num>
+  <w:num w:numId="1010">
+    <w:abstractNumId w:val="99433"/>
+    <w:lvlOverride w:ilvl="0">
+      <w:startOverride w:val="3"/>
+    </w:lvlOverride>
+    <w:lvlOverride w:ilvl="1">
+      <w:startOverride w:val="3"/>
+    </w:lvlOverride>
+    <w:lvlOverride w:ilvl="2">
+      <w:startOverride w:val="3"/>
+    </w:lvlOverride>
+    <w:lvlOverride w:ilvl="3">
+      <w:startOverride w:val="3"/>
+    </w:lvlOverride>
+    <w:lvlOverride w:ilvl="4">
+      <w:startOverride w:val="3"/>
+    </w:lvlOverride>
+    <w:lvlOverride w:ilvl="5">
+      <w:startOverride w:val="3"/>
+    </w:lvlOverride>
+    <w:lvlOverride w:ilvl="6">
+      <w:startOverride w:val="3"/>
+    </w:lvlOverride>
+    <w:lvlOverride w:ilvl="7">
+      <w:startOverride w:val="3"/>
+    </w:lvlOverride>
+    <w:lvlOverride w:ilvl="8">
+      <w:startOverride w:val="3"/>
+    </w:lvlOverride>
+  </w:num>
+  <w:num w:numId="1011">
+    <w:abstractNumId w:val="99434"/>
+    <w:lvlOverride w:ilvl="0">
+      <w:startOverride w:val="4"/>
+    </w:lvlOverride>
+    <w:lvlOverride w:ilvl="1">
+      <w:startOverride w:val="4"/>
+    </w:lvlOverride>
+    <w:lvlOverride w:ilvl="2">
+      <w:startOverride w:val="4"/>
+    </w:lvlOverride>
+    <w:lvlOverride w:ilvl="3">
+      <w:startOverride w:val="4"/>
+    </w:lvlOverride>
+    <w:lvlOverride w:ilvl="4">
+      <w:startOverride w:val="4"/>
+    </w:lvlOverride>
+    <w:lvlOverride w:ilvl="5">
+      <w:startOverride w:val="4"/>
+    </w:lvlOverride>
+    <w:lvlOverride w:ilvl="6">
+      <w:startOverride w:val="4"/>
+    </w:lvlOverride>
+    <w:lvlOverride w:ilvl="7">
+      <w:startOverride w:val="4"/>
+    </w:lvlOverride>
+    <w:lvlOverride w:ilvl="8">
+      <w:startOverride w:val="4"/>
+    </w:lvlOverride>
+  </w:num>
+  <w:num w:numId="1012">
+    <w:abstractNumId w:val="991"/>
+  </w:num>
+  <w:num w:numId="1013">
+    <w:abstractNumId w:val="991"/>
+  </w:num>
+  <w:num w:numId="1014">
     <w:abstractNumId w:val="99411"/>
     <w:lvlOverride w:ilvl="0">
       <w:startOverride w:val="1"/>
@@ -24298,193 +24320,7 @@
       <w:startOverride w:val="1"/>
     </w:lvlOverride>
   </w:num>
-  <w:num w:numId="1008">
-    <w:abstractNumId w:val="99413"/>
-    <w:lvlOverride w:ilvl="0">
-      <w:startOverride w:val="3"/>
-    </w:lvlOverride>
-    <w:lvlOverride w:ilvl="1">
-      <w:startOverride w:val="3"/>
-    </w:lvlOverride>
-    <w:lvlOverride w:ilvl="2">
-      <w:startOverride w:val="3"/>
-    </w:lvlOverride>
-    <w:lvlOverride w:ilvl="3">
-      <w:startOverride w:val="3"/>
-    </w:lvlOverride>
-    <w:lvlOverride w:ilvl="4">
-      <w:startOverride w:val="3"/>
-    </w:lvlOverride>
-    <w:lvlOverride w:ilvl="5">
-      <w:startOverride w:val="3"/>
-    </w:lvlOverride>
-    <w:lvlOverride w:ilvl="6">
-      <w:startOverride w:val="3"/>
-    </w:lvlOverride>
-    <w:lvlOverride w:ilvl="7">
-      <w:startOverride w:val="3"/>
-    </w:lvlOverride>
-    <w:lvlOverride w:ilvl="8">
-      <w:startOverride w:val="3"/>
-    </w:lvlOverride>
-  </w:num>
-  <w:num w:numId="1009">
-    <w:abstractNumId w:val="99431"/>
-    <w:lvlOverride w:ilvl="0">
-      <w:startOverride w:val="1"/>
-    </w:lvlOverride>
-    <w:lvlOverride w:ilvl="1">
-      <w:startOverride w:val="1"/>
-    </w:lvlOverride>
-    <w:lvlOverride w:ilvl="2">
-      <w:startOverride w:val="1"/>
-    </w:lvlOverride>
-    <w:lvlOverride w:ilvl="3">
-      <w:startOverride w:val="1"/>
-    </w:lvlOverride>
-    <w:lvlOverride w:ilvl="4">
-      <w:startOverride w:val="1"/>
-    </w:lvlOverride>
-    <w:lvlOverride w:ilvl="5">
-      <w:startOverride w:val="1"/>
-    </w:lvlOverride>
-    <w:lvlOverride w:ilvl="6">
-      <w:startOverride w:val="1"/>
-    </w:lvlOverride>
-    <w:lvlOverride w:ilvl="7">
-      <w:startOverride w:val="1"/>
-    </w:lvlOverride>
-    <w:lvlOverride w:ilvl="8">
-      <w:startOverride w:val="1"/>
-    </w:lvlOverride>
-  </w:num>
-  <w:num w:numId="1010">
-    <w:abstractNumId w:val="99432"/>
-    <w:lvlOverride w:ilvl="0">
-      <w:startOverride w:val="2"/>
-    </w:lvlOverride>
-    <w:lvlOverride w:ilvl="1">
-      <w:startOverride w:val="2"/>
-    </w:lvlOverride>
-    <w:lvlOverride w:ilvl="2">
-      <w:startOverride w:val="2"/>
-    </w:lvlOverride>
-    <w:lvlOverride w:ilvl="3">
-      <w:startOverride w:val="2"/>
-    </w:lvlOverride>
-    <w:lvlOverride w:ilvl="4">
-      <w:startOverride w:val="2"/>
-    </w:lvlOverride>
-    <w:lvlOverride w:ilvl="5">
-      <w:startOverride w:val="2"/>
-    </w:lvlOverride>
-    <w:lvlOverride w:ilvl="6">
-      <w:startOverride w:val="2"/>
-    </w:lvlOverride>
-    <w:lvlOverride w:ilvl="7">
-      <w:startOverride w:val="2"/>
-    </w:lvlOverride>
-    <w:lvlOverride w:ilvl="8">
-      <w:startOverride w:val="2"/>
-    </w:lvlOverride>
-  </w:num>
-  <w:num w:numId="1011">
-    <w:abstractNumId w:val="99433"/>
-    <w:lvlOverride w:ilvl="0">
-      <w:startOverride w:val="3"/>
-    </w:lvlOverride>
-    <w:lvlOverride w:ilvl="1">
-      <w:startOverride w:val="3"/>
-    </w:lvlOverride>
-    <w:lvlOverride w:ilvl="2">
-      <w:startOverride w:val="3"/>
-    </w:lvlOverride>
-    <w:lvlOverride w:ilvl="3">
-      <w:startOverride w:val="3"/>
-    </w:lvlOverride>
-    <w:lvlOverride w:ilvl="4">
-      <w:startOverride w:val="3"/>
-    </w:lvlOverride>
-    <w:lvlOverride w:ilvl="5">
-      <w:startOverride w:val="3"/>
-    </w:lvlOverride>
-    <w:lvlOverride w:ilvl="6">
-      <w:startOverride w:val="3"/>
-    </w:lvlOverride>
-    <w:lvlOverride w:ilvl="7">
-      <w:startOverride w:val="3"/>
-    </w:lvlOverride>
-    <w:lvlOverride w:ilvl="8">
-      <w:startOverride w:val="3"/>
-    </w:lvlOverride>
-  </w:num>
-  <w:num w:numId="1012">
-    <w:abstractNumId w:val="99434"/>
-    <w:lvlOverride w:ilvl="0">
-      <w:startOverride w:val="4"/>
-    </w:lvlOverride>
-    <w:lvlOverride w:ilvl="1">
-      <w:startOverride w:val="4"/>
-    </w:lvlOverride>
-    <w:lvlOverride w:ilvl="2">
-      <w:startOverride w:val="4"/>
-    </w:lvlOverride>
-    <w:lvlOverride w:ilvl="3">
-      <w:startOverride w:val="4"/>
-    </w:lvlOverride>
-    <w:lvlOverride w:ilvl="4">
-      <w:startOverride w:val="4"/>
-    </w:lvlOverride>
-    <w:lvlOverride w:ilvl="5">
-      <w:startOverride w:val="4"/>
-    </w:lvlOverride>
-    <w:lvlOverride w:ilvl="6">
-      <w:startOverride w:val="4"/>
-    </w:lvlOverride>
-    <w:lvlOverride w:ilvl="7">
-      <w:startOverride w:val="4"/>
-    </w:lvlOverride>
-    <w:lvlOverride w:ilvl="8">
-      <w:startOverride w:val="4"/>
-    </w:lvlOverride>
-  </w:num>
-  <w:num w:numId="1013">
-    <w:abstractNumId w:val="991"/>
-  </w:num>
-  <w:num w:numId="1014">
-    <w:abstractNumId w:val="991"/>
-  </w:num>
   <w:num w:numId="1015">
-    <w:abstractNumId w:val="99411"/>
-    <w:lvlOverride w:ilvl="0">
-      <w:startOverride w:val="1"/>
-    </w:lvlOverride>
-    <w:lvlOverride w:ilvl="1">
-      <w:startOverride w:val="1"/>
-    </w:lvlOverride>
-    <w:lvlOverride w:ilvl="2">
-      <w:startOverride w:val="1"/>
-    </w:lvlOverride>
-    <w:lvlOverride w:ilvl="3">
-      <w:startOverride w:val="1"/>
-    </w:lvlOverride>
-    <w:lvlOverride w:ilvl="4">
-      <w:startOverride w:val="1"/>
-    </w:lvlOverride>
-    <w:lvlOverride w:ilvl="5">
-      <w:startOverride w:val="1"/>
-    </w:lvlOverride>
-    <w:lvlOverride w:ilvl="6">
-      <w:startOverride w:val="1"/>
-    </w:lvlOverride>
-    <w:lvlOverride w:ilvl="7">
-      <w:startOverride w:val="1"/>
-    </w:lvlOverride>
-    <w:lvlOverride w:ilvl="8">
-      <w:startOverride w:val="1"/>
-    </w:lvlOverride>
-  </w:num>
-  <w:num w:numId="1016">
     <w:abstractNumId w:val="99431"/>
     <w:lvlOverride w:ilvl="0">
       <w:startOverride w:val="1"/>

--- a/00-首页/题组Word/第一轮·综合套卷/第一轮综合卷09-学生版.docx
+++ b/00-首页/题组Word/第一轮·综合套卷/第一轮综合卷09-学生版.docx
@@ -4901,79 +4901,6 @@
     </w:p>
     <w:p>
       <w:pPr>
-        <w:pStyle w:val="BodyText"/>
-      </w:pPr>
-      <w:r>
-        <w:rPr>
-          <w:rFonts w:hint="eastAsia" w:ascii="Times New Roman" w:hAnsi="Times New Roman" w:eastAsia="FangSong" w:cs="Times New Roman"/>
-          <w:b/>
-          <w:bCs/>
-        </w:rPr>
-        <w:t xml:space="preserve">来源</w:t>
-      </w:r>
-      <w:r>
-        <w:rPr>
-          <w:rFonts w:hint="eastAsia" w:ascii="Times New Roman" w:hAnsi="Times New Roman" w:eastAsia="Times New Roman" w:cs="Times New Roman"/>
-        </w:rPr>
-        <w:t>：</w:t>
-      </w:r>
-      <w:r>
-        <w:rPr>
-          <w:rFonts w:hint="eastAsia" w:ascii="Times New Roman" w:hAnsi="Times New Roman" w:eastAsia="FangSong" w:cs="Times New Roman"/>
-        </w:rPr>
-        <w:t>化学竞赛初赛讲义</w:t>
-      </w:r>
-      <w:r>
-        <w:rPr>
-          <w:rFonts w:ascii="Times New Roman" w:hAnsi="Times New Roman" w:eastAsia="Times New Roman" w:cs="Times New Roman"/>
-        </w:rPr>
-        <w:t xml:space="preserve"> </w:t>
-      </w:r>
-      <w:r>
-        <w:rPr>
-          <w:rFonts w:hint="eastAsia" w:ascii="Times New Roman" w:hAnsi="Times New Roman" w:eastAsia="FangSong" w:cs="Times New Roman"/>
-        </w:rPr>
-        <w:t>第</w:t>
-      </w:r>
-      <w:r>
-        <w:rPr>
-          <w:rFonts w:hint="eastAsia" w:ascii="Times New Roman" w:hAnsi="Times New Roman" w:eastAsia="Times New Roman" w:cs="Times New Roman"/>
-        </w:rPr>
-        <w:t>4</w:t>
-      </w:r>
-      <w:r>
-        <w:rPr>
-          <w:rFonts w:hint="eastAsia" w:ascii="Times New Roman" w:hAnsi="Times New Roman" w:eastAsia="FangSong" w:cs="Times New Roman"/>
-        </w:rPr>
-        <w:t>讲</w:t>
-      </w:r>
-      <w:r>
-        <w:rPr>
-          <w:rFonts w:ascii="Times New Roman" w:hAnsi="Times New Roman" w:eastAsia="Times New Roman" w:cs="Times New Roman"/>
-        </w:rPr>
-        <w:t xml:space="preserve"> </w:t>
-      </w:r>
-      <w:r>
-        <w:rPr>
-          <w:rFonts w:hint="eastAsia" w:ascii="Times New Roman" w:hAnsi="Times New Roman" w:eastAsia="FangSong" w:cs="Times New Roman"/>
-        </w:rPr>
-        <w:t>第</w:t>
-      </w:r>
-      <w:r>
-        <w:rPr>
-          <w:rFonts w:hint="eastAsia" w:ascii="Times New Roman" w:hAnsi="Times New Roman" w:eastAsia="Times New Roman" w:cs="Times New Roman"/>
-        </w:rPr>
-        <w:t>4</w:t>
-      </w:r>
-      <w:r>
-        <w:rPr>
-          <w:rFonts w:hint="eastAsia" w:ascii="Times New Roman" w:hAnsi="Times New Roman" w:eastAsia="FangSong" w:cs="Times New Roman"/>
-        </w:rPr>
-        <w:t>讲习题</w:t>
-      </w:r>
-    </w:p>
-    <w:p>
-      <w:pPr>
         <w:spacing w:before="160" w:after="80"/>
       </w:pPr>
       <w:r>
@@ -5916,79 +5843,6 @@
     </w:p>
     <w:p>
       <w:pPr>
-        <w:pStyle w:val="FirstParagraph"/>
-      </w:pPr>
-      <w:r>
-        <w:rPr>
-          <w:rFonts w:hint="eastAsia" w:ascii="Times New Roman" w:hAnsi="Times New Roman" w:eastAsia="FangSong" w:cs="Times New Roman"/>
-          <w:b/>
-          <w:bCs/>
-        </w:rPr>
-        <w:t xml:space="preserve">来源</w:t>
-      </w:r>
-      <w:r>
-        <w:rPr>
-          <w:rFonts w:hint="eastAsia" w:ascii="Times New Roman" w:hAnsi="Times New Roman" w:eastAsia="Times New Roman" w:cs="Times New Roman"/>
-        </w:rPr>
-        <w:t>：</w:t>
-      </w:r>
-      <w:r>
-        <w:rPr>
-          <w:rFonts w:hint="eastAsia" w:ascii="Times New Roman" w:hAnsi="Times New Roman" w:eastAsia="FangSong" w:cs="Times New Roman"/>
-        </w:rPr>
-        <w:t>化学竞赛初赛讲义</w:t>
-      </w:r>
-      <w:r>
-        <w:rPr>
-          <w:rFonts w:ascii="Times New Roman" w:hAnsi="Times New Roman" w:eastAsia="Times New Roman" w:cs="Times New Roman"/>
-        </w:rPr>
-        <w:t xml:space="preserve"> </w:t>
-      </w:r>
-      <w:r>
-        <w:rPr>
-          <w:rFonts w:hint="eastAsia" w:ascii="Times New Roman" w:hAnsi="Times New Roman" w:eastAsia="FangSong" w:cs="Times New Roman"/>
-        </w:rPr>
-        <w:t>第</w:t>
-      </w:r>
-      <w:r>
-        <w:rPr>
-          <w:rFonts w:hint="eastAsia" w:ascii="Times New Roman" w:hAnsi="Times New Roman" w:eastAsia="Times New Roman" w:cs="Times New Roman"/>
-        </w:rPr>
-        <w:t>4</w:t>
-      </w:r>
-      <w:r>
-        <w:rPr>
-          <w:rFonts w:hint="eastAsia" w:ascii="Times New Roman" w:hAnsi="Times New Roman" w:eastAsia="FangSong" w:cs="Times New Roman"/>
-        </w:rPr>
-        <w:t>讲</w:t>
-      </w:r>
-      <w:r>
-        <w:rPr>
-          <w:rFonts w:ascii="Times New Roman" w:hAnsi="Times New Roman" w:eastAsia="Times New Roman" w:cs="Times New Roman"/>
-        </w:rPr>
-        <w:t xml:space="preserve"> </w:t>
-      </w:r>
-      <w:r>
-        <w:rPr>
-          <w:rFonts w:hint="eastAsia" w:ascii="Times New Roman" w:hAnsi="Times New Roman" w:eastAsia="FangSong" w:cs="Times New Roman"/>
-        </w:rPr>
-        <w:t>第</w:t>
-      </w:r>
-      <w:r>
-        <w:rPr>
-          <w:rFonts w:hint="eastAsia" w:ascii="Times New Roman" w:hAnsi="Times New Roman" w:eastAsia="Times New Roman" w:cs="Times New Roman"/>
-        </w:rPr>
-        <w:t>4</w:t>
-      </w:r>
-      <w:r>
-        <w:rPr>
-          <w:rFonts w:hint="eastAsia" w:ascii="Times New Roman" w:hAnsi="Times New Roman" w:eastAsia="FangSong" w:cs="Times New Roman"/>
-        </w:rPr>
-        <w:t>讲习题</w:t>
-      </w:r>
-    </w:p>
-    <w:p>
-      <w:pPr>
         <w:spacing w:before="160" w:after="80"/>
       </w:pPr>
       <w:r>
@@ -6498,79 +6352,6 @@
           <w:rFonts w:hint="eastAsia" w:ascii="Times New Roman" w:hAnsi="Times New Roman" w:eastAsia="Times New Roman" w:cs="Times New Roman"/>
         </w:rPr>
         <w:t>。</w:t>
-      </w:r>
-    </w:p>
-    <w:p>
-      <w:pPr>
-        <w:pStyle w:val="BodyText"/>
-      </w:pPr>
-      <w:r>
-        <w:rPr>
-          <w:rFonts w:hint="eastAsia" w:ascii="Times New Roman" w:hAnsi="Times New Roman" w:eastAsia="FangSong" w:cs="Times New Roman"/>
-          <w:b/>
-          <w:bCs/>
-        </w:rPr>
-        <w:t xml:space="preserve">来源</w:t>
-      </w:r>
-      <w:r>
-        <w:rPr>
-          <w:rFonts w:hint="eastAsia" w:ascii="Times New Roman" w:hAnsi="Times New Roman" w:eastAsia="Times New Roman" w:cs="Times New Roman"/>
-        </w:rPr>
-        <w:t>：</w:t>
-      </w:r>
-      <w:r>
-        <w:rPr>
-          <w:rFonts w:hint="eastAsia" w:ascii="Times New Roman" w:hAnsi="Times New Roman" w:eastAsia="FangSong" w:cs="Times New Roman"/>
-        </w:rPr>
-        <w:t>化学竞赛初赛讲义</w:t>
-      </w:r>
-      <w:r>
-        <w:rPr>
-          <w:rFonts w:ascii="Times New Roman" w:hAnsi="Times New Roman" w:eastAsia="Times New Roman" w:cs="Times New Roman"/>
-        </w:rPr>
-        <w:t xml:space="preserve"> </w:t>
-      </w:r>
-      <w:r>
-        <w:rPr>
-          <w:rFonts w:hint="eastAsia" w:ascii="Times New Roman" w:hAnsi="Times New Roman" w:eastAsia="FangSong" w:cs="Times New Roman"/>
-        </w:rPr>
-        <w:t>第</w:t>
-      </w:r>
-      <w:r>
-        <w:rPr>
-          <w:rFonts w:hint="eastAsia" w:ascii="Times New Roman" w:hAnsi="Times New Roman" w:eastAsia="Times New Roman" w:cs="Times New Roman"/>
-        </w:rPr>
-        <w:t>4</w:t>
-      </w:r>
-      <w:r>
-        <w:rPr>
-          <w:rFonts w:hint="eastAsia" w:ascii="Times New Roman" w:hAnsi="Times New Roman" w:eastAsia="FangSong" w:cs="Times New Roman"/>
-        </w:rPr>
-        <w:t>讲</w:t>
-      </w:r>
-      <w:r>
-        <w:rPr>
-          <w:rFonts w:ascii="Times New Roman" w:hAnsi="Times New Roman" w:eastAsia="Times New Roman" w:cs="Times New Roman"/>
-        </w:rPr>
-        <w:t xml:space="preserve"> </w:t>
-      </w:r>
-      <w:r>
-        <w:rPr>
-          <w:rFonts w:hint="eastAsia" w:ascii="Times New Roman" w:hAnsi="Times New Roman" w:eastAsia="FangSong" w:cs="Times New Roman"/>
-        </w:rPr>
-        <w:t>第</w:t>
-      </w:r>
-      <w:r>
-        <w:rPr>
-          <w:rFonts w:hint="eastAsia" w:ascii="Times New Roman" w:hAnsi="Times New Roman" w:eastAsia="Times New Roman" w:cs="Times New Roman"/>
-        </w:rPr>
-        <w:t>4</w:t>
-      </w:r>
-      <w:r>
-        <w:rPr>
-          <w:rFonts w:hint="eastAsia" w:ascii="Times New Roman" w:hAnsi="Times New Roman" w:eastAsia="FangSong" w:cs="Times New Roman"/>
-        </w:rPr>
-        <w:t>讲习题</w:t>
       </w:r>
     </w:p>
     <w:p>
@@ -10525,89 +10306,6 @@
           <w:rFonts w:hint="eastAsia" w:ascii="Times New Roman" w:hAnsi="Times New Roman" w:eastAsia="SimHei" w:cs="Times New Roman"/>
         </w:rPr>
         <w:t>题</w:t>
-      </w:r>
-    </w:p>
-    <w:p>
-      <w:pPr>
-        <w:pStyle w:val="BlockText"/>
-      </w:pPr>
-      <w:r>
-        <w:rPr>
-          <w:rFonts w:hint="eastAsia" w:ascii="Times New Roman" w:hAnsi="Times New Roman" w:eastAsia="FangSong" w:cs="Times New Roman"/>
-        </w:rPr>
-        <w:t>关联小问</w:t>
-      </w:r>
-      <w:r>
-        <w:rPr>
-          <w:rFonts w:hint="eastAsia" w:ascii="Times New Roman" w:hAnsi="Times New Roman" w:eastAsia="Times New Roman" w:cs="Times New Roman"/>
-        </w:rPr>
-        <w:t>：</w:t>
-      </w:r>
-      <w:r>
-        <w:rPr>
-          <w:rFonts w:hint="eastAsia" w:ascii="Times New Roman" w:hAnsi="Times New Roman" w:eastAsia="FangSong" w:cs="Times New Roman"/>
-        </w:rPr>
-        <w:t>题</w:t>
-      </w:r>
-      <w:r>
-        <w:rPr>
-          <w:rFonts w:hint="eastAsia" w:ascii="Times New Roman" w:hAnsi="Times New Roman" w:eastAsia="Times New Roman" w:cs="Times New Roman"/>
-        </w:rPr>
-        <w:t>-036-6-</w:t>
-      </w:r>
-      <w:r>
-        <w:rPr>
-          <w:rFonts w:hint="eastAsia" w:ascii="Times New Roman" w:hAnsi="Times New Roman" w:eastAsia="FangSong" w:cs="Times New Roman"/>
-        </w:rPr>
-        <w:t>非水溶剂电池电动势计算</w:t>
-      </w:r>
-      <w:r>
-        <w:rPr>
-          <w:rFonts w:ascii="Times New Roman" w:hAnsi="Times New Roman" w:eastAsia="Times New Roman" w:cs="Times New Roman"/>
-        </w:rPr>
-        <w:t xml:space="preserve"> | </w:t>
-      </w:r>
-      <w:r>
-        <w:rPr>
-          <w:rFonts w:hint="eastAsia" w:ascii="Times New Roman" w:hAnsi="Times New Roman" w:eastAsia="FangSong" w:cs="Times New Roman"/>
-        </w:rPr>
-        <w:t>题</w:t>
-      </w:r>
-      <w:r>
-        <w:rPr>
-          <w:rFonts w:hint="eastAsia" w:ascii="Times New Roman" w:hAnsi="Times New Roman" w:eastAsia="Times New Roman" w:cs="Times New Roman"/>
-        </w:rPr>
-        <w:t>-036-6-</w:t>
-      </w:r>
-      <w:r>
-        <w:rPr>
-          <w:rFonts w:hint="eastAsia" w:ascii="Times New Roman" w:hAnsi="Times New Roman" w:eastAsia="FangSong" w:cs="Times New Roman"/>
-        </w:rPr>
-        <w:t>非水溶剂电池电动势计算</w:t>
-      </w:r>
-      <w:r>
-        <w:rPr>
-          <w:rFonts w:ascii="Times New Roman" w:hAnsi="Times New Roman" w:eastAsia="Times New Roman" w:cs="Times New Roman"/>
-        </w:rPr>
-        <w:t xml:space="preserve"> | </w:t>
-      </w:r>
-      <w:r>
-        <w:rPr>
-          <w:rFonts w:hint="eastAsia" w:ascii="Times New Roman" w:hAnsi="Times New Roman" w:eastAsia="FangSong" w:cs="Times New Roman"/>
-        </w:rPr>
-        <w:t>题</w:t>
-      </w:r>
-      <w:r>
-        <w:rPr>
-          <w:rFonts w:hint="eastAsia" w:ascii="Times New Roman" w:hAnsi="Times New Roman" w:eastAsia="Times New Roman" w:cs="Times New Roman"/>
-        </w:rPr>
-        <w:t>-036-6-</w:t>
-      </w:r>
-      <w:r>
-        <w:rPr>
-          <w:rFonts w:hint="eastAsia" w:ascii="Times New Roman" w:hAnsi="Times New Roman" w:eastAsia="FangSong" w:cs="Times New Roman"/>
-        </w:rPr>
-        <w:t>非水溶剂电池电动势计算</w:t>
       </w:r>
     </w:p>
     <w:p>
@@ -12018,91 +11716,8 @@
     </w:tbl>
     <w:p>
       <w:pPr>
-        <w:pStyle w:val="BlockText"/>
+        <w:pStyle w:val="FirstParagraph"/>
         <w:spacing w:before="120"/>
-      </w:pPr>
-      <w:r>
-        <w:rPr>
-          <w:rFonts w:hint="eastAsia" w:ascii="Times New Roman" w:hAnsi="Times New Roman" w:eastAsia="FangSong" w:cs="Times New Roman"/>
-        </w:rPr>
-        <w:t>关联小问</w:t>
-      </w:r>
-      <w:r>
-        <w:rPr>
-          <w:rFonts w:hint="eastAsia" w:ascii="Times New Roman" w:hAnsi="Times New Roman" w:eastAsia="Times New Roman" w:cs="Times New Roman"/>
-        </w:rPr>
-        <w:t>：</w:t>
-      </w:r>
-      <w:r>
-        <w:rPr>
-          <w:rFonts w:hint="eastAsia" w:ascii="Times New Roman" w:hAnsi="Times New Roman" w:eastAsia="FangSong" w:cs="Times New Roman"/>
-        </w:rPr>
-        <w:t>题</w:t>
-      </w:r>
-      <w:r>
-        <w:rPr>
-          <w:rFonts w:hint="eastAsia" w:ascii="Times New Roman" w:hAnsi="Times New Roman" w:eastAsia="Times New Roman" w:cs="Times New Roman"/>
-        </w:rPr>
-        <w:t>-036-6-</w:t>
-      </w:r>
-      <w:r>
-        <w:rPr>
-          <w:rFonts w:hint="eastAsia" w:ascii="Times New Roman" w:hAnsi="Times New Roman" w:eastAsia="FangSong" w:cs="Times New Roman"/>
-        </w:rPr>
-        <w:t>非水溶剂电池电动势计算</w:t>
-      </w:r>
-      <w:r>
-        <w:rPr>
-          <w:rFonts w:ascii="Times New Roman" w:hAnsi="Times New Roman" w:eastAsia="Times New Roman" w:cs="Times New Roman"/>
-        </w:rPr>
-        <w:t xml:space="preserve"> | </w:t>
-      </w:r>
-      <w:r>
-        <w:rPr>
-          <w:rFonts w:hint="eastAsia" w:ascii="Times New Roman" w:hAnsi="Times New Roman" w:eastAsia="FangSong" w:cs="Times New Roman"/>
-        </w:rPr>
-        <w:t>题</w:t>
-      </w:r>
-      <w:r>
-        <w:rPr>
-          <w:rFonts w:hint="eastAsia" w:ascii="Times New Roman" w:hAnsi="Times New Roman" w:eastAsia="Times New Roman" w:cs="Times New Roman"/>
-        </w:rPr>
-        <w:t>-036-6-</w:t>
-      </w:r>
-      <w:r>
-        <w:rPr>
-          <w:rFonts w:hint="eastAsia" w:ascii="Times New Roman" w:hAnsi="Times New Roman" w:eastAsia="FangSong" w:cs="Times New Roman"/>
-        </w:rPr>
-        <w:t>非水溶剂电池电动势计算</w:t>
-      </w:r>
-      <w:r>
-        <w:rPr>
-          <w:rFonts w:ascii="Times New Roman" w:hAnsi="Times New Roman" w:eastAsia="Times New Roman" w:cs="Times New Roman"/>
-        </w:rPr>
-        <w:t xml:space="preserve"> | </w:t>
-      </w:r>
-      <w:r>
-        <w:rPr>
-          <w:rFonts w:hint="eastAsia" w:ascii="Times New Roman" w:hAnsi="Times New Roman" w:eastAsia="FangSong" w:cs="Times New Roman"/>
-        </w:rPr>
-        <w:t>题</w:t>
-      </w:r>
-      <w:r>
-        <w:rPr>
-          <w:rFonts w:hint="eastAsia" w:ascii="Times New Roman" w:hAnsi="Times New Roman" w:eastAsia="Times New Roman" w:cs="Times New Roman"/>
-        </w:rPr>
-        <w:t>-036-6-</w:t>
-      </w:r>
-      <w:r>
-        <w:rPr>
-          <w:rFonts w:hint="eastAsia" w:ascii="Times New Roman" w:hAnsi="Times New Roman" w:eastAsia="FangSong" w:cs="Times New Roman"/>
-        </w:rPr>
-        <w:t>非水溶剂电池电动势计算</w:t>
-      </w:r>
-    </w:p>
-    <w:p>
-      <w:pPr>
-        <w:pStyle w:val="FirstParagraph"/>
       </w:pPr>
       <w:r>
         <w:rPr>
@@ -12267,89 +11882,6 @@
     </w:p>
     <w:p>
       <w:pPr>
-        <w:pStyle w:val="BlockText"/>
-      </w:pPr>
-      <w:r>
-        <w:rPr>
-          <w:rFonts w:hint="eastAsia" w:ascii="Times New Roman" w:hAnsi="Times New Roman" w:eastAsia="FangSong" w:cs="Times New Roman"/>
-        </w:rPr>
-        <w:t>关联小问</w:t>
-      </w:r>
-      <w:r>
-        <w:rPr>
-          <w:rFonts w:hint="eastAsia" w:ascii="Times New Roman" w:hAnsi="Times New Roman" w:eastAsia="Times New Roman" w:cs="Times New Roman"/>
-        </w:rPr>
-        <w:t>：</w:t>
-      </w:r>
-      <w:r>
-        <w:rPr>
-          <w:rFonts w:hint="eastAsia" w:ascii="Times New Roman" w:hAnsi="Times New Roman" w:eastAsia="FangSong" w:cs="Times New Roman"/>
-        </w:rPr>
-        <w:t>题</w:t>
-      </w:r>
-      <w:r>
-        <w:rPr>
-          <w:rFonts w:hint="eastAsia" w:ascii="Times New Roman" w:hAnsi="Times New Roman" w:eastAsia="Times New Roman" w:cs="Times New Roman"/>
-        </w:rPr>
-        <w:t>-036-6-</w:t>
-      </w:r>
-      <w:r>
-        <w:rPr>
-          <w:rFonts w:hint="eastAsia" w:ascii="Times New Roman" w:hAnsi="Times New Roman" w:eastAsia="FangSong" w:cs="Times New Roman"/>
-        </w:rPr>
-        <w:t>非水溶剂电池电动势计算</w:t>
-      </w:r>
-      <w:r>
-        <w:rPr>
-          <w:rFonts w:ascii="Times New Roman" w:hAnsi="Times New Roman" w:eastAsia="Times New Roman" w:cs="Times New Roman"/>
-        </w:rPr>
-        <w:t xml:space="preserve"> | </w:t>
-      </w:r>
-      <w:r>
-        <w:rPr>
-          <w:rFonts w:hint="eastAsia" w:ascii="Times New Roman" w:hAnsi="Times New Roman" w:eastAsia="FangSong" w:cs="Times New Roman"/>
-        </w:rPr>
-        <w:t>题</w:t>
-      </w:r>
-      <w:r>
-        <w:rPr>
-          <w:rFonts w:hint="eastAsia" w:ascii="Times New Roman" w:hAnsi="Times New Roman" w:eastAsia="Times New Roman" w:cs="Times New Roman"/>
-        </w:rPr>
-        <w:t>-036-6-</w:t>
-      </w:r>
-      <w:r>
-        <w:rPr>
-          <w:rFonts w:hint="eastAsia" w:ascii="Times New Roman" w:hAnsi="Times New Roman" w:eastAsia="FangSong" w:cs="Times New Roman"/>
-        </w:rPr>
-        <w:t>非水溶剂电池电动势计算</w:t>
-      </w:r>
-      <w:r>
-        <w:rPr>
-          <w:rFonts w:ascii="Times New Roman" w:hAnsi="Times New Roman" w:eastAsia="Times New Roman" w:cs="Times New Roman"/>
-        </w:rPr>
-        <w:t xml:space="preserve"> | </w:t>
-      </w:r>
-      <w:r>
-        <w:rPr>
-          <w:rFonts w:hint="eastAsia" w:ascii="Times New Roman" w:hAnsi="Times New Roman" w:eastAsia="FangSong" w:cs="Times New Roman"/>
-        </w:rPr>
-        <w:t>题</w:t>
-      </w:r>
-      <w:r>
-        <w:rPr>
-          <w:rFonts w:hint="eastAsia" w:ascii="Times New Roman" w:hAnsi="Times New Roman" w:eastAsia="Times New Roman" w:cs="Times New Roman"/>
-        </w:rPr>
-        <w:t>-036-6-</w:t>
-      </w:r>
-      <w:r>
-        <w:rPr>
-          <w:rFonts w:hint="eastAsia" w:ascii="Times New Roman" w:hAnsi="Times New Roman" w:eastAsia="FangSong" w:cs="Times New Roman"/>
-        </w:rPr>
-        <w:t>非水溶剂电池电动势计算</w:t>
-      </w:r>
-    </w:p>
-    <w:p>
-      <w:pPr>
         <w:pStyle w:val="FirstParagraph"/>
       </w:pPr>
       <w:r>
@@ -12800,89 +12332,6 @@
           <w:rFonts w:ascii="Times New Roman" w:hAnsi="Times New Roman" w:eastAsia="Times New Roman" w:cs="Times New Roman"/>
         </w:rPr>
         <w:t xml:space="preserve">。</w:t>
-      </w:r>
-    </w:p>
-    <w:p>
-      <w:pPr>
-        <w:pStyle w:val="BlockText"/>
-      </w:pPr>
-      <w:r>
-        <w:rPr>
-          <w:rFonts w:hint="eastAsia" w:ascii="Times New Roman" w:hAnsi="Times New Roman" w:eastAsia="FangSong" w:cs="Times New Roman"/>
-        </w:rPr>
-        <w:t>关联小问</w:t>
-      </w:r>
-      <w:r>
-        <w:rPr>
-          <w:rFonts w:hint="eastAsia" w:ascii="Times New Roman" w:hAnsi="Times New Roman" w:eastAsia="Times New Roman" w:cs="Times New Roman"/>
-        </w:rPr>
-        <w:t>：</w:t>
-      </w:r>
-      <w:r>
-        <w:rPr>
-          <w:rFonts w:hint="eastAsia" w:ascii="Times New Roman" w:hAnsi="Times New Roman" w:eastAsia="FangSong" w:cs="Times New Roman"/>
-        </w:rPr>
-        <w:t>题</w:t>
-      </w:r>
-      <w:r>
-        <w:rPr>
-          <w:rFonts w:hint="eastAsia" w:ascii="Times New Roman" w:hAnsi="Times New Roman" w:eastAsia="Times New Roman" w:cs="Times New Roman"/>
-        </w:rPr>
-        <w:t>-036-6-</w:t>
-      </w:r>
-      <w:r>
-        <w:rPr>
-          <w:rFonts w:hint="eastAsia" w:ascii="Times New Roman" w:hAnsi="Times New Roman" w:eastAsia="FangSong" w:cs="Times New Roman"/>
-        </w:rPr>
-        <w:t>非水溶剂电池电动势计算</w:t>
-      </w:r>
-      <w:r>
-        <w:rPr>
-          <w:rFonts w:ascii="Times New Roman" w:hAnsi="Times New Roman" w:eastAsia="Times New Roman" w:cs="Times New Roman"/>
-        </w:rPr>
-        <w:t xml:space="preserve"> | </w:t>
-      </w:r>
-      <w:r>
-        <w:rPr>
-          <w:rFonts w:hint="eastAsia" w:ascii="Times New Roman" w:hAnsi="Times New Roman" w:eastAsia="FangSong" w:cs="Times New Roman"/>
-        </w:rPr>
-        <w:t>题</w:t>
-      </w:r>
-      <w:r>
-        <w:rPr>
-          <w:rFonts w:hint="eastAsia" w:ascii="Times New Roman" w:hAnsi="Times New Roman" w:eastAsia="Times New Roman" w:cs="Times New Roman"/>
-        </w:rPr>
-        <w:t>-036-6-</w:t>
-      </w:r>
-      <w:r>
-        <w:rPr>
-          <w:rFonts w:hint="eastAsia" w:ascii="Times New Roman" w:hAnsi="Times New Roman" w:eastAsia="FangSong" w:cs="Times New Roman"/>
-        </w:rPr>
-        <w:t>非水溶剂电池电动势计算</w:t>
-      </w:r>
-      <w:r>
-        <w:rPr>
-          <w:rFonts w:ascii="Times New Roman" w:hAnsi="Times New Roman" w:eastAsia="Times New Roman" w:cs="Times New Roman"/>
-        </w:rPr>
-        <w:t xml:space="preserve"> | </w:t>
-      </w:r>
-      <w:r>
-        <w:rPr>
-          <w:rFonts w:hint="eastAsia" w:ascii="Times New Roman" w:hAnsi="Times New Roman" w:eastAsia="FangSong" w:cs="Times New Roman"/>
-        </w:rPr>
-        <w:t>题</w:t>
-      </w:r>
-      <w:r>
-        <w:rPr>
-          <w:rFonts w:hint="eastAsia" w:ascii="Times New Roman" w:hAnsi="Times New Roman" w:eastAsia="Times New Roman" w:cs="Times New Roman"/>
-        </w:rPr>
-        <w:t>-036-6-</w:t>
-      </w:r>
-      <w:r>
-        <w:rPr>
-          <w:rFonts w:hint="eastAsia" w:ascii="Times New Roman" w:hAnsi="Times New Roman" w:eastAsia="FangSong" w:cs="Times New Roman"/>
-        </w:rPr>
-        <w:t>非水溶剂电池电动势计算</w:t>
       </w:r>
     </w:p>
     <w:p>
@@ -13957,67 +13406,6 @@
           <w:rFonts w:hint="eastAsia" w:ascii="Times New Roman" w:hAnsi="Times New Roman" w:eastAsia="Times New Roman" w:cs="Times New Roman"/>
         </w:rPr>
         <w:t>。</w:t>
-      </w:r>
-    </w:p>
-    <w:p>
-      <w:pPr>
-        <w:pStyle w:val="BodyText"/>
-      </w:pPr>
-      <w:r>
-        <w:rPr>
-          <w:rFonts w:hint="eastAsia" w:ascii="Times New Roman" w:hAnsi="Times New Roman" w:eastAsia="FangSong" w:cs="Times New Roman"/>
-          <w:b/>
-          <w:bCs/>
-        </w:rPr>
-        <w:t xml:space="preserve">来源</w:t>
-      </w:r>
-      <w:r>
-        <w:rPr>
-          <w:rFonts w:hint="eastAsia" w:ascii="Times New Roman" w:hAnsi="Times New Roman" w:eastAsia="Times New Roman" w:cs="Times New Roman"/>
-        </w:rPr>
-        <w:t>：</w:t>
-      </w:r>
-      <w:r>
-        <w:rPr>
-          <w:rFonts w:hint="eastAsia" w:ascii="Times New Roman" w:hAnsi="Times New Roman" w:eastAsia="FangSong" w:cs="Times New Roman"/>
-        </w:rPr>
-        <w:t>化学竞赛初赛讲义</w:t>
-      </w:r>
-      <w:r>
-        <w:rPr>
-          <w:rFonts w:ascii="Times New Roman" w:hAnsi="Times New Roman" w:eastAsia="Times New Roman" w:cs="Times New Roman"/>
-        </w:rPr>
-        <w:t xml:space="preserve"> </w:t>
-      </w:r>
-      <w:r>
-        <w:rPr>
-          <w:rFonts w:hint="eastAsia" w:ascii="Times New Roman" w:hAnsi="Times New Roman" w:eastAsia="FangSong" w:cs="Times New Roman"/>
-        </w:rPr>
-        <w:t>第</w:t>
-      </w:r>
-      <w:r>
-        <w:rPr>
-          <w:rFonts w:hint="eastAsia" w:ascii="Times New Roman" w:hAnsi="Times New Roman" w:eastAsia="Times New Roman" w:cs="Times New Roman"/>
-        </w:rPr>
-        <w:t>1</w:t>
-      </w:r>
-      <w:r>
-        <w:rPr>
-          <w:rFonts w:hint="eastAsia" w:ascii="Times New Roman" w:hAnsi="Times New Roman" w:eastAsia="FangSong" w:cs="Times New Roman"/>
-        </w:rPr>
-        <w:t>讲</w:t>
-      </w:r>
-      <w:r>
-        <w:rPr>
-          <w:rFonts w:ascii="Times New Roman" w:hAnsi="Times New Roman" w:eastAsia="Times New Roman" w:cs="Times New Roman"/>
-        </w:rPr>
-        <w:t xml:space="preserve"> §1.5 </w:t>
-      </w:r>
-      <w:r>
-        <w:rPr>
-          <w:rFonts w:hint="eastAsia" w:ascii="Times New Roman" w:hAnsi="Times New Roman" w:eastAsia="FangSong" w:cs="Times New Roman"/>
-        </w:rPr>
-        <w:t xml:space="preserve">习题</w:t>
       </w:r>
     </w:p>
     <w:p>
@@ -22872,27 +22260,9 @@
       </w:pPr>
       <w:r>
         <w:rPr>
-          <w:rFonts w:hint="eastAsia" w:ascii="Times New Roman" w:hAnsi="Times New Roman" w:eastAsia="Times New Roman" w:cs="Times New Roman"/>
-        </w:rPr>
-        <w:t>【</w:t>
-      </w:r>
-      <w:r>
-        <w:rPr>
-          <w:rFonts w:hint="eastAsia" w:ascii="Times New Roman" w:hAnsi="Times New Roman" w:eastAsia="FangSong" w:cs="Times New Roman"/>
-        </w:rPr>
-        <w:t>例</w:t>
-      </w:r>
-      <w:r>
-        <w:rPr>
-          <w:rFonts w:hint="eastAsia" w:ascii="Times New Roman" w:hAnsi="Times New Roman" w:eastAsia="Times New Roman" w:cs="Times New Roman"/>
-        </w:rPr>
-        <w:t>3】</w:t>
-      </w:r>
-      <w:r>
-        <w:rPr>
-          <w:rFonts w:hint="eastAsia" w:ascii="Times New Roman" w:hAnsi="Times New Roman" w:eastAsia="FangSong" w:cs="Times New Roman"/>
-        </w:rPr>
-        <w:t>计算使</w:t>
+          <w:rFonts w:hint="eastAsia" w:ascii="Times New Roman" w:hAnsi="Times New Roman" w:eastAsia="FangSong" w:cs="Times New Roman"/>
+        </w:rPr>
+        <w:t xml:space="preserve">计算使</w:t>
       </w:r>
       <w:r>
         <w:rPr>

--- a/00-首页/题组Word/第一轮·综合套卷/第一轮综合卷09-学生版.docx
+++ b/00-首页/题组Word/第一轮·综合套卷/第一轮综合卷09-学生版.docx
@@ -2,7 +2,7 @@
 <file path=word/document.xml><?xml version="1.0" encoding="utf-8"?>
 <w:document xmlns:w="http://schemas.openxmlformats.org/wordprocessingml/2006/main" xmlns:m="http://schemas.openxmlformats.org/officeDocument/2006/math" xmlns:r="http://schemas.openxmlformats.org/officeDocument/2006/relationships" xmlns:o="urn:schemas-microsoft-com:office:office" xmlns:v="urn:schemas-microsoft-com:vml" xmlns:w10="urn:schemas-microsoft-com:office:word" xmlns:a="http://schemas.openxmlformats.org/drawingml/2006/main" xmlns:pic="http://schemas.openxmlformats.org/drawingml/2006/picture" xmlns:wp="http://schemas.openxmlformats.org/drawingml/2006/wordprocessingDrawing">
   <w:body>
-    <w:bookmarkStart w:id="60" w:name="第一轮综合练习-第09卷"/>
+    <w:bookmarkStart w:id="61" w:name="第一轮综合练习-第09卷"/>
     <w:p>
       <w:pPr>
         <w:pStyle w:val="Heading1"/>
@@ -50,7 +50,7 @@
         </w:pict>
       </w:r>
     </w:p>
-    <w:bookmarkStart w:id="59" w:name="题目"/>
+    <w:bookmarkStart w:id="60" w:name="题目"/>
     <w:p>
       <w:pPr>
         <w:pStyle w:val="Heading2"/>
@@ -241,6 +241,7 @@
     </w:p>
     <w:p>
       <w:pPr>
+        <w:pStyle w:val="Compact"/>
         <w:numPr>
           <w:ilvl w:val="0"/>
           <w:numId w:val="1002"/>
@@ -449,58 +450,59 @@
           </m:sub>
         </m:sSub>
       </m:oMath>
-      <w:r>
-        <w:rPr>
-          <w:rFonts w:ascii="Times New Roman" w:hAnsi="Times New Roman" w:eastAsia="Times New Roman" w:cs="Times New Roman"/>
-        </w:rPr>
-        <w:t xml:space="preserve"> </w:t>
-      </w:r>
-      <w:r>
-        <w:rPr>
-          <w:rFonts w:ascii="Times New Roman" w:hAnsi="Times New Roman" w:eastAsia="Times New Roman" w:cs="Times New Roman"/>
-          <w:b/>
-          <w:bCs/>
-          <w:i/>
-          <w:iCs/>
-        </w:rPr>
-        <w:t xml:space="preserve"> </w:t>
-      </w:r>
-      <w:r>
-        <w:rPr>
-          <w:rFonts w:ascii="Times New Roman" w:hAnsi="Times New Roman" w:eastAsia="Times New Roman" w:cs="Times New Roman"/>
-        </w:rPr>
-        <w:t xml:space="preserve"> </w:t>
-      </w:r>
-      <w:r>
-        <w:rPr>
-          <w:rFonts w:ascii="Times New Roman" w:hAnsi="Times New Roman" w:eastAsia="Times New Roman" w:cs="Times New Roman"/>
-        </w:rPr>
-        <w:t xml:space="preserve">### </w:t>
-      </w:r>
-      <w:r>
-        <w:rPr>
-          <w:rFonts w:hint="eastAsia" w:ascii="Times New Roman" w:hAnsi="Times New Roman" w:eastAsia="FangSong" w:cs="Times New Roman"/>
-        </w:rPr>
-        <w:t>第</w:t>
-      </w:r>
-      <w:r>
-        <w:rPr>
-          <w:rFonts w:hint="eastAsia" w:ascii="Times New Roman" w:hAnsi="Times New Roman" w:eastAsia="Times New Roman" w:cs="Times New Roman"/>
-        </w:rPr>
-        <w:t>3</w:t>
-      </w:r>
-      <w:r>
-        <w:rPr>
-          <w:rFonts w:hint="eastAsia" w:ascii="Times New Roman" w:hAnsi="Times New Roman" w:eastAsia="FangSong" w:cs="Times New Roman"/>
-        </w:rPr>
-        <w:t>题</w:t>
-      </w:r>
     </w:p>
     <w:p>
       <w:pPr>
+        <w:spacing w:before="160" w:after="80"/>
+      </w:pPr>
+      <w:r>
+        <w:pict>
+          <v:rect style="width:0;height:1.5pt" o:hralign="center" o:hrstd="t" o:hr="t"/>
+        </w:pict>
+      </w:r>
+    </w:p>
+    <w:p>
+      <w:pPr>
+        <w:spacing w:before="160" w:after="80"/>
+      </w:pPr>
+      <w:r>
+        <w:pict>
+          <v:rect style="width:0;height:1.5pt" o:hralign="center" o:hrstd="t" o:hr="t"/>
+        </w:pict>
+      </w:r>
+    </w:p>
+    <w:bookmarkEnd w:id="10"/>
+    <w:bookmarkStart w:id="11" w:name="第3题"/>
+    <w:p>
+      <w:pPr>
+        <w:pStyle w:val="Heading3"/>
+        <w:spacing w:before="280" w:after="120"/>
+      </w:pPr>
+      <w:r>
+        <w:rPr>
+          <w:rFonts w:hint="eastAsia" w:ascii="Times New Roman" w:hAnsi="Times New Roman" w:eastAsia="SimHei" w:cs="Times New Roman"/>
+        </w:rPr>
+        <w:t>第</w:t>
+      </w:r>
+      <w:r>
+        <w:rPr>
+          <w:rFonts w:hint="eastAsia" w:ascii="Times New Roman" w:hAnsi="Times New Roman" w:eastAsia="Times New Roman" w:cs="Times New Roman"/>
+        </w:rPr>
+        <w:t>3</w:t>
+      </w:r>
+      <w:r>
+        <w:rPr>
+          <w:rFonts w:hint="eastAsia" w:ascii="Times New Roman" w:hAnsi="Times New Roman" w:eastAsia="SimHei" w:cs="Times New Roman"/>
+        </w:rPr>
+        <w:t>题</w:t>
+      </w:r>
+    </w:p>
+    <w:p>
+      <w:pPr>
+        <w:pStyle w:val="Compact"/>
         <w:numPr>
           <w:ilvl w:val="0"/>
-          <w:numId w:val="1002"/>
+          <w:numId w:val="1003"/>
         </w:numPr>
       </w:pPr>
       <w:r>
@@ -738,8 +740,8 @@
         </w:pict>
       </w:r>
     </w:p>
-    <w:bookmarkEnd w:id="10"/>
-    <w:bookmarkStart w:id="11" w:name="第4题"/>
+    <w:bookmarkEnd w:id="11"/>
+    <w:bookmarkStart w:id="12" w:name="第4题"/>
     <w:p>
       <w:pPr>
         <w:pStyle w:val="Heading3"/>
@@ -1001,8 +1003,8 @@
         </w:pict>
       </w:r>
     </w:p>
-    <w:bookmarkEnd w:id="11"/>
-    <w:bookmarkStart w:id="12" w:name="第5题"/>
+    <w:bookmarkEnd w:id="12"/>
+    <w:bookmarkStart w:id="13" w:name="第5题"/>
     <w:p>
       <w:pPr>
         <w:pStyle w:val="Heading3"/>
@@ -1508,7 +1510,7 @@
         <w:pStyle w:val="Compact"/>
         <w:numPr>
           <w:ilvl w:val="0"/>
-          <w:numId w:val="1003"/>
+          <w:numId w:val="1004"/>
         </w:numPr>
       </w:pPr>
       <w:r>
@@ -1528,123 +1530,6 @@
           <w:rFonts w:hint="eastAsia" w:ascii="Times New Roman" w:hAnsi="Times New Roman" w:eastAsia="FangSong" w:cs="Times New Roman"/>
         </w:rPr>
         <w:t>氧化还原反应基础</w:t>
-      </w:r>
-    </w:p>
-    <w:p>
-      <w:pPr>
-        <w:pStyle w:val="Compact"/>
-        <w:numPr>
-          <w:ilvl w:val="0"/>
-          <w:numId w:val="1003"/>
-        </w:numPr>
-      </w:pPr>
-      <w:r>
-        <w:rPr>
-          <w:rFonts w:hint="eastAsia" w:ascii="Times New Roman" w:hAnsi="Times New Roman" w:eastAsia="FangSong" w:cs="Times New Roman"/>
-        </w:rPr>
-        <w:t>相关</w:t>
-      </w:r>
-      <w:r>
-        <w:rPr>
-          <w:rFonts w:hint="eastAsia" w:ascii="Times New Roman" w:hAnsi="Times New Roman" w:eastAsia="Times New Roman" w:cs="Times New Roman"/>
-        </w:rPr>
-        <w:t>：</w:t>
-      </w:r>
-      <w:r>
-        <w:rPr>
-          <w:rFonts w:hint="eastAsia" w:ascii="Times New Roman" w:hAnsi="Times New Roman" w:eastAsia="FangSong" w:cs="Times New Roman"/>
-        </w:rPr>
-        <w:t>题</w:t>
-      </w:r>
-      <w:r>
-        <w:rPr>
-          <w:rFonts w:hint="eastAsia" w:ascii="Times New Roman" w:hAnsi="Times New Roman" w:eastAsia="Times New Roman" w:cs="Times New Roman"/>
-        </w:rPr>
-        <w:t>-698-</w:t>
-      </w:r>
-      <w:r>
-        <w:rPr>
-          <w:rFonts w:hint="eastAsia" w:ascii="Times New Roman" w:hAnsi="Times New Roman" w:eastAsia="FangSong" w:cs="Times New Roman"/>
-        </w:rPr>
-        <w:t>一分册</w:t>
-      </w:r>
-      <w:r>
-        <w:rPr>
-          <w:rFonts w:hint="eastAsia" w:ascii="Times New Roman" w:hAnsi="Times New Roman" w:eastAsia="Times New Roman" w:cs="Times New Roman"/>
-        </w:rPr>
-        <w:t>-L11</w:t>
-      </w:r>
-      <w:r>
-        <w:rPr>
-          <w:rFonts w:hint="eastAsia" w:ascii="Times New Roman" w:hAnsi="Times New Roman" w:eastAsia="FangSong" w:cs="Times New Roman"/>
-        </w:rPr>
-        <w:t>知例</w:t>
-      </w:r>
-      <w:r>
-        <w:rPr>
-          <w:rFonts w:hint="eastAsia" w:ascii="Times New Roman" w:hAnsi="Times New Roman" w:eastAsia="Times New Roman" w:cs="Times New Roman"/>
-        </w:rPr>
-        <w:t>1-TiFe</w:t>
-      </w:r>
-      <w:r>
-        <w:rPr>
-          <w:rFonts w:hint="eastAsia" w:ascii="Times New Roman" w:hAnsi="Times New Roman" w:eastAsia="FangSong" w:cs="Times New Roman"/>
-        </w:rPr>
-        <w:t>合金贮氢体积计算</w:t>
-      </w:r>
-      <w:r>
-        <w:rPr>
-          <w:rFonts w:hint="eastAsia" w:ascii="Times New Roman" w:hAnsi="Times New Roman" w:eastAsia="Times New Roman" w:cs="Times New Roman"/>
-        </w:rPr>
-        <w:t>（</w:t>
-      </w:r>
-      <w:r>
-        <w:rPr>
-          <w:rFonts w:hint="eastAsia" w:ascii="Times New Roman" w:hAnsi="Times New Roman" w:eastAsia="FangSong" w:cs="Times New Roman"/>
-        </w:rPr>
-        <w:t>氢能源贮运</w:t>
-      </w:r>
-      <w:r>
-        <w:rPr>
-          <w:rFonts w:hint="eastAsia" w:ascii="Times New Roman" w:hAnsi="Times New Roman" w:eastAsia="Times New Roman" w:cs="Times New Roman"/>
-        </w:rPr>
-        <w:t>）</w:t>
-      </w:r>
-    </w:p>
-    <w:p>
-      <w:pPr>
-        <w:spacing w:before="160" w:after="80"/>
-      </w:pPr>
-      <w:r>
-        <w:pict>
-          <v:rect style="width:0;height:1.5pt" o:hralign="center" o:hrstd="t" o:hr="t"/>
-        </w:pict>
-      </w:r>
-    </w:p>
-    <w:bookmarkEnd w:id="12"/>
-    <w:bookmarkStart w:id="13" w:name="第6题"/>
-    <w:p>
-      <w:pPr>
-        <w:pStyle w:val="Heading3"/>
-        <w:spacing w:before="280" w:after="120"/>
-      </w:pPr>
-      <w:r>
-        <w:rPr>
-          <w:rFonts w:hint="eastAsia" w:ascii="Times New Roman" w:hAnsi="Times New Roman" w:eastAsia="SimHei" w:cs="Times New Roman"/>
-        </w:rPr>
-        <w:t>第</w:t>
-      </w:r>
-      <w:r>
-        <w:rPr>
-          <w:rFonts w:hint="eastAsia" w:ascii="Times New Roman" w:hAnsi="Times New Roman" w:eastAsia="Times New Roman" w:cs="Times New Roman"/>
-        </w:rPr>
-        <w:t>6</w:t>
-      </w:r>
-      <w:r>
-        <w:rPr>
-          <w:rFonts w:hint="eastAsia" w:ascii="Times New Roman" w:hAnsi="Times New Roman" w:eastAsia="SimHei" w:cs="Times New Roman"/>
-        </w:rPr>
-        <w:t>题</w:t>
       </w:r>
     </w:p>
     <w:p>
@@ -1653,6 +1538,123 @@
         <w:numPr>
           <w:ilvl w:val="0"/>
           <w:numId w:val="1004"/>
+        </w:numPr>
+      </w:pPr>
+      <w:r>
+        <w:rPr>
+          <w:rFonts w:hint="eastAsia" w:ascii="Times New Roman" w:hAnsi="Times New Roman" w:eastAsia="FangSong" w:cs="Times New Roman"/>
+        </w:rPr>
+        <w:t>相关</w:t>
+      </w:r>
+      <w:r>
+        <w:rPr>
+          <w:rFonts w:hint="eastAsia" w:ascii="Times New Roman" w:hAnsi="Times New Roman" w:eastAsia="Times New Roman" w:cs="Times New Roman"/>
+        </w:rPr>
+        <w:t>：</w:t>
+      </w:r>
+      <w:r>
+        <w:rPr>
+          <w:rFonts w:hint="eastAsia" w:ascii="Times New Roman" w:hAnsi="Times New Roman" w:eastAsia="FangSong" w:cs="Times New Roman"/>
+        </w:rPr>
+        <w:t>题</w:t>
+      </w:r>
+      <w:r>
+        <w:rPr>
+          <w:rFonts w:hint="eastAsia" w:ascii="Times New Roman" w:hAnsi="Times New Roman" w:eastAsia="Times New Roman" w:cs="Times New Roman"/>
+        </w:rPr>
+        <w:t>-698-</w:t>
+      </w:r>
+      <w:r>
+        <w:rPr>
+          <w:rFonts w:hint="eastAsia" w:ascii="Times New Roman" w:hAnsi="Times New Roman" w:eastAsia="FangSong" w:cs="Times New Roman"/>
+        </w:rPr>
+        <w:t>一分册</w:t>
+      </w:r>
+      <w:r>
+        <w:rPr>
+          <w:rFonts w:hint="eastAsia" w:ascii="Times New Roman" w:hAnsi="Times New Roman" w:eastAsia="Times New Roman" w:cs="Times New Roman"/>
+        </w:rPr>
+        <w:t>-L11</w:t>
+      </w:r>
+      <w:r>
+        <w:rPr>
+          <w:rFonts w:hint="eastAsia" w:ascii="Times New Roman" w:hAnsi="Times New Roman" w:eastAsia="FangSong" w:cs="Times New Roman"/>
+        </w:rPr>
+        <w:t>知例</w:t>
+      </w:r>
+      <w:r>
+        <w:rPr>
+          <w:rFonts w:hint="eastAsia" w:ascii="Times New Roman" w:hAnsi="Times New Roman" w:eastAsia="Times New Roman" w:cs="Times New Roman"/>
+        </w:rPr>
+        <w:t>1-TiFe</w:t>
+      </w:r>
+      <w:r>
+        <w:rPr>
+          <w:rFonts w:hint="eastAsia" w:ascii="Times New Roman" w:hAnsi="Times New Roman" w:eastAsia="FangSong" w:cs="Times New Roman"/>
+        </w:rPr>
+        <w:t>合金贮氢体积计算</w:t>
+      </w:r>
+      <w:r>
+        <w:rPr>
+          <w:rFonts w:hint="eastAsia" w:ascii="Times New Roman" w:hAnsi="Times New Roman" w:eastAsia="Times New Roman" w:cs="Times New Roman"/>
+        </w:rPr>
+        <w:t>（</w:t>
+      </w:r>
+      <w:r>
+        <w:rPr>
+          <w:rFonts w:hint="eastAsia" w:ascii="Times New Roman" w:hAnsi="Times New Roman" w:eastAsia="FangSong" w:cs="Times New Roman"/>
+        </w:rPr>
+        <w:t>氢能源贮运</w:t>
+      </w:r>
+      <w:r>
+        <w:rPr>
+          <w:rFonts w:hint="eastAsia" w:ascii="Times New Roman" w:hAnsi="Times New Roman" w:eastAsia="Times New Roman" w:cs="Times New Roman"/>
+        </w:rPr>
+        <w:t>）</w:t>
+      </w:r>
+    </w:p>
+    <w:p>
+      <w:pPr>
+        <w:spacing w:before="160" w:after="80"/>
+      </w:pPr>
+      <w:r>
+        <w:pict>
+          <v:rect style="width:0;height:1.5pt" o:hralign="center" o:hrstd="t" o:hr="t"/>
+        </w:pict>
+      </w:r>
+    </w:p>
+    <w:bookmarkEnd w:id="13"/>
+    <w:bookmarkStart w:id="14" w:name="第6题"/>
+    <w:p>
+      <w:pPr>
+        <w:pStyle w:val="Heading3"/>
+        <w:spacing w:before="280" w:after="120"/>
+      </w:pPr>
+      <w:r>
+        <w:rPr>
+          <w:rFonts w:hint="eastAsia" w:ascii="Times New Roman" w:hAnsi="Times New Roman" w:eastAsia="SimHei" w:cs="Times New Roman"/>
+        </w:rPr>
+        <w:t>第</w:t>
+      </w:r>
+      <w:r>
+        <w:rPr>
+          <w:rFonts w:hint="eastAsia" w:ascii="Times New Roman" w:hAnsi="Times New Roman" w:eastAsia="Times New Roman" w:cs="Times New Roman"/>
+        </w:rPr>
+        <w:t>6</w:t>
+      </w:r>
+      <w:r>
+        <w:rPr>
+          <w:rFonts w:hint="eastAsia" w:ascii="Times New Roman" w:hAnsi="Times New Roman" w:eastAsia="SimHei" w:cs="Times New Roman"/>
+        </w:rPr>
+        <w:t>题</w:t>
+      </w:r>
+    </w:p>
+    <w:p>
+      <w:pPr>
+        <w:pStyle w:val="Compact"/>
+        <w:numPr>
+          <w:ilvl w:val="0"/>
+          <w:numId w:val="1005"/>
         </w:numPr>
       </w:pPr>
       <w:r>
@@ -2170,8 +2172,8 @@
         </w:pict>
       </w:r>
     </w:p>
-    <w:bookmarkEnd w:id="13"/>
-    <w:bookmarkStart w:id="14" w:name="第7题"/>
+    <w:bookmarkEnd w:id="14"/>
+    <w:bookmarkStart w:id="15" w:name="第7题"/>
     <w:p>
       <w:pPr>
         <w:pStyle w:val="Heading3"/>
@@ -2430,8 +2432,8 @@
         </w:pict>
       </w:r>
     </w:p>
-    <w:bookmarkEnd w:id="14"/>
-    <w:bookmarkStart w:id="15" w:name="第8题"/>
+    <w:bookmarkEnd w:id="15"/>
+    <w:bookmarkStart w:id="16" w:name="第8题"/>
     <w:p>
       <w:pPr>
         <w:pStyle w:val="Heading3"/>
@@ -2729,8 +2731,8 @@
         </w:pict>
       </w:r>
     </w:p>
-    <w:bookmarkEnd w:id="15"/>
-    <w:bookmarkStart w:id="19" w:name="第9题"/>
+    <w:bookmarkEnd w:id="16"/>
+    <w:bookmarkStart w:id="20" w:name="第9题"/>
     <w:p>
       <w:pPr>
         <w:pStyle w:val="Heading3"/>
@@ -3923,18 +3925,18 @@
           <wp:inline>
             <wp:extent cx="3240000" cy="2511428"/>
             <wp:effectExtent b="0" l="0" r="0" t="0"/>
-            <wp:docPr descr="" title="" id="17" name="Picture"/>
+            <wp:docPr descr="" title="" id="18" name="Picture"/>
             <a:graphic>
               <a:graphicData uri="http://schemas.openxmlformats.org/drawingml/2006/picture">
                 <pic:pic>
                   <pic:nvPicPr>
-                    <pic:cNvPr descr="9fb135552b90ed2851f8a3cf5bc7327c24dbd5e14435e85eff51c4380050a224.jpg" id="18" name="Picture"/>
+                    <pic:cNvPr descr="9fb135552b90ed2851f8a3cf5bc7327c24dbd5e14435e85eff51c4380050a224.jpg" id="19" name="Picture"/>
                     <pic:cNvPicPr>
                       <a:picLocks noChangeArrowheads="1" noChangeAspect="1"/>
                     </pic:cNvPicPr>
                   </pic:nvPicPr>
                   <pic:blipFill>
-                    <a:blip r:embed="rId16"/>
+                    <a:blip r:embed="rId17"/>
                     <a:stretch>
                       <a:fillRect/>
                     </a:stretch>
@@ -3971,8 +3973,8 @@
         </w:pict>
       </w:r>
     </w:p>
-    <w:bookmarkEnd w:id="19"/>
-    <w:bookmarkStart w:id="26" w:name="第10题"/>
+    <w:bookmarkEnd w:id="20"/>
+    <w:bookmarkStart w:id="27" w:name="第10题"/>
     <w:p>
       <w:pPr>
         <w:pStyle w:val="Heading3"/>
@@ -4040,18 +4042,18 @@
           <wp:inline>
             <wp:extent cx="2520000" cy="3896109"/>
             <wp:effectExtent b="0" l="0" r="0" t="0"/>
-            <wp:docPr descr="" title="" id="21" name="Picture"/>
+            <wp:docPr descr="" title="" id="22" name="Picture"/>
             <a:graphic>
               <a:graphicData uri="http://schemas.openxmlformats.org/drawingml/2006/picture">
                 <pic:pic>
                   <pic:nvPicPr>
-                    <pic:cNvPr descr="e073606c06f1adb3b5e3a1331c88beacad7043ffe94f7bce9bf9426c5e7c9217.jpg" id="22" name="Picture"/>
+                    <pic:cNvPr descr="e073606c06f1adb3b5e3a1331c88beacad7043ffe94f7bce9bf9426c5e7c9217.jpg" id="23" name="Picture"/>
                     <pic:cNvPicPr>
                       <a:picLocks noChangeArrowheads="1" noChangeAspect="1"/>
                     </pic:cNvPicPr>
                   </pic:nvPicPr>
                   <pic:blipFill>
-                    <a:blip r:embed="rId20"/>
+                    <a:blip r:embed="rId21"/>
                     <a:stretch>
                       <a:fillRect/>
                     </a:stretch>
@@ -4092,18 +4094,18 @@
           <wp:inline>
             <wp:extent cx="1879600" cy="952500"/>
             <wp:effectExtent b="0" l="0" r="0" t="0"/>
-            <wp:docPr descr="" title="" id="24" name="Picture"/>
+            <wp:docPr descr="" title="" id="25" name="Picture"/>
             <a:graphic>
               <a:graphicData uri="http://schemas.openxmlformats.org/drawingml/2006/picture">
                 <pic:pic>
                   <pic:nvPicPr>
-                    <pic:cNvPr descr="1f4902109f059bd06abdd0aaeef3e053fc7f0eeccdc600b8af3234445b4cad91.jpg" id="25" name="Picture"/>
+                    <pic:cNvPr descr="1f4902109f059bd06abdd0aaeef3e053fc7f0eeccdc600b8af3234445b4cad91.jpg" id="26" name="Picture"/>
                     <pic:cNvPicPr>
                       <a:picLocks noChangeArrowheads="1" noChangeAspect="1"/>
                     </pic:cNvPicPr>
                   </pic:nvPicPr>
                   <pic:blipFill>
-                    <a:blip r:embed="rId23"/>
+                    <a:blip r:embed="rId24"/>
                     <a:stretch>
                       <a:fillRect/>
                     </a:stretch>
@@ -4140,8 +4142,8 @@
         </w:pict>
       </w:r>
     </w:p>
-    <w:bookmarkEnd w:id="26"/>
-    <w:bookmarkStart w:id="30" w:name="第11题"/>
+    <w:bookmarkEnd w:id="27"/>
+    <w:bookmarkStart w:id="31" w:name="第11题"/>
     <w:p>
       <w:pPr>
         <w:pStyle w:val="Heading3"/>
@@ -4412,18 +4414,18 @@
           <wp:inline>
             <wp:extent cx="3600000" cy="2413311"/>
             <wp:effectExtent b="0" l="0" r="0" t="0"/>
-            <wp:docPr descr="" title="" id="28" name="Picture"/>
+            <wp:docPr descr="" title="" id="29" name="Picture"/>
             <a:graphic>
               <a:graphicData uri="http://schemas.openxmlformats.org/drawingml/2006/picture">
                 <pic:pic>
                   <pic:nvPicPr>
-                    <pic:cNvPr descr="b1fa656d67e5cd3ee4a121290579fe766ebcb4e056d9ccb1787cda956c6cbfd9.jpg" id="29" name="Picture"/>
+                    <pic:cNvPr descr="b1fa656d67e5cd3ee4a121290579fe766ebcb4e056d9ccb1787cda956c6cbfd9.jpg" id="30" name="Picture"/>
                     <pic:cNvPicPr>
                       <a:picLocks noChangeArrowheads="1" noChangeAspect="1"/>
                     </pic:cNvPicPr>
                   </pic:nvPicPr>
                   <pic:blipFill>
-                    <a:blip r:embed="rId27"/>
+                    <a:blip r:embed="rId28"/>
                     <a:stretch>
                       <a:fillRect/>
                     </a:stretch>
@@ -4460,8 +4462,8 @@
         </w:pict>
       </w:r>
     </w:p>
-    <w:bookmarkEnd w:id="30"/>
-    <w:bookmarkStart w:id="31" w:name="第12题"/>
+    <w:bookmarkEnd w:id="31"/>
+    <w:bookmarkStart w:id="32" w:name="第12题"/>
     <w:p>
       <w:pPr>
         <w:pStyle w:val="Heading3"/>
@@ -4803,7 +4805,7 @@
         <w:pStyle w:val="Compact"/>
         <w:numPr>
           <w:ilvl w:val="0"/>
-          <w:numId w:val="1005"/>
+          <w:numId w:val="1006"/>
         </w:numPr>
       </w:pPr>
       <w:r>
@@ -4842,7 +4844,7 @@
         <w:pStyle w:val="Compact"/>
         <w:numPr>
           <w:ilvl w:val="0"/>
-          <w:numId w:val="1005"/>
+          <w:numId w:val="1006"/>
         </w:numPr>
       </w:pPr>
       <w:r>
@@ -4909,8 +4911,8 @@
         </w:pict>
       </w:r>
     </w:p>
-    <w:bookmarkEnd w:id="31"/>
-    <w:bookmarkStart w:id="32" w:name="第13题"/>
+    <w:bookmarkEnd w:id="32"/>
+    <w:bookmarkStart w:id="33" w:name="第13题"/>
     <w:p>
       <w:pPr>
         <w:pStyle w:val="Heading3"/>
@@ -5452,7 +5454,7 @@
         <w:pStyle w:val="Compact"/>
         <w:numPr>
           <w:ilvl w:val="0"/>
-          <w:numId w:val="1006"/>
+          <w:numId w:val="1007"/>
         </w:numPr>
       </w:pPr>
       <w:r>
@@ -5484,226 +5486,6 @@
           <w:rFonts w:ascii="Times New Roman" w:hAnsi="Times New Roman" w:eastAsia="Times New Roman" w:cs="Times New Roman"/>
         </w:rPr>
         <w:br/>
-      </w:r>
-    </w:p>
-    <w:p>
-      <w:pPr>
-        <w:pStyle w:val="Compact"/>
-        <w:numPr>
-          <w:ilvl w:val="0"/>
-          <w:numId w:val="1006"/>
-        </w:numPr>
-      </w:pPr>
-      <w:r>
-        <w:rPr>
-          <w:rFonts w:hint="eastAsia" w:ascii="Times New Roman" w:hAnsi="Times New Roman" w:eastAsia="FangSong" w:cs="Times New Roman"/>
-        </w:rPr>
-        <w:t xml:space="preserve">求</w:t>
-      </w:r>
-      <w:r>
-        <w:rPr>
-          <w:rFonts w:ascii="Times New Roman" w:hAnsi="Times New Roman" w:eastAsia="Times New Roman" w:cs="Times New Roman"/>
-        </w:rPr>
-        <w:t xml:space="preserve"> G </w:t>
-      </w:r>
-      <w:r>
-        <w:rPr>
-          <w:rFonts w:hint="eastAsia" w:ascii="Times New Roman" w:hAnsi="Times New Roman" w:eastAsia="FangSong" w:cs="Times New Roman"/>
-        </w:rPr>
-        <w:t>的组成</w:t>
-      </w:r>
-      <w:r>
-        <w:rPr>
-          <w:rFonts w:hint="eastAsia" w:ascii="Times New Roman" w:hAnsi="Times New Roman" w:eastAsia="Times New Roman" w:cs="Times New Roman"/>
-        </w:rPr>
-        <w:t>(</w:t>
-      </w:r>
-      <w:r>
-        <w:rPr>
-          <w:rFonts w:hint="eastAsia" w:ascii="Times New Roman" w:hAnsi="Times New Roman" w:eastAsia="FangSong" w:cs="Times New Roman"/>
-        </w:rPr>
-        <w:t>质量分数</w:t>
-      </w:r>
-      <w:r>
-        <w:rPr>
-          <w:rFonts w:hint="eastAsia" w:ascii="Times New Roman" w:hAnsi="Times New Roman" w:eastAsia="Times New Roman" w:cs="Times New Roman"/>
-        </w:rPr>
-        <w:t>)。</w:t>
-      </w:r>
-    </w:p>
-    <w:p>
-      <w:pPr>
-        <w:pStyle w:val="FirstParagraph"/>
-      </w:pPr>
-      <w:r>
-        <w:rPr>
-          <w:rFonts w:hint="eastAsia" w:ascii="Times New Roman" w:hAnsi="Times New Roman" w:eastAsia="FangSong" w:cs="Times New Roman"/>
-        </w:rPr>
-        <w:t xml:space="preserve">在</w:t>
-      </w:r>
-      <w:r>
-        <w:rPr>
-          <w:rFonts w:ascii="Times New Roman" w:hAnsi="Times New Roman" w:eastAsia="Times New Roman" w:cs="Times New Roman"/>
-        </w:rPr>
-        <w:t xml:space="preserve"> B </w:t>
-      </w:r>
-      <w:r>
-        <w:rPr>
-          <w:rFonts w:hint="eastAsia" w:ascii="Times New Roman" w:hAnsi="Times New Roman" w:eastAsia="FangSong" w:cs="Times New Roman"/>
-        </w:rPr>
-        <w:t>中加入硝酸钴后再加入大大过量的草酸铵</w:t>
-      </w:r>
-      <w:r>
-        <w:rPr>
-          <w:rFonts w:hint="eastAsia" w:ascii="Times New Roman" w:hAnsi="Times New Roman" w:eastAsia="Times New Roman" w:cs="Times New Roman"/>
-        </w:rPr>
-        <w:t>,</w:t>
-      </w:r>
-      <w:r>
-        <w:rPr>
-          <w:rFonts w:ascii="Times New Roman" w:hAnsi="Times New Roman" w:eastAsia="Times New Roman" w:cs="Times New Roman"/>
-        </w:rPr>
-        <w:t xml:space="preserve"> </w:t>
-      </w:r>
-      <w:r>
-        <w:rPr>
-          <w:rFonts w:hint="eastAsia" w:ascii="Times New Roman" w:hAnsi="Times New Roman" w:eastAsia="FangSong" w:cs="Times New Roman"/>
-        </w:rPr>
-        <w:t xml:space="preserve">则可以得到红色溶液</w:t>
-      </w:r>
-      <w:r>
-        <w:rPr>
-          <w:rFonts w:ascii="Times New Roman" w:hAnsi="Times New Roman" w:eastAsia="Times New Roman" w:cs="Times New Roman"/>
-        </w:rPr>
-        <w:t xml:space="preserve"> </w:t>
-      </w:r>
-      <w:r>
-        <w:rPr>
-          <w:rFonts w:hint="eastAsia" w:ascii="Times New Roman" w:hAnsi="Times New Roman" w:eastAsia="Times New Roman" w:cs="Times New Roman"/>
-        </w:rPr>
-        <w:t>D。</w:t>
-      </w:r>
-      <w:r>
-        <w:rPr>
-          <w:rFonts w:hint="eastAsia" w:ascii="Times New Roman" w:hAnsi="Times New Roman" w:eastAsia="FangSong" w:cs="Times New Roman"/>
-        </w:rPr>
-        <w:t>用</w:t>
-      </w:r>
-      <w:r>
-        <w:rPr>
-          <w:rFonts w:ascii="Times New Roman" w:hAnsi="Times New Roman" w:eastAsia="Times New Roman" w:cs="Times New Roman"/>
-        </w:rPr>
-        <w:t xml:space="preserve"> </w:t>
-      </w:r>
-      <m:oMath>
-        <m:r>
-          <m:t>P</m:t>
-        </m:r>
-        <m:r>
-          <m:t>b</m:t>
-        </m:r>
-        <m:sSub>
-          <m:e>
-            <m:r>
-              <m:t>O</m:t>
-            </m:r>
-          </m:e>
-          <m:sub>
-            <m:r>
-              <m:t>2</m:t>
-            </m:r>
-          </m:sub>
-        </m:sSub>
-      </m:oMath>
-      <w:r>
-        <w:rPr>
-          <w:rFonts w:ascii="Times New Roman" w:hAnsi="Times New Roman" w:eastAsia="Times New Roman" w:cs="Times New Roman"/>
-        </w:rPr>
-        <w:t xml:space="preserve"> </w:t>
-      </w:r>
-      <w:r>
-        <w:rPr>
-          <w:rFonts w:hint="eastAsia" w:ascii="Times New Roman" w:hAnsi="Times New Roman" w:eastAsia="FangSong" w:cs="Times New Roman"/>
-        </w:rPr>
-        <w:t xml:space="preserve">乙酸溶液处理</w:t>
-      </w:r>
-      <w:r>
-        <w:rPr>
-          <w:rFonts w:ascii="Times New Roman" w:hAnsi="Times New Roman" w:eastAsia="Times New Roman" w:cs="Times New Roman"/>
-        </w:rPr>
-        <w:t xml:space="preserve"> D </w:t>
-      </w:r>
-      <w:r>
-        <w:rPr>
-          <w:rFonts w:hint="eastAsia" w:ascii="Times New Roman" w:hAnsi="Times New Roman" w:eastAsia="FangSong" w:cs="Times New Roman"/>
-        </w:rPr>
-        <w:t>则导致它转化为翡翠绿色的溶液</w:t>
-      </w:r>
-      <w:r>
-        <w:rPr>
-          <w:rFonts w:hint="eastAsia" w:ascii="Times New Roman" w:hAnsi="Times New Roman" w:eastAsia="Times New Roman" w:cs="Times New Roman"/>
-        </w:rPr>
-        <w:t>。</w:t>
-      </w:r>
-      <w:r>
-        <w:rPr>
-          <w:rFonts w:hint="eastAsia" w:ascii="Times New Roman" w:hAnsi="Times New Roman" w:eastAsia="FangSong" w:cs="Times New Roman"/>
-        </w:rPr>
-        <w:t>在这个溶液中加入乙醇</w:t>
-      </w:r>
-      <w:r>
-        <w:rPr>
-          <w:rFonts w:hint="eastAsia" w:ascii="Times New Roman" w:hAnsi="Times New Roman" w:eastAsia="Times New Roman" w:cs="Times New Roman"/>
-        </w:rPr>
-        <w:t>,</w:t>
-      </w:r>
-      <w:r>
-        <w:rPr>
-          <w:rFonts w:ascii="Times New Roman" w:hAnsi="Times New Roman" w:eastAsia="Times New Roman" w:cs="Times New Roman"/>
-        </w:rPr>
-        <w:t xml:space="preserve"> </w:t>
-      </w:r>
-      <w:r>
-        <w:rPr>
-          <w:rFonts w:hint="eastAsia" w:ascii="Times New Roman" w:hAnsi="Times New Roman" w:eastAsia="FangSong" w:cs="Times New Roman"/>
-        </w:rPr>
-        <w:t xml:space="preserve">就得到了绿色晶体</w:t>
-      </w:r>
-      <w:r>
-        <w:rPr>
-          <w:rFonts w:ascii="Times New Roman" w:hAnsi="Times New Roman" w:eastAsia="Times New Roman" w:cs="Times New Roman"/>
-        </w:rPr>
-        <w:t xml:space="preserve"> F </w:t>
-      </w:r>
-      <w:r>
-        <w:rPr>
-          <w:rFonts w:hint="eastAsia" w:ascii="Times New Roman" w:hAnsi="Times New Roman" w:eastAsia="FangSong" w:cs="Times New Roman"/>
-        </w:rPr>
-        <w:t xml:space="preserve">和晶体</w:t>
-      </w:r>
-      <w:r>
-        <w:rPr>
-          <w:rFonts w:ascii="Times New Roman" w:hAnsi="Times New Roman" w:eastAsia="Times New Roman" w:cs="Times New Roman"/>
-        </w:rPr>
-        <w:t xml:space="preserve"> </w:t>
-      </w:r>
-      <w:r>
-        <w:rPr>
-          <w:rFonts w:hint="eastAsia" w:ascii="Times New Roman" w:hAnsi="Times New Roman" w:eastAsia="Times New Roman" w:cs="Times New Roman"/>
-        </w:rPr>
-        <w:t>E。</w:t>
-      </w:r>
-      <w:r>
-        <w:rPr>
-          <w:rFonts w:hint="eastAsia" w:ascii="Times New Roman" w:hAnsi="Times New Roman" w:eastAsia="FangSong" w:cs="Times New Roman"/>
-        </w:rPr>
-        <w:t>前者在光照下变成无色</w:t>
-      </w:r>
-      <w:r>
-        <w:rPr>
-          <w:rFonts w:hint="eastAsia" w:ascii="Times New Roman" w:hAnsi="Times New Roman" w:eastAsia="Times New Roman" w:cs="Times New Roman"/>
-        </w:rPr>
-        <w:t>。</w:t>
       </w:r>
     </w:p>
     <w:p>
@@ -5718,31 +5500,212 @@
         <w:rPr>
           <w:rFonts w:hint="eastAsia" w:ascii="Times New Roman" w:hAnsi="Times New Roman" w:eastAsia="FangSong" w:cs="Times New Roman"/>
         </w:rPr>
-        <w:t xml:space="preserve">写出化合物</w:t>
-      </w:r>
-      <w:r>
-        <w:rPr>
-          <w:rFonts w:ascii="Times New Roman" w:hAnsi="Times New Roman" w:eastAsia="Times New Roman" w:cs="Times New Roman"/>
-        </w:rPr>
-        <w:t xml:space="preserve"> E </w:t>
-      </w:r>
-      <w:r>
-        <w:rPr>
-          <w:rFonts w:hint="eastAsia" w:ascii="Times New Roman" w:hAnsi="Times New Roman" w:eastAsia="FangSong" w:cs="Times New Roman"/>
-        </w:rPr>
-        <w:t xml:space="preserve">和</w:t>
-      </w:r>
-      <w:r>
-        <w:rPr>
-          <w:rFonts w:ascii="Times New Roman" w:hAnsi="Times New Roman" w:eastAsia="Times New Roman" w:cs="Times New Roman"/>
-        </w:rPr>
-        <w:t xml:space="preserve"> F。</w:t>
-      </w:r>
-      <w:r>
-        <w:rPr>
-          <w:rFonts w:ascii="Times New Roman" w:hAnsi="Times New Roman" w:eastAsia="Times New Roman" w:cs="Times New Roman"/>
-        </w:rPr>
-        <w:br/>
+        <w:t xml:space="preserve">求</w:t>
+      </w:r>
+      <w:r>
+        <w:rPr>
+          <w:rFonts w:ascii="Times New Roman" w:hAnsi="Times New Roman" w:eastAsia="Times New Roman" w:cs="Times New Roman"/>
+        </w:rPr>
+        <w:t xml:space="preserve"> G </w:t>
+      </w:r>
+      <w:r>
+        <w:rPr>
+          <w:rFonts w:hint="eastAsia" w:ascii="Times New Roman" w:hAnsi="Times New Roman" w:eastAsia="FangSong" w:cs="Times New Roman"/>
+        </w:rPr>
+        <w:t>的组成</w:t>
+      </w:r>
+      <w:r>
+        <w:rPr>
+          <w:rFonts w:hint="eastAsia" w:ascii="Times New Roman" w:hAnsi="Times New Roman" w:eastAsia="Times New Roman" w:cs="Times New Roman"/>
+        </w:rPr>
+        <w:t>(</w:t>
+      </w:r>
+      <w:r>
+        <w:rPr>
+          <w:rFonts w:hint="eastAsia" w:ascii="Times New Roman" w:hAnsi="Times New Roman" w:eastAsia="FangSong" w:cs="Times New Roman"/>
+        </w:rPr>
+        <w:t>质量分数</w:t>
+      </w:r>
+      <w:r>
+        <w:rPr>
+          <w:rFonts w:hint="eastAsia" w:ascii="Times New Roman" w:hAnsi="Times New Roman" w:eastAsia="Times New Roman" w:cs="Times New Roman"/>
+        </w:rPr>
+        <w:t>)。</w:t>
+      </w:r>
+    </w:p>
+    <w:p>
+      <w:pPr>
+        <w:pStyle w:val="FirstParagraph"/>
+      </w:pPr>
+      <w:r>
+        <w:rPr>
+          <w:rFonts w:hint="eastAsia" w:ascii="Times New Roman" w:hAnsi="Times New Roman" w:eastAsia="FangSong" w:cs="Times New Roman"/>
+        </w:rPr>
+        <w:t xml:space="preserve">在</w:t>
+      </w:r>
+      <w:r>
+        <w:rPr>
+          <w:rFonts w:ascii="Times New Roman" w:hAnsi="Times New Roman" w:eastAsia="Times New Roman" w:cs="Times New Roman"/>
+        </w:rPr>
+        <w:t xml:space="preserve"> B </w:t>
+      </w:r>
+      <w:r>
+        <w:rPr>
+          <w:rFonts w:hint="eastAsia" w:ascii="Times New Roman" w:hAnsi="Times New Roman" w:eastAsia="FangSong" w:cs="Times New Roman"/>
+        </w:rPr>
+        <w:t>中加入硝酸钴后再加入大大过量的草酸铵</w:t>
+      </w:r>
+      <w:r>
+        <w:rPr>
+          <w:rFonts w:hint="eastAsia" w:ascii="Times New Roman" w:hAnsi="Times New Roman" w:eastAsia="Times New Roman" w:cs="Times New Roman"/>
+        </w:rPr>
+        <w:t>,</w:t>
+      </w:r>
+      <w:r>
+        <w:rPr>
+          <w:rFonts w:ascii="Times New Roman" w:hAnsi="Times New Roman" w:eastAsia="Times New Roman" w:cs="Times New Roman"/>
+        </w:rPr>
+        <w:t xml:space="preserve"> </w:t>
+      </w:r>
+      <w:r>
+        <w:rPr>
+          <w:rFonts w:hint="eastAsia" w:ascii="Times New Roman" w:hAnsi="Times New Roman" w:eastAsia="FangSong" w:cs="Times New Roman"/>
+        </w:rPr>
+        <w:t xml:space="preserve">则可以得到红色溶液</w:t>
+      </w:r>
+      <w:r>
+        <w:rPr>
+          <w:rFonts w:ascii="Times New Roman" w:hAnsi="Times New Roman" w:eastAsia="Times New Roman" w:cs="Times New Roman"/>
+        </w:rPr>
+        <w:t xml:space="preserve"> </w:t>
+      </w:r>
+      <w:r>
+        <w:rPr>
+          <w:rFonts w:hint="eastAsia" w:ascii="Times New Roman" w:hAnsi="Times New Roman" w:eastAsia="Times New Roman" w:cs="Times New Roman"/>
+        </w:rPr>
+        <w:t>D。</w:t>
+      </w:r>
+      <w:r>
+        <w:rPr>
+          <w:rFonts w:hint="eastAsia" w:ascii="Times New Roman" w:hAnsi="Times New Roman" w:eastAsia="FangSong" w:cs="Times New Roman"/>
+        </w:rPr>
+        <w:t>用</w:t>
+      </w:r>
+      <w:r>
+        <w:rPr>
+          <w:rFonts w:ascii="Times New Roman" w:hAnsi="Times New Roman" w:eastAsia="Times New Roman" w:cs="Times New Roman"/>
+        </w:rPr>
+        <w:t xml:space="preserve"> </w:t>
+      </w:r>
+      <m:oMath>
+        <m:r>
+          <m:t>P</m:t>
+        </m:r>
+        <m:r>
+          <m:t>b</m:t>
+        </m:r>
+        <m:sSub>
+          <m:e>
+            <m:r>
+              <m:t>O</m:t>
+            </m:r>
+          </m:e>
+          <m:sub>
+            <m:r>
+              <m:t>2</m:t>
+            </m:r>
+          </m:sub>
+        </m:sSub>
+      </m:oMath>
+      <w:r>
+        <w:rPr>
+          <w:rFonts w:ascii="Times New Roman" w:hAnsi="Times New Roman" w:eastAsia="Times New Roman" w:cs="Times New Roman"/>
+        </w:rPr>
+        <w:t xml:space="preserve"> </w:t>
+      </w:r>
+      <w:r>
+        <w:rPr>
+          <w:rFonts w:hint="eastAsia" w:ascii="Times New Roman" w:hAnsi="Times New Roman" w:eastAsia="FangSong" w:cs="Times New Roman"/>
+        </w:rPr>
+        <w:t xml:space="preserve">乙酸溶液处理</w:t>
+      </w:r>
+      <w:r>
+        <w:rPr>
+          <w:rFonts w:ascii="Times New Roman" w:hAnsi="Times New Roman" w:eastAsia="Times New Roman" w:cs="Times New Roman"/>
+        </w:rPr>
+        <w:t xml:space="preserve"> D </w:t>
+      </w:r>
+      <w:r>
+        <w:rPr>
+          <w:rFonts w:hint="eastAsia" w:ascii="Times New Roman" w:hAnsi="Times New Roman" w:eastAsia="FangSong" w:cs="Times New Roman"/>
+        </w:rPr>
+        <w:t>则导致它转化为翡翠绿色的溶液</w:t>
+      </w:r>
+      <w:r>
+        <w:rPr>
+          <w:rFonts w:hint="eastAsia" w:ascii="Times New Roman" w:hAnsi="Times New Roman" w:eastAsia="Times New Roman" w:cs="Times New Roman"/>
+        </w:rPr>
+        <w:t>。</w:t>
+      </w:r>
+      <w:r>
+        <w:rPr>
+          <w:rFonts w:hint="eastAsia" w:ascii="Times New Roman" w:hAnsi="Times New Roman" w:eastAsia="FangSong" w:cs="Times New Roman"/>
+        </w:rPr>
+        <w:t>在这个溶液中加入乙醇</w:t>
+      </w:r>
+      <w:r>
+        <w:rPr>
+          <w:rFonts w:hint="eastAsia" w:ascii="Times New Roman" w:hAnsi="Times New Roman" w:eastAsia="Times New Roman" w:cs="Times New Roman"/>
+        </w:rPr>
+        <w:t>,</w:t>
+      </w:r>
+      <w:r>
+        <w:rPr>
+          <w:rFonts w:ascii="Times New Roman" w:hAnsi="Times New Roman" w:eastAsia="Times New Roman" w:cs="Times New Roman"/>
+        </w:rPr>
+        <w:t xml:space="preserve"> </w:t>
+      </w:r>
+      <w:r>
+        <w:rPr>
+          <w:rFonts w:hint="eastAsia" w:ascii="Times New Roman" w:hAnsi="Times New Roman" w:eastAsia="FangSong" w:cs="Times New Roman"/>
+        </w:rPr>
+        <w:t xml:space="preserve">就得到了绿色晶体</w:t>
+      </w:r>
+      <w:r>
+        <w:rPr>
+          <w:rFonts w:ascii="Times New Roman" w:hAnsi="Times New Roman" w:eastAsia="Times New Roman" w:cs="Times New Roman"/>
+        </w:rPr>
+        <w:t xml:space="preserve"> F </w:t>
+      </w:r>
+      <w:r>
+        <w:rPr>
+          <w:rFonts w:hint="eastAsia" w:ascii="Times New Roman" w:hAnsi="Times New Roman" w:eastAsia="FangSong" w:cs="Times New Roman"/>
+        </w:rPr>
+        <w:t xml:space="preserve">和晶体</w:t>
+      </w:r>
+      <w:r>
+        <w:rPr>
+          <w:rFonts w:ascii="Times New Roman" w:hAnsi="Times New Roman" w:eastAsia="Times New Roman" w:cs="Times New Roman"/>
+        </w:rPr>
+        <w:t xml:space="preserve"> </w:t>
+      </w:r>
+      <w:r>
+        <w:rPr>
+          <w:rFonts w:hint="eastAsia" w:ascii="Times New Roman" w:hAnsi="Times New Roman" w:eastAsia="Times New Roman" w:cs="Times New Roman"/>
+        </w:rPr>
+        <w:t>E。</w:t>
+      </w:r>
+      <w:r>
+        <w:rPr>
+          <w:rFonts w:hint="eastAsia" w:ascii="Times New Roman" w:hAnsi="Times New Roman" w:eastAsia="FangSong" w:cs="Times New Roman"/>
+        </w:rPr>
+        <w:t>前者在光照下变成无色</w:t>
+      </w:r>
+      <w:r>
+        <w:rPr>
+          <w:rFonts w:hint="eastAsia" w:ascii="Times New Roman" w:hAnsi="Times New Roman" w:eastAsia="Times New Roman" w:cs="Times New Roman"/>
+        </w:rPr>
+        <w:t>。</w:t>
       </w:r>
     </w:p>
     <w:p>
@@ -5750,44 +5713,32 @@
         <w:pStyle w:val="Compact"/>
         <w:numPr>
           <w:ilvl w:val="0"/>
-          <w:numId w:val="1007"/>
+          <w:numId w:val="1008"/>
         </w:numPr>
       </w:pPr>
       <w:r>
         <w:rPr>
           <w:rFonts w:hint="eastAsia" w:ascii="Times New Roman" w:hAnsi="Times New Roman" w:eastAsia="FangSong" w:cs="Times New Roman"/>
         </w:rPr>
-        <w:t>写出生成</w:t>
-      </w:r>
-      <w:r>
-        <w:rPr>
-          <w:rFonts w:hint="eastAsia" w:ascii="Times New Roman" w:hAnsi="Times New Roman" w:eastAsia="Times New Roman" w:cs="Times New Roman"/>
-        </w:rPr>
-        <w:t>”</w:t>
-      </w:r>
-      <w:r>
-        <w:rPr>
-          <w:rFonts w:hint="eastAsia" w:ascii="Times New Roman" w:hAnsi="Times New Roman" w:eastAsia="FangSong" w:cs="Times New Roman"/>
-        </w:rPr>
-        <w:t>翡翠绿色溶液</w:t>
-      </w:r>
-      <w:r>
-        <w:rPr>
-          <w:rFonts w:hint="eastAsia" w:ascii="Times New Roman" w:hAnsi="Times New Roman" w:eastAsia="Times New Roman" w:cs="Times New Roman"/>
-        </w:rPr>
-        <w:t>”</w:t>
-      </w:r>
-      <w:r>
-        <w:rPr>
-          <w:rFonts w:hint="eastAsia" w:ascii="Times New Roman" w:hAnsi="Times New Roman" w:eastAsia="FangSong" w:cs="Times New Roman"/>
-        </w:rPr>
-        <w:t>的化学方程式</w:t>
-      </w:r>
-      <w:r>
-        <w:rPr>
-          <w:rFonts w:hint="eastAsia" w:ascii="Times New Roman" w:hAnsi="Times New Roman" w:eastAsia="Times New Roman" w:cs="Times New Roman"/>
-        </w:rPr>
-        <w:t>。</w:t>
+        <w:t xml:space="preserve">写出化合物</w:t>
+      </w:r>
+      <w:r>
+        <w:rPr>
+          <w:rFonts w:ascii="Times New Roman" w:hAnsi="Times New Roman" w:eastAsia="Times New Roman" w:cs="Times New Roman"/>
+        </w:rPr>
+        <w:t xml:space="preserve"> E </w:t>
+      </w:r>
+      <w:r>
+        <w:rPr>
+          <w:rFonts w:hint="eastAsia" w:ascii="Times New Roman" w:hAnsi="Times New Roman" w:eastAsia="FangSong" w:cs="Times New Roman"/>
+        </w:rPr>
+        <w:t xml:space="preserve">和</w:t>
+      </w:r>
+      <w:r>
+        <w:rPr>
+          <w:rFonts w:ascii="Times New Roman" w:hAnsi="Times New Roman" w:eastAsia="Times New Roman" w:cs="Times New Roman"/>
+        </w:rPr>
+        <w:t xml:space="preserve"> F。</w:t>
       </w:r>
       <w:r>
         <w:rPr>
@@ -5801,7 +5752,58 @@
         <w:pStyle w:val="Compact"/>
         <w:numPr>
           <w:ilvl w:val="0"/>
-          <w:numId w:val="1007"/>
+          <w:numId w:val="1008"/>
+        </w:numPr>
+      </w:pPr>
+      <w:r>
+        <w:rPr>
+          <w:rFonts w:hint="eastAsia" w:ascii="Times New Roman" w:hAnsi="Times New Roman" w:eastAsia="FangSong" w:cs="Times New Roman"/>
+        </w:rPr>
+        <w:t>写出生成</w:t>
+      </w:r>
+      <w:r>
+        <w:rPr>
+          <w:rFonts w:hint="eastAsia" w:ascii="Times New Roman" w:hAnsi="Times New Roman" w:eastAsia="Times New Roman" w:cs="Times New Roman"/>
+        </w:rPr>
+        <w:t>”</w:t>
+      </w:r>
+      <w:r>
+        <w:rPr>
+          <w:rFonts w:hint="eastAsia" w:ascii="Times New Roman" w:hAnsi="Times New Roman" w:eastAsia="FangSong" w:cs="Times New Roman"/>
+        </w:rPr>
+        <w:t>翡翠绿色溶液</w:t>
+      </w:r>
+      <w:r>
+        <w:rPr>
+          <w:rFonts w:hint="eastAsia" w:ascii="Times New Roman" w:hAnsi="Times New Roman" w:eastAsia="Times New Roman" w:cs="Times New Roman"/>
+        </w:rPr>
+        <w:t>”</w:t>
+      </w:r>
+      <w:r>
+        <w:rPr>
+          <w:rFonts w:hint="eastAsia" w:ascii="Times New Roman" w:hAnsi="Times New Roman" w:eastAsia="FangSong" w:cs="Times New Roman"/>
+        </w:rPr>
+        <w:t>的化学方程式</w:t>
+      </w:r>
+      <w:r>
+        <w:rPr>
+          <w:rFonts w:hint="eastAsia" w:ascii="Times New Roman" w:hAnsi="Times New Roman" w:eastAsia="Times New Roman" w:cs="Times New Roman"/>
+        </w:rPr>
+        <w:t>。</w:t>
+      </w:r>
+      <w:r>
+        <w:rPr>
+          <w:rFonts w:ascii="Times New Roman" w:hAnsi="Times New Roman" w:eastAsia="Times New Roman" w:cs="Times New Roman"/>
+        </w:rPr>
+        <w:br/>
+      </w:r>
+    </w:p>
+    <w:p>
+      <w:pPr>
+        <w:pStyle w:val="Compact"/>
+        <w:numPr>
+          <w:ilvl w:val="0"/>
+          <w:numId w:val="1008"/>
         </w:numPr>
       </w:pPr>
       <w:r>
@@ -5851,8 +5853,8 @@
         </w:pict>
       </w:r>
     </w:p>
-    <w:bookmarkEnd w:id="32"/>
-    <w:bookmarkStart w:id="33" w:name="第14题"/>
+    <w:bookmarkEnd w:id="33"/>
+    <w:bookmarkStart w:id="34" w:name="第14题"/>
     <w:p>
       <w:pPr>
         <w:pStyle w:val="Heading3"/>
@@ -6364,8 +6366,8 @@
         </w:pict>
       </w:r>
     </w:p>
-    <w:bookmarkEnd w:id="33"/>
-    <w:bookmarkStart w:id="34" w:name="第15题"/>
+    <w:bookmarkEnd w:id="34"/>
+    <w:bookmarkStart w:id="35" w:name="第15题"/>
     <w:p>
       <w:pPr>
         <w:pStyle w:val="Heading3"/>
@@ -6918,8 +6920,8 @@
         </w:pict>
       </w:r>
     </w:p>
-    <w:bookmarkEnd w:id="34"/>
-    <w:bookmarkStart w:id="35" w:name="第16题"/>
+    <w:bookmarkEnd w:id="35"/>
+    <w:bookmarkStart w:id="36" w:name="第16题"/>
     <w:p>
       <w:pPr>
         <w:pStyle w:val="Heading3"/>
@@ -7092,8 +7094,8 @@
         </w:pict>
       </w:r>
     </w:p>
-    <w:bookmarkEnd w:id="35"/>
-    <w:bookmarkStart w:id="36" w:name="第17题"/>
+    <w:bookmarkEnd w:id="36"/>
+    <w:bookmarkStart w:id="37" w:name="第17题"/>
     <w:p>
       <w:pPr>
         <w:pStyle w:val="Heading3"/>
@@ -9102,8 +9104,8 @@
         </w:pict>
       </w:r>
     </w:p>
-    <w:bookmarkEnd w:id="36"/>
-    <w:bookmarkStart w:id="37" w:name="第18题"/>
+    <w:bookmarkEnd w:id="37"/>
+    <w:bookmarkStart w:id="38" w:name="第18题"/>
     <w:p>
       <w:pPr>
         <w:pStyle w:val="Heading3"/>
@@ -9553,8 +9555,8 @@
         </w:pict>
       </w:r>
     </w:p>
-    <w:bookmarkEnd w:id="37"/>
-    <w:bookmarkStart w:id="44" w:name="第19题"/>
+    <w:bookmarkEnd w:id="38"/>
+    <w:bookmarkStart w:id="45" w:name="第19题"/>
     <w:p>
       <w:pPr>
         <w:pStyle w:val="Heading3"/>
@@ -9859,18 +9861,18 @@
           <wp:inline>
             <wp:extent cx="3600000" cy="995857"/>
             <wp:effectExtent b="0" l="0" r="0" t="0"/>
-            <wp:docPr descr="" title="" id="39" name="Picture"/>
+            <wp:docPr descr="" title="" id="40" name="Picture"/>
             <a:graphic>
               <a:graphicData uri="http://schemas.openxmlformats.org/drawingml/2006/picture">
                 <pic:pic>
                   <pic:nvPicPr>
-                    <pic:cNvPr descr="61c59eaa0bf7d90cbbb31291aa3e8faeecd0c648c9fda2cdfb4de521ba0e829a.jpg" id="40" name="Picture"/>
+                    <pic:cNvPr descr="61c59eaa0bf7d90cbbb31291aa3e8faeecd0c648c9fda2cdfb4de521ba0e829a.jpg" id="41" name="Picture"/>
                     <pic:cNvPicPr>
                       <a:picLocks noChangeArrowheads="1" noChangeAspect="1"/>
                     </pic:cNvPicPr>
                   </pic:nvPicPr>
                   <pic:blipFill>
-                    <a:blip r:embed="rId38"/>
+                    <a:blip r:embed="rId39"/>
                     <a:stretch>
                       <a:fillRect/>
                     </a:stretch>
@@ -9923,18 +9925,18 @@
           <wp:inline>
             <wp:extent cx="3600000" cy="1327792"/>
             <wp:effectExtent b="0" l="0" r="0" t="0"/>
-            <wp:docPr descr="" title="" id="42" name="Picture"/>
+            <wp:docPr descr="" title="" id="43" name="Picture"/>
             <a:graphic>
               <a:graphicData uri="http://schemas.openxmlformats.org/drawingml/2006/picture">
                 <pic:pic>
                   <pic:nvPicPr>
-                    <pic:cNvPr descr="72b95a60158a47b8a20aa8f41eb82c6a0d3c9c0d97019694343d54baf328068f.jpg" id="43" name="Picture"/>
+                    <pic:cNvPr descr="72b95a60158a47b8a20aa8f41eb82c6a0d3c9c0d97019694343d54baf328068f.jpg" id="44" name="Picture"/>
                     <pic:cNvPicPr>
                       <a:picLocks noChangeArrowheads="1" noChangeAspect="1"/>
                     </pic:cNvPicPr>
                   </pic:nvPicPr>
                   <pic:blipFill>
-                    <a:blip r:embed="rId41"/>
+                    <a:blip r:embed="rId42"/>
                     <a:stretch>
                       <a:fillRect/>
                     </a:stretch>
@@ -10282,8 +10284,8 @@
         </w:pict>
       </w:r>
     </w:p>
-    <w:bookmarkEnd w:id="44"/>
-    <w:bookmarkStart w:id="45" w:name="第20题"/>
+    <w:bookmarkEnd w:id="45"/>
+    <w:bookmarkStart w:id="46" w:name="第20题"/>
     <w:p>
       <w:pPr>
         <w:pStyle w:val="Heading3"/>
@@ -13155,8 +13157,8 @@
         </w:pict>
       </w:r>
     </w:p>
-    <w:bookmarkEnd w:id="45"/>
-    <w:bookmarkStart w:id="46" w:name="第21题"/>
+    <w:bookmarkEnd w:id="46"/>
+    <w:bookmarkStart w:id="47" w:name="第21题"/>
     <w:p>
       <w:pPr>
         <w:pStyle w:val="Heading3"/>
@@ -13418,8 +13420,8 @@
         </w:pict>
       </w:r>
     </w:p>
-    <w:bookmarkEnd w:id="46"/>
-    <w:bookmarkStart w:id="47" w:name="第22题"/>
+    <w:bookmarkEnd w:id="47"/>
+    <w:bookmarkStart w:id="48" w:name="第22题"/>
     <w:p>
       <w:pPr>
         <w:pStyle w:val="Heading3"/>
@@ -13810,7 +13812,7 @@
         <w:pStyle w:val="Compact"/>
         <w:numPr>
           <w:ilvl w:val="0"/>
-          <w:numId w:val="1008"/>
+          <w:numId w:val="1009"/>
         </w:numPr>
       </w:pPr>
       <w:r>
@@ -13931,140 +13933,6 @@
           <w:rFonts w:hint="eastAsia" w:ascii="Times New Roman" w:hAnsi="Times New Roman" w:eastAsia="FangSong" w:cs="Times New Roman"/>
         </w:rPr>
         <w:t xml:space="preserve">电离能大</w:t>
-      </w:r>
-    </w:p>
-    <w:p>
-      <w:pPr>
-        <w:pStyle w:val="Compact"/>
-        <w:numPr>
-          <w:ilvl w:val="0"/>
-          <w:numId w:val="1009"/>
-        </w:numPr>
-      </w:pPr>
-      <w:r>
-        <w:rPr>
-          <w:rFonts w:hint="eastAsia" w:ascii="Times New Roman" w:hAnsi="Times New Roman" w:eastAsia="FangSong" w:cs="Times New Roman"/>
-        </w:rPr>
-        <w:t>氙的化合物中</w:t>
-      </w:r>
-      <w:r>
-        <w:rPr>
-          <w:rFonts w:hint="eastAsia" w:ascii="Times New Roman" w:hAnsi="Times New Roman" w:eastAsia="Times New Roman" w:cs="Times New Roman"/>
-        </w:rPr>
-        <w:t>,</w:t>
-      </w:r>
-      <w:r>
-        <w:rPr>
-          <w:rFonts w:hint="eastAsia" w:ascii="Times New Roman" w:hAnsi="Times New Roman" w:eastAsia="FangSong" w:cs="Times New Roman"/>
-        </w:rPr>
-        <w:t>多数是含有氟和氧的</w:t>
-      </w:r>
-      <w:r>
-        <w:rPr>
-          <w:rFonts w:hint="eastAsia" w:ascii="Times New Roman" w:hAnsi="Times New Roman" w:eastAsia="Times New Roman" w:cs="Times New Roman"/>
-        </w:rPr>
-        <w:t>,</w:t>
-      </w:r>
-      <w:r>
-        <w:rPr>
-          <w:rFonts w:hint="eastAsia" w:ascii="Times New Roman" w:hAnsi="Times New Roman" w:eastAsia="FangSong" w:cs="Times New Roman"/>
-        </w:rPr>
-        <w:t>其原因是</w:t>
-      </w:r>
-      <w:r>
-        <w:rPr>
-          <w:rFonts w:hint="eastAsia" w:ascii="Times New Roman" w:hAnsi="Times New Roman" w:eastAsia="Times New Roman" w:cs="Times New Roman"/>
-        </w:rPr>
-        <w:t>____。</w:t>
-      </w:r>
-    </w:p>
-    <w:p>
-      <w:pPr>
-        <w:pStyle w:val="FirstParagraph"/>
-      </w:pPr>
-      <w:r>
-        <w:rPr>
-          <w:rFonts w:ascii="Times New Roman" w:hAnsi="Times New Roman" w:eastAsia="Times New Roman" w:cs="Times New Roman"/>
-        </w:rPr>
-        <w:t xml:space="preserve">A. </w:t>
-      </w:r>
-      <w:r>
-        <w:rPr>
-          <w:rFonts w:hint="eastAsia" w:ascii="Times New Roman" w:hAnsi="Times New Roman" w:eastAsia="FangSong" w:cs="Times New Roman"/>
-        </w:rPr>
-        <w:t>氟</w:t>
-      </w:r>
-      <w:r>
-        <w:rPr>
-          <w:rFonts w:hint="eastAsia" w:ascii="Times New Roman" w:hAnsi="Times New Roman" w:eastAsia="Times New Roman" w:cs="Times New Roman"/>
-        </w:rPr>
-        <w:t>、</w:t>
-      </w:r>
-      <w:r>
-        <w:rPr>
-          <w:rFonts w:hint="eastAsia" w:ascii="Times New Roman" w:hAnsi="Times New Roman" w:eastAsia="FangSong" w:cs="Times New Roman"/>
-        </w:rPr>
-        <w:t>氧的电负性大</w:t>
-      </w:r>
-      <w:r>
-        <w:rPr>
-          <w:rFonts w:ascii="Times New Roman" w:hAnsi="Times New Roman" w:eastAsia="Times New Roman" w:cs="Times New Roman"/>
-        </w:rPr>
-        <w:t xml:space="preserve"> </w:t>
-      </w:r>
-      <w:r>
-        <w:rPr>
-          <w:rFonts w:ascii="Times New Roman" w:hAnsi="Times New Roman" w:eastAsia="Times New Roman" w:cs="Times New Roman"/>
-        </w:rPr>
-        <w:t xml:space="preserve">B. </w:t>
-      </w:r>
-      <w:r>
-        <w:rPr>
-          <w:rFonts w:hint="eastAsia" w:ascii="Times New Roman" w:hAnsi="Times New Roman" w:eastAsia="FangSong" w:cs="Times New Roman"/>
-        </w:rPr>
-        <w:t>氟</w:t>
-      </w:r>
-      <w:r>
-        <w:rPr>
-          <w:rFonts w:hint="eastAsia" w:ascii="Times New Roman" w:hAnsi="Times New Roman" w:eastAsia="Times New Roman" w:cs="Times New Roman"/>
-        </w:rPr>
-        <w:t>、</w:t>
-      </w:r>
-      <w:r>
-        <w:rPr>
-          <w:rFonts w:hint="eastAsia" w:ascii="Times New Roman" w:hAnsi="Times New Roman" w:eastAsia="FangSong" w:cs="Times New Roman"/>
-        </w:rPr>
-        <w:t>氧的原子半径小</w:t>
-      </w:r>
-      <w:r>
-        <w:rPr>
-          <w:rFonts w:ascii="Times New Roman" w:hAnsi="Times New Roman" w:eastAsia="Times New Roman" w:cs="Times New Roman"/>
-        </w:rPr>
-        <w:t xml:space="preserve"> </w:t>
-      </w:r>
-      <w:r>
-        <w:rPr>
-          <w:rFonts w:ascii="Times New Roman" w:hAnsi="Times New Roman" w:eastAsia="Times New Roman" w:cs="Times New Roman"/>
-        </w:rPr>
-        <w:t xml:space="preserve">C. </w:t>
-      </w:r>
-      <w:r>
-        <w:rPr>
-          <w:rFonts w:hint="eastAsia" w:ascii="Times New Roman" w:hAnsi="Times New Roman" w:eastAsia="FangSong" w:cs="Times New Roman"/>
-        </w:rPr>
-        <w:t>氟</w:t>
-      </w:r>
-      <w:r>
-        <w:rPr>
-          <w:rFonts w:hint="eastAsia" w:ascii="Times New Roman" w:hAnsi="Times New Roman" w:eastAsia="Times New Roman" w:cs="Times New Roman"/>
-        </w:rPr>
-        <w:t>、</w:t>
-      </w:r>
-      <w:r>
-        <w:rPr>
-          <w:rFonts w:hint="eastAsia" w:ascii="Times New Roman" w:hAnsi="Times New Roman" w:eastAsia="FangSong" w:cs="Times New Roman"/>
-        </w:rPr>
-        <w:t>氧的氧化性强</w:t>
       </w:r>
     </w:p>
     <w:p>
@@ -14079,7 +13947,7 @@
         <w:rPr>
           <w:rFonts w:hint="eastAsia" w:ascii="Times New Roman" w:hAnsi="Times New Roman" w:eastAsia="FangSong" w:cs="Times New Roman"/>
         </w:rPr>
-        <w:t>氡的化合物难于表征</w:t>
+        <w:t>氙的化合物中</w:t>
       </w:r>
       <w:r>
         <w:rPr>
@@ -14091,7 +13959,19 @@
         <w:rPr>
           <w:rFonts w:hint="eastAsia" w:ascii="Times New Roman" w:hAnsi="Times New Roman" w:eastAsia="FangSong" w:cs="Times New Roman"/>
         </w:rPr>
-        <w:t>原因是</w:t>
+        <w:t>多数是含有氟和氧的</w:t>
+      </w:r>
+      <w:r>
+        <w:rPr>
+          <w:rFonts w:hint="eastAsia" w:ascii="Times New Roman" w:hAnsi="Times New Roman" w:eastAsia="Times New Roman" w:cs="Times New Roman"/>
+        </w:rPr>
+        <w:t>,</w:t>
+      </w:r>
+      <w:r>
+        <w:rPr>
+          <w:rFonts w:hint="eastAsia" w:ascii="Times New Roman" w:hAnsi="Times New Roman" w:eastAsia="FangSong" w:cs="Times New Roman"/>
+        </w:rPr>
+        <w:t>其原因是</w:t>
       </w:r>
       <w:r>
         <w:rPr>
@@ -14114,7 +13994,19 @@
         <w:rPr>
           <w:rFonts w:hint="eastAsia" w:ascii="Times New Roman" w:hAnsi="Times New Roman" w:eastAsia="FangSong" w:cs="Times New Roman"/>
         </w:rPr>
-        <w:t xml:space="preserve">氡的原子半径大</w:t>
+        <w:t>氟</w:t>
+      </w:r>
+      <w:r>
+        <w:rPr>
+          <w:rFonts w:hint="eastAsia" w:ascii="Times New Roman" w:hAnsi="Times New Roman" w:eastAsia="Times New Roman" w:cs="Times New Roman"/>
+        </w:rPr>
+        <w:t>、</w:t>
+      </w:r>
+      <w:r>
+        <w:rPr>
+          <w:rFonts w:hint="eastAsia" w:ascii="Times New Roman" w:hAnsi="Times New Roman" w:eastAsia="FangSong" w:cs="Times New Roman"/>
+        </w:rPr>
+        <w:t>氧的电负性大</w:t>
       </w:r>
       <w:r>
         <w:rPr>
@@ -14132,7 +14024,19 @@
         <w:rPr>
           <w:rFonts w:hint="eastAsia" w:ascii="Times New Roman" w:hAnsi="Times New Roman" w:eastAsia="FangSong" w:cs="Times New Roman"/>
         </w:rPr>
-        <w:t xml:space="preserve">氡的电离能大</w:t>
+        <w:t>氟</w:t>
+      </w:r>
+      <w:r>
+        <w:rPr>
+          <w:rFonts w:hint="eastAsia" w:ascii="Times New Roman" w:hAnsi="Times New Roman" w:eastAsia="Times New Roman" w:cs="Times New Roman"/>
+        </w:rPr>
+        <w:t>、</w:t>
+      </w:r>
+      <w:r>
+        <w:rPr>
+          <w:rFonts w:hint="eastAsia" w:ascii="Times New Roman" w:hAnsi="Times New Roman" w:eastAsia="FangSong" w:cs="Times New Roman"/>
+        </w:rPr>
+        <w:t>氧的原子半径小</w:t>
       </w:r>
       <w:r>
         <w:rPr>
@@ -14150,23 +14054,24 @@
         <w:rPr>
           <w:rFonts w:hint="eastAsia" w:ascii="Times New Roman" w:hAnsi="Times New Roman" w:eastAsia="FangSong" w:cs="Times New Roman"/>
         </w:rPr>
-        <w:t>氡是强放射性元素</w:t>
-      </w:r>
-      <w:r>
-        <w:rPr>
-          <w:rFonts w:hint="eastAsia" w:ascii="Times New Roman" w:hAnsi="Times New Roman" w:eastAsia="Times New Roman" w:cs="Times New Roman"/>
-        </w:rPr>
-        <w:t>,</w:t>
-      </w:r>
-      <w:r>
-        <w:rPr>
-          <w:rFonts w:hint="eastAsia" w:ascii="Times New Roman" w:hAnsi="Times New Roman" w:eastAsia="FangSong" w:cs="Times New Roman"/>
-        </w:rPr>
-        <w:t>无稳定的同位素</w:t>
+        <w:t>氟</w:t>
+      </w:r>
+      <w:r>
+        <w:rPr>
+          <w:rFonts w:hint="eastAsia" w:ascii="Times New Roman" w:hAnsi="Times New Roman" w:eastAsia="Times New Roman" w:cs="Times New Roman"/>
+        </w:rPr>
+        <w:t>、</w:t>
+      </w:r>
+      <w:r>
+        <w:rPr>
+          <w:rFonts w:hint="eastAsia" w:ascii="Times New Roman" w:hAnsi="Times New Roman" w:eastAsia="FangSong" w:cs="Times New Roman"/>
+        </w:rPr>
+        <w:t>氧的氧化性强</w:t>
       </w:r>
     </w:p>
     <w:p>
       <w:pPr>
+        <w:pStyle w:val="Compact"/>
         <w:numPr>
           <w:ilvl w:val="0"/>
           <w:numId w:val="1011"/>
@@ -14176,6 +14081,103 @@
         <w:rPr>
           <w:rFonts w:hint="eastAsia" w:ascii="Times New Roman" w:hAnsi="Times New Roman" w:eastAsia="FangSong" w:cs="Times New Roman"/>
         </w:rPr>
+        <w:t>氡的化合物难于表征</w:t>
+      </w:r>
+      <w:r>
+        <w:rPr>
+          <w:rFonts w:hint="eastAsia" w:ascii="Times New Roman" w:hAnsi="Times New Roman" w:eastAsia="Times New Roman" w:cs="Times New Roman"/>
+        </w:rPr>
+        <w:t>,</w:t>
+      </w:r>
+      <w:r>
+        <w:rPr>
+          <w:rFonts w:hint="eastAsia" w:ascii="Times New Roman" w:hAnsi="Times New Roman" w:eastAsia="FangSong" w:cs="Times New Roman"/>
+        </w:rPr>
+        <w:t>原因是</w:t>
+      </w:r>
+      <w:r>
+        <w:rPr>
+          <w:rFonts w:hint="eastAsia" w:ascii="Times New Roman" w:hAnsi="Times New Roman" w:eastAsia="Times New Roman" w:cs="Times New Roman"/>
+        </w:rPr>
+        <w:t>____。</w:t>
+      </w:r>
+    </w:p>
+    <w:p>
+      <w:pPr>
+        <w:pStyle w:val="FirstParagraph"/>
+      </w:pPr>
+      <w:r>
+        <w:rPr>
+          <w:rFonts w:ascii="Times New Roman" w:hAnsi="Times New Roman" w:eastAsia="Times New Roman" w:cs="Times New Roman"/>
+        </w:rPr>
+        <w:t xml:space="preserve">A. </w:t>
+      </w:r>
+      <w:r>
+        <w:rPr>
+          <w:rFonts w:hint="eastAsia" w:ascii="Times New Roman" w:hAnsi="Times New Roman" w:eastAsia="FangSong" w:cs="Times New Roman"/>
+        </w:rPr>
+        <w:t xml:space="preserve">氡的原子半径大</w:t>
+      </w:r>
+      <w:r>
+        <w:rPr>
+          <w:rFonts w:ascii="Times New Roman" w:hAnsi="Times New Roman" w:eastAsia="Times New Roman" w:cs="Times New Roman"/>
+        </w:rPr>
+        <w:t xml:space="preserve"> </w:t>
+      </w:r>
+      <w:r>
+        <w:rPr>
+          <w:rFonts w:ascii="Times New Roman" w:hAnsi="Times New Roman" w:eastAsia="Times New Roman" w:cs="Times New Roman"/>
+        </w:rPr>
+        <w:t xml:space="preserve">B. </w:t>
+      </w:r>
+      <w:r>
+        <w:rPr>
+          <w:rFonts w:hint="eastAsia" w:ascii="Times New Roman" w:hAnsi="Times New Roman" w:eastAsia="FangSong" w:cs="Times New Roman"/>
+        </w:rPr>
+        <w:t xml:space="preserve">氡的电离能大</w:t>
+      </w:r>
+      <w:r>
+        <w:rPr>
+          <w:rFonts w:ascii="Times New Roman" w:hAnsi="Times New Roman" w:eastAsia="Times New Roman" w:cs="Times New Roman"/>
+        </w:rPr>
+        <w:t xml:space="preserve"> </w:t>
+      </w:r>
+      <w:r>
+        <w:rPr>
+          <w:rFonts w:ascii="Times New Roman" w:hAnsi="Times New Roman" w:eastAsia="Times New Roman" w:cs="Times New Roman"/>
+        </w:rPr>
+        <w:t xml:space="preserve">C. </w:t>
+      </w:r>
+      <w:r>
+        <w:rPr>
+          <w:rFonts w:hint="eastAsia" w:ascii="Times New Roman" w:hAnsi="Times New Roman" w:eastAsia="FangSong" w:cs="Times New Roman"/>
+        </w:rPr>
+        <w:t>氡是强放射性元素</w:t>
+      </w:r>
+      <w:r>
+        <w:rPr>
+          <w:rFonts w:hint="eastAsia" w:ascii="Times New Roman" w:hAnsi="Times New Roman" w:eastAsia="Times New Roman" w:cs="Times New Roman"/>
+        </w:rPr>
+        <w:t>,</w:t>
+      </w:r>
+      <w:r>
+        <w:rPr>
+          <w:rFonts w:hint="eastAsia" w:ascii="Times New Roman" w:hAnsi="Times New Roman" w:eastAsia="FangSong" w:cs="Times New Roman"/>
+        </w:rPr>
+        <w:t>无稳定的同位素</w:t>
+      </w:r>
+    </w:p>
+    <w:p>
+      <w:pPr>
+        <w:numPr>
+          <w:ilvl w:val="0"/>
+          <w:numId w:val="1012"/>
+        </w:numPr>
+      </w:pPr>
+      <w:r>
+        <w:rPr>
+          <w:rFonts w:hint="eastAsia" w:ascii="Times New Roman" w:hAnsi="Times New Roman" w:eastAsia="FangSong" w:cs="Times New Roman"/>
+        </w:rPr>
         <w:t xml:space="preserve">已知</w:t>
       </w:r>
       <w:r>
@@ -14266,7 +14268,7 @@
       <w:pPr>
         <w:numPr>
           <w:ilvl w:val="0"/>
-          <w:numId w:val="1011"/>
+          <w:numId w:val="1012"/>
         </w:numPr>
       </w:pPr>
       <w:r>
@@ -14360,7 +14362,7 @@
         <w:pStyle w:val="Compact"/>
         <w:numPr>
           <w:ilvl w:val="0"/>
-          <w:numId w:val="1012"/>
+          <w:numId w:val="1013"/>
         </w:numPr>
       </w:pPr>
       <w:r>
@@ -14399,7 +14401,7 @@
         <w:pStyle w:val="Compact"/>
         <w:numPr>
           <w:ilvl w:val="0"/>
-          <w:numId w:val="1012"/>
+          <w:numId w:val="1013"/>
         </w:numPr>
       </w:pPr>
       <w:r>
@@ -14557,8 +14559,8 @@
         </w:pict>
       </w:r>
     </w:p>
-    <w:bookmarkEnd w:id="47"/>
-    <w:bookmarkStart w:id="48" w:name="第23题"/>
+    <w:bookmarkEnd w:id="48"/>
+    <w:bookmarkStart w:id="49" w:name="第23题"/>
     <w:p>
       <w:pPr>
         <w:pStyle w:val="Heading3"/>
@@ -16009,8 +16011,8 @@
         </w:pict>
       </w:r>
     </w:p>
-    <w:bookmarkEnd w:id="48"/>
-    <w:bookmarkStart w:id="49" w:name="第24题"/>
+    <w:bookmarkEnd w:id="49"/>
+    <w:bookmarkStart w:id="50" w:name="第24题"/>
     <w:p>
       <w:pPr>
         <w:pStyle w:val="Heading3"/>
@@ -18143,8 +18145,8 @@
         </w:pict>
       </w:r>
     </w:p>
-    <w:bookmarkEnd w:id="49"/>
-    <w:bookmarkStart w:id="53" w:name="第25题"/>
+    <w:bookmarkEnd w:id="50"/>
+    <w:bookmarkStart w:id="54" w:name="第25题"/>
     <w:p>
       <w:pPr>
         <w:pStyle w:val="Heading3"/>
@@ -18635,18 +18637,18 @@
           <wp:inline>
             <wp:extent cx="3240000" cy="2589947"/>
             <wp:effectExtent b="0" l="0" r="0" t="0"/>
-            <wp:docPr descr="" title="" id="51" name="Picture"/>
+            <wp:docPr descr="" title="" id="52" name="Picture"/>
             <a:graphic>
               <a:graphicData uri="http://schemas.openxmlformats.org/drawingml/2006/picture">
                 <pic:pic>
                   <pic:nvPicPr>
-                    <pic:cNvPr descr="06-外部资料导入/真题/省预赛/裁剪图/2021-浙江预赛_q69.png" id="52" name="Picture"/>
+                    <pic:cNvPr descr="06-外部资料导入/真题/省预赛/裁剪图/2021-浙江预赛_q69.png" id="53" name="Picture"/>
                     <pic:cNvPicPr>
                       <a:picLocks noChangeArrowheads="1" noChangeAspect="1"/>
                     </pic:cNvPicPr>
                   </pic:nvPicPr>
                   <pic:blipFill>
-                    <a:blip r:embed="rId50"/>
+                    <a:blip r:embed="rId51"/>
                     <a:stretch>
                       <a:fillRect/>
                     </a:stretch>
@@ -18678,7 +18680,7 @@
         <w:pStyle w:val="Compact"/>
         <w:numPr>
           <w:ilvl w:val="0"/>
-          <w:numId w:val="1013"/>
+          <w:numId w:val="1014"/>
         </w:numPr>
       </w:pPr>
       <w:r>
@@ -18724,7 +18726,7 @@
         <w:pStyle w:val="Compact"/>
         <w:numPr>
           <w:ilvl w:val="0"/>
-          <w:numId w:val="1013"/>
+          <w:numId w:val="1014"/>
         </w:numPr>
       </w:pPr>
       <w:r>
@@ -18781,7 +18783,7 @@
         <w:pStyle w:val="Compact"/>
         <w:numPr>
           <w:ilvl w:val="0"/>
-          <w:numId w:val="1013"/>
+          <w:numId w:val="1014"/>
         </w:numPr>
       </w:pPr>
       <w:r>
@@ -18898,7 +18900,7 @@
         <w:pStyle w:val="Compact"/>
         <w:numPr>
           <w:ilvl w:val="0"/>
-          <w:numId w:val="1013"/>
+          <w:numId w:val="1014"/>
         </w:numPr>
       </w:pPr>
       <w:r>
@@ -18954,8 +18956,8 @@
         </w:pict>
       </w:r>
     </w:p>
-    <w:bookmarkEnd w:id="53"/>
-    <w:bookmarkStart w:id="54" w:name="第26题"/>
+    <w:bookmarkEnd w:id="54"/>
+    <w:bookmarkStart w:id="55" w:name="第26题"/>
     <w:p>
       <w:pPr>
         <w:pStyle w:val="Heading3"/>
@@ -19720,7 +19722,7 @@
       <w:pPr>
         <w:numPr>
           <w:ilvl w:val="0"/>
-          <w:numId w:val="1014"/>
+          <w:numId w:val="1015"/>
         </w:numPr>
       </w:pPr>
       <w:r>
@@ -20102,7 +20104,7 @@
       <w:pPr>
         <w:numPr>
           <w:ilvl w:val="0"/>
-          <w:numId w:val="1014"/>
+          <w:numId w:val="1015"/>
         </w:numPr>
       </w:pPr>
       <w:r>
@@ -20134,7 +20136,7 @@
       <w:pPr>
         <w:numPr>
           <w:ilvl w:val="0"/>
-          <w:numId w:val="1014"/>
+          <w:numId w:val="1015"/>
         </w:numPr>
       </w:pPr>
       <w:r>
@@ -20240,8 +20242,8 @@
         </w:pict>
       </w:r>
     </w:p>
-    <w:bookmarkEnd w:id="54"/>
-    <w:bookmarkStart w:id="55" w:name="第27题"/>
+    <w:bookmarkEnd w:id="55"/>
+    <w:bookmarkStart w:id="56" w:name="第27题"/>
     <w:p>
       <w:pPr>
         <w:pStyle w:val="Heading3"/>
@@ -20697,8 +20699,8 @@
         </w:pict>
       </w:r>
     </w:p>
-    <w:bookmarkEnd w:id="55"/>
-    <w:bookmarkStart w:id="56" w:name="第28题"/>
+    <w:bookmarkEnd w:id="56"/>
+    <w:bookmarkStart w:id="57" w:name="第28题"/>
     <w:p>
       <w:pPr>
         <w:pStyle w:val="Heading3"/>
@@ -20762,7 +20764,7 @@
       <w:pPr>
         <w:numPr>
           <w:ilvl w:val="0"/>
-          <w:numId w:val="1015"/>
+          <w:numId w:val="1016"/>
         </w:numPr>
       </w:pPr>
       <w:r>
@@ -20964,7 +20966,7 @@
       <w:pPr>
         <w:numPr>
           <w:ilvl w:val="0"/>
-          <w:numId w:val="1015"/>
+          <w:numId w:val="1016"/>
         </w:numPr>
       </w:pPr>
       <w:r>
@@ -21172,8 +21174,8 @@
         </w:pict>
       </w:r>
     </w:p>
-    <w:bookmarkEnd w:id="56"/>
-    <w:bookmarkStart w:id="57" w:name="第29题"/>
+    <w:bookmarkEnd w:id="57"/>
+    <w:bookmarkStart w:id="58" w:name="第29题"/>
     <w:p>
       <w:pPr>
         <w:pStyle w:val="Heading3"/>
@@ -22228,8 +22230,8 @@
         </w:pict>
       </w:r>
     </w:p>
-    <w:bookmarkEnd w:id="57"/>
-    <w:bookmarkStart w:id="58" w:name="第30题"/>
+    <w:bookmarkEnd w:id="58"/>
+    <w:bookmarkStart w:id="59" w:name="第30题"/>
     <w:p>
       <w:pPr>
         <w:pStyle w:val="Heading3"/>
@@ -22329,9 +22331,9 @@
         </w:pict>
       </w:r>
     </w:p>
-    <w:bookmarkEnd w:id="58"/>
     <w:bookmarkEnd w:id="59"/>
     <w:bookmarkEnd w:id="60"/>
+    <w:bookmarkEnd w:id="61"/>
     <w:sectPr>
       <w:footerReference w:type="default" r:id="rId9"/>
       <w:footnotePr>
@@ -22642,6 +22644,91 @@
     </w:lvl>
     <w:lvl w:ilvl="8">
       <w:start w:val="28"/>
+      <w:numFmt w:val="decimal"/>
+      <w:lvlText w:val="%9."/>
+      <w:lvlJc w:val="left"/>
+      <w:pPr>
+        <w:ind w:left="6480" w:hanging="360"/>
+      </w:pPr>
+    </w:lvl>
+  </w:abstractNum>
+  <w:abstractNum w:abstractNumId="994129">
+    <w:nsid w:val="0A994129"/>
+    <w:multiLevelType w:val="multilevel"/>
+    <w:lvl w:ilvl="0">
+      <w:start w:val="29"/>
+      <w:numFmt w:val="decimal"/>
+      <w:lvlText w:val="%1."/>
+      <w:lvlJc w:val="left"/>
+      <w:pPr>
+        <w:ind w:left="720" w:hanging="360"/>
+      </w:pPr>
+    </w:lvl>
+    <w:lvl w:ilvl="1">
+      <w:start w:val="29"/>
+      <w:numFmt w:val="decimal"/>
+      <w:lvlText w:val="%2."/>
+      <w:lvlJc w:val="left"/>
+      <w:pPr>
+        <w:ind w:left="1440" w:hanging="360"/>
+      </w:pPr>
+    </w:lvl>
+    <w:lvl w:ilvl="2">
+      <w:start w:val="29"/>
+      <w:numFmt w:val="decimal"/>
+      <w:lvlText w:val="%3."/>
+      <w:lvlJc w:val="left"/>
+      <w:pPr>
+        <w:ind w:left="2160" w:hanging="360"/>
+      </w:pPr>
+    </w:lvl>
+    <w:lvl w:ilvl="3">
+      <w:start w:val="29"/>
+      <w:numFmt w:val="decimal"/>
+      <w:lvlText w:val="%4."/>
+      <w:lvlJc w:val="left"/>
+      <w:pPr>
+        <w:ind w:left="2880" w:hanging="360"/>
+      </w:pPr>
+    </w:lvl>
+    <w:lvl w:ilvl="4">
+      <w:start w:val="29"/>
+      <w:numFmt w:val="decimal"/>
+      <w:lvlText w:val="%5."/>
+      <w:lvlJc w:val="left"/>
+      <w:pPr>
+        <w:ind w:left="3600" w:hanging="360"/>
+      </w:pPr>
+    </w:lvl>
+    <w:lvl w:ilvl="5">
+      <w:start w:val="29"/>
+      <w:numFmt w:val="decimal"/>
+      <w:lvlText w:val="%6."/>
+      <w:lvlJc w:val="left"/>
+      <w:pPr>
+        <w:ind w:left="4320" w:hanging="360"/>
+      </w:pPr>
+    </w:lvl>
+    <w:lvl w:ilvl="6">
+      <w:start w:val="29"/>
+      <w:numFmt w:val="decimal"/>
+      <w:lvlText w:val="%7."/>
+      <w:lvlJc w:val="left"/>
+      <w:pPr>
+        <w:ind w:left="5040" w:hanging="360"/>
+      </w:pPr>
+    </w:lvl>
+    <w:lvl w:ilvl="7">
+      <w:start w:val="29"/>
+      <w:numFmt w:val="decimal"/>
+      <w:lvlText w:val="%8."/>
+      <w:lvlJc w:val="left"/>
+      <w:pPr>
+        <w:ind w:left="5760" w:hanging="360"/>
+      </w:pPr>
+    </w:lvl>
+    <w:lvl w:ilvl="8">
+      <w:start w:val="29"/>
       <w:numFmt w:val="decimal"/>
       <w:lvlText w:val="%9."/>
       <w:lvlJc w:val="left"/>
@@ -23412,9 +23499,39 @@
     </w:lvlOverride>
   </w:num>
   <w:num w:numId="1003">
+    <w:abstractNumId w:val="994129"/>
+    <w:lvlOverride w:ilvl="0">
+      <w:startOverride w:val="29"/>
+    </w:lvlOverride>
+    <w:lvlOverride w:ilvl="1">
+      <w:startOverride w:val="29"/>
+    </w:lvlOverride>
+    <w:lvlOverride w:ilvl="2">
+      <w:startOverride w:val="29"/>
+    </w:lvlOverride>
+    <w:lvlOverride w:ilvl="3">
+      <w:startOverride w:val="29"/>
+    </w:lvlOverride>
+    <w:lvlOverride w:ilvl="4">
+      <w:startOverride w:val="29"/>
+    </w:lvlOverride>
+    <w:lvlOverride w:ilvl="5">
+      <w:startOverride w:val="29"/>
+    </w:lvlOverride>
+    <w:lvlOverride w:ilvl="6">
+      <w:startOverride w:val="29"/>
+    </w:lvlOverride>
+    <w:lvlOverride w:ilvl="7">
+      <w:startOverride w:val="29"/>
+    </w:lvlOverride>
+    <w:lvlOverride w:ilvl="8">
+      <w:startOverride w:val="29"/>
+    </w:lvlOverride>
+  </w:num>
+  <w:num w:numId="1004">
     <w:abstractNumId w:val="991"/>
   </w:num>
-  <w:num w:numId="1004">
+  <w:num w:numId="1005">
     <w:abstractNumId w:val="994124"/>
     <w:lvlOverride w:ilvl="0">
       <w:startOverride w:val="24"/>
@@ -23442,36 +23559,6 @@
     </w:lvlOverride>
     <w:lvlOverride w:ilvl="8">
       <w:startOverride w:val="24"/>
-    </w:lvlOverride>
-  </w:num>
-  <w:num w:numId="1005">
-    <w:abstractNumId w:val="99411"/>
-    <w:lvlOverride w:ilvl="0">
-      <w:startOverride w:val="1"/>
-    </w:lvlOverride>
-    <w:lvlOverride w:ilvl="1">
-      <w:startOverride w:val="1"/>
-    </w:lvlOverride>
-    <w:lvlOverride w:ilvl="2">
-      <w:startOverride w:val="1"/>
-    </w:lvlOverride>
-    <w:lvlOverride w:ilvl="3">
-      <w:startOverride w:val="1"/>
-    </w:lvlOverride>
-    <w:lvlOverride w:ilvl="4">
-      <w:startOverride w:val="1"/>
-    </w:lvlOverride>
-    <w:lvlOverride w:ilvl="5">
-      <w:startOverride w:val="1"/>
-    </w:lvlOverride>
-    <w:lvlOverride w:ilvl="6">
-      <w:startOverride w:val="1"/>
-    </w:lvlOverride>
-    <w:lvlOverride w:ilvl="7">
-      <w:startOverride w:val="1"/>
-    </w:lvlOverride>
-    <w:lvlOverride w:ilvl="8">
-      <w:startOverride w:val="1"/>
     </w:lvlOverride>
   </w:num>
   <w:num w:numId="1006">
@@ -23505,6 +23592,36 @@
     </w:lvlOverride>
   </w:num>
   <w:num w:numId="1007">
+    <w:abstractNumId w:val="99411"/>
+    <w:lvlOverride w:ilvl="0">
+      <w:startOverride w:val="1"/>
+    </w:lvlOverride>
+    <w:lvlOverride w:ilvl="1">
+      <w:startOverride w:val="1"/>
+    </w:lvlOverride>
+    <w:lvlOverride w:ilvl="2">
+      <w:startOverride w:val="1"/>
+    </w:lvlOverride>
+    <w:lvlOverride w:ilvl="3">
+      <w:startOverride w:val="1"/>
+    </w:lvlOverride>
+    <w:lvlOverride w:ilvl="4">
+      <w:startOverride w:val="1"/>
+    </w:lvlOverride>
+    <w:lvlOverride w:ilvl="5">
+      <w:startOverride w:val="1"/>
+    </w:lvlOverride>
+    <w:lvlOverride w:ilvl="6">
+      <w:startOverride w:val="1"/>
+    </w:lvlOverride>
+    <w:lvlOverride w:ilvl="7">
+      <w:startOverride w:val="1"/>
+    </w:lvlOverride>
+    <w:lvlOverride w:ilvl="8">
+      <w:startOverride w:val="1"/>
+    </w:lvlOverride>
+  </w:num>
+  <w:num w:numId="1008">
     <w:abstractNumId w:val="99413"/>
     <w:lvlOverride w:ilvl="0">
       <w:startOverride w:val="3"/>
@@ -23534,7 +23651,7 @@
       <w:startOverride w:val="3"/>
     </w:lvlOverride>
   </w:num>
-  <w:num w:numId="1008">
+  <w:num w:numId="1009">
     <w:abstractNumId w:val="99431"/>
     <w:lvlOverride w:ilvl="0">
       <w:startOverride w:val="1"/>
@@ -23564,7 +23681,7 @@
       <w:startOverride w:val="1"/>
     </w:lvlOverride>
   </w:num>
-  <w:num w:numId="1009">
+  <w:num w:numId="1010">
     <w:abstractNumId w:val="99432"/>
     <w:lvlOverride w:ilvl="0">
       <w:startOverride w:val="2"/>
@@ -23594,7 +23711,7 @@
       <w:startOverride w:val="2"/>
     </w:lvlOverride>
   </w:num>
-  <w:num w:numId="1010">
+  <w:num w:numId="1011">
     <w:abstractNumId w:val="99433"/>
     <w:lvlOverride w:ilvl="0">
       <w:startOverride w:val="3"/>
@@ -23624,7 +23741,7 @@
       <w:startOverride w:val="3"/>
     </w:lvlOverride>
   </w:num>
-  <w:num w:numId="1011">
+  <w:num w:numId="1012">
     <w:abstractNumId w:val="99434"/>
     <w:lvlOverride w:ilvl="0">
       <w:startOverride w:val="4"/>
@@ -23654,13 +23771,13 @@
       <w:startOverride w:val="4"/>
     </w:lvlOverride>
   </w:num>
-  <w:num w:numId="1012">
-    <w:abstractNumId w:val="991"/>
-  </w:num>
   <w:num w:numId="1013">
     <w:abstractNumId w:val="991"/>
   </w:num>
   <w:num w:numId="1014">
+    <w:abstractNumId w:val="991"/>
+  </w:num>
+  <w:num w:numId="1015">
     <w:abstractNumId w:val="99411"/>
     <w:lvlOverride w:ilvl="0">
       <w:startOverride w:val="1"/>
@@ -23690,7 +23807,7 @@
       <w:startOverride w:val="1"/>
     </w:lvlOverride>
   </w:num>
-  <w:num w:numId="1015">
+  <w:num w:numId="1016">
     <w:abstractNumId w:val="99431"/>
     <w:lvlOverride w:ilvl="0">
       <w:startOverride w:val="1"/>
